--- a/03_UNIVERSITY/03_AGF2/05_GLOBAL_HEALTH/Braxmeier.Andreas_AGF_WiSe25_26_Global_Health_Ausarbeitung_Widerstand_in_CHS.docx
+++ b/03_UNIVERSITY/03_AGF2/05_GLOBAL_HEALTH/Braxmeier.Andreas_AGF_WiSe25_26_Global_Health_Ausarbeitung_Widerstand_in_CHS.docx
@@ -209,19 +209,39 @@
     </w:p>
     <w:p>
       <w:pPr>
-        <w:pStyle w:val="Heading1"/>
+        <w:spacing w:line="276" w:lineRule="auto"/>
         <w:jc w:val="center"/>
+        <w:rPr>
+          <w:rFonts w:ascii="Arial" w:eastAsia="Arial" w:hAnsi="Arial" w:cs="Arial"/>
+          <w:sz w:val="36"/>
+          <w:szCs w:val="36"/>
+        </w:rPr>
       </w:pPr>
       <w:r>
+        <w:rPr>
+          <w:rFonts w:ascii="Arial" w:eastAsia="Arial" w:hAnsi="Arial" w:cs="Arial"/>
+          <w:sz w:val="36"/>
+          <w:szCs w:val="36"/>
+        </w:rPr>
         <w:t>Widerstand als diagnostisches Instrument in Community Health Systems</w:t>
       </w:r>
     </w:p>
     <w:p>
       <w:pPr>
-        <w:pStyle w:val="Heading3"/>
+        <w:spacing w:line="276" w:lineRule="auto"/>
         <w:jc w:val="center"/>
+        <w:rPr>
+          <w:rFonts w:ascii="Arial" w:eastAsia="Arial" w:hAnsi="Arial" w:cs="Arial"/>
+          <w:sz w:val="36"/>
+          <w:szCs w:val="36"/>
+        </w:rPr>
       </w:pPr>
       <w:r>
+        <w:rPr>
+          <w:rFonts w:ascii="Arial" w:eastAsia="Arial" w:hAnsi="Arial" w:cs="Arial"/>
+          <w:sz w:val="36"/>
+          <w:szCs w:val="36"/>
+        </w:rPr>
         <w:t>Eine Analyse des „Lack of Fit“ zwischen Systemlogik und Lebenswelt am Beispiel der Moskitonetz-Intervention in Uganda</w:t>
       </w:r>
     </w:p>
@@ -303,7 +323,7 @@
           <w:szCs w:val="32"/>
         </w:rPr>
         <w:sectPr>
-          <w:headerReference w:type="default" r:id="rId8"/>
+          <w:headerReference w:type="default" r:id="rId9"/>
           <w:pgSz w:w="11906" w:h="16838"/>
           <w:pgMar w:top="1417" w:right="1701" w:bottom="1418" w:left="1701" w:header="709" w:footer="709" w:gutter="0"/>
           <w:pgNumType w:start="1"/>
@@ -359,858 +379,2053 @@
         <w:t>6</w:t>
       </w:r>
     </w:p>
-    <w:p>
-      <w:pPr>
-        <w:pBdr>
-          <w:top w:val="nil"/>
-          <w:left w:val="nil"/>
-          <w:bottom w:val="nil"/>
-          <w:right w:val="nil"/>
-          <w:between w:val="nil"/>
-        </w:pBdr>
-        <w:rPr>
-          <w:color w:val="000000"/>
-        </w:rPr>
-      </w:pPr>
-      <w:r>
-        <w:rPr>
-          <w:color w:val="000000"/>
-        </w:rPr>
-        <w:lastRenderedPageBreak/>
-        <w:t>Inhalt</w:t>
-      </w:r>
-    </w:p>
     <w:sdt>
       <w:sdtPr>
-        <w:id w:val="-233759112"/>
+        <w:rPr>
+          <w:lang w:val="de-DE"/>
+        </w:rPr>
+        <w:id w:val="-307784236"/>
         <w:docPartObj>
           <w:docPartGallery w:val="Table of Contents"/>
           <w:docPartUnique/>
         </w:docPartObj>
       </w:sdtPr>
+      <w:sdtEndPr>
+        <w:rPr>
+          <w:b/>
+          <w:bCs/>
+          <w:lang w:val="de"/>
+        </w:rPr>
+      </w:sdtEndPr>
       <w:sdtContent>
         <w:p>
           <w:pPr>
-            <w:pBdr>
-              <w:top w:val="nil"/>
-              <w:left w:val="nil"/>
-              <w:bottom w:val="nil"/>
-              <w:right w:val="nil"/>
-              <w:between w:val="nil"/>
-            </w:pBdr>
+            <w:pStyle w:val="Inhaltsverzeichnisberschrift"/>
+          </w:pPr>
+          <w:r>
+            <w:rPr>
+              <w:lang w:val="de-DE"/>
+            </w:rPr>
+            <w:t>Inhalt</w:t>
+          </w:r>
+        </w:p>
+        <w:p>
+          <w:pPr>
+            <w:pStyle w:val="Verzeichnis1"/>
             <w:tabs>
-              <w:tab w:val="right" w:pos="8494"/>
+              <w:tab w:val="right" w:leader="dot" w:pos="8494"/>
             </w:tabs>
-            <w:spacing w:before="120" w:after="220" w:line="480" w:lineRule="auto"/>
             <w:rPr>
-              <w:rFonts w:ascii="Calibri" w:eastAsia="Calibri" w:hAnsi="Calibri" w:cs="Calibri"/>
-              <w:color w:val="000000"/>
-              <w:sz w:val="22"/>
-              <w:szCs w:val="22"/>
+              <w:rFonts w:asciiTheme="minorHAnsi" w:eastAsiaTheme="minorEastAsia" w:hAnsiTheme="minorHAnsi" w:cstheme="minorBidi"/>
+              <w:noProof/>
+              <w:color w:val="auto"/>
+              <w:kern w:val="2"/>
+              <w:lang w:val="de-DE"/>
+              <w14:ligatures w14:val="standardContextual"/>
             </w:rPr>
           </w:pPr>
           <w:r>
             <w:fldChar w:fldCharType="begin"/>
           </w:r>
           <w:r>
-            <w:instrText xml:space="preserve"> TOC \h \u \z \t "Heading 1,1,Heading 2,2,Heading 3,3,"</w:instrText>
+            <w:instrText xml:space="preserve"> TOC \o "1-3" \h \z \u </w:instrText>
           </w:r>
           <w:r>
             <w:fldChar w:fldCharType="separate"/>
           </w:r>
-          <w:hyperlink w:anchor="_heading=h.d6kkw599by8w">
-            <w:r>
-              <w:rPr>
-                <w:color w:val="000000"/>
-              </w:rPr>
-              <w:t>Tabellenverzeichnis</w:t>
-            </w:r>
-            <w:r>
-              <w:rPr>
-                <w:color w:val="000000"/>
+          <w:hyperlink w:anchor="_Toc221111851" w:history="1">
+            <w:r>
+              <w:rPr>
+                <w:rStyle w:val="Hyperlink"/>
+                <w:noProof/>
+              </w:rPr>
+              <w:t>1. Einleitung</w:t>
+            </w:r>
+            <w:r>
+              <w:rPr>
+                <w:noProof/>
+                <w:webHidden/>
               </w:rPr>
               <w:tab/>
-              <w:t>1</w:t>
+            </w:r>
+            <w:r>
+              <w:rPr>
+                <w:noProof/>
+                <w:webHidden/>
+              </w:rPr>
+              <w:fldChar w:fldCharType="begin"/>
+            </w:r>
+            <w:r>
+              <w:rPr>
+                <w:noProof/>
+                <w:webHidden/>
+              </w:rPr>
+              <w:instrText xml:space="preserve"> PAGEREF _Toc221111851 \h </w:instrText>
+            </w:r>
+            <w:r>
+              <w:rPr>
+                <w:noProof/>
+                <w:webHidden/>
+              </w:rPr>
+            </w:r>
+            <w:r>
+              <w:rPr>
+                <w:noProof/>
+                <w:webHidden/>
+              </w:rPr>
+              <w:fldChar w:fldCharType="separate"/>
+            </w:r>
+            <w:r>
+              <w:rPr>
+                <w:noProof/>
+                <w:webHidden/>
+              </w:rPr>
+              <w:t>3</w:t>
+            </w:r>
+            <w:r>
+              <w:rPr>
+                <w:noProof/>
+                <w:webHidden/>
+              </w:rPr>
+              <w:fldChar w:fldCharType="end"/>
             </w:r>
           </w:hyperlink>
         </w:p>
         <w:p>
           <w:pPr>
-            <w:pBdr>
-              <w:top w:val="nil"/>
-              <w:left w:val="nil"/>
-              <w:bottom w:val="nil"/>
-              <w:right w:val="nil"/>
-              <w:between w:val="nil"/>
-            </w:pBdr>
+            <w:pStyle w:val="Verzeichnis2"/>
             <w:tabs>
-              <w:tab w:val="right" w:pos="8494"/>
+              <w:tab w:val="right" w:leader="dot" w:pos="8494"/>
             </w:tabs>
-            <w:spacing w:before="120" w:after="220" w:line="480" w:lineRule="auto"/>
             <w:rPr>
-              <w:rFonts w:ascii="Calibri" w:eastAsia="Calibri" w:hAnsi="Calibri" w:cs="Calibri"/>
-              <w:color w:val="000000"/>
-              <w:sz w:val="22"/>
-              <w:szCs w:val="22"/>
+              <w:rFonts w:asciiTheme="minorHAnsi" w:eastAsiaTheme="minorEastAsia" w:hAnsiTheme="minorHAnsi" w:cstheme="minorBidi"/>
+              <w:noProof/>
+              <w:kern w:val="2"/>
+              <w:lang w:val="de-DE"/>
+              <w14:ligatures w14:val="standardContextual"/>
             </w:rPr>
           </w:pPr>
-          <w:hyperlink w:anchor="_heading=h.s9nihshuhvpe">
-            <w:r>
-              <w:rPr>
-                <w:color w:val="000000"/>
-              </w:rPr>
-              <w:t>Abbildungsverzeichnis</w:t>
-            </w:r>
-            <w:r>
-              <w:rPr>
-                <w:color w:val="000000"/>
+          <w:hyperlink w:anchor="_Toc221111852" w:history="1">
+            <w:r>
+              <w:rPr>
+                <w:rStyle w:val="Hyperlink"/>
+                <w:noProof/>
+              </w:rPr>
+              <w:t>1.1 Problemstellung und Relevanz im Global Health Diskurs</w:t>
+            </w:r>
+            <w:r>
+              <w:rPr>
+                <w:noProof/>
+                <w:webHidden/>
               </w:rPr>
               <w:tab/>
-              <w:t>1</w:t>
+            </w:r>
+            <w:r>
+              <w:rPr>
+                <w:noProof/>
+                <w:webHidden/>
+              </w:rPr>
+              <w:fldChar w:fldCharType="begin"/>
+            </w:r>
+            <w:r>
+              <w:rPr>
+                <w:noProof/>
+                <w:webHidden/>
+              </w:rPr>
+              <w:instrText xml:space="preserve"> PAGEREF _Toc221111852 \h </w:instrText>
+            </w:r>
+            <w:r>
+              <w:rPr>
+                <w:noProof/>
+                <w:webHidden/>
+              </w:rPr>
+            </w:r>
+            <w:r>
+              <w:rPr>
+                <w:noProof/>
+                <w:webHidden/>
+              </w:rPr>
+              <w:fldChar w:fldCharType="separate"/>
+            </w:r>
+            <w:r>
+              <w:rPr>
+                <w:noProof/>
+                <w:webHidden/>
+              </w:rPr>
+              <w:t>3</w:t>
+            </w:r>
+            <w:r>
+              <w:rPr>
+                <w:noProof/>
+                <w:webHidden/>
+              </w:rPr>
+              <w:fldChar w:fldCharType="end"/>
             </w:r>
           </w:hyperlink>
         </w:p>
         <w:p>
           <w:pPr>
-            <w:pBdr>
-              <w:top w:val="nil"/>
-              <w:left w:val="nil"/>
-              <w:bottom w:val="nil"/>
-              <w:right w:val="nil"/>
-              <w:between w:val="nil"/>
-            </w:pBdr>
+            <w:pStyle w:val="Verzeichnis2"/>
             <w:tabs>
-              <w:tab w:val="right" w:pos="8494"/>
+              <w:tab w:val="right" w:leader="dot" w:pos="8494"/>
             </w:tabs>
-            <w:spacing w:before="120" w:after="220" w:line="480" w:lineRule="auto"/>
             <w:rPr>
-              <w:rFonts w:ascii="Calibri" w:eastAsia="Calibri" w:hAnsi="Calibri" w:cs="Calibri"/>
-              <w:color w:val="000000"/>
-              <w:sz w:val="22"/>
-              <w:szCs w:val="22"/>
+              <w:rFonts w:asciiTheme="minorHAnsi" w:eastAsiaTheme="minorEastAsia" w:hAnsiTheme="minorHAnsi" w:cstheme="minorBidi"/>
+              <w:noProof/>
+              <w:kern w:val="2"/>
+              <w:lang w:val="de-DE"/>
+              <w14:ligatures w14:val="standardContextual"/>
             </w:rPr>
           </w:pPr>
-          <w:hyperlink w:anchor="_heading=h.pry8xw61czpa">
-            <w:r>
-              <w:rPr>
-                <w:color w:val="000000"/>
-              </w:rPr>
-              <w:t>Einführung:</w:t>
-            </w:r>
-            <w:r>
-              <w:rPr>
-                <w:color w:val="000000"/>
+          <w:hyperlink w:anchor="_Toc221111853" w:history="1">
+            <w:r>
+              <w:rPr>
+                <w:rStyle w:val="Hyperlink"/>
+                <w:rFonts w:ascii="Arial" w:hAnsi="Arial" w:cs="Arial"/>
+                <w:noProof/>
+              </w:rPr>
+              <w:t>1.2 Forschungsfrage und Zielsetzung der Arbeit</w:t>
+            </w:r>
+            <w:r>
+              <w:rPr>
+                <w:noProof/>
+                <w:webHidden/>
               </w:rPr>
               <w:tab/>
-              <w:t>1</w:t>
+            </w:r>
+            <w:r>
+              <w:rPr>
+                <w:noProof/>
+                <w:webHidden/>
+              </w:rPr>
+              <w:fldChar w:fldCharType="begin"/>
+            </w:r>
+            <w:r>
+              <w:rPr>
+                <w:noProof/>
+                <w:webHidden/>
+              </w:rPr>
+              <w:instrText xml:space="preserve"> PAGEREF _Toc221111853 \h </w:instrText>
+            </w:r>
+            <w:r>
+              <w:rPr>
+                <w:noProof/>
+                <w:webHidden/>
+              </w:rPr>
+            </w:r>
+            <w:r>
+              <w:rPr>
+                <w:noProof/>
+                <w:webHidden/>
+              </w:rPr>
+              <w:fldChar w:fldCharType="separate"/>
+            </w:r>
+            <w:r>
+              <w:rPr>
+                <w:noProof/>
+                <w:webHidden/>
+              </w:rPr>
+              <w:t>3</w:t>
+            </w:r>
+            <w:r>
+              <w:rPr>
+                <w:noProof/>
+                <w:webHidden/>
+              </w:rPr>
+              <w:fldChar w:fldCharType="end"/>
             </w:r>
           </w:hyperlink>
         </w:p>
         <w:p>
           <w:pPr>
-            <w:pBdr>
-              <w:top w:val="nil"/>
-              <w:left w:val="nil"/>
-              <w:bottom w:val="nil"/>
-              <w:right w:val="nil"/>
-              <w:between w:val="nil"/>
-            </w:pBdr>
+            <w:pStyle w:val="Verzeichnis2"/>
             <w:tabs>
-              <w:tab w:val="left" w:pos="567"/>
-              <w:tab w:val="right" w:pos="8494"/>
+              <w:tab w:val="right" w:leader="dot" w:pos="8494"/>
             </w:tabs>
-            <w:spacing w:before="120" w:after="220" w:line="480" w:lineRule="auto"/>
             <w:rPr>
-              <w:rFonts w:ascii="Calibri" w:eastAsia="Calibri" w:hAnsi="Calibri" w:cs="Calibri"/>
-              <w:color w:val="000000"/>
-              <w:sz w:val="22"/>
-              <w:szCs w:val="22"/>
+              <w:rFonts w:asciiTheme="minorHAnsi" w:eastAsiaTheme="minorEastAsia" w:hAnsiTheme="minorHAnsi" w:cstheme="minorBidi"/>
+              <w:noProof/>
+              <w:kern w:val="2"/>
+              <w:lang w:val="de-DE"/>
+              <w14:ligatures w14:val="standardContextual"/>
             </w:rPr>
           </w:pPr>
-          <w:hyperlink w:anchor="_heading=h.r8cs8o83of74">
-            <w:r>
-              <w:rPr>
-                <w:color w:val="000000"/>
-              </w:rPr>
-              <w:t>1.</w:t>
+          <w:hyperlink w:anchor="_Toc221111854" w:history="1">
+            <w:r>
+              <w:rPr>
+                <w:rStyle w:val="Hyperlink"/>
+                <w:noProof/>
+              </w:rPr>
+              <w:t>1.3 Methodisches Vorgehen</w:t>
+            </w:r>
+            <w:r>
+              <w:rPr>
+                <w:noProof/>
+                <w:webHidden/>
+              </w:rPr>
+              <w:tab/>
+            </w:r>
+            <w:r>
+              <w:rPr>
+                <w:noProof/>
+                <w:webHidden/>
+              </w:rPr>
+              <w:fldChar w:fldCharType="begin"/>
+            </w:r>
+            <w:r>
+              <w:rPr>
+                <w:noProof/>
+                <w:webHidden/>
+              </w:rPr>
+              <w:instrText xml:space="preserve"> PAGEREF _Toc221111854 \h </w:instrText>
+            </w:r>
+            <w:r>
+              <w:rPr>
+                <w:noProof/>
+                <w:webHidden/>
+              </w:rPr>
+            </w:r>
+            <w:r>
+              <w:rPr>
+                <w:noProof/>
+                <w:webHidden/>
+              </w:rPr>
+              <w:fldChar w:fldCharType="separate"/>
+            </w:r>
+            <w:r>
+              <w:rPr>
+                <w:noProof/>
+                <w:webHidden/>
+              </w:rPr>
+              <w:t>4</w:t>
+            </w:r>
+            <w:r>
+              <w:rPr>
+                <w:noProof/>
+                <w:webHidden/>
+              </w:rPr>
+              <w:fldChar w:fldCharType="end"/>
             </w:r>
           </w:hyperlink>
-          <w:hyperlink w:anchor="_heading=h.r8cs8o83of74">
-            <w:r>
-              <w:rPr>
-                <w:rFonts w:ascii="Calibri" w:eastAsia="Calibri" w:hAnsi="Calibri" w:cs="Calibri"/>
-                <w:color w:val="000000"/>
-                <w:sz w:val="22"/>
-                <w:szCs w:val="22"/>
-              </w:rPr>
-              <w:tab/>
-            </w:r>
-          </w:hyperlink>
-          <w:r>
-            <w:fldChar w:fldCharType="begin"/>
-          </w:r>
-          <w:r>
-            <w:instrText xml:space="preserve"> PAGEREF _heading=h.r8cs8o83of74 \h </w:instrText>
-          </w:r>
-          <w:r>
-            <w:fldChar w:fldCharType="separate"/>
-          </w:r>
-          <w:r>
-            <w:rPr>
-              <w:color w:val="000000"/>
-            </w:rPr>
-            <w:t>Einleitung</w:t>
-          </w:r>
-          <w:r>
-            <w:rPr>
-              <w:color w:val="000000"/>
-            </w:rPr>
-            <w:tab/>
-            <w:t>2</w:t>
-          </w:r>
-          <w:r>
-            <w:fldChar w:fldCharType="end"/>
-          </w:r>
         </w:p>
         <w:p>
           <w:pPr>
-            <w:pBdr>
-              <w:top w:val="nil"/>
-              <w:left w:val="nil"/>
-              <w:bottom w:val="nil"/>
-              <w:right w:val="nil"/>
-              <w:between w:val="nil"/>
-            </w:pBdr>
+            <w:pStyle w:val="Verzeichnis1"/>
             <w:tabs>
-              <w:tab w:val="left" w:pos="567"/>
-              <w:tab w:val="right" w:pos="8494"/>
+              <w:tab w:val="right" w:leader="dot" w:pos="8494"/>
             </w:tabs>
-            <w:spacing w:before="120" w:after="220" w:line="480" w:lineRule="auto"/>
             <w:rPr>
-              <w:rFonts w:ascii="Calibri" w:eastAsia="Calibri" w:hAnsi="Calibri" w:cs="Calibri"/>
-              <w:color w:val="000000"/>
-              <w:sz w:val="22"/>
-              <w:szCs w:val="22"/>
+              <w:rFonts w:asciiTheme="minorHAnsi" w:eastAsiaTheme="minorEastAsia" w:hAnsiTheme="minorHAnsi" w:cstheme="minorBidi"/>
+              <w:noProof/>
+              <w:color w:val="auto"/>
+              <w:kern w:val="2"/>
+              <w:lang w:val="de-DE"/>
+              <w14:ligatures w14:val="standardContextual"/>
             </w:rPr>
           </w:pPr>
-          <w:hyperlink w:anchor="_heading=h.6uxsvj3z23go">
-            <w:r>
-              <w:rPr>
-                <w:color w:val="000000"/>
-              </w:rPr>
-              <w:t>2.</w:t>
+          <w:hyperlink w:anchor="_Toc221111855" w:history="1">
+            <w:r>
+              <w:rPr>
+                <w:rStyle w:val="Hyperlink"/>
+                <w:noProof/>
+              </w:rPr>
+              <w:t>2. Theoretischer Rahmen</w:t>
+            </w:r>
+            <w:r>
+              <w:rPr>
+                <w:noProof/>
+                <w:webHidden/>
+              </w:rPr>
+              <w:tab/>
+            </w:r>
+            <w:r>
+              <w:rPr>
+                <w:noProof/>
+                <w:webHidden/>
+              </w:rPr>
+              <w:fldChar w:fldCharType="begin"/>
+            </w:r>
+            <w:r>
+              <w:rPr>
+                <w:noProof/>
+                <w:webHidden/>
+              </w:rPr>
+              <w:instrText xml:space="preserve"> PAGEREF _Toc221111855 \h </w:instrText>
+            </w:r>
+            <w:r>
+              <w:rPr>
+                <w:noProof/>
+                <w:webHidden/>
+              </w:rPr>
+            </w:r>
+            <w:r>
+              <w:rPr>
+                <w:noProof/>
+                <w:webHidden/>
+              </w:rPr>
+              <w:fldChar w:fldCharType="separate"/>
+            </w:r>
+            <w:r>
+              <w:rPr>
+                <w:noProof/>
+                <w:webHidden/>
+              </w:rPr>
+              <w:t>4</w:t>
+            </w:r>
+            <w:r>
+              <w:rPr>
+                <w:noProof/>
+                <w:webHidden/>
+              </w:rPr>
+              <w:fldChar w:fldCharType="end"/>
             </w:r>
           </w:hyperlink>
-          <w:hyperlink w:anchor="_heading=h.6uxsvj3z23go">
-            <w:r>
-              <w:rPr>
-                <w:rFonts w:ascii="Calibri" w:eastAsia="Calibri" w:hAnsi="Calibri" w:cs="Calibri"/>
-                <w:color w:val="000000"/>
-                <w:sz w:val="22"/>
-                <w:szCs w:val="22"/>
-              </w:rPr>
-              <w:tab/>
-            </w:r>
-          </w:hyperlink>
-          <w:r>
-            <w:fldChar w:fldCharType="begin"/>
-          </w:r>
-          <w:r>
-            <w:instrText xml:space="preserve"> PAGEREF _heading=h.6uxsvj3z23go \h </w:instrText>
-          </w:r>
-          <w:r>
-            <w:fldChar w:fldCharType="separate"/>
-          </w:r>
-          <w:r>
-            <w:rPr>
-              <w:color w:val="000000"/>
-            </w:rPr>
-            <w:t>Allgemeine Methodik</w:t>
-          </w:r>
-          <w:r>
-            <w:rPr>
-              <w:color w:val="000000"/>
-            </w:rPr>
-            <w:tab/>
-            <w:t>2</w:t>
-          </w:r>
-          <w:r>
-            <w:fldChar w:fldCharType="end"/>
-          </w:r>
         </w:p>
         <w:p>
           <w:pPr>
-            <w:pBdr>
-              <w:top w:val="nil"/>
-              <w:left w:val="nil"/>
-              <w:bottom w:val="nil"/>
-              <w:right w:val="nil"/>
-              <w:between w:val="nil"/>
-            </w:pBdr>
+            <w:pStyle w:val="Verzeichnis2"/>
             <w:tabs>
-              <w:tab w:val="left" w:pos="567"/>
-              <w:tab w:val="right" w:pos="8494"/>
+              <w:tab w:val="right" w:leader="dot" w:pos="8494"/>
             </w:tabs>
-            <w:spacing w:before="120" w:after="220" w:line="480" w:lineRule="auto"/>
             <w:rPr>
-              <w:rFonts w:ascii="Calibri" w:eastAsia="Calibri" w:hAnsi="Calibri" w:cs="Calibri"/>
-              <w:color w:val="000000"/>
-              <w:sz w:val="22"/>
-              <w:szCs w:val="22"/>
+              <w:rFonts w:asciiTheme="minorHAnsi" w:eastAsiaTheme="minorEastAsia" w:hAnsiTheme="minorHAnsi" w:cstheme="minorBidi"/>
+              <w:noProof/>
+              <w:kern w:val="2"/>
+              <w:lang w:val="de-DE"/>
+              <w14:ligatures w14:val="standardContextual"/>
             </w:rPr>
           </w:pPr>
-          <w:hyperlink w:anchor="_heading=h.b9yv6o7vt46t">
-            <w:r>
-              <w:rPr>
-                <w:color w:val="000000"/>
-              </w:rPr>
-              <w:t>3.</w:t>
+          <w:hyperlink w:anchor="_Toc221111856" w:history="1">
+            <w:r>
+              <w:rPr>
+                <w:rStyle w:val="Hyperlink"/>
+                <w:noProof/>
+              </w:rPr>
+              <w:t>2.1 Community Health Systems (CHS) im Global Health Kontext</w:t>
+            </w:r>
+            <w:r>
+              <w:rPr>
+                <w:noProof/>
+                <w:webHidden/>
+              </w:rPr>
+              <w:tab/>
+            </w:r>
+            <w:r>
+              <w:rPr>
+                <w:noProof/>
+                <w:webHidden/>
+              </w:rPr>
+              <w:fldChar w:fldCharType="begin"/>
+            </w:r>
+            <w:r>
+              <w:rPr>
+                <w:noProof/>
+                <w:webHidden/>
+              </w:rPr>
+              <w:instrText xml:space="preserve"> PAGEREF _Toc221111856 \h </w:instrText>
+            </w:r>
+            <w:r>
+              <w:rPr>
+                <w:noProof/>
+                <w:webHidden/>
+              </w:rPr>
+            </w:r>
+            <w:r>
+              <w:rPr>
+                <w:noProof/>
+                <w:webHidden/>
+              </w:rPr>
+              <w:fldChar w:fldCharType="separate"/>
+            </w:r>
+            <w:r>
+              <w:rPr>
+                <w:noProof/>
+                <w:webHidden/>
+              </w:rPr>
+              <w:t>4</w:t>
+            </w:r>
+            <w:r>
+              <w:rPr>
+                <w:noProof/>
+                <w:webHidden/>
+              </w:rPr>
+              <w:fldChar w:fldCharType="end"/>
             </w:r>
           </w:hyperlink>
-          <w:hyperlink w:anchor="_heading=h.b9yv6o7vt46t">
-            <w:r>
-              <w:rPr>
-                <w:rFonts w:ascii="Calibri" w:eastAsia="Calibri" w:hAnsi="Calibri" w:cs="Calibri"/>
-                <w:color w:val="000000"/>
-                <w:sz w:val="22"/>
-                <w:szCs w:val="22"/>
-              </w:rPr>
-              <w:tab/>
-            </w:r>
-          </w:hyperlink>
-          <w:r>
-            <w:fldChar w:fldCharType="begin"/>
-          </w:r>
-          <w:r>
-            <w:instrText xml:space="preserve"> PAGEREF _heading=h.b9yv6o7vt46t \h </w:instrText>
-          </w:r>
-          <w:r>
-            <w:fldChar w:fldCharType="separate"/>
-          </w:r>
-          <w:r>
-            <w:rPr>
-              <w:color w:val="000000"/>
-            </w:rPr>
-            <w:t>Theoretischer Hintergrund</w:t>
-          </w:r>
-          <w:r>
-            <w:rPr>
-              <w:color w:val="000000"/>
-            </w:rPr>
-            <w:tab/>
-            <w:t>2</w:t>
-          </w:r>
-          <w:r>
-            <w:fldChar w:fldCharType="end"/>
-          </w:r>
         </w:p>
         <w:p>
           <w:pPr>
-            <w:pBdr>
-              <w:top w:val="nil"/>
-              <w:left w:val="nil"/>
-              <w:bottom w:val="nil"/>
-              <w:right w:val="nil"/>
-              <w:between w:val="nil"/>
-            </w:pBdr>
+            <w:pStyle w:val="Verzeichnis2"/>
             <w:tabs>
-              <w:tab w:val="left" w:pos="567"/>
-              <w:tab w:val="right" w:pos="8494"/>
+              <w:tab w:val="right" w:leader="dot" w:pos="8494"/>
             </w:tabs>
-            <w:spacing w:before="120" w:after="220" w:line="480" w:lineRule="auto"/>
             <w:rPr>
-              <w:rFonts w:ascii="Calibri" w:eastAsia="Calibri" w:hAnsi="Calibri" w:cs="Calibri"/>
-              <w:color w:val="000000"/>
-              <w:sz w:val="22"/>
-              <w:szCs w:val="22"/>
+              <w:rFonts w:asciiTheme="minorHAnsi" w:eastAsiaTheme="minorEastAsia" w:hAnsiTheme="minorHAnsi" w:cstheme="minorBidi"/>
+              <w:noProof/>
+              <w:kern w:val="2"/>
+              <w:lang w:val="de-DE"/>
+              <w14:ligatures w14:val="standardContextual"/>
             </w:rPr>
           </w:pPr>
-          <w:hyperlink w:anchor="_heading=h.uf3u0x17p00a">
-            <w:r>
-              <w:rPr>
-                <w:color w:val="000000"/>
-              </w:rPr>
-              <w:t>4.</w:t>
+          <w:hyperlink w:anchor="_Toc221111857" w:history="1">
+            <w:r>
+              <w:rPr>
+                <w:rStyle w:val="Hyperlink"/>
+                <w:noProof/>
+              </w:rPr>
+              <w:t>2.2 Biopolitik und Machttechnologien nach Foucault</w:t>
+            </w:r>
+            <w:r>
+              <w:rPr>
+                <w:noProof/>
+                <w:webHidden/>
+              </w:rPr>
+              <w:tab/>
+            </w:r>
+            <w:r>
+              <w:rPr>
+                <w:noProof/>
+                <w:webHidden/>
+              </w:rPr>
+              <w:fldChar w:fldCharType="begin"/>
+            </w:r>
+            <w:r>
+              <w:rPr>
+                <w:noProof/>
+                <w:webHidden/>
+              </w:rPr>
+              <w:instrText xml:space="preserve"> PAGEREF _Toc221111857 \h </w:instrText>
+            </w:r>
+            <w:r>
+              <w:rPr>
+                <w:noProof/>
+                <w:webHidden/>
+              </w:rPr>
+            </w:r>
+            <w:r>
+              <w:rPr>
+                <w:noProof/>
+                <w:webHidden/>
+              </w:rPr>
+              <w:fldChar w:fldCharType="separate"/>
+            </w:r>
+            <w:r>
+              <w:rPr>
+                <w:noProof/>
+                <w:webHidden/>
+              </w:rPr>
+              <w:t>5</w:t>
+            </w:r>
+            <w:r>
+              <w:rPr>
+                <w:noProof/>
+                <w:webHidden/>
+              </w:rPr>
+              <w:fldChar w:fldCharType="end"/>
             </w:r>
           </w:hyperlink>
-          <w:hyperlink w:anchor="_heading=h.uf3u0x17p00a">
-            <w:r>
-              <w:rPr>
-                <w:rFonts w:ascii="Calibri" w:eastAsia="Calibri" w:hAnsi="Calibri" w:cs="Calibri"/>
-                <w:color w:val="000000"/>
-                <w:sz w:val="22"/>
-                <w:szCs w:val="22"/>
-              </w:rPr>
-              <w:tab/>
-            </w:r>
-          </w:hyperlink>
-          <w:r>
-            <w:fldChar w:fldCharType="begin"/>
-          </w:r>
-          <w:r>
-            <w:instrText xml:space="preserve"> PAGEREF _heading=h.uf3u0x17p00a \h </w:instrText>
-          </w:r>
-          <w:r>
-            <w:fldChar w:fldCharType="separate"/>
-          </w:r>
-          <w:r>
-            <w:rPr>
-              <w:color w:val="000000"/>
-            </w:rPr>
-            <w:t>Hypothesen</w:t>
-          </w:r>
-          <w:r>
-            <w:rPr>
-              <w:color w:val="000000"/>
-            </w:rPr>
-            <w:tab/>
-            <w:t>2</w:t>
-          </w:r>
-          <w:r>
-            <w:fldChar w:fldCharType="end"/>
-          </w:r>
         </w:p>
         <w:p>
           <w:pPr>
-            <w:pBdr>
-              <w:top w:val="nil"/>
-              <w:left w:val="nil"/>
-              <w:bottom w:val="nil"/>
-              <w:right w:val="nil"/>
-              <w:between w:val="nil"/>
-            </w:pBdr>
+            <w:pStyle w:val="Verzeichnis2"/>
             <w:tabs>
-              <w:tab w:val="left" w:pos="567"/>
-              <w:tab w:val="right" w:pos="8494"/>
+              <w:tab w:val="right" w:leader="dot" w:pos="8494"/>
             </w:tabs>
-            <w:spacing w:before="120" w:after="220" w:line="480" w:lineRule="auto"/>
             <w:rPr>
-              <w:rFonts w:ascii="Calibri" w:eastAsia="Calibri" w:hAnsi="Calibri" w:cs="Calibri"/>
-              <w:color w:val="000000"/>
-              <w:sz w:val="22"/>
-              <w:szCs w:val="22"/>
+              <w:rFonts w:asciiTheme="minorHAnsi" w:eastAsiaTheme="minorEastAsia" w:hAnsiTheme="minorHAnsi" w:cstheme="minorBidi"/>
+              <w:noProof/>
+              <w:kern w:val="2"/>
+              <w:lang w:val="de-DE"/>
+              <w14:ligatures w14:val="standardContextual"/>
             </w:rPr>
           </w:pPr>
-          <w:hyperlink w:anchor="_heading=h.d144ktjagn4d">
-            <w:r>
-              <w:rPr>
-                <w:color w:val="000000"/>
-              </w:rPr>
-              <w:t>5.</w:t>
+          <w:hyperlink w:anchor="_Toc221111858" w:history="1">
+            <w:r>
+              <w:rPr>
+                <w:rStyle w:val="Hyperlink"/>
+                <w:noProof/>
+              </w:rPr>
+              <w:t>2.3 Das Konzept der Lebensweltlogik und Reaktanz</w:t>
+            </w:r>
+            <w:r>
+              <w:rPr>
+                <w:noProof/>
+                <w:webHidden/>
+              </w:rPr>
+              <w:tab/>
+            </w:r>
+            <w:r>
+              <w:rPr>
+                <w:noProof/>
+                <w:webHidden/>
+              </w:rPr>
+              <w:fldChar w:fldCharType="begin"/>
+            </w:r>
+            <w:r>
+              <w:rPr>
+                <w:noProof/>
+                <w:webHidden/>
+              </w:rPr>
+              <w:instrText xml:space="preserve"> PAGEREF _Toc221111858 \h </w:instrText>
+            </w:r>
+            <w:r>
+              <w:rPr>
+                <w:noProof/>
+                <w:webHidden/>
+              </w:rPr>
+            </w:r>
+            <w:r>
+              <w:rPr>
+                <w:noProof/>
+                <w:webHidden/>
+              </w:rPr>
+              <w:fldChar w:fldCharType="separate"/>
+            </w:r>
+            <w:r>
+              <w:rPr>
+                <w:noProof/>
+                <w:webHidden/>
+              </w:rPr>
+              <w:t>5</w:t>
+            </w:r>
+            <w:r>
+              <w:rPr>
+                <w:noProof/>
+                <w:webHidden/>
+              </w:rPr>
+              <w:fldChar w:fldCharType="end"/>
             </w:r>
           </w:hyperlink>
-          <w:hyperlink w:anchor="_heading=h.d144ktjagn4d">
-            <w:r>
-              <w:rPr>
-                <w:rFonts w:ascii="Calibri" w:eastAsia="Calibri" w:hAnsi="Calibri" w:cs="Calibri"/>
-                <w:color w:val="000000"/>
-                <w:sz w:val="22"/>
-                <w:szCs w:val="22"/>
-              </w:rPr>
-              <w:tab/>
-            </w:r>
-          </w:hyperlink>
-          <w:r>
-            <w:fldChar w:fldCharType="begin"/>
-          </w:r>
-          <w:r>
-            <w:instrText xml:space="preserve"> PAGEREF _heading=h.d144ktjagn4d \h </w:instrText>
-          </w:r>
-          <w:r>
-            <w:fldChar w:fldCharType="separate"/>
-          </w:r>
-          <w:r>
-            <w:rPr>
-              <w:color w:val="000000"/>
-            </w:rPr>
-            <w:t>Diskussion</w:t>
-          </w:r>
-          <w:r>
-            <w:rPr>
-              <w:color w:val="000000"/>
-            </w:rPr>
-            <w:tab/>
-            <w:t>2</w:t>
-          </w:r>
-          <w:r>
-            <w:fldChar w:fldCharType="end"/>
-          </w:r>
         </w:p>
         <w:p>
           <w:pPr>
-            <w:pBdr>
-              <w:top w:val="nil"/>
-              <w:left w:val="nil"/>
-              <w:bottom w:val="nil"/>
-              <w:right w:val="nil"/>
-              <w:between w:val="nil"/>
-            </w:pBdr>
+            <w:pStyle w:val="Verzeichnis1"/>
             <w:tabs>
-              <w:tab w:val="left" w:pos="567"/>
-              <w:tab w:val="right" w:pos="8494"/>
+              <w:tab w:val="right" w:leader="dot" w:pos="8494"/>
             </w:tabs>
-            <w:spacing w:before="120" w:after="220" w:line="480" w:lineRule="auto"/>
             <w:rPr>
-              <w:rFonts w:ascii="Calibri" w:eastAsia="Calibri" w:hAnsi="Calibri" w:cs="Calibri"/>
-              <w:color w:val="000000"/>
-              <w:sz w:val="22"/>
-              <w:szCs w:val="22"/>
+              <w:rFonts w:asciiTheme="minorHAnsi" w:eastAsiaTheme="minorEastAsia" w:hAnsiTheme="minorHAnsi" w:cstheme="minorBidi"/>
+              <w:noProof/>
+              <w:color w:val="auto"/>
+              <w:kern w:val="2"/>
+              <w:lang w:val="de-DE"/>
+              <w14:ligatures w14:val="standardContextual"/>
             </w:rPr>
           </w:pPr>
-          <w:hyperlink w:anchor="_heading=h.osdqltd6p5d">
-            <w:r>
-              <w:rPr>
-                <w:color w:val="000000"/>
-              </w:rPr>
-              <w:t>6.</w:t>
+          <w:hyperlink w:anchor="_Toc221111859" w:history="1">
+            <w:r>
+              <w:rPr>
+                <w:rStyle w:val="Hyperlink"/>
+                <w:noProof/>
+              </w:rPr>
+              <w:t>3. Machtasymmetrien in CHS</w:t>
+            </w:r>
+            <w:r>
+              <w:rPr>
+                <w:noProof/>
+                <w:webHidden/>
+              </w:rPr>
+              <w:tab/>
+            </w:r>
+            <w:r>
+              <w:rPr>
+                <w:noProof/>
+                <w:webHidden/>
+              </w:rPr>
+              <w:fldChar w:fldCharType="begin"/>
+            </w:r>
+            <w:r>
+              <w:rPr>
+                <w:noProof/>
+                <w:webHidden/>
+              </w:rPr>
+              <w:instrText xml:space="preserve"> PAGEREF _Toc221111859 \h </w:instrText>
+            </w:r>
+            <w:r>
+              <w:rPr>
+                <w:noProof/>
+                <w:webHidden/>
+              </w:rPr>
+            </w:r>
+            <w:r>
+              <w:rPr>
+                <w:noProof/>
+                <w:webHidden/>
+              </w:rPr>
+              <w:fldChar w:fldCharType="separate"/>
+            </w:r>
+            <w:r>
+              <w:rPr>
+                <w:noProof/>
+                <w:webHidden/>
+              </w:rPr>
+              <w:t>6</w:t>
+            </w:r>
+            <w:r>
+              <w:rPr>
+                <w:noProof/>
+                <w:webHidden/>
+              </w:rPr>
+              <w:fldChar w:fldCharType="end"/>
             </w:r>
           </w:hyperlink>
-          <w:hyperlink w:anchor="_heading=h.osdqltd6p5d">
-            <w:r>
-              <w:rPr>
-                <w:rFonts w:ascii="Calibri" w:eastAsia="Calibri" w:hAnsi="Calibri" w:cs="Calibri"/>
-                <w:color w:val="000000"/>
-                <w:sz w:val="22"/>
-                <w:szCs w:val="22"/>
-              </w:rPr>
-              <w:tab/>
-            </w:r>
-          </w:hyperlink>
-          <w:r>
-            <w:fldChar w:fldCharType="begin"/>
-          </w:r>
-          <w:r>
-            <w:instrText xml:space="preserve"> PAGEREF _heading=h.osdqltd6p5d \h </w:instrText>
-          </w:r>
-          <w:r>
-            <w:fldChar w:fldCharType="separate"/>
-          </w:r>
-          <w:r>
-            <w:rPr>
-              <w:color w:val="000000"/>
-            </w:rPr>
-            <w:t>Fazit</w:t>
-          </w:r>
-          <w:r>
-            <w:rPr>
-              <w:color w:val="000000"/>
-            </w:rPr>
-            <w:tab/>
-            <w:t>2</w:t>
-          </w:r>
-          <w:r>
-            <w:fldChar w:fldCharType="end"/>
-          </w:r>
         </w:p>
         <w:p>
           <w:pPr>
-            <w:pBdr>
-              <w:top w:val="nil"/>
-              <w:left w:val="nil"/>
-              <w:bottom w:val="nil"/>
-              <w:right w:val="nil"/>
-              <w:between w:val="nil"/>
-            </w:pBdr>
+            <w:pStyle w:val="Verzeichnis2"/>
             <w:tabs>
-              <w:tab w:val="left" w:pos="567"/>
-              <w:tab w:val="right" w:pos="8494"/>
+              <w:tab w:val="right" w:leader="dot" w:pos="8494"/>
             </w:tabs>
-            <w:spacing w:before="120" w:after="220" w:line="480" w:lineRule="auto"/>
             <w:rPr>
-              <w:rFonts w:ascii="Calibri" w:eastAsia="Calibri" w:hAnsi="Calibri" w:cs="Calibri"/>
-              <w:color w:val="000000"/>
-              <w:sz w:val="22"/>
-              <w:szCs w:val="22"/>
+              <w:rFonts w:asciiTheme="minorHAnsi" w:eastAsiaTheme="minorEastAsia" w:hAnsiTheme="minorHAnsi" w:cstheme="minorBidi"/>
+              <w:noProof/>
+              <w:kern w:val="2"/>
+              <w:lang w:val="de-DE"/>
+              <w14:ligatures w14:val="standardContextual"/>
             </w:rPr>
           </w:pPr>
-          <w:hyperlink w:anchor="_heading=h.2wqp5jgtt9is">
-            <w:r>
-              <w:rPr>
-                <w:color w:val="000000"/>
-              </w:rPr>
-              <w:t>7.</w:t>
+          <w:hyperlink w:anchor="_Toc221111860" w:history="1">
+            <w:r>
+              <w:rPr>
+                <w:rStyle w:val="Hyperlink"/>
+                <w:noProof/>
+              </w:rPr>
+              <w:t>3.1 Agents of Care vs. Agents of the State</w:t>
+            </w:r>
+            <w:r>
+              <w:rPr>
+                <w:noProof/>
+                <w:webHidden/>
+              </w:rPr>
+              <w:tab/>
+            </w:r>
+            <w:r>
+              <w:rPr>
+                <w:noProof/>
+                <w:webHidden/>
+              </w:rPr>
+              <w:fldChar w:fldCharType="begin"/>
+            </w:r>
+            <w:r>
+              <w:rPr>
+                <w:noProof/>
+                <w:webHidden/>
+              </w:rPr>
+              <w:instrText xml:space="preserve"> PAGEREF _Toc221111860 \h </w:instrText>
+            </w:r>
+            <w:r>
+              <w:rPr>
+                <w:noProof/>
+                <w:webHidden/>
+              </w:rPr>
+            </w:r>
+            <w:r>
+              <w:rPr>
+                <w:noProof/>
+                <w:webHidden/>
+              </w:rPr>
+              <w:fldChar w:fldCharType="separate"/>
+            </w:r>
+            <w:r>
+              <w:rPr>
+                <w:noProof/>
+                <w:webHidden/>
+              </w:rPr>
+              <w:t>6</w:t>
+            </w:r>
+            <w:r>
+              <w:rPr>
+                <w:noProof/>
+                <w:webHidden/>
+              </w:rPr>
+              <w:fldChar w:fldCharType="end"/>
             </w:r>
           </w:hyperlink>
-          <w:hyperlink w:anchor="_heading=h.2wqp5jgtt9is">
-            <w:r>
-              <w:rPr>
-                <w:rFonts w:ascii="Calibri" w:eastAsia="Calibri" w:hAnsi="Calibri" w:cs="Calibri"/>
-                <w:color w:val="000000"/>
-                <w:sz w:val="22"/>
-                <w:szCs w:val="22"/>
-              </w:rPr>
-              <w:tab/>
-            </w:r>
-          </w:hyperlink>
-          <w:r>
-            <w:fldChar w:fldCharType="begin"/>
-          </w:r>
-          <w:r>
-            <w:instrText xml:space="preserve"> PAGEREF _heading=h.2wqp5jgtt9is \h </w:instrText>
-          </w:r>
-          <w:r>
-            <w:fldChar w:fldCharType="separate"/>
-          </w:r>
-          <w:r>
-            <w:rPr>
-              <w:color w:val="000000"/>
-            </w:rPr>
-            <w:t>Ausblick</w:t>
-          </w:r>
-          <w:r>
-            <w:rPr>
-              <w:color w:val="000000"/>
-            </w:rPr>
-            <w:tab/>
-            <w:t>2</w:t>
-          </w:r>
-          <w:r>
-            <w:fldChar w:fldCharType="end"/>
-          </w:r>
         </w:p>
         <w:p>
           <w:pPr>
-            <w:pBdr>
-              <w:top w:val="nil"/>
-              <w:left w:val="nil"/>
-              <w:bottom w:val="nil"/>
-              <w:right w:val="nil"/>
-              <w:between w:val="nil"/>
-            </w:pBdr>
+            <w:pStyle w:val="Verzeichnis2"/>
             <w:tabs>
-              <w:tab w:val="left" w:pos="567"/>
-              <w:tab w:val="right" w:pos="8494"/>
+              <w:tab w:val="right" w:leader="dot" w:pos="8494"/>
             </w:tabs>
-            <w:spacing w:before="120" w:after="220" w:line="480" w:lineRule="auto"/>
             <w:rPr>
-              <w:rFonts w:ascii="Calibri" w:eastAsia="Calibri" w:hAnsi="Calibri" w:cs="Calibri"/>
-              <w:color w:val="000000"/>
-              <w:sz w:val="22"/>
-              <w:szCs w:val="22"/>
+              <w:rFonts w:asciiTheme="minorHAnsi" w:eastAsiaTheme="minorEastAsia" w:hAnsiTheme="minorHAnsi" w:cstheme="minorBidi"/>
+              <w:noProof/>
+              <w:kern w:val="2"/>
+              <w:lang w:val="de-DE"/>
+              <w14:ligatures w14:val="standardContextual"/>
             </w:rPr>
           </w:pPr>
-          <w:hyperlink w:anchor="_heading=h.dkbv7oih3me8">
-            <w:r>
-              <w:rPr>
-                <w:color w:val="000000"/>
-              </w:rPr>
-              <w:t>8.</w:t>
+          <w:hyperlink w:anchor="_Toc221111861" w:history="1">
+            <w:r>
+              <w:rPr>
+                <w:rStyle w:val="Hyperlink"/>
+                <w:noProof/>
+              </w:rPr>
+              <w:t>3.2 Epistemische Ungerechtigkeit</w:t>
+            </w:r>
+            <w:r>
+              <w:rPr>
+                <w:noProof/>
+                <w:webHidden/>
+              </w:rPr>
+              <w:tab/>
+            </w:r>
+            <w:r>
+              <w:rPr>
+                <w:noProof/>
+                <w:webHidden/>
+              </w:rPr>
+              <w:fldChar w:fldCharType="begin"/>
+            </w:r>
+            <w:r>
+              <w:rPr>
+                <w:noProof/>
+                <w:webHidden/>
+              </w:rPr>
+              <w:instrText xml:space="preserve"> PAGEREF _Toc221111861 \h </w:instrText>
+            </w:r>
+            <w:r>
+              <w:rPr>
+                <w:noProof/>
+                <w:webHidden/>
+              </w:rPr>
+            </w:r>
+            <w:r>
+              <w:rPr>
+                <w:noProof/>
+                <w:webHidden/>
+              </w:rPr>
+              <w:fldChar w:fldCharType="separate"/>
+            </w:r>
+            <w:r>
+              <w:rPr>
+                <w:noProof/>
+                <w:webHidden/>
+              </w:rPr>
+              <w:t>7</w:t>
+            </w:r>
+            <w:r>
+              <w:rPr>
+                <w:noProof/>
+                <w:webHidden/>
+              </w:rPr>
+              <w:fldChar w:fldCharType="end"/>
             </w:r>
           </w:hyperlink>
-          <w:hyperlink w:anchor="_heading=h.dkbv7oih3me8">
-            <w:r>
-              <w:rPr>
-                <w:rFonts w:ascii="Calibri" w:eastAsia="Calibri" w:hAnsi="Calibri" w:cs="Calibri"/>
-                <w:color w:val="000000"/>
-                <w:sz w:val="22"/>
-                <w:szCs w:val="22"/>
-              </w:rPr>
-              <w:tab/>
-            </w:r>
-          </w:hyperlink>
-          <w:r>
-            <w:fldChar w:fldCharType="begin"/>
-          </w:r>
-          <w:r>
-            <w:instrText xml:space="preserve"> PAGEREF _heading=h.dkbv7oih3me8 \h </w:instrText>
-          </w:r>
-          <w:r>
-            <w:fldChar w:fldCharType="separate"/>
-          </w:r>
-          <w:r>
-            <w:rPr>
-              <w:color w:val="000000"/>
-            </w:rPr>
-            <w:t>Literaturverzeichnis</w:t>
-          </w:r>
-          <w:r>
-            <w:rPr>
-              <w:color w:val="000000"/>
-            </w:rPr>
-            <w:tab/>
-            <w:t>3</w:t>
-          </w:r>
-          <w:r>
-            <w:fldChar w:fldCharType="end"/>
-          </w:r>
         </w:p>
         <w:p>
           <w:pPr>
-            <w:pBdr>
-              <w:top w:val="nil"/>
-              <w:left w:val="nil"/>
-              <w:bottom w:val="nil"/>
-              <w:right w:val="nil"/>
-              <w:between w:val="nil"/>
-            </w:pBdr>
+            <w:pStyle w:val="Verzeichnis2"/>
             <w:tabs>
-              <w:tab w:val="right" w:pos="8494"/>
+              <w:tab w:val="right" w:leader="dot" w:pos="8494"/>
             </w:tabs>
-            <w:spacing w:before="120" w:after="220" w:line="480" w:lineRule="auto"/>
             <w:rPr>
-              <w:rFonts w:ascii="Calibri" w:eastAsia="Calibri" w:hAnsi="Calibri" w:cs="Calibri"/>
-              <w:color w:val="000000"/>
-              <w:sz w:val="22"/>
-              <w:szCs w:val="22"/>
+              <w:rFonts w:asciiTheme="minorHAnsi" w:eastAsiaTheme="minorEastAsia" w:hAnsiTheme="minorHAnsi" w:cstheme="minorBidi"/>
+              <w:noProof/>
+              <w:kern w:val="2"/>
+              <w:lang w:val="de-DE"/>
+              <w14:ligatures w14:val="standardContextual"/>
             </w:rPr>
           </w:pPr>
-          <w:hyperlink w:anchor="_heading=h.kbmpzmczkmko">
-            <w:r>
-              <w:rPr>
-                <w:color w:val="000000"/>
+          <w:hyperlink w:anchor="_Toc221111862" w:history="1">
+            <w:r>
+              <w:rPr>
+                <w:rStyle w:val="Hyperlink"/>
+                <w:noProof/>
+              </w:rPr>
+              <w:t>3.3 Digitale Überwachung und Mortifikation</w:t>
+            </w:r>
+            <w:r>
+              <w:rPr>
+                <w:noProof/>
+                <w:webHidden/>
+              </w:rPr>
+              <w:tab/>
+            </w:r>
+            <w:r>
+              <w:rPr>
+                <w:noProof/>
+                <w:webHidden/>
+              </w:rPr>
+              <w:fldChar w:fldCharType="begin"/>
+            </w:r>
+            <w:r>
+              <w:rPr>
+                <w:noProof/>
+                <w:webHidden/>
+              </w:rPr>
+              <w:instrText xml:space="preserve"> PAGEREF _Toc221111862 \h </w:instrText>
+            </w:r>
+            <w:r>
+              <w:rPr>
+                <w:noProof/>
+                <w:webHidden/>
+              </w:rPr>
+            </w:r>
+            <w:r>
+              <w:rPr>
+                <w:noProof/>
+                <w:webHidden/>
+              </w:rPr>
+              <w:fldChar w:fldCharType="separate"/>
+            </w:r>
+            <w:r>
+              <w:rPr>
+                <w:noProof/>
+                <w:webHidden/>
+              </w:rPr>
+              <w:t>7</w:t>
+            </w:r>
+            <w:r>
+              <w:rPr>
+                <w:noProof/>
+                <w:webHidden/>
+              </w:rPr>
+              <w:fldChar w:fldCharType="end"/>
+            </w:r>
+          </w:hyperlink>
+        </w:p>
+        <w:p>
+          <w:pPr>
+            <w:pStyle w:val="Verzeichnis1"/>
+            <w:tabs>
+              <w:tab w:val="right" w:leader="dot" w:pos="8494"/>
+            </w:tabs>
+            <w:rPr>
+              <w:rFonts w:asciiTheme="minorHAnsi" w:eastAsiaTheme="minorEastAsia" w:hAnsiTheme="minorHAnsi" w:cstheme="minorBidi"/>
+              <w:noProof/>
+              <w:color w:val="auto"/>
+              <w:kern w:val="2"/>
+              <w:lang w:val="de-DE"/>
+              <w14:ligatures w14:val="standardContextual"/>
+            </w:rPr>
+          </w:pPr>
+          <w:hyperlink w:anchor="_Toc221111863" w:history="1">
+            <w:r>
+              <w:rPr>
+                <w:rStyle w:val="Hyperlink"/>
+                <w:noProof/>
+              </w:rPr>
+              <w:t>4. Widerstand als diagnostisches Feedback-Instrument</w:t>
+            </w:r>
+            <w:r>
+              <w:rPr>
+                <w:noProof/>
+                <w:webHidden/>
+              </w:rPr>
+              <w:tab/>
+            </w:r>
+            <w:r>
+              <w:rPr>
+                <w:noProof/>
+                <w:webHidden/>
+              </w:rPr>
+              <w:fldChar w:fldCharType="begin"/>
+            </w:r>
+            <w:r>
+              <w:rPr>
+                <w:noProof/>
+                <w:webHidden/>
+              </w:rPr>
+              <w:instrText xml:space="preserve"> PAGEREF _Toc221111863 \h </w:instrText>
+            </w:r>
+            <w:r>
+              <w:rPr>
+                <w:noProof/>
+                <w:webHidden/>
+              </w:rPr>
+            </w:r>
+            <w:r>
+              <w:rPr>
+                <w:noProof/>
+                <w:webHidden/>
+              </w:rPr>
+              <w:fldChar w:fldCharType="separate"/>
+            </w:r>
+            <w:r>
+              <w:rPr>
+                <w:noProof/>
+                <w:webHidden/>
+              </w:rPr>
+              <w:t>8</w:t>
+            </w:r>
+            <w:r>
+              <w:rPr>
+                <w:noProof/>
+                <w:webHidden/>
+              </w:rPr>
+              <w:fldChar w:fldCharType="end"/>
+            </w:r>
+          </w:hyperlink>
+        </w:p>
+        <w:p>
+          <w:pPr>
+            <w:pStyle w:val="Verzeichnis2"/>
+            <w:tabs>
+              <w:tab w:val="right" w:leader="dot" w:pos="8494"/>
+            </w:tabs>
+            <w:rPr>
+              <w:rFonts w:asciiTheme="minorHAnsi" w:eastAsiaTheme="minorEastAsia" w:hAnsiTheme="minorHAnsi" w:cstheme="minorBidi"/>
+              <w:noProof/>
+              <w:kern w:val="2"/>
+              <w:lang w:val="de-DE"/>
+              <w14:ligatures w14:val="standardContextual"/>
+            </w:rPr>
+          </w:pPr>
+          <w:hyperlink w:anchor="_Toc221111864" w:history="1">
+            <w:r>
+              <w:rPr>
+                <w:rStyle w:val="Hyperlink"/>
+                <w:noProof/>
+              </w:rPr>
+              <w:t>4.1 Dekonstruktion der „Non-Compliance“</w:t>
+            </w:r>
+            <w:r>
+              <w:rPr>
+                <w:noProof/>
+                <w:webHidden/>
+              </w:rPr>
+              <w:tab/>
+            </w:r>
+            <w:r>
+              <w:rPr>
+                <w:noProof/>
+                <w:webHidden/>
+              </w:rPr>
+              <w:fldChar w:fldCharType="begin"/>
+            </w:r>
+            <w:r>
+              <w:rPr>
+                <w:noProof/>
+                <w:webHidden/>
+              </w:rPr>
+              <w:instrText xml:space="preserve"> PAGEREF _Toc221111864 \h </w:instrText>
+            </w:r>
+            <w:r>
+              <w:rPr>
+                <w:noProof/>
+                <w:webHidden/>
+              </w:rPr>
+            </w:r>
+            <w:r>
+              <w:rPr>
+                <w:noProof/>
+                <w:webHidden/>
+              </w:rPr>
+              <w:fldChar w:fldCharType="separate"/>
+            </w:r>
+            <w:r>
+              <w:rPr>
+                <w:noProof/>
+                <w:webHidden/>
+              </w:rPr>
+              <w:t>8</w:t>
+            </w:r>
+            <w:r>
+              <w:rPr>
+                <w:noProof/>
+                <w:webHidden/>
+              </w:rPr>
+              <w:fldChar w:fldCharType="end"/>
+            </w:r>
+          </w:hyperlink>
+        </w:p>
+        <w:p>
+          <w:pPr>
+            <w:pStyle w:val="Verzeichnis2"/>
+            <w:tabs>
+              <w:tab w:val="right" w:leader="dot" w:pos="8494"/>
+            </w:tabs>
+            <w:rPr>
+              <w:rFonts w:asciiTheme="minorHAnsi" w:eastAsiaTheme="minorEastAsia" w:hAnsiTheme="minorHAnsi" w:cstheme="minorBidi"/>
+              <w:noProof/>
+              <w:kern w:val="2"/>
+              <w:lang w:val="de-DE"/>
+              <w14:ligatures w14:val="standardContextual"/>
+            </w:rPr>
+          </w:pPr>
+          <w:hyperlink w:anchor="_Toc221111865" w:history="1">
+            <w:r>
+              <w:rPr>
+                <w:rStyle w:val="Hyperlink"/>
+                <w:noProof/>
+              </w:rPr>
+              <w:t>4.2 Widerstand als Indikator für den „Lack of Fit“</w:t>
+            </w:r>
+            <w:r>
+              <w:rPr>
+                <w:noProof/>
+                <w:webHidden/>
+              </w:rPr>
+              <w:tab/>
+            </w:r>
+            <w:r>
+              <w:rPr>
+                <w:noProof/>
+                <w:webHidden/>
+              </w:rPr>
+              <w:fldChar w:fldCharType="begin"/>
+            </w:r>
+            <w:r>
+              <w:rPr>
+                <w:noProof/>
+                <w:webHidden/>
+              </w:rPr>
+              <w:instrText xml:space="preserve"> PAGEREF _Toc221111865 \h </w:instrText>
+            </w:r>
+            <w:r>
+              <w:rPr>
+                <w:noProof/>
+                <w:webHidden/>
+              </w:rPr>
+            </w:r>
+            <w:r>
+              <w:rPr>
+                <w:noProof/>
+                <w:webHidden/>
+              </w:rPr>
+              <w:fldChar w:fldCharType="separate"/>
+            </w:r>
+            <w:r>
+              <w:rPr>
+                <w:noProof/>
+                <w:webHidden/>
+              </w:rPr>
+              <w:t>8</w:t>
+            </w:r>
+            <w:r>
+              <w:rPr>
+                <w:noProof/>
+                <w:webHidden/>
+              </w:rPr>
+              <w:fldChar w:fldCharType="end"/>
+            </w:r>
+          </w:hyperlink>
+        </w:p>
+        <w:p>
+          <w:pPr>
+            <w:pStyle w:val="Verzeichnis2"/>
+            <w:tabs>
+              <w:tab w:val="right" w:leader="dot" w:pos="8494"/>
+            </w:tabs>
+            <w:rPr>
+              <w:rFonts w:asciiTheme="minorHAnsi" w:eastAsiaTheme="minorEastAsia" w:hAnsiTheme="minorHAnsi" w:cstheme="minorBidi"/>
+              <w:noProof/>
+              <w:kern w:val="2"/>
+              <w:lang w:val="de-DE"/>
+              <w14:ligatures w14:val="standardContextual"/>
+            </w:rPr>
+          </w:pPr>
+          <w:hyperlink w:anchor="_Toc221111866" w:history="1">
+            <w:r>
+              <w:rPr>
+                <w:rStyle w:val="Hyperlink"/>
+                <w:rFonts w:ascii="Arial" w:hAnsi="Arial" w:cs="Arial"/>
+                <w:noProof/>
+              </w:rPr>
+              <w:t>4.3 Statistische Evidenz (Mahmoodi et al. 2023)</w:t>
+            </w:r>
+            <w:r>
+              <w:rPr>
+                <w:noProof/>
+                <w:webHidden/>
+              </w:rPr>
+              <w:tab/>
+            </w:r>
+            <w:r>
+              <w:rPr>
+                <w:noProof/>
+                <w:webHidden/>
+              </w:rPr>
+              <w:fldChar w:fldCharType="begin"/>
+            </w:r>
+            <w:r>
+              <w:rPr>
+                <w:noProof/>
+                <w:webHidden/>
+              </w:rPr>
+              <w:instrText xml:space="preserve"> PAGEREF _Toc221111866 \h </w:instrText>
+            </w:r>
+            <w:r>
+              <w:rPr>
+                <w:noProof/>
+                <w:webHidden/>
+              </w:rPr>
+            </w:r>
+            <w:r>
+              <w:rPr>
+                <w:noProof/>
+                <w:webHidden/>
+              </w:rPr>
+              <w:fldChar w:fldCharType="separate"/>
+            </w:r>
+            <w:r>
+              <w:rPr>
+                <w:noProof/>
+                <w:webHidden/>
+              </w:rPr>
+              <w:t>8</w:t>
+            </w:r>
+            <w:r>
+              <w:rPr>
+                <w:noProof/>
+                <w:webHidden/>
+              </w:rPr>
+              <w:fldChar w:fldCharType="end"/>
+            </w:r>
+          </w:hyperlink>
+        </w:p>
+        <w:p>
+          <w:pPr>
+            <w:pStyle w:val="Verzeichnis1"/>
+            <w:tabs>
+              <w:tab w:val="right" w:leader="dot" w:pos="8494"/>
+            </w:tabs>
+            <w:rPr>
+              <w:rFonts w:asciiTheme="minorHAnsi" w:eastAsiaTheme="minorEastAsia" w:hAnsiTheme="minorHAnsi" w:cstheme="minorBidi"/>
+              <w:noProof/>
+              <w:color w:val="auto"/>
+              <w:kern w:val="2"/>
+              <w:lang w:val="de-DE"/>
+              <w14:ligatures w14:val="standardContextual"/>
+            </w:rPr>
+          </w:pPr>
+          <w:hyperlink w:anchor="_Toc221111867" w:history="1">
+            <w:r>
+              <w:rPr>
+                <w:rStyle w:val="Hyperlink"/>
+                <w:noProof/>
+              </w:rPr>
+              <w:t>5. Fallstudie: ITN-Distribution in Uganda</w:t>
+            </w:r>
+            <w:r>
+              <w:rPr>
+                <w:noProof/>
+                <w:webHidden/>
+              </w:rPr>
+              <w:tab/>
+            </w:r>
+            <w:r>
+              <w:rPr>
+                <w:noProof/>
+                <w:webHidden/>
+              </w:rPr>
+              <w:fldChar w:fldCharType="begin"/>
+            </w:r>
+            <w:r>
+              <w:rPr>
+                <w:noProof/>
+                <w:webHidden/>
+              </w:rPr>
+              <w:instrText xml:space="preserve"> PAGEREF _Toc221111867 \h </w:instrText>
+            </w:r>
+            <w:r>
+              <w:rPr>
+                <w:noProof/>
+                <w:webHidden/>
+              </w:rPr>
+            </w:r>
+            <w:r>
+              <w:rPr>
+                <w:noProof/>
+                <w:webHidden/>
+              </w:rPr>
+              <w:fldChar w:fldCharType="separate"/>
+            </w:r>
+            <w:r>
+              <w:rPr>
+                <w:noProof/>
+                <w:webHidden/>
+              </w:rPr>
+              <w:t>10</w:t>
+            </w:r>
+            <w:r>
+              <w:rPr>
+                <w:noProof/>
+                <w:webHidden/>
+              </w:rPr>
+              <w:fldChar w:fldCharType="end"/>
+            </w:r>
+          </w:hyperlink>
+        </w:p>
+        <w:p>
+          <w:pPr>
+            <w:pStyle w:val="Verzeichnis2"/>
+            <w:tabs>
+              <w:tab w:val="right" w:leader="dot" w:pos="8494"/>
+            </w:tabs>
+            <w:rPr>
+              <w:rFonts w:asciiTheme="minorHAnsi" w:eastAsiaTheme="minorEastAsia" w:hAnsiTheme="minorHAnsi" w:cstheme="minorBidi"/>
+              <w:noProof/>
+              <w:kern w:val="2"/>
+              <w:lang w:val="de-DE"/>
+              <w14:ligatures w14:val="standardContextual"/>
+            </w:rPr>
+          </w:pPr>
+          <w:hyperlink w:anchor="_Toc221111868" w:history="1">
+            <w:r>
+              <w:rPr>
+                <w:rStyle w:val="Hyperlink"/>
+                <w:noProof/>
+              </w:rPr>
+              <w:t>5.1 Die ökonomische Realität am Victoriasee</w:t>
+            </w:r>
+            <w:r>
+              <w:rPr>
+                <w:noProof/>
+                <w:webHidden/>
+              </w:rPr>
+              <w:tab/>
+            </w:r>
+            <w:r>
+              <w:rPr>
+                <w:noProof/>
+                <w:webHidden/>
+              </w:rPr>
+              <w:fldChar w:fldCharType="begin"/>
+            </w:r>
+            <w:r>
+              <w:rPr>
+                <w:noProof/>
+                <w:webHidden/>
+              </w:rPr>
+              <w:instrText xml:space="preserve"> PAGEREF _Toc221111868 \h </w:instrText>
+            </w:r>
+            <w:r>
+              <w:rPr>
+                <w:noProof/>
+                <w:webHidden/>
+              </w:rPr>
+            </w:r>
+            <w:r>
+              <w:rPr>
+                <w:noProof/>
+                <w:webHidden/>
+              </w:rPr>
+              <w:fldChar w:fldCharType="separate"/>
+            </w:r>
+            <w:r>
+              <w:rPr>
+                <w:noProof/>
+                <w:webHidden/>
+              </w:rPr>
+              <w:t>10</w:t>
+            </w:r>
+            <w:r>
+              <w:rPr>
+                <w:noProof/>
+                <w:webHidden/>
+              </w:rPr>
+              <w:fldChar w:fldCharType="end"/>
+            </w:r>
+          </w:hyperlink>
+        </w:p>
+        <w:p>
+          <w:pPr>
+            <w:pStyle w:val="Verzeichnis2"/>
+            <w:tabs>
+              <w:tab w:val="right" w:leader="dot" w:pos="8494"/>
+            </w:tabs>
+            <w:rPr>
+              <w:rFonts w:asciiTheme="minorHAnsi" w:eastAsiaTheme="minorEastAsia" w:hAnsiTheme="minorHAnsi" w:cstheme="minorBidi"/>
+              <w:noProof/>
+              <w:kern w:val="2"/>
+              <w:lang w:val="de-DE"/>
+              <w14:ligatures w14:val="standardContextual"/>
+            </w:rPr>
+          </w:pPr>
+          <w:hyperlink w:anchor="_Toc221111869" w:history="1">
+            <w:r>
+              <w:rPr>
+                <w:rStyle w:val="Hyperlink"/>
+                <w:rFonts w:ascii="Arial" w:hAnsi="Arial" w:cs="Arial"/>
+                <w:noProof/>
+              </w:rPr>
+              <w:t>5.2 Der „Lack of Fit“: Taktische Repolitisierung von Ressourcen</w:t>
+            </w:r>
+            <w:r>
+              <w:rPr>
+                <w:noProof/>
+                <w:webHidden/>
+              </w:rPr>
+              <w:tab/>
+            </w:r>
+            <w:r>
+              <w:rPr>
+                <w:noProof/>
+                <w:webHidden/>
+              </w:rPr>
+              <w:fldChar w:fldCharType="begin"/>
+            </w:r>
+            <w:r>
+              <w:rPr>
+                <w:noProof/>
+                <w:webHidden/>
+              </w:rPr>
+              <w:instrText xml:space="preserve"> PAGEREF _Toc221111869 \h </w:instrText>
+            </w:r>
+            <w:r>
+              <w:rPr>
+                <w:noProof/>
+                <w:webHidden/>
+              </w:rPr>
+            </w:r>
+            <w:r>
+              <w:rPr>
+                <w:noProof/>
+                <w:webHidden/>
+              </w:rPr>
+              <w:fldChar w:fldCharType="separate"/>
+            </w:r>
+            <w:r>
+              <w:rPr>
+                <w:noProof/>
+                <w:webHidden/>
+              </w:rPr>
+              <w:t>10</w:t>
+            </w:r>
+            <w:r>
+              <w:rPr>
+                <w:noProof/>
+                <w:webHidden/>
+              </w:rPr>
+              <w:fldChar w:fldCharType="end"/>
+            </w:r>
+          </w:hyperlink>
+        </w:p>
+        <w:p>
+          <w:pPr>
+            <w:pStyle w:val="Verzeichnis1"/>
+            <w:tabs>
+              <w:tab w:val="right" w:leader="dot" w:pos="8494"/>
+            </w:tabs>
+            <w:rPr>
+              <w:rFonts w:asciiTheme="minorHAnsi" w:eastAsiaTheme="minorEastAsia" w:hAnsiTheme="minorHAnsi" w:cstheme="minorBidi"/>
+              <w:noProof/>
+              <w:color w:val="auto"/>
+              <w:kern w:val="2"/>
+              <w:lang w:val="de-DE"/>
+              <w14:ligatures w14:val="standardContextual"/>
+            </w:rPr>
+          </w:pPr>
+          <w:hyperlink w:anchor="_Toc221111870" w:history="1">
+            <w:r>
+              <w:rPr>
+                <w:rStyle w:val="Hyperlink"/>
+                <w:noProof/>
+              </w:rPr>
+              <w:t>6. Diskussion und Handlungsempfehlungen</w:t>
+            </w:r>
+            <w:r>
+              <w:rPr>
+                <w:noProof/>
+                <w:webHidden/>
+              </w:rPr>
+              <w:tab/>
+            </w:r>
+            <w:r>
+              <w:rPr>
+                <w:noProof/>
+                <w:webHidden/>
+              </w:rPr>
+              <w:fldChar w:fldCharType="begin"/>
+            </w:r>
+            <w:r>
+              <w:rPr>
+                <w:noProof/>
+                <w:webHidden/>
+              </w:rPr>
+              <w:instrText xml:space="preserve"> PAGEREF _Toc221111870 \h </w:instrText>
+            </w:r>
+            <w:r>
+              <w:rPr>
+                <w:noProof/>
+                <w:webHidden/>
+              </w:rPr>
+            </w:r>
+            <w:r>
+              <w:rPr>
+                <w:noProof/>
+                <w:webHidden/>
+              </w:rPr>
+              <w:fldChar w:fldCharType="separate"/>
+            </w:r>
+            <w:r>
+              <w:rPr>
+                <w:noProof/>
+                <w:webHidden/>
+              </w:rPr>
+              <w:t>11</w:t>
+            </w:r>
+            <w:r>
+              <w:rPr>
+                <w:noProof/>
+                <w:webHidden/>
+              </w:rPr>
+              <w:fldChar w:fldCharType="end"/>
+            </w:r>
+          </w:hyperlink>
+        </w:p>
+        <w:p>
+          <w:pPr>
+            <w:pStyle w:val="Verzeichnis2"/>
+            <w:tabs>
+              <w:tab w:val="right" w:leader="dot" w:pos="8494"/>
+            </w:tabs>
+            <w:rPr>
+              <w:rFonts w:asciiTheme="minorHAnsi" w:eastAsiaTheme="minorEastAsia" w:hAnsiTheme="minorHAnsi" w:cstheme="minorBidi"/>
+              <w:noProof/>
+              <w:kern w:val="2"/>
+              <w:lang w:val="de-DE"/>
+              <w14:ligatures w14:val="standardContextual"/>
+            </w:rPr>
+          </w:pPr>
+          <w:hyperlink w:anchor="_Toc221111871" w:history="1">
+            <w:r>
+              <w:rPr>
+                <w:rStyle w:val="Hyperlink"/>
+                <w:noProof/>
+              </w:rPr>
+              <w:t>6.1 Von der Edukation zur systemischen Adaptation</w:t>
+            </w:r>
+            <w:r>
+              <w:rPr>
+                <w:noProof/>
+                <w:webHidden/>
+              </w:rPr>
+              <w:tab/>
+            </w:r>
+            <w:r>
+              <w:rPr>
+                <w:noProof/>
+                <w:webHidden/>
+              </w:rPr>
+              <w:fldChar w:fldCharType="begin"/>
+            </w:r>
+            <w:r>
+              <w:rPr>
+                <w:noProof/>
+                <w:webHidden/>
+              </w:rPr>
+              <w:instrText xml:space="preserve"> PAGEREF _Toc221111871 \h </w:instrText>
+            </w:r>
+            <w:r>
+              <w:rPr>
+                <w:noProof/>
+                <w:webHidden/>
+              </w:rPr>
+            </w:r>
+            <w:r>
+              <w:rPr>
+                <w:noProof/>
+                <w:webHidden/>
+              </w:rPr>
+              <w:fldChar w:fldCharType="separate"/>
+            </w:r>
+            <w:r>
+              <w:rPr>
+                <w:noProof/>
+                <w:webHidden/>
+              </w:rPr>
+              <w:t>11</w:t>
+            </w:r>
+            <w:r>
+              <w:rPr>
+                <w:noProof/>
+                <w:webHidden/>
+              </w:rPr>
+              <w:fldChar w:fldCharType="end"/>
+            </w:r>
+          </w:hyperlink>
+        </w:p>
+        <w:p>
+          <w:pPr>
+            <w:pStyle w:val="Verzeichnis2"/>
+            <w:tabs>
+              <w:tab w:val="right" w:leader="dot" w:pos="8494"/>
+            </w:tabs>
+            <w:rPr>
+              <w:rFonts w:asciiTheme="minorHAnsi" w:eastAsiaTheme="minorEastAsia" w:hAnsiTheme="minorHAnsi" w:cstheme="minorBidi"/>
+              <w:noProof/>
+              <w:kern w:val="2"/>
+              <w:lang w:val="de-DE"/>
+              <w14:ligatures w14:val="standardContextual"/>
+            </w:rPr>
+          </w:pPr>
+          <w:hyperlink w:anchor="_Toc221111872" w:history="1">
+            <w:r>
+              <w:rPr>
+                <w:rStyle w:val="Hyperlink"/>
+                <w:noProof/>
+              </w:rPr>
+              <w:t>6.2 Messbarkeit von Co-Creation jenseits quantitativer KPIs</w:t>
+            </w:r>
+            <w:r>
+              <w:rPr>
+                <w:noProof/>
+                <w:webHidden/>
+              </w:rPr>
+              <w:tab/>
+            </w:r>
+            <w:r>
+              <w:rPr>
+                <w:noProof/>
+                <w:webHidden/>
+              </w:rPr>
+              <w:fldChar w:fldCharType="begin"/>
+            </w:r>
+            <w:r>
+              <w:rPr>
+                <w:noProof/>
+                <w:webHidden/>
+              </w:rPr>
+              <w:instrText xml:space="preserve"> PAGEREF _Toc221111872 \h </w:instrText>
+            </w:r>
+            <w:r>
+              <w:rPr>
+                <w:noProof/>
+                <w:webHidden/>
+              </w:rPr>
+            </w:r>
+            <w:r>
+              <w:rPr>
+                <w:noProof/>
+                <w:webHidden/>
+              </w:rPr>
+              <w:fldChar w:fldCharType="separate"/>
+            </w:r>
+            <w:r>
+              <w:rPr>
+                <w:noProof/>
+                <w:webHidden/>
+              </w:rPr>
+              <w:t>11</w:t>
+            </w:r>
+            <w:r>
+              <w:rPr>
+                <w:noProof/>
+                <w:webHidden/>
+              </w:rPr>
+              <w:fldChar w:fldCharType="end"/>
+            </w:r>
+          </w:hyperlink>
+        </w:p>
+        <w:p>
+          <w:pPr>
+            <w:pStyle w:val="Verzeichnis1"/>
+            <w:tabs>
+              <w:tab w:val="right" w:leader="dot" w:pos="8494"/>
+            </w:tabs>
+            <w:rPr>
+              <w:rFonts w:asciiTheme="minorHAnsi" w:eastAsiaTheme="minorEastAsia" w:hAnsiTheme="minorHAnsi" w:cstheme="minorBidi"/>
+              <w:noProof/>
+              <w:color w:val="auto"/>
+              <w:kern w:val="2"/>
+              <w:lang w:val="de-DE"/>
+              <w14:ligatures w14:val="standardContextual"/>
+            </w:rPr>
+          </w:pPr>
+          <w:hyperlink w:anchor="_Toc221111873" w:history="1">
+            <w:r>
+              <w:rPr>
+                <w:rStyle w:val="Hyperlink"/>
+                <w:noProof/>
+              </w:rPr>
+              <w:t>7. Fazit</w:t>
+            </w:r>
+            <w:r>
+              <w:rPr>
+                <w:noProof/>
+                <w:webHidden/>
+              </w:rPr>
+              <w:tab/>
+            </w:r>
+            <w:r>
+              <w:rPr>
+                <w:noProof/>
+                <w:webHidden/>
+              </w:rPr>
+              <w:fldChar w:fldCharType="begin"/>
+            </w:r>
+            <w:r>
+              <w:rPr>
+                <w:noProof/>
+                <w:webHidden/>
+              </w:rPr>
+              <w:instrText xml:space="preserve"> PAGEREF _Toc221111873 \h </w:instrText>
+            </w:r>
+            <w:r>
+              <w:rPr>
+                <w:noProof/>
+                <w:webHidden/>
+              </w:rPr>
+            </w:r>
+            <w:r>
+              <w:rPr>
+                <w:noProof/>
+                <w:webHidden/>
+              </w:rPr>
+              <w:fldChar w:fldCharType="separate"/>
+            </w:r>
+            <w:r>
+              <w:rPr>
+                <w:noProof/>
+                <w:webHidden/>
+              </w:rPr>
+              <w:t>12</w:t>
+            </w:r>
+            <w:r>
+              <w:rPr>
+                <w:noProof/>
+                <w:webHidden/>
+              </w:rPr>
+              <w:fldChar w:fldCharType="end"/>
+            </w:r>
+          </w:hyperlink>
+        </w:p>
+        <w:p>
+          <w:pPr>
+            <w:pStyle w:val="Verzeichnis1"/>
+            <w:tabs>
+              <w:tab w:val="right" w:leader="dot" w:pos="8494"/>
+            </w:tabs>
+            <w:rPr>
+              <w:rFonts w:asciiTheme="minorHAnsi" w:eastAsiaTheme="minorEastAsia" w:hAnsiTheme="minorHAnsi" w:cstheme="minorBidi"/>
+              <w:noProof/>
+              <w:color w:val="auto"/>
+              <w:kern w:val="2"/>
+              <w:lang w:val="de-DE"/>
+              <w14:ligatures w14:val="standardContextual"/>
+            </w:rPr>
+          </w:pPr>
+          <w:hyperlink w:anchor="_Toc221111874" w:history="1">
+            <w:r>
+              <w:rPr>
+                <w:rStyle w:val="Hyperlink"/>
+                <w:noProof/>
+              </w:rPr>
+              <w:t>Literaturverzeichnis</w:t>
+            </w:r>
+            <w:r>
+              <w:rPr>
+                <w:noProof/>
+                <w:webHidden/>
+              </w:rPr>
+              <w:tab/>
+            </w:r>
+            <w:r>
+              <w:rPr>
+                <w:noProof/>
+                <w:webHidden/>
+              </w:rPr>
+              <w:fldChar w:fldCharType="begin"/>
+            </w:r>
+            <w:r>
+              <w:rPr>
+                <w:noProof/>
+                <w:webHidden/>
+              </w:rPr>
+              <w:instrText xml:space="preserve"> PAGEREF _Toc221111874 \h </w:instrText>
+            </w:r>
+            <w:r>
+              <w:rPr>
+                <w:noProof/>
+                <w:webHidden/>
+              </w:rPr>
+            </w:r>
+            <w:r>
+              <w:rPr>
+                <w:noProof/>
+                <w:webHidden/>
+              </w:rPr>
+              <w:fldChar w:fldCharType="separate"/>
+            </w:r>
+            <w:r>
+              <w:rPr>
+                <w:noProof/>
+                <w:webHidden/>
+              </w:rPr>
+              <w:t>13</w:t>
+            </w:r>
+            <w:r>
+              <w:rPr>
+                <w:noProof/>
+                <w:webHidden/>
+              </w:rPr>
+              <w:fldChar w:fldCharType="end"/>
+            </w:r>
+          </w:hyperlink>
+        </w:p>
+        <w:p>
+          <w:pPr>
+            <w:pStyle w:val="Verzeichnis2"/>
+            <w:tabs>
+              <w:tab w:val="right" w:leader="dot" w:pos="8494"/>
+            </w:tabs>
+            <w:rPr>
+              <w:rFonts w:asciiTheme="minorHAnsi" w:eastAsiaTheme="minorEastAsia" w:hAnsiTheme="minorHAnsi" w:cstheme="minorBidi"/>
+              <w:noProof/>
+              <w:kern w:val="2"/>
+              <w:lang w:val="de-DE"/>
+              <w14:ligatures w14:val="standardContextual"/>
+            </w:rPr>
+          </w:pPr>
+          <w:hyperlink w:anchor="_Toc221111875" w:history="1">
+            <w:r>
+              <w:rPr>
+                <w:rStyle w:val="Hyperlink"/>
+                <w:noProof/>
+              </w:rPr>
+              <w:t>A1. Hilfsmittelverzeichnis</w:t>
+            </w:r>
+            <w:r>
+              <w:rPr>
+                <w:noProof/>
+                <w:webHidden/>
+              </w:rPr>
+              <w:tab/>
+            </w:r>
+            <w:r>
+              <w:rPr>
+                <w:noProof/>
+                <w:webHidden/>
+              </w:rPr>
+              <w:fldChar w:fldCharType="begin"/>
+            </w:r>
+            <w:r>
+              <w:rPr>
+                <w:noProof/>
+                <w:webHidden/>
+              </w:rPr>
+              <w:instrText xml:space="preserve"> PAGEREF _Toc221111875 \h </w:instrText>
+            </w:r>
+            <w:r>
+              <w:rPr>
+                <w:noProof/>
+                <w:webHidden/>
+              </w:rPr>
+            </w:r>
+            <w:r>
+              <w:rPr>
+                <w:noProof/>
+                <w:webHidden/>
+              </w:rPr>
+              <w:fldChar w:fldCharType="separate"/>
+            </w:r>
+            <w:r>
+              <w:rPr>
+                <w:noProof/>
+                <w:webHidden/>
+              </w:rPr>
+              <w:t>14</w:t>
+            </w:r>
+            <w:r>
+              <w:rPr>
+                <w:noProof/>
+                <w:webHidden/>
+              </w:rPr>
+              <w:fldChar w:fldCharType="end"/>
+            </w:r>
+          </w:hyperlink>
+        </w:p>
+        <w:p>
+          <w:pPr>
+            <w:pStyle w:val="Verzeichnis2"/>
+            <w:tabs>
+              <w:tab w:val="right" w:leader="dot" w:pos="8494"/>
+            </w:tabs>
+            <w:rPr>
+              <w:rFonts w:asciiTheme="minorHAnsi" w:eastAsiaTheme="minorEastAsia" w:hAnsiTheme="minorHAnsi" w:cstheme="minorBidi"/>
+              <w:noProof/>
+              <w:kern w:val="2"/>
+              <w:lang w:val="de-DE"/>
+              <w14:ligatures w14:val="standardContextual"/>
+            </w:rPr>
+          </w:pPr>
+          <w:hyperlink w:anchor="_Toc221111876" w:history="1">
+            <w:r>
+              <w:rPr>
+                <w:rStyle w:val="Hyperlink"/>
+                <w:noProof/>
+              </w:rPr>
+              <w:t>A2. Eidesstattliche Erklärung</w:t>
+            </w:r>
+            <w:r>
+              <w:rPr>
+                <w:noProof/>
+                <w:webHidden/>
+              </w:rPr>
+              <w:tab/>
+            </w:r>
+            <w:r>
+              <w:rPr>
+                <w:noProof/>
+                <w:webHidden/>
+              </w:rPr>
+              <w:fldChar w:fldCharType="begin"/>
+            </w:r>
+            <w:r>
+              <w:rPr>
+                <w:noProof/>
+                <w:webHidden/>
+              </w:rPr>
+              <w:instrText xml:space="preserve"> PAGEREF _Toc221111876 \h </w:instrText>
+            </w:r>
+            <w:r>
+              <w:rPr>
+                <w:noProof/>
+                <w:webHidden/>
+              </w:rPr>
+            </w:r>
+            <w:r>
+              <w:rPr>
+                <w:noProof/>
+                <w:webHidden/>
+              </w:rPr>
+              <w:fldChar w:fldCharType="separate"/>
+            </w:r>
+            <w:r>
+              <w:rPr>
+                <w:noProof/>
+                <w:webHidden/>
+              </w:rPr>
+              <w:t>16</w:t>
+            </w:r>
+            <w:r>
+              <w:rPr>
+                <w:noProof/>
+                <w:webHidden/>
+              </w:rPr>
+              <w:fldChar w:fldCharType="end"/>
+            </w:r>
+          </w:hyperlink>
+        </w:p>
+        <w:p>
+          <w:pPr>
+            <w:pStyle w:val="Verzeichnis1"/>
+            <w:tabs>
+              <w:tab w:val="right" w:leader="dot" w:pos="8494"/>
+            </w:tabs>
+            <w:rPr>
+              <w:rFonts w:asciiTheme="minorHAnsi" w:eastAsiaTheme="minorEastAsia" w:hAnsiTheme="minorHAnsi" w:cstheme="minorBidi"/>
+              <w:noProof/>
+              <w:color w:val="auto"/>
+              <w:kern w:val="2"/>
+              <w:lang w:val="de-DE"/>
+              <w14:ligatures w14:val="standardContextual"/>
+            </w:rPr>
+          </w:pPr>
+          <w:hyperlink w:anchor="_Toc221111877" w:history="1">
+            <w:r>
+              <w:rPr>
+                <w:rStyle w:val="Hyperlink"/>
+                <w:noProof/>
               </w:rPr>
               <w:t>Anhang</w:t>
             </w:r>
             <w:r>
               <w:rPr>
-                <w:color w:val="000000"/>
+                <w:noProof/>
+                <w:webHidden/>
               </w:rPr>
               <w:tab/>
+            </w:r>
+            <w:r>
+              <w:rPr>
+                <w:noProof/>
+                <w:webHidden/>
+              </w:rPr>
+              <w:fldChar w:fldCharType="begin"/>
+            </w:r>
+            <w:r>
+              <w:rPr>
+                <w:noProof/>
+                <w:webHidden/>
+              </w:rPr>
+              <w:instrText xml:space="preserve"> PAGEREF _Toc221111877 \h </w:instrText>
+            </w:r>
+            <w:r>
+              <w:rPr>
+                <w:noProof/>
+                <w:webHidden/>
+              </w:rPr>
+            </w:r>
+            <w:r>
+              <w:rPr>
+                <w:noProof/>
+                <w:webHidden/>
+              </w:rPr>
+              <w:fldChar w:fldCharType="separate"/>
+            </w:r>
+            <w:r>
+              <w:rPr>
+                <w:noProof/>
+                <w:webHidden/>
+              </w:rPr>
               <w:t>1</w:t>
+            </w:r>
+            <w:r>
+              <w:rPr>
+                <w:noProof/>
+                <w:webHidden/>
+              </w:rPr>
+              <w:fldChar w:fldCharType="end"/>
             </w:r>
           </w:hyperlink>
         </w:p>
         <w:p>
           <w:r>
+            <w:rPr>
+              <w:b/>
+              <w:bCs/>
+            </w:rPr>
             <w:fldChar w:fldCharType="end"/>
           </w:r>
         </w:p>
       </w:sdtContent>
     </w:sdt>
     <w:p/>
-    <w:sdt>
-      <w:sdtPr>
-        <w:id w:val="664245654"/>
-        <w:docPartObj>
-          <w:docPartGallery w:val="Table of Contents"/>
-          <w:docPartUnique/>
-        </w:docPartObj>
-      </w:sdtPr>
-      <w:sdtContent>
-        <w:p>
-          <w:pPr>
-            <w:pBdr>
-              <w:top w:val="nil"/>
-              <w:left w:val="nil"/>
-              <w:bottom w:val="nil"/>
-              <w:right w:val="nil"/>
-              <w:between w:val="nil"/>
-            </w:pBdr>
-            <w:tabs>
-              <w:tab w:val="right" w:pos="8494"/>
-            </w:tabs>
-            <w:spacing w:after="0"/>
-            <w:rPr>
-              <w:rFonts w:ascii="Calibri" w:eastAsia="Calibri" w:hAnsi="Calibri" w:cs="Calibri"/>
-              <w:color w:val="000000"/>
-              <w:sz w:val="22"/>
-              <w:szCs w:val="22"/>
-            </w:rPr>
-          </w:pPr>
-          <w:r>
-            <w:fldChar w:fldCharType="begin"/>
-          </w:r>
-          <w:r>
-            <w:instrText xml:space="preserve"> TOC \h \u \z \t "Heading 1,1,Heading 2,2,Heading 3,3,Heading 4,4,Heading 5,5,Heading 6,6,"</w:instrText>
-          </w:r>
-          <w:r>
-            <w:fldChar w:fldCharType="separate"/>
-          </w:r>
-        </w:p>
-        <w:p>
-          <w:r>
-            <w:fldChar w:fldCharType="end"/>
-          </w:r>
-        </w:p>
-      </w:sdtContent>
-    </w:sdt>
     <w:p>
       <w:pPr>
-        <w:pStyle w:val="Heading1"/>
-        <w:sectPr>
-          <w:headerReference w:type="default" r:id="rId9"/>
-          <w:footerReference w:type="default" r:id="rId10"/>
-          <w:pgSz w:w="11906" w:h="16838"/>
-          <w:pgMar w:top="1417" w:right="1701" w:bottom="1418" w:left="1701" w:header="709" w:footer="709" w:gutter="0"/>
-          <w:pgNumType w:start="1"/>
-          <w:cols w:space="720"/>
-        </w:sectPr>
+        <w:rPr>
+          <w:b/>
+          <w:bCs/>
+          <w:color w:val="000000"/>
+          <w:sz w:val="32"/>
+          <w:szCs w:val="32"/>
+        </w:rPr>
       </w:pPr>
-      <w:bookmarkStart w:id="0" w:name="_heading=h.s9nihshuhvpe" w:colFirst="0" w:colLast="0"/>
-      <w:bookmarkEnd w:id="0"/>
+      <w:bookmarkStart w:id="0" w:name="einleitung"/>
       <w:r>
-        <w:t>Abbildungsverzeichnis</w:t>
+        <w:br w:type="page"/>
       </w:r>
     </w:p>
     <w:p>
       <w:pPr>
-        <w:pStyle w:val="Heading1"/>
-        <w:spacing w:line="480" w:lineRule="auto"/>
-        <w:rPr>
-          <w:b w:val="0"/>
-          <w:bCs w:val="0"/>
-          <w:sz w:val="24"/>
-          <w:szCs w:val="24"/>
-        </w:rPr>
+        <w:pStyle w:val="berschrift1"/>
       </w:pPr>
-      <w:bookmarkStart w:id="1" w:name="_heading=h.pry8xw61czpa" w:colFirst="0" w:colLast="0"/>
-      <w:bookmarkEnd w:id="1"/>
+      <w:bookmarkStart w:id="1" w:name="_Toc221111851"/>
       <w:r>
         <w:lastRenderedPageBreak/>
-        <w:t xml:space="preserve">Einführung: </w:t>
+        <w:t xml:space="preserve">1. </w:t>
       </w:r>
+      <w:r>
+        <w:t>Einleitung</w:t>
+      </w:r>
+      <w:bookmarkEnd w:id="1"/>
     </w:p>
     <w:p>
       <w:pPr>
-        <w:spacing w:line="480" w:lineRule="auto"/>
-        <w:rPr>
-          <w:color w:val="000000"/>
-        </w:rPr>
-      </w:pPr>
-    </w:p>
-    <w:p>
-      <w:pPr>
-        <w:pStyle w:val="Heading1"/>
-        <w:numPr>
-          <w:ilvl w:val="0"/>
-          <w:numId w:val="1"/>
-        </w:numPr>
+        <w:pStyle w:val="berschrift2"/>
         <w:spacing w:line="480" w:lineRule="auto"/>
       </w:pPr>
-      <w:bookmarkStart w:id="2" w:name="_heading=h.r8cs8o83of74" w:colFirst="0" w:colLast="0"/>
-      <w:bookmarkEnd w:id="2"/>
-      <w:r>
-        <w:t>Einleitung</w:t>
-      </w:r>
-    </w:p>
-    <w:p>
-      <w:pPr>
-        <w:pStyle w:val="Heading2"/>
-        <w:spacing w:line="480" w:lineRule="auto"/>
-      </w:pPr>
+      <w:bookmarkStart w:id="2" w:name="X318c07f075fb1c24cd28df8f396b664d1c04bfa"/>
+      <w:bookmarkStart w:id="3" w:name="_Toc221111852"/>
       <w:r>
         <w:t>1.1 Problemstellung und Relevanz im Global Health Diskurs</w:t>
       </w:r>
-    </w:p>
-    <w:p>
-      <w:pPr>
-        <w:pStyle w:val="Heading1"/>
-        <w:spacing w:line="480" w:lineRule="auto"/>
-      </w:pPr>
-      <w:bookmarkStart w:id="3" w:name="einleitung"/>
-      <w:r>
-        <w:t>1. Einleitung</w:t>
-      </w:r>
-    </w:p>
-    <w:p>
-      <w:pPr>
-        <w:pStyle w:val="Heading2"/>
-        <w:spacing w:line="480" w:lineRule="auto"/>
-      </w:pPr>
-      <w:bookmarkStart w:id="4" w:name="X318c07f075fb1c24cd28df8f396b664d1c04bfa"/>
-      <w:r>
-        <w:t>1.1 Problemstellung und Relevanz im Global Health Diskurs</w:t>
-      </w:r>
+      <w:bookmarkEnd w:id="3"/>
     </w:p>
     <w:p>
       <w:pPr>
@@ -1232,7 +2447,7 @@
     </w:p>
     <w:p>
       <w:pPr>
-        <w:pStyle w:val="BodyText"/>
+        <w:pStyle w:val="Textkrper"/>
         <w:spacing w:line="480" w:lineRule="auto"/>
         <w:jc w:val="both"/>
         <w:rPr>
@@ -1245,20 +2460,12 @@
           <w:rFonts w:ascii="Arial" w:hAnsi="Arial" w:cs="Arial"/>
           <w:lang w:val="de-DE"/>
         </w:rPr>
-        <w:t xml:space="preserve">Diese paternalistische Sichtweise entlastet zwar die Programmentwickler, verkennt jedoch die strukturellen Machtasymmetrien und sozioökonomischen Realitäten, in denen Widerstand entsteht. Werden Gesundheitsprogramme lediglich als logistische Operationen begriffen, bleiben die soziopolitischen Ursachen von Ablehnung unsichtbar. Angesichts massiver Investitionen in globale Gesundheitsfonds ist das Verständnis dieser Widerstandsphänomene </w:t>
-      </w:r>
-      <w:r>
-        <w:rPr>
-          <w:rFonts w:ascii="Arial" w:hAnsi="Arial" w:cs="Arial"/>
-          <w:lang w:val="de-DE"/>
-        </w:rPr>
-        <w:lastRenderedPageBreak/>
-        <w:t>eine Voraussetzung für die ethische Legitimation von Community Health Systems (CHS).</w:t>
+        <w:t>Diese paternalistische Sichtweise entlastet zwar die Programmentwickler, verkennt jedoch die strukturellen Machtasymmetrien und sozioökonomischen Realitäten, in denen Widerstand entsteht. Werden Gesundheitsprogramme lediglich als logistische Operationen begriffen, bleiben die soziopolitischen Ursachen von Ablehnung unsichtbar. Angesichts massiver Investitionen in globale Gesundheitsfonds ist das Verständnis dieser Widerstandsphänomene eine Voraussetzung für die ethische Legitimation von Community Health Systems (CHS).</w:t>
       </w:r>
     </w:p>
     <w:p>
       <w:pPr>
-        <w:pStyle w:val="Heading2"/>
+        <w:pStyle w:val="berschrift2"/>
         <w:spacing w:line="480" w:lineRule="auto"/>
         <w:jc w:val="both"/>
         <w:rPr>
@@ -1267,8 +2474,9 @@
           <w:szCs w:val="24"/>
         </w:rPr>
       </w:pPr>
-      <w:bookmarkStart w:id="5" w:name="X7e20ed232028829b4d2349899891127431a23e5"/>
-      <w:bookmarkEnd w:id="4"/>
+      <w:bookmarkStart w:id="4" w:name="X7e20ed232028829b4d2349899891127431a23e5"/>
+      <w:bookmarkStart w:id="5" w:name="_Toc221111853"/>
+      <w:bookmarkEnd w:id="2"/>
       <w:r>
         <w:rPr>
           <w:rFonts w:ascii="Arial" w:hAnsi="Arial" w:cs="Arial"/>
@@ -1277,6 +2485,7 @@
         </w:rPr>
         <w:t>1.2 Forschungsfrage und Zielsetzung der Arbeit</w:t>
       </w:r>
+      <w:bookmarkEnd w:id="5"/>
     </w:p>
     <w:p>
       <w:pPr>
@@ -1293,12 +2502,20 @@
           <w:rFonts w:ascii="Arial" w:hAnsi="Arial" w:cs="Arial"/>
           <w:lang w:val="de-DE"/>
         </w:rPr>
-        <w:t>Die vorliegende Arbeit bricht mit der defizitorientierten Perspektive und postuliert, dass Widerstand gegen gesundheitliche Maßnahmen ein hochrationales Feedback-Signal darstellt. Dieses weist auf einen „Lack of Fit“ zwischen der technokratischen Systemlogik der Geber und der Lebensweltlogik der Empfänger hin. Im Zentrum steht die Forschungsfrage:</w:t>
+        <w:t xml:space="preserve">Die vorliegende Arbeit bricht mit der defizitorientierten Perspektive und postuliert, dass Widerstand gegen gesundheitliche Maßnahmen ein hochrationales Feedback-Signal darstellt. Dieses weist auf einen „Lack of Fit“ zwischen der </w:t>
+      </w:r>
+      <w:r>
+        <w:rPr>
+          <w:rFonts w:ascii="Arial" w:hAnsi="Arial" w:cs="Arial"/>
+          <w:lang w:val="de-DE"/>
+        </w:rPr>
+        <w:lastRenderedPageBreak/>
+        <w:t>technokratischen Systemlogik der Geber und der Lebensweltlogik der Empfänger hin. Im Zentrum steht die Forschungsfrage:</w:t>
       </w:r>
     </w:p>
     <w:p>
       <w:pPr>
-        <w:pStyle w:val="BodyText"/>
+        <w:pStyle w:val="Textkrper"/>
         <w:spacing w:line="480" w:lineRule="auto"/>
         <w:jc w:val="both"/>
         <w:rPr>
@@ -1318,7 +2535,7 @@
     </w:p>
     <w:p>
       <w:pPr>
-        <w:pStyle w:val="BodyText"/>
+        <w:pStyle w:val="Textkrper"/>
         <w:spacing w:line="480" w:lineRule="auto"/>
         <w:jc w:val="both"/>
         <w:rPr>
@@ -1336,25 +2553,15 @@
     </w:p>
     <w:p>
       <w:pPr>
-        <w:pStyle w:val="Heading2"/>
-        <w:spacing w:line="480" w:lineRule="auto"/>
-        <w:jc w:val="both"/>
-        <w:rPr>
-          <w:rFonts w:ascii="Arial" w:hAnsi="Arial" w:cs="Arial"/>
-          <w:sz w:val="24"/>
-          <w:szCs w:val="24"/>
-        </w:rPr>
+        <w:pStyle w:val="berschrift2"/>
       </w:pPr>
       <w:bookmarkStart w:id="6" w:name="methodisches-vorgehen"/>
-      <w:bookmarkEnd w:id="5"/>
+      <w:bookmarkStart w:id="7" w:name="_Toc221111854"/>
+      <w:bookmarkEnd w:id="4"/>
       <w:r>
-        <w:rPr>
-          <w:rFonts w:ascii="Arial" w:hAnsi="Arial" w:cs="Arial"/>
-          <w:sz w:val="24"/>
-          <w:szCs w:val="24"/>
-        </w:rPr>
         <w:t>1.3 Methodisches Vorgehen</w:t>
       </w:r>
+      <w:bookmarkEnd w:id="7"/>
     </w:p>
     <w:p>
       <w:pPr>
@@ -1392,48 +2599,27 @@
     </w:p>
     <w:p>
       <w:pPr>
-        <w:pStyle w:val="Heading1"/>
-        <w:spacing w:line="480" w:lineRule="auto"/>
-        <w:jc w:val="both"/>
-        <w:rPr>
-          <w:rFonts w:ascii="Arial" w:hAnsi="Arial" w:cs="Arial"/>
-          <w:sz w:val="24"/>
-          <w:szCs w:val="24"/>
-        </w:rPr>
+        <w:pStyle w:val="berschrift1"/>
       </w:pPr>
-      <w:bookmarkStart w:id="7" w:name="theoretischer-rahmen"/>
-      <w:bookmarkEnd w:id="3"/>
+      <w:bookmarkStart w:id="8" w:name="theoretischer-rahmen"/>
+      <w:bookmarkStart w:id="9" w:name="_Toc221111855"/>
+      <w:bookmarkEnd w:id="0"/>
       <w:bookmarkEnd w:id="6"/>
       <w:r>
-        <w:rPr>
-          <w:rFonts w:ascii="Arial" w:hAnsi="Arial" w:cs="Arial"/>
-          <w:sz w:val="24"/>
-          <w:szCs w:val="24"/>
-        </w:rPr>
-        <w:lastRenderedPageBreak/>
         <w:t>2. Theoretischer Rahmen</w:t>
       </w:r>
+      <w:bookmarkEnd w:id="9"/>
     </w:p>
     <w:p>
       <w:pPr>
-        <w:pStyle w:val="Heading2"/>
-        <w:spacing w:line="480" w:lineRule="auto"/>
-        <w:jc w:val="both"/>
-        <w:rPr>
-          <w:rFonts w:ascii="Arial" w:hAnsi="Arial" w:cs="Arial"/>
-          <w:sz w:val="24"/>
-          <w:szCs w:val="24"/>
-        </w:rPr>
+        <w:pStyle w:val="berschrift2"/>
       </w:pPr>
-      <w:bookmarkStart w:id="8" w:name="Xfbf96715365a2758d9c897d09bdcb396309ca18"/>
+      <w:bookmarkStart w:id="10" w:name="Xfbf96715365a2758d9c897d09bdcb396309ca18"/>
+      <w:bookmarkStart w:id="11" w:name="_Toc221111856"/>
       <w:r>
-        <w:rPr>
-          <w:rFonts w:ascii="Arial" w:hAnsi="Arial" w:cs="Arial"/>
-          <w:sz w:val="24"/>
-          <w:szCs w:val="24"/>
-        </w:rPr>
         <w:t>2.1 Community Health Systems (CHS) im Global Health Kontext</w:t>
       </w:r>
+      <w:bookmarkEnd w:id="11"/>
     </w:p>
     <w:p>
       <w:pPr>
@@ -1450,30 +2636,28 @@
           <w:rFonts w:ascii="Arial" w:hAnsi="Arial" w:cs="Arial"/>
           <w:lang w:val="de-DE"/>
         </w:rPr>
-        <w:t>CHS fungieren als hybride Strukturen an der Schnittstelle zwischen formellen Systemen und lokaler Bevölkerung. Zentrale Akteure sind die Community Health Workers (CHWs). Während die offizielle Rhetorik auf „Empowerment“ setzt, zeigt die Praxis oft eine instrumentelle Logik: Die Gemeinschaft wird zum Objekt einer Intervention degradiert, deren Erfolg an globalen Zielen wie Impfquoten gemessen wird (Kane et al. 2016). Dieses strukturelle Ungleichgewicht bildet den Nährboden für Widerstand.</w:t>
+        <w:t xml:space="preserve">CHS fungieren als hybride Strukturen an der Schnittstelle zwischen formellen Systemen und lokaler Bevölkerung. Zentrale Akteure sind die Community Health Workers (CHWs). Während die offizielle Rhetorik auf „Empowerment“ setzt, zeigt die Praxis oft eine instrumentelle Logik: Die Gemeinschaft wird zum Objekt einer </w:t>
+      </w:r>
+      <w:r>
+        <w:rPr>
+          <w:rFonts w:ascii="Arial" w:hAnsi="Arial" w:cs="Arial"/>
+          <w:lang w:val="de-DE"/>
+        </w:rPr>
+        <w:lastRenderedPageBreak/>
+        <w:t>Intervention degradiert, deren Erfolg an globalen Zielen wie Impfquoten gemessen wird (Kane et al. 2016). Dieses strukturelle Ungleichgewicht bildet den Nährboden für Widerstand.</w:t>
       </w:r>
     </w:p>
     <w:p>
       <w:pPr>
-        <w:pStyle w:val="Heading2"/>
-        <w:spacing w:line="480" w:lineRule="auto"/>
-        <w:jc w:val="both"/>
-        <w:rPr>
-          <w:rFonts w:ascii="Arial" w:hAnsi="Arial" w:cs="Arial"/>
-          <w:sz w:val="24"/>
-          <w:szCs w:val="24"/>
-        </w:rPr>
+        <w:pStyle w:val="berschrift2"/>
       </w:pPr>
-      <w:bookmarkStart w:id="9" w:name="Xbca904e7d562fd3ac162bf6194d606793e35247"/>
-      <w:bookmarkEnd w:id="8"/>
+      <w:bookmarkStart w:id="12" w:name="Xbca904e7d562fd3ac162bf6194d606793e35247"/>
+      <w:bookmarkStart w:id="13" w:name="_Toc221111857"/>
+      <w:bookmarkEnd w:id="10"/>
       <w:r>
-        <w:rPr>
-          <w:rFonts w:ascii="Arial" w:hAnsi="Arial" w:cs="Arial"/>
-          <w:sz w:val="24"/>
-          <w:szCs w:val="24"/>
-        </w:rPr>
         <w:t>2.2 Biopolitik und Machttechnologien nach Foucault</w:t>
       </w:r>
+      <w:bookmarkEnd w:id="13"/>
     </w:p>
     <w:p>
       <w:pPr>
@@ -1495,49 +2679,7 @@
         <w:rPr>
           <w:rFonts w:ascii="Arial" w:hAnsi="Arial" w:cs="Arial"/>
         </w:rPr>
-        <w:t xml:space="preserve">Perron et al. (2005) </w:t>
-      </w:r>
-      <w:proofErr w:type="spellStart"/>
-      <w:r>
-        <w:rPr>
-          <w:rFonts w:ascii="Arial" w:hAnsi="Arial" w:cs="Arial"/>
-        </w:rPr>
-        <w:t>differenzieren</w:t>
-      </w:r>
-      <w:proofErr w:type="spellEnd"/>
-      <w:r>
-        <w:rPr>
-          <w:rFonts w:ascii="Arial" w:hAnsi="Arial" w:cs="Arial"/>
-        </w:rPr>
-        <w:t xml:space="preserve"> </w:t>
-      </w:r>
-      <w:proofErr w:type="spellStart"/>
-      <w:r>
-        <w:rPr>
-          <w:rFonts w:ascii="Arial" w:hAnsi="Arial" w:cs="Arial"/>
-        </w:rPr>
-        <w:t>zwei</w:t>
-      </w:r>
-      <w:proofErr w:type="spellEnd"/>
-      <w:r>
-        <w:rPr>
-          <w:rFonts w:ascii="Arial" w:hAnsi="Arial" w:cs="Arial"/>
-        </w:rPr>
-        <w:t xml:space="preserve"> </w:t>
-      </w:r>
-      <w:proofErr w:type="spellStart"/>
-      <w:r>
-        <w:rPr>
-          <w:rFonts w:ascii="Arial" w:hAnsi="Arial" w:cs="Arial"/>
-        </w:rPr>
-        <w:t>Achsen</w:t>
-      </w:r>
-      <w:proofErr w:type="spellEnd"/>
-      <w:r>
-        <w:rPr>
-          <w:rFonts w:ascii="Arial" w:hAnsi="Arial" w:cs="Arial"/>
-        </w:rPr>
-        <w:t>:</w:t>
+        <w:t>Perron et al. (2005) differenzieren zwei Achsen:</w:t>
       </w:r>
     </w:p>
     <w:p>
@@ -1612,25 +2754,15 @@
     </w:p>
     <w:p>
       <w:pPr>
-        <w:pStyle w:val="Heading2"/>
-        <w:spacing w:line="480" w:lineRule="auto"/>
-        <w:jc w:val="both"/>
-        <w:rPr>
-          <w:rFonts w:ascii="Arial" w:hAnsi="Arial" w:cs="Arial"/>
-          <w:sz w:val="24"/>
-          <w:szCs w:val="24"/>
-        </w:rPr>
+        <w:pStyle w:val="berschrift2"/>
       </w:pPr>
-      <w:bookmarkStart w:id="10" w:name="X6bde636ece0f40fadf8e542c9dbe7878d082b1f"/>
-      <w:bookmarkEnd w:id="9"/>
+      <w:bookmarkStart w:id="14" w:name="X6bde636ece0f40fadf8e542c9dbe7878d082b1f"/>
+      <w:bookmarkStart w:id="15" w:name="_Toc221111858"/>
+      <w:bookmarkEnd w:id="12"/>
       <w:r>
-        <w:rPr>
-          <w:rFonts w:ascii="Arial" w:hAnsi="Arial" w:cs="Arial"/>
-          <w:sz w:val="24"/>
-          <w:szCs w:val="24"/>
-        </w:rPr>
         <w:t>2.3 Das Konzept der Lebensweltlogik und Reaktanz</w:t>
       </w:r>
+      <w:bookmarkEnd w:id="15"/>
     </w:p>
     <w:p>
       <w:pPr>
@@ -1684,7 +2816,7 @@
     </w:p>
     <w:p>
       <w:pPr>
-        <w:pStyle w:val="BodyText"/>
+        <w:pStyle w:val="Textkrper"/>
         <w:spacing w:line="480" w:lineRule="auto"/>
         <w:jc w:val="both"/>
         <w:rPr>
@@ -1699,7 +2831,6 @@
           <w:bCs/>
           <w:lang w:val="de-DE"/>
         </w:rPr>
-        <w:lastRenderedPageBreak/>
         <w:t>Tabelle 1: Gegenüberstellung der Logiken (nach Habermas)</w:t>
       </w:r>
     </w:p>
@@ -1734,7 +2865,6 @@
                 <w:szCs w:val="24"/>
               </w:rPr>
             </w:pPr>
-            <w:proofErr w:type="spellStart"/>
             <w:r>
               <w:rPr>
                 <w:rFonts w:ascii="Arial" w:hAnsi="Arial" w:cs="Arial"/>
@@ -1743,7 +2873,6 @@
               </w:rPr>
               <w:t>Kategorie</w:t>
             </w:r>
-            <w:proofErr w:type="spellEnd"/>
           </w:p>
         </w:tc>
         <w:tc>
@@ -1813,7 +2942,6 @@
                 <w:szCs w:val="24"/>
               </w:rPr>
             </w:pPr>
-            <w:proofErr w:type="spellStart"/>
             <w:r>
               <w:rPr>
                 <w:rFonts w:ascii="Arial" w:hAnsi="Arial" w:cs="Arial"/>
@@ -1822,18 +2950,7 @@
                 <w:sz w:val="24"/>
                 <w:szCs w:val="24"/>
               </w:rPr>
-              <w:t>Primäres</w:t>
-            </w:r>
-            <w:proofErr w:type="spellEnd"/>
-            <w:r>
-              <w:rPr>
-                <w:rFonts w:ascii="Arial" w:hAnsi="Arial" w:cs="Arial"/>
-                <w:b/>
-                <w:bCs/>
-                <w:sz w:val="24"/>
-                <w:szCs w:val="24"/>
-              </w:rPr>
-              <w:t xml:space="preserve"> Ziel</w:t>
+              <w:t>Primäres Ziel</w:t>
             </w:r>
           </w:p>
         </w:tc>
@@ -1852,34 +2969,14 @@
                 <w:szCs w:val="24"/>
               </w:rPr>
             </w:pPr>
-            <w:proofErr w:type="spellStart"/>
             <w:r>
               <w:rPr>
                 <w:rFonts w:ascii="Arial" w:hAnsi="Arial" w:cs="Arial"/>
                 <w:sz w:val="24"/>
                 <w:szCs w:val="24"/>
               </w:rPr>
-              <w:t>Statistische</w:t>
-            </w:r>
-            <w:proofErr w:type="spellEnd"/>
-            <w:r>
-              <w:rPr>
-                <w:rFonts w:ascii="Arial" w:hAnsi="Arial" w:cs="Arial"/>
-                <w:sz w:val="24"/>
-                <w:szCs w:val="24"/>
-              </w:rPr>
-              <w:t xml:space="preserve"> </w:t>
-            </w:r>
-            <w:proofErr w:type="spellStart"/>
-            <w:r>
-              <w:rPr>
-                <w:rFonts w:ascii="Arial" w:hAnsi="Arial" w:cs="Arial"/>
-                <w:sz w:val="24"/>
-                <w:szCs w:val="24"/>
-              </w:rPr>
-              <w:t>Risikominimierung</w:t>
-            </w:r>
-            <w:proofErr w:type="spellEnd"/>
+              <w:t>Statistische Risikominimierung</w:t>
+            </w:r>
           </w:p>
         </w:tc>
         <w:tc>
@@ -1897,34 +2994,14 @@
                 <w:szCs w:val="24"/>
               </w:rPr>
             </w:pPr>
-            <w:proofErr w:type="spellStart"/>
             <w:r>
               <w:rPr>
                 <w:rFonts w:ascii="Arial" w:hAnsi="Arial" w:cs="Arial"/>
                 <w:sz w:val="24"/>
                 <w:szCs w:val="24"/>
               </w:rPr>
-              <w:t>Akute</w:t>
-            </w:r>
-            <w:proofErr w:type="spellEnd"/>
-            <w:r>
-              <w:rPr>
-                <w:rFonts w:ascii="Arial" w:hAnsi="Arial" w:cs="Arial"/>
-                <w:sz w:val="24"/>
-                <w:szCs w:val="24"/>
-              </w:rPr>
-              <w:t xml:space="preserve"> </w:t>
-            </w:r>
-            <w:proofErr w:type="spellStart"/>
-            <w:r>
-              <w:rPr>
-                <w:rFonts w:ascii="Arial" w:hAnsi="Arial" w:cs="Arial"/>
-                <w:sz w:val="24"/>
-                <w:szCs w:val="24"/>
-              </w:rPr>
-              <w:t>Existenzsicherung</w:t>
-            </w:r>
-            <w:proofErr w:type="spellEnd"/>
+              <w:t>Akute Existenzsicherung</w:t>
+            </w:r>
           </w:p>
         </w:tc>
       </w:tr>
@@ -1944,7 +3021,6 @@
                 <w:szCs w:val="24"/>
               </w:rPr>
             </w:pPr>
-            <w:proofErr w:type="spellStart"/>
             <w:r>
               <w:rPr>
                 <w:rFonts w:ascii="Arial" w:hAnsi="Arial" w:cs="Arial"/>
@@ -1953,9 +3029,9 @@
                 <w:sz w:val="24"/>
                 <w:szCs w:val="24"/>
               </w:rPr>
+              <w:lastRenderedPageBreak/>
               <w:t>Zeithorizont</w:t>
             </w:r>
-            <w:proofErr w:type="spellEnd"/>
           </w:p>
         </w:tc>
         <w:tc>
@@ -1979,25 +3055,7 @@
                 <w:sz w:val="24"/>
                 <w:szCs w:val="24"/>
               </w:rPr>
-              <w:t>Zukunft (</w:t>
-            </w:r>
-            <w:proofErr w:type="spellStart"/>
-            <w:r>
-              <w:rPr>
-                <w:rFonts w:ascii="Arial" w:hAnsi="Arial" w:cs="Arial"/>
-                <w:sz w:val="24"/>
-                <w:szCs w:val="24"/>
-              </w:rPr>
-              <w:t>Prävention</w:t>
-            </w:r>
-            <w:proofErr w:type="spellEnd"/>
-            <w:r>
-              <w:rPr>
-                <w:rFonts w:ascii="Arial" w:hAnsi="Arial" w:cs="Arial"/>
-                <w:sz w:val="24"/>
-                <w:szCs w:val="24"/>
-              </w:rPr>
-              <w:t>)</w:t>
+              <w:t>Zukunft (Prävention)</w:t>
             </w:r>
           </w:p>
         </w:tc>
@@ -2016,59 +3074,13 @@
                 <w:szCs w:val="24"/>
               </w:rPr>
             </w:pPr>
-            <w:proofErr w:type="spellStart"/>
             <w:r>
               <w:rPr>
                 <w:rFonts w:ascii="Arial" w:hAnsi="Arial" w:cs="Arial"/>
                 <w:sz w:val="24"/>
                 <w:szCs w:val="24"/>
               </w:rPr>
-              <w:t>Gegenwart</w:t>
-            </w:r>
-            <w:proofErr w:type="spellEnd"/>
-            <w:r>
-              <w:rPr>
-                <w:rFonts w:ascii="Arial" w:hAnsi="Arial" w:cs="Arial"/>
-                <w:sz w:val="24"/>
-                <w:szCs w:val="24"/>
-              </w:rPr>
-              <w:t xml:space="preserve"> (</w:t>
-            </w:r>
-            <w:proofErr w:type="spellStart"/>
-            <w:r>
-              <w:rPr>
-                <w:rFonts w:ascii="Arial" w:hAnsi="Arial" w:cs="Arial"/>
-                <w:sz w:val="24"/>
-                <w:szCs w:val="24"/>
-              </w:rPr>
-              <w:t>Überleben</w:t>
-            </w:r>
-            <w:proofErr w:type="spellEnd"/>
-            <w:r>
-              <w:rPr>
-                <w:rFonts w:ascii="Arial" w:hAnsi="Arial" w:cs="Arial"/>
-                <w:sz w:val="24"/>
-                <w:szCs w:val="24"/>
-              </w:rPr>
-              <w:t xml:space="preserve"> </w:t>
-            </w:r>
-            <w:proofErr w:type="spellStart"/>
-            <w:r>
-              <w:rPr>
-                <w:rFonts w:ascii="Arial" w:hAnsi="Arial" w:cs="Arial"/>
-                <w:sz w:val="24"/>
-                <w:szCs w:val="24"/>
-              </w:rPr>
-              <w:t>heute</w:t>
-            </w:r>
-            <w:proofErr w:type="spellEnd"/>
-            <w:r>
-              <w:rPr>
-                <w:rFonts w:ascii="Arial" w:hAnsi="Arial" w:cs="Arial"/>
-                <w:sz w:val="24"/>
-                <w:szCs w:val="24"/>
-              </w:rPr>
-              <w:t>)</w:t>
+              <w:t>Gegenwart (Überleben heute)</w:t>
             </w:r>
           </w:p>
         </w:tc>
@@ -2089,7 +3101,6 @@
                 <w:szCs w:val="24"/>
               </w:rPr>
             </w:pPr>
-            <w:proofErr w:type="spellStart"/>
             <w:r>
               <w:rPr>
                 <w:rFonts w:ascii="Arial" w:hAnsi="Arial" w:cs="Arial"/>
@@ -2100,7 +3111,6 @@
               </w:rPr>
               <w:t>Wissenstyp</w:t>
             </w:r>
-            <w:proofErr w:type="spellEnd"/>
           </w:p>
         </w:tc>
         <w:tc>
@@ -2118,34 +3128,14 @@
                 <w:szCs w:val="24"/>
               </w:rPr>
             </w:pPr>
-            <w:proofErr w:type="spellStart"/>
             <w:r>
               <w:rPr>
                 <w:rFonts w:ascii="Arial" w:hAnsi="Arial" w:cs="Arial"/>
                 <w:sz w:val="24"/>
                 <w:szCs w:val="24"/>
               </w:rPr>
-              <w:t>Biomedizinisch</w:t>
-            </w:r>
-            <w:proofErr w:type="spellEnd"/>
-            <w:r>
-              <w:rPr>
-                <w:rFonts w:ascii="Arial" w:hAnsi="Arial" w:cs="Arial"/>
-                <w:sz w:val="24"/>
-                <w:szCs w:val="24"/>
-              </w:rPr>
-              <w:t xml:space="preserve">, </w:t>
-            </w:r>
-            <w:proofErr w:type="spellStart"/>
-            <w:r>
-              <w:rPr>
-                <w:rFonts w:ascii="Arial" w:hAnsi="Arial" w:cs="Arial"/>
-                <w:sz w:val="24"/>
-                <w:szCs w:val="24"/>
-              </w:rPr>
-              <w:t>quantitativ</w:t>
-            </w:r>
-            <w:proofErr w:type="spellEnd"/>
+              <w:t>Biomedizinisch, quantitativ</w:t>
+            </w:r>
           </w:p>
         </w:tc>
         <w:tc>
@@ -2163,34 +3153,14 @@
                 <w:szCs w:val="24"/>
               </w:rPr>
             </w:pPr>
-            <w:proofErr w:type="spellStart"/>
             <w:r>
               <w:rPr>
                 <w:rFonts w:ascii="Arial" w:hAnsi="Arial" w:cs="Arial"/>
                 <w:sz w:val="24"/>
                 <w:szCs w:val="24"/>
               </w:rPr>
-              <w:t>Pragmatisch</w:t>
-            </w:r>
-            <w:proofErr w:type="spellEnd"/>
-            <w:r>
-              <w:rPr>
-                <w:rFonts w:ascii="Arial" w:hAnsi="Arial" w:cs="Arial"/>
-                <w:sz w:val="24"/>
-                <w:szCs w:val="24"/>
-              </w:rPr>
-              <w:t xml:space="preserve">, </w:t>
-            </w:r>
-            <w:proofErr w:type="spellStart"/>
-            <w:r>
-              <w:rPr>
-                <w:rFonts w:ascii="Arial" w:hAnsi="Arial" w:cs="Arial"/>
-                <w:sz w:val="24"/>
-                <w:szCs w:val="24"/>
-              </w:rPr>
-              <w:t>erfahrungsbasiert</w:t>
-            </w:r>
-            <w:proofErr w:type="spellEnd"/>
+              <w:t>Pragmatisch, erfahrungsbasiert</w:t>
+            </w:r>
           </w:p>
         </w:tc>
       </w:tr>
@@ -2210,7 +3180,6 @@
                 <w:szCs w:val="24"/>
               </w:rPr>
             </w:pPr>
-            <w:proofErr w:type="spellStart"/>
             <w:r>
               <w:rPr>
                 <w:rFonts w:ascii="Arial" w:hAnsi="Arial" w:cs="Arial"/>
@@ -2221,7 +3190,6 @@
               </w:rPr>
               <w:t>Wahrnehmung</w:t>
             </w:r>
-            <w:proofErr w:type="spellEnd"/>
           </w:p>
         </w:tc>
         <w:tc>
@@ -2245,36 +3213,8 @@
                 <w:sz w:val="24"/>
                 <w:szCs w:val="24"/>
               </w:rPr>
-              <w:t xml:space="preserve">Mensch </w:t>
-            </w:r>
-            <w:proofErr w:type="spellStart"/>
-            <w:r>
-              <w:rPr>
-                <w:rFonts w:ascii="Arial" w:hAnsi="Arial" w:cs="Arial"/>
-                <w:sz w:val="24"/>
-                <w:szCs w:val="24"/>
-              </w:rPr>
-              <w:t>als</w:t>
-            </w:r>
-            <w:proofErr w:type="spellEnd"/>
-            <w:r>
-              <w:rPr>
-                <w:rFonts w:ascii="Arial" w:hAnsi="Arial" w:cs="Arial"/>
-                <w:sz w:val="24"/>
-                <w:szCs w:val="24"/>
-              </w:rPr>
-              <w:t xml:space="preserve"> </w:t>
-            </w:r>
-            <w:proofErr w:type="spellStart"/>
-            <w:r>
-              <w:rPr>
-                <w:rFonts w:ascii="Arial" w:hAnsi="Arial" w:cs="Arial"/>
-                <w:sz w:val="24"/>
-                <w:szCs w:val="24"/>
-              </w:rPr>
-              <w:t>Datenträger</w:t>
-            </w:r>
-            <w:proofErr w:type="spellEnd"/>
+              <w:t>Mensch als Datenträger</w:t>
+            </w:r>
           </w:p>
         </w:tc>
         <w:tc>
@@ -2298,61 +3238,15 @@
                 <w:sz w:val="24"/>
                 <w:szCs w:val="24"/>
               </w:rPr>
-              <w:t xml:space="preserve">Mensch </w:t>
-            </w:r>
-            <w:proofErr w:type="spellStart"/>
-            <w:r>
-              <w:rPr>
-                <w:rFonts w:ascii="Arial" w:hAnsi="Arial" w:cs="Arial"/>
-                <w:sz w:val="24"/>
-                <w:szCs w:val="24"/>
-              </w:rPr>
-              <w:t>als</w:t>
-            </w:r>
-            <w:proofErr w:type="spellEnd"/>
-            <w:r>
-              <w:rPr>
-                <w:rFonts w:ascii="Arial" w:hAnsi="Arial" w:cs="Arial"/>
-                <w:sz w:val="24"/>
-                <w:szCs w:val="24"/>
-              </w:rPr>
-              <w:t xml:space="preserve"> </w:t>
-            </w:r>
-            <w:proofErr w:type="spellStart"/>
-            <w:r>
-              <w:rPr>
-                <w:rFonts w:ascii="Arial" w:hAnsi="Arial" w:cs="Arial"/>
-                <w:sz w:val="24"/>
-                <w:szCs w:val="24"/>
-              </w:rPr>
-              <w:t>handelndes</w:t>
-            </w:r>
-            <w:proofErr w:type="spellEnd"/>
-            <w:r>
-              <w:rPr>
-                <w:rFonts w:ascii="Arial" w:hAnsi="Arial" w:cs="Arial"/>
-                <w:sz w:val="24"/>
-                <w:szCs w:val="24"/>
-              </w:rPr>
-              <w:t xml:space="preserve"> </w:t>
-            </w:r>
-            <w:proofErr w:type="spellStart"/>
-            <w:r>
-              <w:rPr>
-                <w:rFonts w:ascii="Arial" w:hAnsi="Arial" w:cs="Arial"/>
-                <w:sz w:val="24"/>
-                <w:szCs w:val="24"/>
-              </w:rPr>
-              <w:t>Subjekt</w:t>
-            </w:r>
-            <w:proofErr w:type="spellEnd"/>
+              <w:t>Mensch als handelndes Subjekt</w:t>
+            </w:r>
           </w:p>
         </w:tc>
       </w:tr>
     </w:tbl>
     <w:p>
       <w:pPr>
-        <w:pStyle w:val="BodyText"/>
+        <w:pStyle w:val="Textkrper"/>
         <w:spacing w:line="480" w:lineRule="auto"/>
         <w:jc w:val="both"/>
         <w:rPr>
@@ -2402,51 +3296,27 @@
     </w:p>
     <w:p>
       <w:pPr>
-        <w:pStyle w:val="Heading1"/>
-        <w:spacing w:line="480" w:lineRule="auto"/>
-        <w:jc w:val="both"/>
-        <w:rPr>
-          <w:rFonts w:ascii="Arial" w:hAnsi="Arial" w:cs="Arial"/>
-          <w:sz w:val="24"/>
-          <w:szCs w:val="24"/>
-          <w:lang w:val="en-US"/>
-        </w:rPr>
+        <w:pStyle w:val="berschrift1"/>
       </w:pPr>
-      <w:bookmarkStart w:id="11" w:name="machtasymmetrien-in-chs"/>
-      <w:bookmarkEnd w:id="7"/>
-      <w:bookmarkEnd w:id="10"/>
+      <w:bookmarkStart w:id="16" w:name="machtasymmetrien-in-chs"/>
+      <w:bookmarkStart w:id="17" w:name="_Toc221111859"/>
+      <w:bookmarkEnd w:id="8"/>
+      <w:bookmarkEnd w:id="14"/>
       <w:r>
-        <w:rPr>
-          <w:rFonts w:ascii="Arial" w:hAnsi="Arial" w:cs="Arial"/>
-          <w:sz w:val="24"/>
-          <w:szCs w:val="24"/>
-          <w:lang w:val="en-US"/>
-        </w:rPr>
         <w:t>3. Machtasymmetrien in CHS</w:t>
       </w:r>
+      <w:bookmarkEnd w:id="17"/>
     </w:p>
     <w:p>
       <w:pPr>
-        <w:pStyle w:val="Heading2"/>
-        <w:spacing w:line="480" w:lineRule="auto"/>
-        <w:jc w:val="both"/>
-        <w:rPr>
-          <w:rFonts w:ascii="Arial" w:hAnsi="Arial" w:cs="Arial"/>
-          <w:sz w:val="24"/>
-          <w:szCs w:val="24"/>
-          <w:lang w:val="en-US"/>
-        </w:rPr>
+        <w:pStyle w:val="berschrift2"/>
       </w:pPr>
-      <w:bookmarkStart w:id="12" w:name="agents-of-care-vs.-agents-of-the-state"/>
+      <w:bookmarkStart w:id="18" w:name="agents-of-care-vs.-agents-of-the-state"/>
+      <w:bookmarkStart w:id="19" w:name="_Toc221111860"/>
       <w:r>
-        <w:rPr>
-          <w:rFonts w:ascii="Arial" w:hAnsi="Arial" w:cs="Arial"/>
-          <w:sz w:val="24"/>
-          <w:szCs w:val="24"/>
-          <w:lang w:val="en-US"/>
-        </w:rPr>
         <w:t>3.1 Agents of Care vs. Agents of the State</w:t>
       </w:r>
+      <w:bookmarkEnd w:id="19"/>
     </w:p>
     <w:p>
       <w:pPr>
@@ -2500,7 +3370,7 @@
     </w:p>
     <w:p>
       <w:pPr>
-        <w:pStyle w:val="BodyText"/>
+        <w:pStyle w:val="Textkrper"/>
         <w:spacing w:line="480" w:lineRule="auto"/>
         <w:jc w:val="both"/>
         <w:rPr>
@@ -2515,7 +3385,6 @@
           <w:bCs/>
           <w:lang w:val="de-DE"/>
         </w:rPr>
-        <w:lastRenderedPageBreak/>
         <w:t>Tabelle 2: Die Rollenambivalenz der CHWs (nach Perron et al. 2005)</w:t>
       </w:r>
     </w:p>
@@ -2550,16 +3419,15 @@
                 <w:szCs w:val="24"/>
               </w:rPr>
             </w:pPr>
-            <w:proofErr w:type="spellStart"/>
             <w:r>
               <w:rPr>
                 <w:rFonts w:ascii="Arial" w:hAnsi="Arial" w:cs="Arial"/>
                 <w:sz w:val="24"/>
                 <w:szCs w:val="24"/>
               </w:rPr>
+              <w:lastRenderedPageBreak/>
               <w:t>Merkmal</w:t>
             </w:r>
-            <w:proofErr w:type="spellEnd"/>
           </w:p>
         </w:tc>
         <w:tc>
@@ -2583,25 +3451,7 @@
                 <w:sz w:val="24"/>
                 <w:szCs w:val="24"/>
               </w:rPr>
-              <w:t>Agent of Care (</w:t>
-            </w:r>
-            <w:proofErr w:type="spellStart"/>
-            <w:r>
-              <w:rPr>
-                <w:rFonts w:ascii="Arial" w:hAnsi="Arial" w:cs="Arial"/>
-                <w:sz w:val="24"/>
-                <w:szCs w:val="24"/>
-              </w:rPr>
-              <w:t>Selbstbild</w:t>
-            </w:r>
-            <w:proofErr w:type="spellEnd"/>
-            <w:r>
-              <w:rPr>
-                <w:rFonts w:ascii="Arial" w:hAnsi="Arial" w:cs="Arial"/>
-                <w:sz w:val="24"/>
-                <w:szCs w:val="24"/>
-              </w:rPr>
-              <w:t>)</w:t>
+              <w:t>Agent of Care (Selbstbild)</w:t>
             </w:r>
           </w:p>
         </w:tc>
@@ -2626,25 +3476,7 @@
                 <w:sz w:val="24"/>
                 <w:szCs w:val="24"/>
               </w:rPr>
-              <w:t>Agent of the State (</w:t>
-            </w:r>
-            <w:proofErr w:type="spellStart"/>
-            <w:r>
-              <w:rPr>
-                <w:rFonts w:ascii="Arial" w:hAnsi="Arial" w:cs="Arial"/>
-                <w:sz w:val="24"/>
-                <w:szCs w:val="24"/>
-              </w:rPr>
-              <w:t>Fremdbild</w:t>
-            </w:r>
-            <w:proofErr w:type="spellEnd"/>
-            <w:r>
-              <w:rPr>
-                <w:rFonts w:ascii="Arial" w:hAnsi="Arial" w:cs="Arial"/>
-                <w:sz w:val="24"/>
-                <w:szCs w:val="24"/>
-              </w:rPr>
-              <w:t>)</w:t>
+              <w:t>Agent of the State (Fremdbild)</w:t>
             </w:r>
           </w:p>
         </w:tc>
@@ -2665,7 +3497,6 @@
                 <w:szCs w:val="24"/>
               </w:rPr>
             </w:pPr>
-            <w:proofErr w:type="spellStart"/>
             <w:r>
               <w:rPr>
                 <w:rFonts w:ascii="Arial" w:hAnsi="Arial" w:cs="Arial"/>
@@ -2676,7 +3507,6 @@
               </w:rPr>
               <w:t>Funktion</w:t>
             </w:r>
-            <w:proofErr w:type="spellEnd"/>
           </w:p>
         </w:tc>
         <w:tc>
@@ -2694,34 +3524,14 @@
                 <w:szCs w:val="24"/>
               </w:rPr>
             </w:pPr>
-            <w:proofErr w:type="spellStart"/>
             <w:r>
               <w:rPr>
                 <w:rFonts w:ascii="Arial" w:hAnsi="Arial" w:cs="Arial"/>
                 <w:sz w:val="24"/>
                 <w:szCs w:val="24"/>
               </w:rPr>
-              <w:t>Unterstützung</w:t>
-            </w:r>
-            <w:proofErr w:type="spellEnd"/>
-            <w:r>
-              <w:rPr>
-                <w:rFonts w:ascii="Arial" w:hAnsi="Arial" w:cs="Arial"/>
-                <w:sz w:val="24"/>
-                <w:szCs w:val="24"/>
-              </w:rPr>
-              <w:t xml:space="preserve">, </w:t>
-            </w:r>
-            <w:proofErr w:type="spellStart"/>
-            <w:r>
-              <w:rPr>
-                <w:rFonts w:ascii="Arial" w:hAnsi="Arial" w:cs="Arial"/>
-                <w:sz w:val="24"/>
-                <w:szCs w:val="24"/>
-              </w:rPr>
-              <w:t>Heilung</w:t>
-            </w:r>
-            <w:proofErr w:type="spellEnd"/>
+              <w:t>Unterstützung, Heilung</w:t>
+            </w:r>
           </w:p>
         </w:tc>
         <w:tc>
@@ -2739,34 +3549,14 @@
                 <w:szCs w:val="24"/>
               </w:rPr>
             </w:pPr>
-            <w:proofErr w:type="spellStart"/>
             <w:r>
               <w:rPr>
                 <w:rFonts w:ascii="Arial" w:hAnsi="Arial" w:cs="Arial"/>
                 <w:sz w:val="24"/>
                 <w:szCs w:val="24"/>
               </w:rPr>
-              <w:t>Überwachung</w:t>
-            </w:r>
-            <w:proofErr w:type="spellEnd"/>
-            <w:r>
-              <w:rPr>
-                <w:rFonts w:ascii="Arial" w:hAnsi="Arial" w:cs="Arial"/>
-                <w:sz w:val="24"/>
-                <w:szCs w:val="24"/>
-              </w:rPr>
-              <w:t xml:space="preserve">, </w:t>
-            </w:r>
-            <w:proofErr w:type="spellStart"/>
-            <w:r>
-              <w:rPr>
-                <w:rFonts w:ascii="Arial" w:hAnsi="Arial" w:cs="Arial"/>
-                <w:sz w:val="24"/>
-                <w:szCs w:val="24"/>
-              </w:rPr>
-              <w:t>Disziplinierung</w:t>
-            </w:r>
-            <w:proofErr w:type="spellEnd"/>
+              <w:t>Überwachung, Disziplinierung</w:t>
+            </w:r>
           </w:p>
         </w:tc>
       </w:tr>
@@ -2786,7 +3576,6 @@
                 <w:szCs w:val="24"/>
               </w:rPr>
             </w:pPr>
-            <w:proofErr w:type="spellStart"/>
             <w:r>
               <w:rPr>
                 <w:rFonts w:ascii="Arial" w:hAnsi="Arial" w:cs="Arial"/>
@@ -2797,7 +3586,6 @@
               </w:rPr>
               <w:t>Werkzeug</w:t>
             </w:r>
-            <w:proofErr w:type="spellEnd"/>
           </w:p>
         </w:tc>
         <w:tc>
@@ -2815,34 +3603,14 @@
                 <w:szCs w:val="24"/>
               </w:rPr>
             </w:pPr>
-            <w:proofErr w:type="spellStart"/>
             <w:r>
               <w:rPr>
                 <w:rFonts w:ascii="Arial" w:hAnsi="Arial" w:cs="Arial"/>
                 <w:sz w:val="24"/>
                 <w:szCs w:val="24"/>
               </w:rPr>
-              <w:t>Beratung</w:t>
-            </w:r>
-            <w:proofErr w:type="spellEnd"/>
-            <w:r>
-              <w:rPr>
-                <w:rFonts w:ascii="Arial" w:hAnsi="Arial" w:cs="Arial"/>
-                <w:sz w:val="24"/>
-                <w:szCs w:val="24"/>
-              </w:rPr>
-              <w:t xml:space="preserve">, </w:t>
-            </w:r>
-            <w:proofErr w:type="spellStart"/>
-            <w:r>
-              <w:rPr>
-                <w:rFonts w:ascii="Arial" w:hAnsi="Arial" w:cs="Arial"/>
-                <w:sz w:val="24"/>
-                <w:szCs w:val="24"/>
-              </w:rPr>
-              <w:t>Behandlung</w:t>
-            </w:r>
-            <w:proofErr w:type="spellEnd"/>
+              <w:t>Beratung, Behandlung</w:t>
+            </w:r>
           </w:p>
         </w:tc>
         <w:tc>
@@ -2866,18 +3634,8 @@
                 <w:sz w:val="24"/>
                 <w:szCs w:val="24"/>
               </w:rPr>
-              <w:t xml:space="preserve">Tablets, Uniform, </w:t>
-            </w:r>
-            <w:proofErr w:type="spellStart"/>
-            <w:r>
-              <w:rPr>
-                <w:rFonts w:ascii="Arial" w:hAnsi="Arial" w:cs="Arial"/>
-                <w:sz w:val="24"/>
-                <w:szCs w:val="24"/>
-              </w:rPr>
-              <w:t>Datenerfassung</w:t>
-            </w:r>
-            <w:proofErr w:type="spellEnd"/>
+              <w:t>Tablets, Uniform, Datenerfassung</w:t>
+            </w:r>
           </w:p>
         </w:tc>
       </w:tr>
@@ -2897,7 +3655,6 @@
                 <w:szCs w:val="24"/>
               </w:rPr>
             </w:pPr>
-            <w:proofErr w:type="spellStart"/>
             <w:r>
               <w:rPr>
                 <w:rFonts w:ascii="Arial" w:hAnsi="Arial" w:cs="Arial"/>
@@ -2908,7 +3665,6 @@
               </w:rPr>
               <w:t>Machtform</w:t>
             </w:r>
-            <w:proofErr w:type="spellEnd"/>
           </w:p>
         </w:tc>
         <w:tc>
@@ -2932,25 +3688,7 @@
                 <w:sz w:val="24"/>
                 <w:szCs w:val="24"/>
               </w:rPr>
-              <w:t>Pastorale Macht (</w:t>
-            </w:r>
-            <w:proofErr w:type="spellStart"/>
-            <w:r>
-              <w:rPr>
-                <w:rFonts w:ascii="Arial" w:hAnsi="Arial" w:cs="Arial"/>
-                <w:sz w:val="24"/>
-                <w:szCs w:val="24"/>
-              </w:rPr>
-              <w:t>Fürsorge</w:t>
-            </w:r>
-            <w:proofErr w:type="spellEnd"/>
-            <w:r>
-              <w:rPr>
-                <w:rFonts w:ascii="Arial" w:hAnsi="Arial" w:cs="Arial"/>
-                <w:sz w:val="24"/>
-                <w:szCs w:val="24"/>
-              </w:rPr>
-              <w:t>)</w:t>
+              <w:t>Pastorale Macht (Fürsorge)</w:t>
             </w:r>
           </w:p>
         </w:tc>
@@ -2969,41 +3707,13 @@
                 <w:szCs w:val="24"/>
               </w:rPr>
             </w:pPr>
-            <w:proofErr w:type="spellStart"/>
             <w:r>
               <w:rPr>
                 <w:rFonts w:ascii="Arial" w:hAnsi="Arial" w:cs="Arial"/>
                 <w:sz w:val="24"/>
                 <w:szCs w:val="24"/>
               </w:rPr>
-              <w:t>Biomacht</w:t>
-            </w:r>
-            <w:proofErr w:type="spellEnd"/>
-            <w:r>
-              <w:rPr>
-                <w:rFonts w:ascii="Arial" w:hAnsi="Arial" w:cs="Arial"/>
-                <w:sz w:val="24"/>
-                <w:szCs w:val="24"/>
-              </w:rPr>
-              <w:t xml:space="preserve"> (</w:t>
-            </w:r>
-            <w:proofErr w:type="spellStart"/>
-            <w:r>
-              <w:rPr>
-                <w:rFonts w:ascii="Arial" w:hAnsi="Arial" w:cs="Arial"/>
-                <w:sz w:val="24"/>
-                <w:szCs w:val="24"/>
-              </w:rPr>
-              <w:t>Normalisierung</w:t>
-            </w:r>
-            <w:proofErr w:type="spellEnd"/>
-            <w:r>
-              <w:rPr>
-                <w:rFonts w:ascii="Arial" w:hAnsi="Arial" w:cs="Arial"/>
-                <w:sz w:val="24"/>
-                <w:szCs w:val="24"/>
-              </w:rPr>
-              <w:t>)</w:t>
+              <w:t>Biomacht (Normalisierung)</w:t>
             </w:r>
           </w:p>
         </w:tc>
@@ -3011,25 +3721,15 @@
     </w:tbl>
     <w:p>
       <w:pPr>
-        <w:pStyle w:val="Heading2"/>
-        <w:spacing w:line="480" w:lineRule="auto"/>
-        <w:jc w:val="both"/>
-        <w:rPr>
-          <w:rFonts w:ascii="Arial" w:hAnsi="Arial" w:cs="Arial"/>
-          <w:sz w:val="24"/>
-          <w:szCs w:val="24"/>
-        </w:rPr>
+        <w:pStyle w:val="berschrift2"/>
       </w:pPr>
-      <w:bookmarkStart w:id="13" w:name="epistemische-ungerechtigkeit"/>
-      <w:bookmarkEnd w:id="12"/>
+      <w:bookmarkStart w:id="20" w:name="epistemische-ungerechtigkeit"/>
+      <w:bookmarkStart w:id="21" w:name="_Toc221111861"/>
+      <w:bookmarkEnd w:id="18"/>
       <w:r>
-        <w:rPr>
-          <w:rFonts w:ascii="Arial" w:hAnsi="Arial" w:cs="Arial"/>
-          <w:sz w:val="24"/>
-          <w:szCs w:val="24"/>
-        </w:rPr>
         <w:t>3.2 Epistemische Ungerechtigkeit</w:t>
       </w:r>
+      <w:bookmarkEnd w:id="21"/>
     </w:p>
     <w:p>
       <w:pPr>
@@ -3051,25 +3751,15 @@
     </w:p>
     <w:p>
       <w:pPr>
-        <w:pStyle w:val="Heading2"/>
-        <w:spacing w:line="480" w:lineRule="auto"/>
-        <w:jc w:val="both"/>
-        <w:rPr>
-          <w:rFonts w:ascii="Arial" w:hAnsi="Arial" w:cs="Arial"/>
-          <w:sz w:val="24"/>
-          <w:szCs w:val="24"/>
-        </w:rPr>
+        <w:pStyle w:val="berschrift2"/>
       </w:pPr>
-      <w:bookmarkStart w:id="14" w:name="digitale-überwachung-und-mortifikation"/>
-      <w:bookmarkEnd w:id="13"/>
+      <w:bookmarkStart w:id="22" w:name="digitale-überwachung-und-mortifikation"/>
+      <w:bookmarkStart w:id="23" w:name="_Toc221111862"/>
+      <w:bookmarkEnd w:id="20"/>
       <w:r>
-        <w:rPr>
-          <w:rFonts w:ascii="Arial" w:hAnsi="Arial" w:cs="Arial"/>
-          <w:sz w:val="24"/>
-          <w:szCs w:val="24"/>
-        </w:rPr>
         <w:t>3.3 Digitale Überwachung und Mortifikation</w:t>
       </w:r>
+      <w:bookmarkEnd w:id="23"/>
     </w:p>
     <w:p>
       <w:pPr>
@@ -3112,59 +3802,31 @@
           <w:rFonts w:ascii="Arial" w:hAnsi="Arial" w:cs="Arial"/>
         </w:rPr>
       </w:pPr>
-      <w:r>
-        <w:rPr>
-          <w:rFonts w:ascii="Arial" w:hAnsi="Arial" w:cs="Arial"/>
-        </w:rPr>
-        <w:pict w14:anchorId="0C1D2430">
-          <v:rect id="_x0000_i1027" style="width:0;height:1.5pt" o:hralign="center" o:hrstd="t" o:hr="t"/>
-        </w:pict>
-      </w:r>
     </w:p>
     <w:p>
       <w:pPr>
-        <w:pStyle w:val="Heading1"/>
-        <w:spacing w:line="480" w:lineRule="auto"/>
-        <w:jc w:val="both"/>
-        <w:rPr>
-          <w:rFonts w:ascii="Arial" w:hAnsi="Arial" w:cs="Arial"/>
-          <w:sz w:val="24"/>
-          <w:szCs w:val="24"/>
-        </w:rPr>
+        <w:pStyle w:val="berschrift1"/>
       </w:pPr>
-      <w:bookmarkStart w:id="15" w:name="X335da26512fc1efc7b917fb4108ebda6b92ad26"/>
-      <w:bookmarkEnd w:id="11"/>
-      <w:bookmarkEnd w:id="14"/>
+      <w:bookmarkStart w:id="24" w:name="X335da26512fc1efc7b917fb4108ebda6b92ad26"/>
+      <w:bookmarkStart w:id="25" w:name="_Toc221111863"/>
+      <w:bookmarkEnd w:id="16"/>
+      <w:bookmarkEnd w:id="22"/>
       <w:r>
-        <w:rPr>
-          <w:rFonts w:ascii="Arial" w:hAnsi="Arial" w:cs="Arial"/>
-          <w:sz w:val="24"/>
-          <w:szCs w:val="24"/>
-        </w:rPr>
         <w:lastRenderedPageBreak/>
         <w:t>4. Widerstand als diagnostisches Feedback-Instrument</w:t>
       </w:r>
+      <w:bookmarkEnd w:id="25"/>
     </w:p>
     <w:p>
       <w:pPr>
-        <w:pStyle w:val="Heading2"/>
-        <w:spacing w:line="480" w:lineRule="auto"/>
-        <w:jc w:val="both"/>
-        <w:rPr>
-          <w:rFonts w:ascii="Arial" w:hAnsi="Arial" w:cs="Arial"/>
-          <w:sz w:val="24"/>
-          <w:szCs w:val="24"/>
-        </w:rPr>
+        <w:pStyle w:val="berschrift2"/>
       </w:pPr>
-      <w:bookmarkStart w:id="16" w:name="dekonstruktion-der-non-compliance"/>
+      <w:bookmarkStart w:id="26" w:name="dekonstruktion-der-non-compliance"/>
+      <w:bookmarkStart w:id="27" w:name="_Toc221111864"/>
       <w:r>
-        <w:rPr>
-          <w:rFonts w:ascii="Arial" w:hAnsi="Arial" w:cs="Arial"/>
-          <w:sz w:val="24"/>
-          <w:szCs w:val="24"/>
-        </w:rPr>
         <w:t>4.1 Dekonstruktion der „Non-Compliance“</w:t>
       </w:r>
+      <w:bookmarkEnd w:id="27"/>
     </w:p>
     <w:p>
       <w:pPr>
@@ -3202,25 +3864,15 @@
     </w:p>
     <w:p>
       <w:pPr>
-        <w:pStyle w:val="Heading2"/>
-        <w:spacing w:line="480" w:lineRule="auto"/>
-        <w:jc w:val="both"/>
-        <w:rPr>
-          <w:rFonts w:ascii="Arial" w:hAnsi="Arial" w:cs="Arial"/>
-          <w:sz w:val="24"/>
-          <w:szCs w:val="24"/>
-        </w:rPr>
+        <w:pStyle w:val="berschrift2"/>
       </w:pPr>
-      <w:bookmarkStart w:id="17" w:name="X6608f103b7269b53c277fb2462532ecada7a292"/>
-      <w:bookmarkEnd w:id="16"/>
+      <w:bookmarkStart w:id="28" w:name="X6608f103b7269b53c277fb2462532ecada7a292"/>
+      <w:bookmarkStart w:id="29" w:name="_Toc221111865"/>
+      <w:bookmarkEnd w:id="26"/>
       <w:r>
-        <w:rPr>
-          <w:rFonts w:ascii="Arial" w:hAnsi="Arial" w:cs="Arial"/>
-          <w:sz w:val="24"/>
-          <w:szCs w:val="24"/>
-        </w:rPr>
         <w:t>4.2 Widerstand als Indikator für den „Lack of Fit“</w:t>
       </w:r>
+      <w:bookmarkEnd w:id="29"/>
     </w:p>
     <w:p>
       <w:pPr>
@@ -3242,7 +3894,7 @@
     </w:p>
     <w:p>
       <w:pPr>
-        <w:pStyle w:val="BodyText"/>
+        <w:pStyle w:val="Textkrper"/>
         <w:spacing w:line="480" w:lineRule="auto"/>
         <w:jc w:val="both"/>
         <w:rPr>
@@ -3276,7 +3928,7 @@
           <w:rFonts w:ascii="Arial" w:hAnsi="Arial" w:cs="Arial"/>
           <w:sz w:val="24"/>
         </w:rPr>
-        <w:t xml:space="preserve">       [ 1. INTERVENTION ] -&gt; [ 2. </w:t>
+        <w:t xml:space="preserve">       </w:t>
       </w:r>
       <w:r>
         <w:rPr>
@@ -3285,9 +3937,8 @@
           <w:sz w:val="24"/>
           <w:lang w:val="en-US"/>
         </w:rPr>
-        <w:t xml:space="preserve">LACK OF </w:t>
+        <w:t xml:space="preserve">[ 1. INTERVENTION ] -&gt; [ 2. </w:t>
       </w:r>
-      <w:proofErr w:type="gramStart"/>
       <w:r>
         <w:rPr>
           <w:rStyle w:val="VerbatimChar"/>
@@ -3295,9 +3946,16 @@
           <w:sz w:val="24"/>
           <w:lang w:val="en-US"/>
         </w:rPr>
-        <w:t>FIT ]</w:t>
+        <w:t>LACK OF FIT ] -&gt; [ 3. WIDERSTAND ]</w:t>
       </w:r>
-      <w:proofErr w:type="gramEnd"/>
+      <w:r>
+        <w:rPr>
+          <w:rFonts w:ascii="Arial" w:hAnsi="Arial" w:cs="Arial"/>
+          <w:sz w:val="24"/>
+          <w:lang w:val="en-US"/>
+        </w:rPr>
+        <w:br/>
+      </w:r>
       <w:r>
         <w:rPr>
           <w:rStyle w:val="VerbatimChar"/>
@@ -3305,9 +3963,16 @@
           <w:sz w:val="24"/>
           <w:lang w:val="en-US"/>
         </w:rPr>
-        <w:t xml:space="preserve"> -&gt; </w:t>
+        <w:t xml:space="preserve">                                                        |</w:t>
       </w:r>
-      <w:proofErr w:type="gramStart"/>
+      <w:r>
+        <w:rPr>
+          <w:rFonts w:ascii="Arial" w:hAnsi="Arial" w:cs="Arial"/>
+          <w:sz w:val="24"/>
+          <w:lang w:val="en-US"/>
+        </w:rPr>
+        <w:br/>
+      </w:r>
       <w:r>
         <w:rPr>
           <w:rStyle w:val="VerbatimChar"/>
@@ -3315,122 +3980,16 @@
           <w:sz w:val="24"/>
           <w:lang w:val="en-US"/>
         </w:rPr>
-        <w:t>[ 3</w:t>
+        <w:t xml:space="preserve">       [ 5. </w:t>
       </w:r>
-      <w:proofErr w:type="gramEnd"/>
       <w:r>
         <w:rPr>
           <w:rStyle w:val="VerbatimChar"/>
           <w:rFonts w:ascii="Arial" w:hAnsi="Arial" w:cs="Arial"/>
           <w:sz w:val="24"/>
-          <w:lang w:val="en-US"/>
-        </w:rPr>
-        <w:t xml:space="preserve">. </w:t>
-      </w:r>
-      <w:proofErr w:type="gramStart"/>
-      <w:r>
-        <w:rPr>
-          <w:rStyle w:val="VerbatimChar"/>
-          <w:rFonts w:ascii="Arial" w:hAnsi="Arial" w:cs="Arial"/>
-          <w:sz w:val="24"/>
-          <w:lang w:val="en-US"/>
-        </w:rPr>
-        <w:t>WIDERSTAND ]</w:t>
-      </w:r>
-      <w:proofErr w:type="gramEnd"/>
-      <w:r>
-        <w:rPr>
-          <w:rFonts w:ascii="Arial" w:hAnsi="Arial" w:cs="Arial"/>
-          <w:sz w:val="24"/>
-          <w:lang w:val="en-US"/>
-        </w:rPr>
-        <w:br/>
-      </w:r>
-      <w:r>
-        <w:rPr>
-          <w:rStyle w:val="VerbatimChar"/>
-          <w:rFonts w:ascii="Arial" w:hAnsi="Arial" w:cs="Arial"/>
-          <w:sz w:val="24"/>
-          <w:lang w:val="en-US"/>
-        </w:rPr>
-        <w:t xml:space="preserve">                                                        |</w:t>
-      </w:r>
-      <w:r>
-        <w:rPr>
-          <w:rFonts w:ascii="Arial" w:hAnsi="Arial" w:cs="Arial"/>
-          <w:sz w:val="24"/>
-          <w:lang w:val="en-US"/>
-        </w:rPr>
-        <w:br/>
-      </w:r>
-      <w:r>
-        <w:rPr>
-          <w:rStyle w:val="VerbatimChar"/>
-          <w:rFonts w:ascii="Arial" w:hAnsi="Arial" w:cs="Arial"/>
-          <w:sz w:val="24"/>
-          <w:lang w:val="en-US"/>
-        </w:rPr>
-        <w:t xml:space="preserve">    </w:t>
-      </w:r>
-      <w:proofErr w:type="gramStart"/>
-      <w:r>
-        <w:rPr>
-          <w:rStyle w:val="VerbatimChar"/>
-          <w:rFonts w:ascii="Arial" w:hAnsi="Arial" w:cs="Arial"/>
-          <w:sz w:val="24"/>
-          <w:lang w:val="en-US"/>
-        </w:rPr>
-        <w:t xml:space="preserve">   [</w:t>
-      </w:r>
-      <w:proofErr w:type="gramEnd"/>
-      <w:r>
-        <w:rPr>
-          <w:rStyle w:val="VerbatimChar"/>
-          <w:rFonts w:ascii="Arial" w:hAnsi="Arial" w:cs="Arial"/>
-          <w:sz w:val="24"/>
-          <w:lang w:val="en-US"/>
-        </w:rPr>
-        <w:t xml:space="preserve"> 5. </w:t>
-      </w:r>
-      <w:proofErr w:type="gramStart"/>
-      <w:r>
-        <w:rPr>
-          <w:rStyle w:val="VerbatimChar"/>
-          <w:rFonts w:ascii="Arial" w:hAnsi="Arial" w:cs="Arial"/>
-          <w:sz w:val="24"/>
-          <w:lang w:val="en-US"/>
-        </w:rPr>
-        <w:t>ADAPTATION ]</w:t>
-      </w:r>
-      <w:proofErr w:type="gramEnd"/>
-      <w:r>
-        <w:rPr>
-          <w:rStyle w:val="VerbatimChar"/>
-          <w:rFonts w:ascii="Arial" w:hAnsi="Arial" w:cs="Arial"/>
-          <w:sz w:val="24"/>
-          <w:lang w:val="en-US"/>
-        </w:rPr>
-        <w:t xml:space="preserve">   &lt;- </w:t>
-      </w:r>
-      <w:proofErr w:type="gramStart"/>
-      <w:r>
-        <w:rPr>
-          <w:rStyle w:val="VerbatimChar"/>
-          <w:rFonts w:ascii="Arial" w:hAnsi="Arial" w:cs="Arial"/>
-          <w:sz w:val="24"/>
-          <w:lang w:val="en-US"/>
-        </w:rPr>
-        <w:t>[ 4</w:t>
-      </w:r>
-      <w:proofErr w:type="gramEnd"/>
-      <w:r>
-        <w:rPr>
-          <w:rStyle w:val="VerbatimChar"/>
-          <w:rFonts w:ascii="Arial" w:hAnsi="Arial" w:cs="Arial"/>
-          <w:sz w:val="24"/>
-          <w:lang w:val="en-US"/>
-        </w:rPr>
-        <w:t xml:space="preserve">. </w:t>
+          <w:lang w:val="de-DE"/>
+        </w:rPr>
+        <w:t xml:space="preserve">ADAPTATION ]   &lt;- [ 4. </w:t>
       </w:r>
       <w:r>
         <w:rPr>
@@ -3443,7 +4002,7 @@
     </w:p>
     <w:p>
       <w:pPr>
-        <w:pStyle w:val="Heading2"/>
+        <w:pStyle w:val="berschrift2"/>
         <w:spacing w:line="480" w:lineRule="auto"/>
         <w:jc w:val="both"/>
         <w:rPr>
@@ -3452,8 +4011,9 @@
           <w:szCs w:val="24"/>
         </w:rPr>
       </w:pPr>
-      <w:bookmarkStart w:id="18" w:name="X3b11497e54e33a94de7d4cc890bc16cce621925"/>
-      <w:bookmarkEnd w:id="17"/>
+      <w:bookmarkStart w:id="30" w:name="X3b11497e54e33a94de7d4cc890bc16cce621925"/>
+      <w:bookmarkStart w:id="31" w:name="_Toc221111866"/>
+      <w:bookmarkEnd w:id="28"/>
       <w:r>
         <w:rPr>
           <w:rFonts w:ascii="Arial" w:hAnsi="Arial" w:cs="Arial"/>
@@ -3462,6 +4022,7 @@
         </w:rPr>
         <w:t>4.3 Statistische Evidenz (Mahmoodi et al. 2023)</w:t>
       </w:r>
+      <w:bookmarkEnd w:id="31"/>
     </w:p>
     <w:p>
       <w:pPr>
@@ -3479,61 +4040,11 @@
         </w:rPr>
         <w:t xml:space="preserve">Mahmoodi et al. belegen, dass Widerstand primär strukturell bedingt ist. </w:t>
       </w:r>
-      <w:proofErr w:type="spellStart"/>
       <w:r>
         <w:rPr>
           <w:rFonts w:ascii="Arial" w:hAnsi="Arial" w:cs="Arial"/>
         </w:rPr>
-        <w:t>Ihr</w:t>
-      </w:r>
-      <w:proofErr w:type="spellEnd"/>
-      <w:r>
-        <w:rPr>
-          <w:rFonts w:ascii="Arial" w:hAnsi="Arial" w:cs="Arial"/>
-        </w:rPr>
-        <w:t xml:space="preserve"> </w:t>
-      </w:r>
-      <w:proofErr w:type="spellStart"/>
-      <w:r>
-        <w:rPr>
-          <w:rFonts w:ascii="Arial" w:hAnsi="Arial" w:cs="Arial"/>
-        </w:rPr>
-        <w:t>Faktorenmodell</w:t>
-      </w:r>
-      <w:proofErr w:type="spellEnd"/>
-      <w:r>
-        <w:rPr>
-          <w:rFonts w:ascii="Arial" w:hAnsi="Arial" w:cs="Arial"/>
-        </w:rPr>
-        <w:t xml:space="preserve"> </w:t>
-      </w:r>
-      <w:proofErr w:type="spellStart"/>
-      <w:r>
-        <w:rPr>
-          <w:rFonts w:ascii="Arial" w:hAnsi="Arial" w:cs="Arial"/>
-        </w:rPr>
-        <w:t>erklärt</w:t>
-      </w:r>
-      <w:proofErr w:type="spellEnd"/>
-      <w:r>
-        <w:rPr>
-          <w:rFonts w:ascii="Arial" w:hAnsi="Arial" w:cs="Arial"/>
-        </w:rPr>
-        <w:t xml:space="preserve"> 57% der </w:t>
-      </w:r>
-      <w:proofErr w:type="spellStart"/>
-      <w:r>
-        <w:rPr>
-          <w:rFonts w:ascii="Arial" w:hAnsi="Arial" w:cs="Arial"/>
-        </w:rPr>
-        <w:t>Gesamtvarianz</w:t>
-      </w:r>
-      <w:proofErr w:type="spellEnd"/>
-      <w:r>
-        <w:rPr>
-          <w:rFonts w:ascii="Arial" w:hAnsi="Arial" w:cs="Arial"/>
-        </w:rPr>
-        <w:t>:</w:t>
+        <w:t>Ihr Faktorenmodell erklärt 57% der Gesamtvarianz:</w:t>
       </w:r>
     </w:p>
     <w:tbl>
@@ -3618,34 +4129,14 @@
                 <w:szCs w:val="24"/>
               </w:rPr>
             </w:pPr>
-            <w:proofErr w:type="spellStart"/>
             <w:r>
               <w:rPr>
                 <w:rFonts w:ascii="Arial" w:hAnsi="Arial" w:cs="Arial"/>
                 <w:sz w:val="24"/>
                 <w:szCs w:val="24"/>
               </w:rPr>
-              <w:t>Erklärte</w:t>
-            </w:r>
-            <w:proofErr w:type="spellEnd"/>
-            <w:r>
-              <w:rPr>
-                <w:rFonts w:ascii="Arial" w:hAnsi="Arial" w:cs="Arial"/>
-                <w:sz w:val="24"/>
-                <w:szCs w:val="24"/>
-              </w:rPr>
-              <w:t xml:space="preserve"> </w:t>
-            </w:r>
-            <w:proofErr w:type="spellStart"/>
-            <w:r>
-              <w:rPr>
-                <w:rFonts w:ascii="Arial" w:hAnsi="Arial" w:cs="Arial"/>
-                <w:sz w:val="24"/>
-                <w:szCs w:val="24"/>
-              </w:rPr>
-              <w:t>Varianz</w:t>
-            </w:r>
-            <w:proofErr w:type="spellEnd"/>
+              <w:t>Erklärte Varianz</w:t>
+            </w:r>
           </w:p>
         </w:tc>
         <w:tc>
@@ -3669,18 +4160,8 @@
                 <w:sz w:val="24"/>
                 <w:szCs w:val="24"/>
               </w:rPr>
-              <w:t>Kern-</w:t>
-            </w:r>
-            <w:proofErr w:type="spellStart"/>
-            <w:r>
-              <w:rPr>
-                <w:rFonts w:ascii="Arial" w:hAnsi="Arial" w:cs="Arial"/>
-                <w:sz w:val="24"/>
-                <w:szCs w:val="24"/>
-              </w:rPr>
-              <w:t>Aussage</w:t>
-            </w:r>
-            <w:proofErr w:type="spellEnd"/>
+              <w:t>Kern-Aussage</w:t>
+            </w:r>
           </w:p>
         </w:tc>
       </w:tr>
@@ -3727,7 +4208,6 @@
                 <w:szCs w:val="24"/>
               </w:rPr>
             </w:pPr>
-            <w:proofErr w:type="spellStart"/>
             <w:r>
               <w:rPr>
                 <w:rFonts w:ascii="Arial" w:hAnsi="Arial" w:cs="Arial"/>
@@ -3736,31 +4216,8 @@
                 <w:sz w:val="24"/>
                 <w:szCs w:val="24"/>
               </w:rPr>
-              <w:t>Institutionelles</w:t>
-            </w:r>
-            <w:proofErr w:type="spellEnd"/>
-            <w:r>
-              <w:rPr>
-                <w:rFonts w:ascii="Arial" w:hAnsi="Arial" w:cs="Arial"/>
-                <w:b/>
-                <w:bCs/>
-                <w:sz w:val="24"/>
-                <w:szCs w:val="24"/>
-              </w:rPr>
-              <w:t xml:space="preserve"> </w:t>
-            </w:r>
-            <w:proofErr w:type="spellStart"/>
-            <w:r>
-              <w:rPr>
-                <w:rFonts w:ascii="Arial" w:hAnsi="Arial" w:cs="Arial"/>
-                <w:b/>
-                <w:bCs/>
-                <w:sz w:val="24"/>
-                <w:szCs w:val="24"/>
-              </w:rPr>
-              <w:t>Misstrauen</w:t>
-            </w:r>
-            <w:proofErr w:type="spellEnd"/>
+              <w:t>Institutionelles Misstrauen</w:t>
+            </w:r>
           </w:p>
         </w:tc>
         <w:tc>
@@ -3862,34 +4319,14 @@
                 <w:szCs w:val="24"/>
               </w:rPr>
             </w:pPr>
-            <w:proofErr w:type="spellStart"/>
             <w:r>
               <w:rPr>
                 <w:rFonts w:ascii="Arial" w:hAnsi="Arial" w:cs="Arial"/>
                 <w:sz w:val="24"/>
                 <w:szCs w:val="24"/>
               </w:rPr>
-              <w:t>Programm</w:t>
-            </w:r>
-            <w:proofErr w:type="spellEnd"/>
-            <w:r>
-              <w:rPr>
-                <w:rFonts w:ascii="Arial" w:hAnsi="Arial" w:cs="Arial"/>
-                <w:sz w:val="24"/>
-                <w:szCs w:val="24"/>
-              </w:rPr>
-              <w:t xml:space="preserve">-Design / </w:t>
-            </w:r>
-            <w:proofErr w:type="spellStart"/>
-            <w:r>
-              <w:rPr>
-                <w:rFonts w:ascii="Arial" w:hAnsi="Arial" w:cs="Arial"/>
-                <w:sz w:val="24"/>
-                <w:szCs w:val="24"/>
-              </w:rPr>
-              <w:t>Anreize</w:t>
-            </w:r>
-            <w:proofErr w:type="spellEnd"/>
+              <w:t>Programm-Design / Anreize</w:t>
+            </w:r>
           </w:p>
         </w:tc>
         <w:tc>
@@ -3932,59 +4369,13 @@
                 <w:szCs w:val="24"/>
               </w:rPr>
             </w:pPr>
-            <w:proofErr w:type="spellStart"/>
             <w:r>
               <w:rPr>
                 <w:rFonts w:ascii="Arial" w:hAnsi="Arial" w:cs="Arial"/>
                 <w:sz w:val="24"/>
                 <w:szCs w:val="24"/>
               </w:rPr>
-              <w:t>Mangelnder</w:t>
-            </w:r>
-            <w:proofErr w:type="spellEnd"/>
-            <w:r>
-              <w:rPr>
-                <w:rFonts w:ascii="Arial" w:hAnsi="Arial" w:cs="Arial"/>
-                <w:sz w:val="24"/>
-                <w:szCs w:val="24"/>
-              </w:rPr>
-              <w:t xml:space="preserve"> </w:t>
-            </w:r>
-            <w:proofErr w:type="spellStart"/>
-            <w:r>
-              <w:rPr>
-                <w:rFonts w:ascii="Arial" w:hAnsi="Arial" w:cs="Arial"/>
-                <w:sz w:val="24"/>
-                <w:szCs w:val="24"/>
-              </w:rPr>
-              <w:t>ökonomischer</w:t>
-            </w:r>
-            <w:proofErr w:type="spellEnd"/>
-            <w:r>
-              <w:rPr>
-                <w:rFonts w:ascii="Arial" w:hAnsi="Arial" w:cs="Arial"/>
-                <w:sz w:val="24"/>
-                <w:szCs w:val="24"/>
-              </w:rPr>
-              <w:t xml:space="preserve"> </w:t>
-            </w:r>
-            <w:proofErr w:type="spellStart"/>
-            <w:r>
-              <w:rPr>
-                <w:rFonts w:ascii="Arial" w:hAnsi="Arial" w:cs="Arial"/>
-                <w:sz w:val="24"/>
-                <w:szCs w:val="24"/>
-              </w:rPr>
-              <w:t>Nutzen</w:t>
-            </w:r>
-            <w:proofErr w:type="spellEnd"/>
-            <w:r>
-              <w:rPr>
-                <w:rFonts w:ascii="Arial" w:hAnsi="Arial" w:cs="Arial"/>
-                <w:sz w:val="24"/>
-                <w:szCs w:val="24"/>
-              </w:rPr>
-              <w:t>.</w:t>
+              <w:t>Mangelnder ökonomischer Nutzen.</w:t>
             </w:r>
           </w:p>
         </w:tc>
@@ -4082,41 +4473,13 @@
                 <w:szCs w:val="24"/>
               </w:rPr>
             </w:pPr>
-            <w:proofErr w:type="spellStart"/>
             <w:r>
               <w:rPr>
                 <w:rFonts w:ascii="Arial" w:hAnsi="Arial" w:cs="Arial"/>
                 <w:sz w:val="24"/>
                 <w:szCs w:val="24"/>
               </w:rPr>
-              <w:t>Fehlende</w:t>
-            </w:r>
-            <w:proofErr w:type="spellEnd"/>
-            <w:r>
-              <w:rPr>
-                <w:rFonts w:ascii="Arial" w:hAnsi="Arial" w:cs="Arial"/>
-                <w:sz w:val="24"/>
-                <w:szCs w:val="24"/>
-              </w:rPr>
-              <w:t xml:space="preserve"> </w:t>
-            </w:r>
-            <w:proofErr w:type="spellStart"/>
-            <w:r>
-              <w:rPr>
-                <w:rFonts w:ascii="Arial" w:hAnsi="Arial" w:cs="Arial"/>
-                <w:sz w:val="24"/>
-                <w:szCs w:val="24"/>
-              </w:rPr>
-              <w:t>Koordination</w:t>
-            </w:r>
-            <w:proofErr w:type="spellEnd"/>
-            <w:r>
-              <w:rPr>
-                <w:rFonts w:ascii="Arial" w:hAnsi="Arial" w:cs="Arial"/>
-                <w:sz w:val="24"/>
-                <w:szCs w:val="24"/>
-              </w:rPr>
-              <w:t>.</w:t>
+              <w:t>Fehlende Koordination.</w:t>
             </w:r>
           </w:p>
         </w:tc>
@@ -4124,12 +4487,14 @@
     </w:tbl>
     <w:p>
       <w:pPr>
-        <w:pStyle w:val="BodyText"/>
+        <w:pStyle w:val="Textkrper"/>
         <w:spacing w:line="480" w:lineRule="auto"/>
         <w:jc w:val="both"/>
         <w:rPr>
           <w:rFonts w:ascii="Arial" w:hAnsi="Arial" w:cs="Arial"/>
-          <w:lang w:val="de-DE"/>
+          <w:b/>
+          <w:bCs/>
+          <w:color w:val="000000"/>
         </w:rPr>
       </w:pPr>
       <w:r>
@@ -4138,67 +4503,38 @@
           <w:lang w:val="de-DE"/>
         </w:rPr>
         <w:t>Dass 28% der Barrieren auf Misstrauen basieren, zeigt: Widerstand ist eine rationale politische Reaktion auf ein unzuverlässiges System.</w:t>
+      </w:r>
+      <w:bookmarkStart w:id="32" w:name="fallstudie-itn-distribution-in-uganda"/>
+      <w:bookmarkEnd w:id="24"/>
+      <w:bookmarkEnd w:id="30"/>
+      <w:r>
+        <w:rPr>
+          <w:rFonts w:ascii="Arial" w:hAnsi="Arial" w:cs="Arial"/>
+        </w:rPr>
+        <w:br w:type="page"/>
       </w:r>
     </w:p>
     <w:p>
       <w:pPr>
-        <w:spacing w:line="480" w:lineRule="auto"/>
-        <w:rPr>
-          <w:rFonts w:ascii="Arial" w:hAnsi="Arial" w:cs="Arial"/>
-        </w:rPr>
+        <w:pStyle w:val="berschrift1"/>
       </w:pPr>
+      <w:bookmarkStart w:id="33" w:name="_Toc221111867"/>
       <w:r>
-        <w:rPr>
-          <w:rFonts w:ascii="Arial" w:hAnsi="Arial" w:cs="Arial"/>
-        </w:rPr>
-        <w:pict w14:anchorId="5502013B">
-          <v:rect id="_x0000_i1028" style="width:0;height:1.5pt" o:hralign="center" o:hrstd="t" o:hr="t"/>
-        </w:pict>
+        <w:lastRenderedPageBreak/>
+        <w:t>5. Fallstudie: ITN-Distribution in Uganda</w:t>
       </w:r>
+      <w:bookmarkEnd w:id="33"/>
     </w:p>
     <w:p>
       <w:pPr>
-        <w:pStyle w:val="Heading1"/>
-        <w:spacing w:line="480" w:lineRule="auto"/>
-        <w:jc w:val="both"/>
-        <w:rPr>
-          <w:rFonts w:ascii="Arial" w:hAnsi="Arial" w:cs="Arial"/>
-          <w:sz w:val="24"/>
-          <w:szCs w:val="24"/>
-        </w:rPr>
+        <w:pStyle w:val="berschrift2"/>
       </w:pPr>
-      <w:bookmarkStart w:id="19" w:name="fallstudie-itn-distribution-in-uganda"/>
-      <w:bookmarkEnd w:id="15"/>
-      <w:bookmarkEnd w:id="18"/>
+      <w:bookmarkStart w:id="34" w:name="die-ökonomische-realität-am-victoriasee"/>
+      <w:bookmarkStart w:id="35" w:name="_Toc221111868"/>
       <w:r>
-        <w:rPr>
-          <w:rFonts w:ascii="Arial" w:hAnsi="Arial" w:cs="Arial"/>
-          <w:sz w:val="24"/>
-          <w:szCs w:val="24"/>
-        </w:rPr>
-        <w:t>5. Fallstudie: ITN-Distribution in Uganda</w:t>
-      </w:r>
-    </w:p>
-    <w:p>
-      <w:pPr>
-        <w:pStyle w:val="Heading2"/>
-        <w:spacing w:line="480" w:lineRule="auto"/>
-        <w:jc w:val="both"/>
-        <w:rPr>
-          <w:rFonts w:ascii="Arial" w:hAnsi="Arial" w:cs="Arial"/>
-          <w:sz w:val="24"/>
-          <w:szCs w:val="24"/>
-        </w:rPr>
-      </w:pPr>
-      <w:bookmarkStart w:id="20" w:name="die-ökonomische-realität-am-victoriasee"/>
-      <w:r>
-        <w:rPr>
-          <w:rFonts w:ascii="Arial" w:hAnsi="Arial" w:cs="Arial"/>
-          <w:sz w:val="24"/>
-          <w:szCs w:val="24"/>
-        </w:rPr>
         <w:t>5.1 Die ökonomische Realität am Victoriasee</w:t>
       </w:r>
+      <w:bookmarkEnd w:id="35"/>
     </w:p>
     <w:p>
       <w:pPr>
@@ -4252,7 +4588,7 @@
     </w:p>
     <w:p>
       <w:pPr>
-        <w:pStyle w:val="BodyText"/>
+        <w:pStyle w:val="Textkrper"/>
         <w:spacing w:line="480" w:lineRule="auto"/>
         <w:jc w:val="both"/>
         <w:rPr>
@@ -4326,23 +4662,13 @@
                 <w:szCs w:val="24"/>
               </w:rPr>
             </w:pPr>
-            <w:proofErr w:type="spellStart"/>
             <w:r>
               <w:rPr>
                 <w:rFonts w:ascii="Arial" w:hAnsi="Arial" w:cs="Arial"/>
                 <w:sz w:val="24"/>
                 <w:szCs w:val="24"/>
               </w:rPr>
-              <w:t>Perspektive</w:t>
-            </w:r>
-            <w:proofErr w:type="spellEnd"/>
-            <w:r>
-              <w:rPr>
-                <w:rFonts w:ascii="Arial" w:hAnsi="Arial" w:cs="Arial"/>
-                <w:sz w:val="24"/>
-                <w:szCs w:val="24"/>
-              </w:rPr>
-              <w:t xml:space="preserve"> Global Health</w:t>
+              <w:t>Perspektive Global Health</w:t>
             </w:r>
           </w:p>
         </w:tc>
@@ -4361,23 +4687,13 @@
                 <w:szCs w:val="24"/>
               </w:rPr>
             </w:pPr>
-            <w:proofErr w:type="spellStart"/>
             <w:r>
               <w:rPr>
                 <w:rFonts w:ascii="Arial" w:hAnsi="Arial" w:cs="Arial"/>
                 <w:sz w:val="24"/>
                 <w:szCs w:val="24"/>
               </w:rPr>
-              <w:t>Perspektive</w:t>
-            </w:r>
-            <w:proofErr w:type="spellEnd"/>
-            <w:r>
-              <w:rPr>
-                <w:rFonts w:ascii="Arial" w:hAnsi="Arial" w:cs="Arial"/>
-                <w:sz w:val="24"/>
-                <w:szCs w:val="24"/>
-              </w:rPr>
-              <w:t xml:space="preserve"> Fischer (Uganda)</w:t>
+              <w:t>Perspektive Fischer (Uganda)</w:t>
             </w:r>
           </w:p>
         </w:tc>
@@ -4398,7 +4714,6 @@
                 <w:szCs w:val="24"/>
               </w:rPr>
             </w:pPr>
-            <w:proofErr w:type="spellStart"/>
             <w:r>
               <w:rPr>
                 <w:rFonts w:ascii="Arial" w:hAnsi="Arial" w:cs="Arial"/>
@@ -4409,7 +4724,6 @@
               </w:rPr>
               <w:t>Ressource</w:t>
             </w:r>
-            <w:proofErr w:type="spellEnd"/>
           </w:p>
         </w:tc>
         <w:tc>
@@ -4427,41 +4741,13 @@
                 <w:szCs w:val="24"/>
               </w:rPr>
             </w:pPr>
-            <w:proofErr w:type="spellStart"/>
             <w:r>
               <w:rPr>
                 <w:rFonts w:ascii="Arial" w:hAnsi="Arial" w:cs="Arial"/>
                 <w:sz w:val="24"/>
                 <w:szCs w:val="24"/>
               </w:rPr>
-              <w:t>Moskitonetz</w:t>
-            </w:r>
-            <w:proofErr w:type="spellEnd"/>
-            <w:r>
-              <w:rPr>
-                <w:rFonts w:ascii="Arial" w:hAnsi="Arial" w:cs="Arial"/>
-                <w:sz w:val="24"/>
-                <w:szCs w:val="24"/>
-              </w:rPr>
-              <w:t xml:space="preserve"> (</w:t>
-            </w:r>
-            <w:proofErr w:type="spellStart"/>
-            <w:r>
-              <w:rPr>
-                <w:rFonts w:ascii="Arial" w:hAnsi="Arial" w:cs="Arial"/>
-                <w:sz w:val="24"/>
-                <w:szCs w:val="24"/>
-              </w:rPr>
-              <w:t>Prävention</w:t>
-            </w:r>
-            <w:proofErr w:type="spellEnd"/>
-            <w:r>
-              <w:rPr>
-                <w:rFonts w:ascii="Arial" w:hAnsi="Arial" w:cs="Arial"/>
-                <w:sz w:val="24"/>
-                <w:szCs w:val="24"/>
-              </w:rPr>
-              <w:t>)</w:t>
+              <w:t>Moskitonetz (Prävention)</w:t>
             </w:r>
           </w:p>
         </w:tc>
@@ -4480,41 +4766,13 @@
                 <w:szCs w:val="24"/>
               </w:rPr>
             </w:pPr>
-            <w:proofErr w:type="spellStart"/>
             <w:r>
               <w:rPr>
                 <w:rFonts w:ascii="Arial" w:hAnsi="Arial" w:cs="Arial"/>
                 <w:sz w:val="24"/>
                 <w:szCs w:val="24"/>
               </w:rPr>
-              <w:t>Moskitonetz</w:t>
-            </w:r>
-            <w:proofErr w:type="spellEnd"/>
-            <w:r>
-              <w:rPr>
-                <w:rFonts w:ascii="Arial" w:hAnsi="Arial" w:cs="Arial"/>
-                <w:sz w:val="24"/>
-                <w:szCs w:val="24"/>
-              </w:rPr>
-              <w:t xml:space="preserve"> (</w:t>
-            </w:r>
-            <w:proofErr w:type="spellStart"/>
-            <w:r>
-              <w:rPr>
-                <w:rFonts w:ascii="Arial" w:hAnsi="Arial" w:cs="Arial"/>
-                <w:sz w:val="24"/>
-                <w:szCs w:val="24"/>
-              </w:rPr>
-              <w:t>Produktionsmittel</w:t>
-            </w:r>
-            <w:proofErr w:type="spellEnd"/>
-            <w:r>
-              <w:rPr>
-                <w:rFonts w:ascii="Arial" w:hAnsi="Arial" w:cs="Arial"/>
-                <w:sz w:val="24"/>
-                <w:szCs w:val="24"/>
-              </w:rPr>
-              <w:t>)</w:t>
+              <w:t>Moskitonetz (Produktionsmittel)</w:t>
             </w:r>
           </w:p>
         </w:tc>
@@ -4535,7 +4793,6 @@
                 <w:szCs w:val="24"/>
               </w:rPr>
             </w:pPr>
-            <w:proofErr w:type="spellStart"/>
             <w:r>
               <w:rPr>
                 <w:rFonts w:ascii="Arial" w:hAnsi="Arial" w:cs="Arial"/>
@@ -4546,7 +4803,6 @@
               </w:rPr>
               <w:t>Bedrohung</w:t>
             </w:r>
-            <w:proofErr w:type="spellEnd"/>
           </w:p>
         </w:tc>
         <w:tc>
@@ -4570,43 +4826,7 @@
                 <w:sz w:val="24"/>
                 <w:szCs w:val="24"/>
               </w:rPr>
-              <w:t>Malaria (</w:t>
-            </w:r>
-            <w:proofErr w:type="spellStart"/>
-            <w:r>
-              <w:rPr>
-                <w:rFonts w:ascii="Arial" w:hAnsi="Arial" w:cs="Arial"/>
-                <w:sz w:val="24"/>
-                <w:szCs w:val="24"/>
-              </w:rPr>
-              <w:t>abstrakt</w:t>
-            </w:r>
-            <w:proofErr w:type="spellEnd"/>
-            <w:r>
-              <w:rPr>
-                <w:rFonts w:ascii="Arial" w:hAnsi="Arial" w:cs="Arial"/>
-                <w:sz w:val="24"/>
-                <w:szCs w:val="24"/>
-              </w:rPr>
-              <w:t>/</w:t>
-            </w:r>
-            <w:proofErr w:type="spellStart"/>
-            <w:r>
-              <w:rPr>
-                <w:rFonts w:ascii="Arial" w:hAnsi="Arial" w:cs="Arial"/>
-                <w:sz w:val="24"/>
-                <w:szCs w:val="24"/>
-              </w:rPr>
-              <w:t>zukünftig</w:t>
-            </w:r>
-            <w:proofErr w:type="spellEnd"/>
-            <w:r>
-              <w:rPr>
-                <w:rFonts w:ascii="Arial" w:hAnsi="Arial" w:cs="Arial"/>
-                <w:sz w:val="24"/>
-                <w:szCs w:val="24"/>
-              </w:rPr>
-              <w:t>)</w:t>
+              <w:t>Malaria (abstrakt/zukünftig)</w:t>
             </w:r>
           </w:p>
         </w:tc>
@@ -4631,43 +4851,7 @@
                 <w:sz w:val="24"/>
                 <w:szCs w:val="24"/>
               </w:rPr>
-              <w:t>Hunger (</w:t>
-            </w:r>
-            <w:proofErr w:type="spellStart"/>
-            <w:r>
-              <w:rPr>
-                <w:rFonts w:ascii="Arial" w:hAnsi="Arial" w:cs="Arial"/>
-                <w:sz w:val="24"/>
-                <w:szCs w:val="24"/>
-              </w:rPr>
-              <w:t>konkret</w:t>
-            </w:r>
-            <w:proofErr w:type="spellEnd"/>
-            <w:r>
-              <w:rPr>
-                <w:rFonts w:ascii="Arial" w:hAnsi="Arial" w:cs="Arial"/>
-                <w:sz w:val="24"/>
-                <w:szCs w:val="24"/>
-              </w:rPr>
-              <w:t>/</w:t>
-            </w:r>
-            <w:proofErr w:type="spellStart"/>
-            <w:r>
-              <w:rPr>
-                <w:rFonts w:ascii="Arial" w:hAnsi="Arial" w:cs="Arial"/>
-                <w:sz w:val="24"/>
-                <w:szCs w:val="24"/>
-              </w:rPr>
-              <w:t>unmittelbar</w:t>
-            </w:r>
-            <w:proofErr w:type="spellEnd"/>
-            <w:r>
-              <w:rPr>
-                <w:rFonts w:ascii="Arial" w:hAnsi="Arial" w:cs="Arial"/>
-                <w:sz w:val="24"/>
-                <w:szCs w:val="24"/>
-              </w:rPr>
-              <w:t>)</w:t>
+              <w:t>Hunger (konkret/unmittelbar)</w:t>
             </w:r>
           </w:p>
         </w:tc>
@@ -4688,7 +4872,6 @@
                 <w:szCs w:val="24"/>
               </w:rPr>
             </w:pPr>
-            <w:proofErr w:type="spellStart"/>
             <w:r>
               <w:rPr>
                 <w:rFonts w:ascii="Arial" w:hAnsi="Arial" w:cs="Arial"/>
@@ -4699,7 +4882,6 @@
               </w:rPr>
               <w:t>Bewertung</w:t>
             </w:r>
-            <w:proofErr w:type="spellEnd"/>
           </w:p>
         </w:tc>
         <w:tc>
@@ -4717,34 +4899,14 @@
                 <w:szCs w:val="24"/>
               </w:rPr>
             </w:pPr>
-            <w:proofErr w:type="spellStart"/>
             <w:r>
               <w:rPr>
                 <w:rFonts w:ascii="Arial" w:hAnsi="Arial" w:cs="Arial"/>
                 <w:sz w:val="24"/>
                 <w:szCs w:val="24"/>
               </w:rPr>
-              <w:t>Irrationales</w:t>
-            </w:r>
-            <w:proofErr w:type="spellEnd"/>
-            <w:r>
-              <w:rPr>
-                <w:rFonts w:ascii="Arial" w:hAnsi="Arial" w:cs="Arial"/>
-                <w:sz w:val="24"/>
-                <w:szCs w:val="24"/>
-              </w:rPr>
-              <w:t xml:space="preserve"> </w:t>
-            </w:r>
-            <w:proofErr w:type="spellStart"/>
-            <w:r>
-              <w:rPr>
-                <w:rFonts w:ascii="Arial" w:hAnsi="Arial" w:cs="Arial"/>
-                <w:sz w:val="24"/>
-                <w:szCs w:val="24"/>
-              </w:rPr>
-              <w:t>Verhalten</w:t>
-            </w:r>
-            <w:proofErr w:type="spellEnd"/>
+              <w:t>Irrationales Verhalten</w:t>
+            </w:r>
           </w:p>
         </w:tc>
         <w:tc>
@@ -4768,25 +4930,15 @@
                 <w:sz w:val="24"/>
                 <w:szCs w:val="24"/>
               </w:rPr>
-              <w:t xml:space="preserve">Rationale </w:t>
-            </w:r>
-            <w:proofErr w:type="spellStart"/>
-            <w:r>
-              <w:rPr>
-                <w:rFonts w:ascii="Arial" w:hAnsi="Arial" w:cs="Arial"/>
-                <w:sz w:val="24"/>
-                <w:szCs w:val="24"/>
-              </w:rPr>
-              <w:t>Überlebensstrategie</w:t>
-            </w:r>
-            <w:proofErr w:type="spellEnd"/>
+              <w:t>Rationale Überlebensstrategie</w:t>
+            </w:r>
           </w:p>
         </w:tc>
       </w:tr>
     </w:tbl>
     <w:p>
       <w:pPr>
-        <w:pStyle w:val="Heading2"/>
+        <w:pStyle w:val="berschrift2"/>
         <w:spacing w:line="480" w:lineRule="auto"/>
         <w:jc w:val="both"/>
         <w:rPr>
@@ -4795,8 +4947,9 @@
           <w:szCs w:val="24"/>
         </w:rPr>
       </w:pPr>
-      <w:bookmarkStart w:id="21" w:name="X3fd6d9e6d645c54f437d83b5eca9b75a2f58ee1"/>
-      <w:bookmarkEnd w:id="20"/>
+      <w:bookmarkStart w:id="36" w:name="X3fd6d9e6d645c54f437d83b5eca9b75a2f58ee1"/>
+      <w:bookmarkStart w:id="37" w:name="_Toc221111869"/>
+      <w:bookmarkEnd w:id="34"/>
       <w:r>
         <w:rPr>
           <w:rFonts w:ascii="Arial" w:hAnsi="Arial" w:cs="Arial"/>
@@ -4805,6 +4958,7 @@
         </w:rPr>
         <w:t>5.2 Der „Lack of Fit“: Taktische Repolitisierung von Ressourcen</w:t>
       </w:r>
+      <w:bookmarkEnd w:id="37"/>
     </w:p>
     <w:p>
       <w:pPr>
@@ -4813,6 +4967,9 @@
         <w:jc w:val="both"/>
         <w:rPr>
           <w:rFonts w:ascii="Arial" w:hAnsi="Arial" w:cs="Arial"/>
+          <w:b/>
+          <w:bCs/>
+          <w:color w:val="000000"/>
           <w:lang w:val="de-DE"/>
         </w:rPr>
       </w:pPr>
@@ -4837,76 +4994,47 @@
           <w:rFonts w:ascii="Arial" w:hAnsi="Arial" w:cs="Arial"/>
           <w:lang w:val="de-DE"/>
         </w:rPr>
-        <w:t xml:space="preserve"> der Ressource. Indem der Fischer das Netz umwidmet, entzieht er seinen Körper der biopolitischen </w:t>
+        <w:t xml:space="preserve"> der Ressource. Indem der Fischer das Netz umwidmet, entzieht er seinen Körper der biopolitischen Zugriffsgewalt und nutzt das Systeminstrument zur Deckung basaler Bedürfnisse. Der „Lack of Fit“ ist hier die Ignoranz des Systems gegenüber der Tatsache, dass Gesundheit ohne ökonomische Souveränität ein abstraktes Konstrukt bleibt. Widerstand ist das Fieberthermometer einer Politik, die Netze gegen Mücken gibt, wo Netze zum Überleben fehlen.</w:t>
+      </w:r>
+      <w:bookmarkStart w:id="38" w:name="diskussion-und-handlungsempfehlungen"/>
+      <w:bookmarkEnd w:id="32"/>
+      <w:bookmarkEnd w:id="36"/>
+      <w:r>
+        <w:rPr>
+          <w:rFonts w:ascii="Arial" w:hAnsi="Arial" w:cs="Arial"/>
+          <w:lang w:val="de-DE"/>
+        </w:rPr>
+        <w:t xml:space="preserve"> </w:t>
       </w:r>
       <w:r>
         <w:rPr>
           <w:rFonts w:ascii="Arial" w:hAnsi="Arial" w:cs="Arial"/>
           <w:lang w:val="de-DE"/>
         </w:rPr>
-        <w:lastRenderedPageBreak/>
-        <w:t>Zugriffsgewalt und nutzt das Systeminstrument zur Deckung basaler Bedürfnisse. Der „Lack of Fit“ ist hier die Ignoranz des Systems gegenüber der Tatsache, dass Gesundheit ohne ökonomische Souveränität ein abstraktes Konstrukt bleibt. Widerstand ist das Fieberthermometer einer Politik, die Netze gegen Mücken gibt, wo Netze zum Überleben fehlen.</w:t>
+        <w:br w:type="page"/>
       </w:r>
     </w:p>
     <w:p>
       <w:pPr>
-        <w:spacing w:line="480" w:lineRule="auto"/>
-        <w:rPr>
-          <w:rFonts w:ascii="Arial" w:hAnsi="Arial" w:cs="Arial"/>
-        </w:rPr>
+        <w:pStyle w:val="berschrift1"/>
       </w:pPr>
+      <w:bookmarkStart w:id="39" w:name="_Toc221111870"/>
       <w:r>
-        <w:rPr>
-          <w:rFonts w:ascii="Arial" w:hAnsi="Arial" w:cs="Arial"/>
-        </w:rPr>
-        <w:pict w14:anchorId="48F60C53">
-          <v:rect id="_x0000_i1029" style="width:0;height:1.5pt" o:hralign="center" o:hrstd="t" o:hr="t"/>
-        </w:pict>
+        <w:lastRenderedPageBreak/>
+        <w:t>6. Diskussion und Handlungsempfehlungen</w:t>
       </w:r>
+      <w:bookmarkEnd w:id="39"/>
     </w:p>
     <w:p>
       <w:pPr>
-        <w:pStyle w:val="Heading1"/>
-        <w:spacing w:line="480" w:lineRule="auto"/>
-        <w:jc w:val="both"/>
-        <w:rPr>
-          <w:rFonts w:ascii="Arial" w:hAnsi="Arial" w:cs="Arial"/>
-          <w:sz w:val="24"/>
-          <w:szCs w:val="24"/>
-        </w:rPr>
+        <w:pStyle w:val="berschrift2"/>
       </w:pPr>
-      <w:bookmarkStart w:id="22" w:name="diskussion-und-handlungsempfehlungen"/>
-      <w:bookmarkEnd w:id="19"/>
-      <w:bookmarkEnd w:id="21"/>
+      <w:bookmarkStart w:id="40" w:name="Xffec229f5fa28dbe401d6a6315295524220efbc"/>
+      <w:bookmarkStart w:id="41" w:name="_Toc221111871"/>
       <w:r>
-        <w:rPr>
-          <w:rFonts w:ascii="Arial" w:hAnsi="Arial" w:cs="Arial"/>
-          <w:sz w:val="24"/>
-          <w:szCs w:val="24"/>
-        </w:rPr>
-        <w:t>6. Diskussion und Handlungsempfehlungen</w:t>
-      </w:r>
-    </w:p>
-    <w:p>
-      <w:pPr>
-        <w:pStyle w:val="Heading2"/>
-        <w:spacing w:line="480" w:lineRule="auto"/>
-        <w:jc w:val="both"/>
-        <w:rPr>
-          <w:rFonts w:ascii="Arial" w:hAnsi="Arial" w:cs="Arial"/>
-          <w:sz w:val="24"/>
-          <w:szCs w:val="24"/>
-        </w:rPr>
-      </w:pPr>
-      <w:bookmarkStart w:id="23" w:name="Xffec229f5fa28dbe401d6a6315295524220efbc"/>
-      <w:r>
-        <w:rPr>
-          <w:rFonts w:ascii="Arial" w:hAnsi="Arial" w:cs="Arial"/>
-          <w:sz w:val="24"/>
-          <w:szCs w:val="24"/>
-        </w:rPr>
         <w:t>6.1 Von der Edukation zur systemischen Adaptation</w:t>
       </w:r>
+      <w:bookmarkEnd w:id="41"/>
     </w:p>
     <w:p>
       <w:pPr>
@@ -4944,25 +5072,15 @@
     </w:p>
     <w:p>
       <w:pPr>
-        <w:pStyle w:val="Heading2"/>
-        <w:spacing w:line="480" w:lineRule="auto"/>
-        <w:jc w:val="both"/>
-        <w:rPr>
-          <w:rFonts w:ascii="Arial" w:hAnsi="Arial" w:cs="Arial"/>
-          <w:sz w:val="24"/>
-          <w:szCs w:val="24"/>
-        </w:rPr>
+        <w:pStyle w:val="berschrift2"/>
       </w:pPr>
-      <w:bookmarkStart w:id="24" w:name="X54655af49197cf6088ab60fc3dd22b13c9186fd"/>
-      <w:bookmarkEnd w:id="23"/>
+      <w:bookmarkStart w:id="42" w:name="X54655af49197cf6088ab60fc3dd22b13c9186fd"/>
+      <w:bookmarkStart w:id="43" w:name="_Toc221111872"/>
+      <w:bookmarkEnd w:id="40"/>
       <w:r>
-        <w:rPr>
-          <w:rFonts w:ascii="Arial" w:hAnsi="Arial" w:cs="Arial"/>
-          <w:sz w:val="24"/>
-          <w:szCs w:val="24"/>
-        </w:rPr>
         <w:t>6.2 Messbarkeit von Co-Creation jenseits quantitativer KPIs</w:t>
       </w:r>
+      <w:bookmarkEnd w:id="43"/>
     </w:p>
     <w:p>
       <w:pPr>
@@ -4971,6 +5089,9 @@
         <w:jc w:val="both"/>
         <w:rPr>
           <w:rFonts w:ascii="Arial" w:hAnsi="Arial" w:cs="Arial"/>
+          <w:b/>
+          <w:bCs/>
+          <w:color w:val="000000"/>
           <w:lang w:val="de-DE"/>
         </w:rPr>
       </w:pPr>
@@ -5013,46 +5134,34 @@
         </w:rPr>
         <w:t xml:space="preserve"> gemessen werden. Dabei werden qualitative Berichte der Community über Machtbalancen ausgewertet. Erfolg definiert sich dann über die Qualität des Dialogs und die Fähigkeit des Systems, auf Lebenswelt-Feedback mit strukturellen Anpassungen zu reagieren.</w:t>
       </w:r>
-    </w:p>
-    <w:p>
-      <w:pPr>
-        <w:spacing w:line="480" w:lineRule="auto"/>
+      <w:bookmarkStart w:id="44" w:name="fazit"/>
+      <w:bookmarkEnd w:id="38"/>
+      <w:bookmarkEnd w:id="42"/>
+      <w:r>
         <w:rPr>
           <w:rFonts w:ascii="Arial" w:hAnsi="Arial" w:cs="Arial"/>
-        </w:rPr>
-      </w:pPr>
+          <w:lang w:val="de-DE"/>
+        </w:rPr>
+        <w:t xml:space="preserve"> </w:t>
+      </w:r>
       <w:r>
         <w:rPr>
           <w:rFonts w:ascii="Arial" w:hAnsi="Arial" w:cs="Arial"/>
-        </w:rPr>
-        <w:pict w14:anchorId="2243A877">
-          <v:rect id="_x0000_i1030" style="width:0;height:1.5pt" o:hralign="center" o:hrstd="t" o:hr="t"/>
-        </w:pict>
+          <w:lang w:val="de-DE"/>
+        </w:rPr>
+        <w:br w:type="page"/>
       </w:r>
     </w:p>
     <w:p>
       <w:pPr>
-        <w:pStyle w:val="Heading1"/>
-        <w:spacing w:line="480" w:lineRule="auto"/>
-        <w:jc w:val="both"/>
-        <w:rPr>
-          <w:rFonts w:ascii="Arial" w:hAnsi="Arial" w:cs="Arial"/>
-          <w:sz w:val="24"/>
-          <w:szCs w:val="24"/>
-        </w:rPr>
+        <w:pStyle w:val="berschrift1"/>
       </w:pPr>
-      <w:bookmarkStart w:id="25" w:name="fazit"/>
-      <w:bookmarkEnd w:id="22"/>
-      <w:bookmarkEnd w:id="24"/>
+      <w:bookmarkStart w:id="45" w:name="_Toc221111873"/>
       <w:r>
-        <w:rPr>
-          <w:rFonts w:ascii="Arial" w:hAnsi="Arial" w:cs="Arial"/>
-          <w:sz w:val="24"/>
-          <w:szCs w:val="24"/>
-        </w:rPr>
         <w:lastRenderedPageBreak/>
         <w:t>7. Fazit</w:t>
       </w:r>
+      <w:bookmarkEnd w:id="45"/>
     </w:p>
     <w:p>
       <w:pPr>
@@ -5074,59 +5183,40 @@
     </w:p>
     <w:p>
       <w:pPr>
-        <w:pStyle w:val="BodyText"/>
+        <w:pStyle w:val="Textkrper"/>
         <w:spacing w:line="480" w:lineRule="auto"/>
         <w:jc w:val="both"/>
         <w:rPr>
+          <w:b/>
+          <w:bCs/>
+          <w:color w:val="000000"/>
+          <w:sz w:val="32"/>
+          <w:szCs w:val="32"/>
+        </w:rPr>
+      </w:pPr>
+      <w:r>
+        <w:rPr>
           <w:rFonts w:ascii="Arial" w:hAnsi="Arial" w:cs="Arial"/>
           <w:lang w:val="de-DE"/>
         </w:rPr>
-      </w:pPr>
+        <w:t>In der Gesamtschau wird deutlich: Widerstand signalisiert die Grenze zwischen Fürsorge und Bevormundung. Eine künftige Global Health Praxis muss den Weg von paternalistischen Top-Down-Modellen hin zu echter Co-Creation gehen. Wer Gesundheit nachhaltig fördern will, darf Widerstand nicht weg-edukieren, sondern muss ihn als Ressource für eine gerechtere Systemgestaltung ernst nehmen. Nur so kann Global Health Leben nicht nur verwalten, sondern in seiner Würde schützen.</w:t>
+      </w:r>
+      <w:bookmarkEnd w:id="44"/>
       <w:r>
-        <w:rPr>
-          <w:rFonts w:ascii="Arial" w:hAnsi="Arial" w:cs="Arial"/>
-          <w:lang w:val="de-DE"/>
-        </w:rPr>
-        <w:t>In der Gesamtschau wird deutlich: Widerstand signalisiert die Grenze zwischen Fürsorge und Bevormundung. Eine künftige Global Health Praxis muss den Weg von paternalistischen Top-Down-Modellen hin zu echter Co-Creation gehen. Wer Gesundheit nachhaltig fördern will, darf Widerstand nicht weg-edukieren, sondern muss ihn als Ressource für eine gerechtere Systemgestaltung ernst nehmen. Nur so kann Global Health Leben nicht nur verwalten, sondern in seiner Würde schützen.</w:t>
+        <w:br w:type="page"/>
       </w:r>
     </w:p>
     <w:p>
       <w:pPr>
+        <w:pStyle w:val="berschrift1"/>
         <w:spacing w:line="480" w:lineRule="auto"/>
-        <w:rPr>
-          <w:rFonts w:ascii="Arial" w:hAnsi="Arial" w:cs="Arial"/>
-        </w:rPr>
       </w:pPr>
+      <w:bookmarkStart w:id="46" w:name="_Toc221111874"/>
       <w:r>
-        <w:rPr>
-          <w:rFonts w:ascii="Arial" w:hAnsi="Arial" w:cs="Arial"/>
-        </w:rPr>
-        <w:pict w14:anchorId="18A2AEAE">
-          <v:rect id="_x0000_i1031" style="width:0;height:1.5pt" o:hralign="center" o:hrstd="t" o:hr="t"/>
-        </w:pict>
+        <w:lastRenderedPageBreak/>
+        <w:t>Literaturverzeichnis</w:t>
       </w:r>
-    </w:p>
-    <w:p>
-      <w:pPr>
-        <w:pStyle w:val="Heading1"/>
-        <w:spacing w:line="480" w:lineRule="auto"/>
-        <w:jc w:val="both"/>
-        <w:rPr>
-          <w:rFonts w:ascii="Arial" w:hAnsi="Arial" w:cs="Arial"/>
-          <w:sz w:val="24"/>
-          <w:szCs w:val="24"/>
-        </w:rPr>
-      </w:pPr>
-      <w:bookmarkStart w:id="26" w:name="literaturverzeichnis"/>
-      <w:bookmarkEnd w:id="25"/>
-      <w:r>
-        <w:rPr>
-          <w:rFonts w:ascii="Arial" w:hAnsi="Arial" w:cs="Arial"/>
-          <w:sz w:val="24"/>
-          <w:szCs w:val="24"/>
-        </w:rPr>
-        <w:t>08. Literaturverzeichnis</w:t>
-      </w:r>
+      <w:bookmarkEnd w:id="46"/>
     </w:p>
     <w:p>
       <w:pPr>
@@ -5141,7 +5231,6 @@
       <w:r>
         <w:rPr>
           <w:rFonts w:ascii="Arial" w:hAnsi="Arial" w:cs="Arial"/>
-          <w:lang w:val="de-DE"/>
         </w:rPr>
         <w:t xml:space="preserve">Dreyfus, H. L., &amp; Rabinow, P. (1982). </w:t>
       </w:r>
@@ -5169,7 +5258,7 @@
     </w:p>
     <w:p>
       <w:pPr>
-        <w:pStyle w:val="BodyText"/>
+        <w:pStyle w:val="Textkrper"/>
         <w:spacing w:line="480" w:lineRule="auto"/>
         <w:jc w:val="both"/>
         <w:rPr>
@@ -5203,7 +5292,7 @@
     </w:p>
     <w:p>
       <w:pPr>
-        <w:pStyle w:val="BodyText"/>
+        <w:pStyle w:val="Textkrper"/>
         <w:spacing w:line="480" w:lineRule="auto"/>
         <w:jc w:val="both"/>
         <w:rPr>
@@ -5237,7 +5326,7 @@
     </w:p>
     <w:p>
       <w:pPr>
-        <w:pStyle w:val="BodyText"/>
+        <w:pStyle w:val="Textkrper"/>
         <w:spacing w:line="480" w:lineRule="auto"/>
         <w:jc w:val="both"/>
         <w:rPr>
@@ -5249,7 +5338,6 @@
           <w:rFonts w:ascii="Arial" w:hAnsi="Arial" w:cs="Arial"/>
           <w:lang w:val="de-DE"/>
         </w:rPr>
-        <w:lastRenderedPageBreak/>
         <w:t xml:space="preserve">Kane, S., et al. </w:t>
       </w:r>
       <w:r>
@@ -5275,7 +5363,7 @@
     </w:p>
     <w:p>
       <w:pPr>
-        <w:pStyle w:val="BodyText"/>
+        <w:pStyle w:val="Textkrper"/>
         <w:spacing w:line="480" w:lineRule="auto"/>
         <w:jc w:val="both"/>
         <w:rPr>
@@ -5305,7 +5393,7 @@
     </w:p>
     <w:p>
       <w:pPr>
-        <w:pStyle w:val="BodyText"/>
+        <w:pStyle w:val="Textkrper"/>
         <w:spacing w:line="480" w:lineRule="auto"/>
         <w:jc w:val="both"/>
         <w:rPr>
@@ -5335,7 +5423,7 @@
     </w:p>
     <w:p>
       <w:pPr>
-        <w:pStyle w:val="BodyText"/>
+        <w:pStyle w:val="Textkrper"/>
         <w:spacing w:line="480" w:lineRule="auto"/>
         <w:jc w:val="both"/>
         <w:rPr>
@@ -5367,249 +5455,9 @@
       <w:pPr>
         <w:spacing w:line="480" w:lineRule="auto"/>
         <w:rPr>
-          <w:rFonts w:ascii="Arial" w:hAnsi="Arial" w:cs="Arial"/>
-        </w:rPr>
-      </w:pPr>
-      <w:r>
-        <w:rPr>
-          <w:rFonts w:ascii="Arial" w:hAnsi="Arial" w:cs="Arial"/>
-        </w:rPr>
-        <w:pict w14:anchorId="34140DB2">
-          <v:rect id="_x0000_i1032" style="width:0;height:1.5pt" o:hralign="center" o:hrstd="t" o:hr="t"/>
-        </w:pict>
-      </w:r>
-    </w:p>
-    <w:p>
-      <w:pPr>
-        <w:pStyle w:val="Heading1"/>
-        <w:spacing w:line="480" w:lineRule="auto"/>
-        <w:jc w:val="both"/>
-        <w:rPr>
-          <w:rFonts w:ascii="Arial" w:hAnsi="Arial" w:cs="Arial"/>
-          <w:sz w:val="24"/>
-          <w:szCs w:val="24"/>
-        </w:rPr>
-      </w:pPr>
-      <w:bookmarkStart w:id="27" w:name="eigenständigkeitserklärung"/>
-      <w:bookmarkEnd w:id="26"/>
-      <w:r>
-        <w:rPr>
-          <w:rFonts w:ascii="Arial" w:hAnsi="Arial" w:cs="Arial"/>
-          <w:sz w:val="24"/>
-          <w:szCs w:val="24"/>
-        </w:rPr>
-        <w:t>Eigenständigkeitserklärung</w:t>
-      </w:r>
-    </w:p>
-    <w:p>
-      <w:pPr>
-        <w:pStyle w:val="FirstParagraph"/>
-        <w:spacing w:line="480" w:lineRule="auto"/>
-        <w:jc w:val="both"/>
-        <w:rPr>
-          <w:rFonts w:ascii="Arial" w:hAnsi="Arial" w:cs="Arial"/>
-          <w:lang w:val="de-DE"/>
-        </w:rPr>
-      </w:pPr>
-      <w:r>
-        <w:rPr>
-          <w:rFonts w:ascii="Arial" w:hAnsi="Arial" w:cs="Arial"/>
-          <w:lang w:val="de-DE"/>
-        </w:rPr>
-        <w:t>Ich versichere hiermit, dass ich die vorliegende Hausarbeit selbstständig verfasst habe.</w:t>
-      </w:r>
-    </w:p>
-    <w:p>
-      <w:pPr>
-        <w:pStyle w:val="BodyText"/>
-        <w:spacing w:line="480" w:lineRule="auto"/>
-        <w:jc w:val="both"/>
-        <w:rPr>
-          <w:rFonts w:ascii="Arial" w:hAnsi="Arial" w:cs="Arial"/>
-          <w:lang w:val="de-DE"/>
-        </w:rPr>
-      </w:pPr>
-      <w:r>
-        <w:rPr>
-          <w:rFonts w:ascii="Arial" w:hAnsi="Arial" w:cs="Arial"/>
-          <w:b/>
-          <w:bCs/>
-          <w:lang w:val="de-DE"/>
-        </w:rPr>
-        <w:t>Ort, Datum:</w:t>
-      </w:r>
-      <w:r>
-        <w:rPr>
-          <w:rFonts w:ascii="Arial" w:hAnsi="Arial" w:cs="Arial"/>
-          <w:lang w:val="de-DE"/>
-        </w:rPr>
-        <w:t xml:space="preserve"> Furtwangen, 02. Februar 2026</w:t>
-      </w:r>
-      <w:r>
-        <w:rPr>
-          <w:rFonts w:ascii="Arial" w:hAnsi="Arial" w:cs="Arial"/>
-          <w:lang w:val="de-DE"/>
-        </w:rPr>
-        <w:br/>
-      </w:r>
-      <w:r>
-        <w:rPr>
-          <w:rFonts w:ascii="Arial" w:hAnsi="Arial" w:cs="Arial"/>
-          <w:b/>
-          <w:bCs/>
-          <w:lang w:val="de-DE"/>
-        </w:rPr>
-        <w:t>Unterschrift:</w:t>
-      </w:r>
-      <w:r>
-        <w:rPr>
-          <w:rFonts w:ascii="Arial" w:hAnsi="Arial" w:cs="Arial"/>
-          <w:lang w:val="de-DE"/>
-        </w:rPr>
-        <w:t xml:space="preserve"> Andreas Braxmeier</w:t>
-      </w:r>
-    </w:p>
-    <w:bookmarkEnd w:id="27"/>
-    <w:p>
-      <w:pPr>
-        <w:pStyle w:val="Heading1"/>
-        <w:spacing w:line="480" w:lineRule="auto"/>
-      </w:pPr>
-      <w:r>
-        <w:lastRenderedPageBreak/>
-        <w:br w:type="page"/>
-      </w:r>
-    </w:p>
-    <w:p>
-      <w:pPr>
-        <w:pStyle w:val="Heading1"/>
-        <w:numPr>
-          <w:ilvl w:val="0"/>
-          <w:numId w:val="1"/>
-        </w:numPr>
-        <w:spacing w:line="480" w:lineRule="auto"/>
-      </w:pPr>
-      <w:bookmarkStart w:id="28" w:name="_heading=h.f5gglh0nb1j" w:colFirst="0" w:colLast="0"/>
-      <w:bookmarkEnd w:id="28"/>
-      <w:r>
-        <w:lastRenderedPageBreak/>
-        <w:t>Allgemeine Methodik</w:t>
-      </w:r>
-    </w:p>
-    <w:p>
-      <w:pPr>
-        <w:pStyle w:val="Heading1"/>
-        <w:numPr>
-          <w:ilvl w:val="0"/>
-          <w:numId w:val="1"/>
-        </w:numPr>
-        <w:spacing w:line="480" w:lineRule="auto"/>
-      </w:pPr>
-      <w:bookmarkStart w:id="29" w:name="_heading=h.xvvndkhl2u44" w:colFirst="0" w:colLast="0"/>
-      <w:bookmarkEnd w:id="29"/>
-      <w:r>
-        <w:br w:type="page"/>
-      </w:r>
-    </w:p>
-    <w:p>
-      <w:pPr>
-        <w:pStyle w:val="Heading1"/>
-        <w:numPr>
-          <w:ilvl w:val="0"/>
-          <w:numId w:val="1"/>
-        </w:numPr>
-        <w:spacing w:line="480" w:lineRule="auto"/>
-      </w:pPr>
-      <w:bookmarkStart w:id="30" w:name="_heading=h.b9yv6o7vt46t" w:colFirst="0" w:colLast="0"/>
-      <w:bookmarkEnd w:id="30"/>
-      <w:r>
-        <w:lastRenderedPageBreak/>
-        <w:t>Theoretischer Hintergrund</w:t>
-      </w:r>
-    </w:p>
-    <w:p>
-      <w:pPr>
-        <w:numPr>
-          <w:ilvl w:val="0"/>
-          <w:numId w:val="1"/>
-        </w:numPr>
-        <w:pBdr>
-          <w:top w:val="nil"/>
-          <w:left w:val="nil"/>
-          <w:bottom w:val="nil"/>
-          <w:right w:val="nil"/>
-          <w:between w:val="nil"/>
-        </w:pBdr>
-        <w:spacing w:line="480" w:lineRule="auto"/>
-        <w:rPr>
-          <w:b/>
-          <w:bCs/>
-          <w:color w:val="000000"/>
           <w:sz w:val="32"/>
           <w:szCs w:val="32"/>
         </w:rPr>
-      </w:pPr>
-      <w:bookmarkStart w:id="31" w:name="_heading=h.uf3u0x17p00a" w:colFirst="0" w:colLast="0"/>
-      <w:bookmarkEnd w:id="31"/>
-      <w:r>
-        <w:rPr>
-          <w:b/>
-          <w:bCs/>
-          <w:color w:val="000000"/>
-          <w:sz w:val="32"/>
-          <w:szCs w:val="32"/>
-        </w:rPr>
-        <w:t>Hypothesen</w:t>
-      </w:r>
-    </w:p>
-    <w:p>
-      <w:pPr>
-        <w:pStyle w:val="Heading1"/>
-        <w:numPr>
-          <w:ilvl w:val="0"/>
-          <w:numId w:val="1"/>
-        </w:numPr>
-        <w:spacing w:line="480" w:lineRule="auto"/>
-      </w:pPr>
-      <w:bookmarkStart w:id="32" w:name="_heading=h.d144ktjagn4d" w:colFirst="0" w:colLast="0"/>
-      <w:bookmarkEnd w:id="32"/>
-      <w:r>
-        <w:t>Diskussion</w:t>
-      </w:r>
-    </w:p>
-    <w:p>
-      <w:pPr>
-        <w:pStyle w:val="Heading1"/>
-        <w:numPr>
-          <w:ilvl w:val="0"/>
-          <w:numId w:val="1"/>
-        </w:numPr>
-        <w:spacing w:line="480" w:lineRule="auto"/>
-      </w:pPr>
-      <w:bookmarkStart w:id="33" w:name="_heading=h.osdqltd6p5d" w:colFirst="0" w:colLast="0"/>
-      <w:bookmarkEnd w:id="33"/>
-      <w:r>
-        <w:t xml:space="preserve">Fazit </w:t>
-      </w:r>
-    </w:p>
-    <w:p>
-      <w:pPr>
-        <w:pStyle w:val="Heading1"/>
-        <w:numPr>
-          <w:ilvl w:val="0"/>
-          <w:numId w:val="1"/>
-        </w:numPr>
-        <w:spacing w:line="480" w:lineRule="auto"/>
-      </w:pPr>
-      <w:bookmarkStart w:id="34" w:name="_heading=h.2wqp5jgtt9is" w:colFirst="0" w:colLast="0"/>
-      <w:bookmarkEnd w:id="34"/>
-      <w:r>
-        <w:t>Ausblick</w:t>
-      </w:r>
-    </w:p>
-    <w:p>
-      <w:pPr>
-        <w:spacing w:line="480" w:lineRule="auto"/>
       </w:pPr>
       <w:r>
         <w:br w:type="page"/>
@@ -5617,86 +5465,22 @@
     </w:p>
     <w:p>
       <w:pPr>
-        <w:pStyle w:val="Heading1"/>
-        <w:spacing w:line="480" w:lineRule="auto"/>
+        <w:pStyle w:val="berschrift2"/>
       </w:pPr>
+      <w:bookmarkStart w:id="47" w:name="_Toc212702681"/>
+      <w:bookmarkStart w:id="48" w:name="_Toc221111875"/>
       <w:r>
         <w:lastRenderedPageBreak/>
-        <w:t>Literaturverzeichnis</w:t>
+        <w:t>A</w:t>
       </w:r>
-    </w:p>
-    <w:p>
-      <w:pPr>
-        <w:spacing w:line="480" w:lineRule="auto"/>
-      </w:pPr>
       <w:r>
-        <w:rPr>
-          <w:b/>
-          <w:bCs/>
-        </w:rPr>
-        <w:t>Im aktuellen Dokument sind keine Quellen vorhanden.</w:t>
+        <w:t>1</w:t>
       </w:r>
-    </w:p>
-    <w:p>
-      <w:pPr>
-        <w:spacing w:line="480" w:lineRule="auto"/>
-        <w:rPr>
-          <w:sz w:val="32"/>
-          <w:szCs w:val="32"/>
-        </w:rPr>
-      </w:pPr>
       <w:r>
-        <w:br w:type="page"/>
+        <w:t>. Hilfsmittelverzeichnis</w:t>
       </w:r>
-    </w:p>
-    <w:p>
-      <w:pPr>
-        <w:rPr>
-          <w:sz w:val="32"/>
-          <w:szCs w:val="32"/>
-        </w:rPr>
-      </w:pPr>
-      <w:r>
-        <w:rPr>
-          <w:sz w:val="32"/>
-          <w:szCs w:val="32"/>
-        </w:rPr>
-        <w:lastRenderedPageBreak/>
-        <w:t>Eidesstaatliche Versicherung</w:t>
-      </w:r>
-    </w:p>
-    <w:p>
-      <w:r>
-        <w:t xml:space="preserve">Wir erklären an Eides Statt, dass wir die vorliegende Arbeit selbständig und ohne Benutzung anderer als der angegebenen Hilfsmittel angefertigt haben. Die aus fremden Quellen direkt oder indirekt übernommenen Gedanken haben wir als solche kenntlich gemacht. </w:t>
-      </w:r>
-    </w:p>
-    <w:p/>
-    <w:p>
-      <w:r>
-        <w:t>Furtwangen,12.12.2022</w:t>
-      </w:r>
-    </w:p>
-    <w:p>
-      <w:r>
-        <w:br w:type="page"/>
-      </w:r>
-    </w:p>
-    <w:p>
-      <w:r>
-        <w:lastRenderedPageBreak/>
-        <w:br w:type="page"/>
-      </w:r>
-    </w:p>
-    <w:p>
-      <w:pPr>
-        <w:pStyle w:val="Heading2"/>
-      </w:pPr>
-      <w:bookmarkStart w:id="35" w:name="_Toc212702681"/>
-      <w:r>
-        <w:lastRenderedPageBreak/>
-        <w:t>A2. Hilfsmittelverzeichnis</w:t>
-      </w:r>
-      <w:bookmarkEnd w:id="35"/>
+      <w:bookmarkEnd w:id="47"/>
+      <w:bookmarkEnd w:id="48"/>
     </w:p>
     <w:tbl>
       <w:tblPr>
@@ -5826,7 +5610,7 @@
           <w:p>
             <w:r>
               <w:rPr>
-                <w:rStyle w:val="Strong"/>
+                <w:rStyle w:val="Fett"/>
               </w:rPr>
               <w:t>Textverarbeitung</w:t>
             </w:r>
@@ -5898,7 +5682,7 @@
           <w:p>
             <w:r>
               <w:rPr>
-                <w:rStyle w:val="Strong"/>
+                <w:rStyle w:val="Fett"/>
               </w:rPr>
               <w:t>Tabellen &amp; Auswertung</w:t>
             </w:r>
@@ -5966,7 +5750,7 @@
           <w:p>
             <w:r>
               <w:rPr>
-                <w:rStyle w:val="Strong"/>
+                <w:rStyle w:val="Fett"/>
               </w:rPr>
               <w:t>Literaturverwaltung</w:t>
             </w:r>
@@ -6038,7 +5822,7 @@
           <w:p>
             <w:r>
               <w:rPr>
-                <w:rStyle w:val="Strong"/>
+                <w:rStyle w:val="Fett"/>
               </w:rPr>
               <w:t>Datenbankrecherche</w:t>
             </w:r>
@@ -6106,7 +5890,7 @@
           <w:p>
             <w:r>
               <w:rPr>
-                <w:rStyle w:val="Strong"/>
+                <w:rStyle w:val="Fett"/>
               </w:rPr>
               <w:lastRenderedPageBreak/>
               <w:t>Screening-Tool</w:t>
@@ -6179,7 +5963,7 @@
           <w:p>
             <w:r>
               <w:rPr>
-                <w:rStyle w:val="Strong"/>
+                <w:rStyle w:val="Fett"/>
               </w:rPr>
               <w:t>Sonstige Software</w:t>
             </w:r>
@@ -6248,14 +6032,22 @@
     </w:p>
     <w:p>
       <w:pPr>
-        <w:pStyle w:val="Heading2"/>
+        <w:pStyle w:val="berschrift2"/>
       </w:pPr>
-      <w:bookmarkStart w:id="36" w:name="_Toc212702682"/>
+      <w:bookmarkStart w:id="49" w:name="_Toc212702682"/>
+      <w:bookmarkStart w:id="50" w:name="_Toc221111876"/>
       <w:r>
         <w:lastRenderedPageBreak/>
-        <w:t>A3. Eidesstattliche Erklärung</w:t>
+        <w:t>A</w:t>
       </w:r>
-      <w:bookmarkEnd w:id="36"/>
+      <w:r>
+        <w:t>2</w:t>
+      </w:r>
+      <w:r>
+        <w:t>. Eidesstattliche Erklärung</w:t>
+      </w:r>
+      <w:bookmarkEnd w:id="49"/>
+      <w:bookmarkEnd w:id="50"/>
     </w:p>
     <w:p>
       <w:r>
@@ -6269,7 +6061,22 @@
     </w:p>
     <w:p>
       <w:r>
-        <w:t>Furtwangen, den 30.10.2025</w:t>
+        <w:t xml:space="preserve">Furtwangen, den </w:t>
+      </w:r>
+      <w:r>
+        <w:t>05</w:t>
+      </w:r>
+      <w:r>
+        <w:t>.</w:t>
+      </w:r>
+      <w:r>
+        <w:t>02</w:t>
+      </w:r>
+      <w:r>
+        <w:t>.202</w:t>
+      </w:r>
+      <w:r>
+        <w:t>6</w:t>
       </w:r>
     </w:p>
     <w:p/>
@@ -6311,7 +6118,7 @@
     <w:p>
       <w:pPr>
         <w:sectPr>
-          <w:footerReference w:type="default" r:id="rId11"/>
+          <w:footerReference w:type="default" r:id="rId10"/>
           <w:pgSz w:w="11906" w:h="16838"/>
           <w:pgMar w:top="1417" w:right="1701" w:bottom="1418" w:left="1701" w:header="709" w:footer="709" w:gutter="0"/>
           <w:pgNumType w:start="1"/>
@@ -6321,18 +6128,18 @@
     </w:p>
     <w:p>
       <w:pPr>
-        <w:pStyle w:val="Heading1"/>
+        <w:pStyle w:val="berschrift1"/>
       </w:pPr>
-      <w:bookmarkStart w:id="37" w:name="_heading=h.kbmpzmczkmko" w:colFirst="0" w:colLast="0"/>
-      <w:bookmarkEnd w:id="37"/>
+      <w:bookmarkStart w:id="51" w:name="_Toc221111877"/>
       <w:r>
         <w:lastRenderedPageBreak/>
         <w:t>Anhang</w:t>
       </w:r>
+      <w:bookmarkEnd w:id="51"/>
     </w:p>
     <w:p/>
     <w:sectPr>
-      <w:footerReference w:type="default" r:id="rId12"/>
+      <w:footerReference w:type="default" r:id="rId11"/>
       <w:pgSz w:w="16838" w:h="11906" w:orient="landscape"/>
       <w:pgMar w:top="1701" w:right="1417" w:bottom="1701" w:left="1418" w:header="709" w:footer="709" w:gutter="0"/>
       <w:pgNumType w:start="1"/>
@@ -6383,57 +6190,6 @@
         <w:tab w:val="right" w:pos="9072"/>
       </w:tabs>
       <w:spacing w:after="0" w:line="240" w:lineRule="auto"/>
-      <w:jc w:val="right"/>
-      <w:rPr>
-        <w:color w:val="000000"/>
-      </w:rPr>
-    </w:pPr>
-    <w:r>
-      <w:rPr>
-        <w:color w:val="000000"/>
-      </w:rPr>
-      <w:fldChar w:fldCharType="begin"/>
-    </w:r>
-    <w:r>
-      <w:rPr>
-        <w:color w:val="000000"/>
-      </w:rPr>
-      <w:instrText>PAGE</w:instrText>
-    </w:r>
-    <w:r>
-      <w:rPr>
-        <w:color w:val="000000"/>
-      </w:rPr>
-      <w:fldChar w:fldCharType="separate"/>
-    </w:r>
-    <w:r>
-      <w:rPr>
-        <w:noProof/>
-        <w:color w:val="000000"/>
-      </w:rPr>
-      <w:t>1</w:t>
-    </w:r>
-    <w:r>
-      <w:rPr>
-        <w:color w:val="000000"/>
-      </w:rPr>
-      <w:fldChar w:fldCharType="end"/>
-    </w:r>
-  </w:p>
-  <w:p>
-    <w:pPr>
-      <w:pBdr>
-        <w:top w:val="nil"/>
-        <w:left w:val="nil"/>
-        <w:bottom w:val="nil"/>
-        <w:right w:val="nil"/>
-        <w:between w:val="nil"/>
-      </w:pBdr>
-      <w:tabs>
-        <w:tab w:val="center" w:pos="4536"/>
-        <w:tab w:val="right" w:pos="9072"/>
-      </w:tabs>
-      <w:spacing w:after="0" w:line="240" w:lineRule="auto"/>
       <w:rPr>
         <w:color w:val="000000"/>
       </w:rPr>
@@ -6443,30 +6199,6 @@
 </file>
 
 <file path=word/footer2.xml><?xml version="1.0" encoding="utf-8"?>
-<w:ftr xmlns:wpc="http://schemas.microsoft.com/office/word/2010/wordprocessingCanvas" xmlns:cx="http://schemas.microsoft.com/office/drawing/2014/chartex" xmlns:cx1="http://schemas.microsoft.com/office/drawing/2015/9/8/chartex" xmlns:cx2="http://schemas.microsoft.com/office/drawing/2015/10/21/chartex" xmlns:cx3="http://schemas.microsoft.com/office/drawing/2016/5/9/chartex" xmlns:cx4="http://schemas.microsoft.com/office/drawing/2016/5/10/chartex" xmlns:cx5="http://schemas.microsoft.com/office/drawing/2016/5/11/chartex" xmlns:cx6="http://schemas.microsoft.com/office/drawing/2016/5/12/chartex" xmlns:cx7="http://schemas.microsoft.com/office/drawing/2016/5/13/chartex" xmlns:cx8="http://schemas.microsoft.com/office/drawing/2016/5/14/chartex" xmlns:mc="http://schemas.openxmlformats.org/markup-compatibility/2006" xmlns:aink="http://schemas.microsoft.com/office/drawing/2016/ink" xmlns:am3d="http://schemas.microsoft.com/office/drawing/2017/model3d" xmlns:o="urn:schemas-microsoft-com:office:office" xmlns:oel="http://schemas.microsoft.com/office/2019/extlst" xmlns:r="http://schemas.openxmlformats.org/officeDocument/2006/relationships" xmlns:m="http://schemas.openxmlformats.org/officeDocument/2006/math" xmlns:v="urn:schemas-microsoft-com:vml" xmlns:wp14="http://schemas.microsoft.com/office/word/2010/wordprocessingDrawing" xmlns:wp="http://schemas.openxmlformats.org/drawingml/2006/wordprocessingDrawing" xmlns:w10="urn:schemas-microsoft-com:office:word" xmlns:w="http://schemas.openxmlformats.org/wordprocessingml/2006/main" xmlns:w14="http://schemas.microsoft.com/office/word/2010/wordml" xmlns:w15="http://schemas.microsoft.com/office/word/2012/wordml" xmlns:w16cex="http://schemas.microsoft.com/office/word/2018/wordml/cex" xmlns:w16cid="http://schemas.microsoft.com/office/word/2016/wordml/cid" xmlns:w16="http://schemas.microsoft.com/office/word/2018/wordml" xmlns:w16du="http://schemas.microsoft.com/office/word/2023/wordml/word16du" xmlns:w16sdtdh="http://schemas.microsoft.com/office/word/2020/wordml/sdtdatahash" xmlns:w16sdtfl="http://schemas.microsoft.com/office/word/2024/wordml/sdtformatlock" xmlns:w16se="http://schemas.microsoft.com/office/word/2015/wordml/symex" xmlns:wpg="http://schemas.microsoft.com/office/word/2010/wordprocessingGroup" xmlns:wpi="http://schemas.microsoft.com/office/word/2010/wordprocessingInk" xmlns:wne="http://schemas.microsoft.com/office/word/2006/wordml" xmlns:wps="http://schemas.microsoft.com/office/word/2010/wordprocessingShape" mc:Ignorable="w14 w15 w16se w16cid w16 w16cex w16sdtdh w16sdtfl w16du wp14">
-  <w:p>
-    <w:pPr>
-      <w:pBdr>
-        <w:top w:val="nil"/>
-        <w:left w:val="nil"/>
-        <w:bottom w:val="nil"/>
-        <w:right w:val="nil"/>
-        <w:between w:val="nil"/>
-      </w:pBdr>
-      <w:tabs>
-        <w:tab w:val="center" w:pos="4536"/>
-        <w:tab w:val="right" w:pos="9072"/>
-      </w:tabs>
-      <w:spacing w:after="0" w:line="240" w:lineRule="auto"/>
-      <w:rPr>
-        <w:color w:val="000000"/>
-      </w:rPr>
-    </w:pPr>
-  </w:p>
-</w:ftr>
-</file>
-
-<file path=word/footer3.xml><?xml version="1.0" encoding="utf-8"?>
 <w:ftr xmlns:wpc="http://schemas.microsoft.com/office/word/2010/wordprocessingCanvas" xmlns:cx="http://schemas.microsoft.com/office/drawing/2014/chartex" xmlns:cx1="http://schemas.microsoft.com/office/drawing/2015/9/8/chartex" xmlns:cx2="http://schemas.microsoft.com/office/drawing/2015/10/21/chartex" xmlns:cx3="http://schemas.microsoft.com/office/drawing/2016/5/9/chartex" xmlns:cx4="http://schemas.microsoft.com/office/drawing/2016/5/10/chartex" xmlns:cx5="http://schemas.microsoft.com/office/drawing/2016/5/11/chartex" xmlns:cx6="http://schemas.microsoft.com/office/drawing/2016/5/12/chartex" xmlns:cx7="http://schemas.microsoft.com/office/drawing/2016/5/13/chartex" xmlns:cx8="http://schemas.microsoft.com/office/drawing/2016/5/14/chartex" xmlns:mc="http://schemas.openxmlformats.org/markup-compatibility/2006" xmlns:aink="http://schemas.microsoft.com/office/drawing/2016/ink" xmlns:am3d="http://schemas.microsoft.com/office/drawing/2017/model3d" xmlns:o="urn:schemas-microsoft-com:office:office" xmlns:oel="http://schemas.microsoft.com/office/2019/extlst" xmlns:r="http://schemas.openxmlformats.org/officeDocument/2006/relationships" xmlns:m="http://schemas.openxmlformats.org/officeDocument/2006/math" xmlns:v="urn:schemas-microsoft-com:vml" xmlns:wp14="http://schemas.microsoft.com/office/word/2010/wordprocessingDrawing" xmlns:wp="http://schemas.openxmlformats.org/drawingml/2006/wordprocessingDrawing" xmlns:w10="urn:schemas-microsoft-com:office:word" xmlns:w="http://schemas.openxmlformats.org/wordprocessingml/2006/main" xmlns:w14="http://schemas.microsoft.com/office/word/2010/wordml" xmlns:w15="http://schemas.microsoft.com/office/word/2012/wordml" xmlns:w16cex="http://schemas.microsoft.com/office/word/2018/wordml/cex" xmlns:w16cid="http://schemas.microsoft.com/office/word/2016/wordml/cid" xmlns:w16="http://schemas.microsoft.com/office/word/2018/wordml" xmlns:w16du="http://schemas.microsoft.com/office/word/2023/wordml/word16du" xmlns:w16sdtdh="http://schemas.microsoft.com/office/word/2020/wordml/sdtdatahash" xmlns:w16sdtfl="http://schemas.microsoft.com/office/word/2024/wordml/sdtformatlock" xmlns:w16se="http://schemas.microsoft.com/office/word/2015/wordml/symex" xmlns:wpg="http://schemas.microsoft.com/office/word/2010/wordprocessingGroup" xmlns:wpi="http://schemas.microsoft.com/office/word/2010/wordprocessingInk" xmlns:wne="http://schemas.microsoft.com/office/word/2006/wordml" xmlns:wps="http://schemas.microsoft.com/office/word/2010/wordprocessingShape" mc:Ignorable="w14 w15 w16se w16cid w16 w16cex w16sdtdh w16sdtfl w16du wp14">
   <w:p>
     <w:pPr>
@@ -6628,31 +6360,6 @@
         </wp:inline>
       </w:drawing>
     </w:r>
-  </w:p>
-</w:hdr>
-</file>
-
-<file path=word/header2.xml><?xml version="1.0" encoding="utf-8"?>
-<w:hdr xmlns:wpc="http://schemas.microsoft.com/office/word/2010/wordprocessingCanvas" xmlns:cx="http://schemas.microsoft.com/office/drawing/2014/chartex" xmlns:cx1="http://schemas.microsoft.com/office/drawing/2015/9/8/chartex" xmlns:cx2="http://schemas.microsoft.com/office/drawing/2015/10/21/chartex" xmlns:cx3="http://schemas.microsoft.com/office/drawing/2016/5/9/chartex" xmlns:cx4="http://schemas.microsoft.com/office/drawing/2016/5/10/chartex" xmlns:cx5="http://schemas.microsoft.com/office/drawing/2016/5/11/chartex" xmlns:cx6="http://schemas.microsoft.com/office/drawing/2016/5/12/chartex" xmlns:cx7="http://schemas.microsoft.com/office/drawing/2016/5/13/chartex" xmlns:cx8="http://schemas.microsoft.com/office/drawing/2016/5/14/chartex" xmlns:mc="http://schemas.openxmlformats.org/markup-compatibility/2006" xmlns:aink="http://schemas.microsoft.com/office/drawing/2016/ink" xmlns:am3d="http://schemas.microsoft.com/office/drawing/2017/model3d" xmlns:o="urn:schemas-microsoft-com:office:office" xmlns:oel="http://schemas.microsoft.com/office/2019/extlst" xmlns:r="http://schemas.openxmlformats.org/officeDocument/2006/relationships" xmlns:m="http://schemas.openxmlformats.org/officeDocument/2006/math" xmlns:v="urn:schemas-microsoft-com:vml" xmlns:wp14="http://schemas.microsoft.com/office/word/2010/wordprocessingDrawing" xmlns:wp="http://schemas.openxmlformats.org/drawingml/2006/wordprocessingDrawing" xmlns:w10="urn:schemas-microsoft-com:office:word" xmlns:w="http://schemas.openxmlformats.org/wordprocessingml/2006/main" xmlns:w14="http://schemas.microsoft.com/office/word/2010/wordml" xmlns:w15="http://schemas.microsoft.com/office/word/2012/wordml" xmlns:w16cex="http://schemas.microsoft.com/office/word/2018/wordml/cex" xmlns:w16cid="http://schemas.microsoft.com/office/word/2016/wordml/cid" xmlns:w16="http://schemas.microsoft.com/office/word/2018/wordml" xmlns:w16du="http://schemas.microsoft.com/office/word/2023/wordml/word16du" xmlns:w16sdtdh="http://schemas.microsoft.com/office/word/2020/wordml/sdtdatahash" xmlns:w16sdtfl="http://schemas.microsoft.com/office/word/2024/wordml/sdtformatlock" xmlns:w16se="http://schemas.microsoft.com/office/word/2015/wordml/symex" xmlns:wpg="http://schemas.microsoft.com/office/word/2010/wordprocessingGroup" xmlns:wpi="http://schemas.microsoft.com/office/word/2010/wordprocessingInk" xmlns:wne="http://schemas.microsoft.com/office/word/2006/wordml" xmlns:wps="http://schemas.microsoft.com/office/word/2010/wordprocessingShape" mc:Ignorable="w14 w15 w16se w16cid w16 w16cex w16sdtdh w16sdtfl w16du wp14">
-  <w:p>
-    <w:pPr>
-      <w:pBdr>
-        <w:top w:val="nil"/>
-        <w:left w:val="nil"/>
-        <w:bottom w:val="nil"/>
-        <w:right w:val="nil"/>
-        <w:between w:val="nil"/>
-      </w:pBdr>
-      <w:tabs>
-        <w:tab w:val="center" w:pos="4536"/>
-        <w:tab w:val="right" w:pos="9072"/>
-      </w:tabs>
-      <w:spacing w:after="0" w:line="240" w:lineRule="auto"/>
-      <w:ind w:left="2544" w:firstLine="4536"/>
-      <w:rPr>
-        <w:color w:val="000000"/>
-      </w:rPr>
-    </w:pPr>
   </w:p>
 </w:hdr>
 </file>
@@ -6886,7 +6593,7 @@
     </w:pPrDefault>
   </w:docDefaults>
   <w:latentStyles w:defLockedState="0" w:defUIPriority="99" w:defSemiHidden="0" w:defUnhideWhenUsed="0" w:defQFormat="0" w:count="376">
-    <w:lsdException w:name="Normal" w:uiPriority="0" w:qFormat="1"/>
+    <w:lsdException w:name="Normal" w:uiPriority="0"/>
     <w:lsdException w:name="heading 1" w:uiPriority="9" w:qFormat="1"/>
     <w:lsdException w:name="heading 2" w:semiHidden="1" w:uiPriority="9" w:unhideWhenUsed="1" w:qFormat="1"/>
     <w:lsdException w:name="heading 3" w:semiHidden="1" w:uiPriority="9" w:unhideWhenUsed="1" w:qFormat="1"/>
@@ -7263,14 +6970,13 @@
     <w:lsdException w:name="Unresolved Mention" w:semiHidden="1" w:unhideWhenUsed="1"/>
     <w:lsdException w:name="Smart Link" w:semiHidden="1" w:unhideWhenUsed="1"/>
   </w:latentStyles>
-  <w:style w:type="paragraph" w:default="1" w:styleId="Normal">
+  <w:style w:type="paragraph" w:default="1" w:styleId="Standard">
     <w:name w:val="Normal"/>
-    <w:qFormat/>
-  </w:style>
-  <w:style w:type="paragraph" w:styleId="Heading1">
+  </w:style>
+  <w:style w:type="paragraph" w:styleId="berschrift1">
     <w:name w:val="heading 1"/>
-    <w:basedOn w:val="Normal"/>
-    <w:next w:val="Normal"/>
+    <w:basedOn w:val="Standard"/>
+    <w:next w:val="Standard"/>
     <w:uiPriority w:val="9"/>
     <w:qFormat/>
     <w:pPr>
@@ -7288,12 +6994,11 @@
       <w:szCs w:val="32"/>
     </w:rPr>
   </w:style>
-  <w:style w:type="paragraph" w:styleId="Heading2">
+  <w:style w:type="paragraph" w:styleId="berschrift2">
     <w:name w:val="heading 2"/>
-    <w:basedOn w:val="Normal"/>
-    <w:next w:val="Normal"/>
+    <w:basedOn w:val="Standard"/>
+    <w:next w:val="Standard"/>
     <w:uiPriority w:val="9"/>
-    <w:semiHidden/>
     <w:unhideWhenUsed/>
     <w:qFormat/>
     <w:pPr>
@@ -7311,10 +7016,10 @@
       <w:szCs w:val="28"/>
     </w:rPr>
   </w:style>
-  <w:style w:type="paragraph" w:styleId="Heading3">
+  <w:style w:type="paragraph" w:styleId="berschrift3">
     <w:name w:val="heading 3"/>
-    <w:basedOn w:val="Normal"/>
-    <w:next w:val="Normal"/>
+    <w:basedOn w:val="Standard"/>
+    <w:next w:val="Standard"/>
     <w:uiPriority w:val="9"/>
     <w:semiHidden/>
     <w:unhideWhenUsed/>
@@ -7331,10 +7036,10 @@
       <w:szCs w:val="30"/>
     </w:rPr>
   </w:style>
-  <w:style w:type="paragraph" w:styleId="Heading4">
+  <w:style w:type="paragraph" w:styleId="berschrift4">
     <w:name w:val="heading 4"/>
-    <w:basedOn w:val="Normal"/>
-    <w:next w:val="Normal"/>
+    <w:basedOn w:val="Standard"/>
+    <w:next w:val="Standard"/>
     <w:uiPriority w:val="9"/>
     <w:semiHidden/>
     <w:unhideWhenUsed/>
@@ -7353,10 +7058,10 @@
       <w:szCs w:val="26"/>
     </w:rPr>
   </w:style>
-  <w:style w:type="paragraph" w:styleId="Heading5">
+  <w:style w:type="paragraph" w:styleId="berschrift5">
     <w:name w:val="heading 5"/>
-    <w:basedOn w:val="Normal"/>
-    <w:next w:val="Normal"/>
+    <w:basedOn w:val="Standard"/>
+    <w:next w:val="Standard"/>
     <w:uiPriority w:val="9"/>
     <w:semiHidden/>
     <w:unhideWhenUsed/>
@@ -7373,10 +7078,10 @@
       <w:bCs/>
     </w:rPr>
   </w:style>
-  <w:style w:type="paragraph" w:styleId="Heading6">
+  <w:style w:type="paragraph" w:styleId="berschrift6">
     <w:name w:val="heading 6"/>
-    <w:basedOn w:val="Normal"/>
-    <w:next w:val="Normal"/>
+    <w:basedOn w:val="Standard"/>
+    <w:next w:val="Standard"/>
     <w:uiPriority w:val="9"/>
     <w:semiHidden/>
     <w:unhideWhenUsed/>
@@ -7395,9 +7100,9 @@
       <w:szCs w:val="22"/>
     </w:rPr>
   </w:style>
-  <w:style w:type="paragraph" w:styleId="Heading7">
+  <w:style w:type="paragraph" w:styleId="berschrift7">
     <w:name w:val="heading 7"/>
-    <w:link w:val="Heading7Char"/>
+    <w:link w:val="berschrift7Zchn"/>
     <w:uiPriority w:val="9"/>
     <w:unhideWhenUsed/>
     <w:qFormat/>
@@ -7417,9 +7122,9 @@
       <w:szCs w:val="22"/>
     </w:rPr>
   </w:style>
-  <w:style w:type="paragraph" w:styleId="Heading8">
+  <w:style w:type="paragraph" w:styleId="berschrift8">
     <w:name w:val="heading 8"/>
-    <w:link w:val="Heading8Char"/>
+    <w:link w:val="berschrift8Zchn"/>
     <w:uiPriority w:val="9"/>
     <w:unhideWhenUsed/>
     <w:qFormat/>
@@ -7437,9 +7142,9 @@
       <w:szCs w:val="22"/>
     </w:rPr>
   </w:style>
-  <w:style w:type="paragraph" w:styleId="Heading9">
+  <w:style w:type="paragraph" w:styleId="berschrift9">
     <w:name w:val="heading 9"/>
-    <w:link w:val="Heading9Char"/>
+    <w:link w:val="berschrift9Zchn"/>
     <w:uiPriority w:val="9"/>
     <w:unhideWhenUsed/>
     <w:qFormat/>
@@ -7457,13 +7162,13 @@
       <w:szCs w:val="21"/>
     </w:rPr>
   </w:style>
-  <w:style w:type="character" w:default="1" w:styleId="DefaultParagraphFont">
+  <w:style w:type="character" w:default="1" w:styleId="Absatz-Standardschriftart">
     <w:name w:val="Default Paragraph Font"/>
     <w:uiPriority w:val="1"/>
     <w:semiHidden/>
     <w:unhideWhenUsed/>
   </w:style>
-  <w:style w:type="table" w:default="1" w:styleId="TableNormal">
+  <w:style w:type="table" w:default="1" w:styleId="NormaleTabelle">
     <w:name w:val="Normal Table"/>
     <w:uiPriority w:val="99"/>
     <w:semiHidden/>
@@ -7478,13 +7183,13 @@
       </w:tblCellMar>
     </w:tblPr>
   </w:style>
-  <w:style w:type="numbering" w:default="1" w:styleId="NoList">
+  <w:style w:type="numbering" w:default="1" w:styleId="KeineListe">
     <w:name w:val="No List"/>
     <w:uiPriority w:val="99"/>
     <w:semiHidden/>
     <w:unhideWhenUsed/>
   </w:style>
-  <w:style w:type="table" w:customStyle="1" w:styleId="TableNormal0">
+  <w:style w:type="table" w:customStyle="1" w:styleId="TableNormal">
     <w:name w:val="TableNormal"/>
     <w:tblPr>
       <w:tblCellMar>
@@ -7495,10 +7200,10 @@
       </w:tblCellMar>
     </w:tblPr>
   </w:style>
-  <w:style w:type="paragraph" w:styleId="Title">
+  <w:style w:type="paragraph" w:styleId="Titel">
     <w:name w:val="Title"/>
-    <w:basedOn w:val="Normal"/>
-    <w:next w:val="Normal"/>
+    <w:basedOn w:val="Standard"/>
+    <w:next w:val="Standard"/>
     <w:uiPriority w:val="10"/>
     <w:qFormat/>
     <w:pPr>
@@ -7511,7 +7216,7 @@
   </w:style>
   <w:style w:type="character" w:customStyle="1" w:styleId="Heading1Char">
     <w:name w:val="Heading 1 Char"/>
-    <w:basedOn w:val="DefaultParagraphFont"/>
+    <w:basedOn w:val="Absatz-Standardschriftart"/>
     <w:uiPriority w:val="9"/>
     <w:rPr>
       <w:rFonts w:ascii="Arial" w:eastAsia="Arial" w:hAnsi="Arial" w:cs="Arial"/>
@@ -7521,7 +7226,7 @@
   </w:style>
   <w:style w:type="character" w:customStyle="1" w:styleId="Heading2Char">
     <w:name w:val="Heading 2 Char"/>
-    <w:basedOn w:val="DefaultParagraphFont"/>
+    <w:basedOn w:val="Absatz-Standardschriftart"/>
     <w:uiPriority w:val="9"/>
     <w:rPr>
       <w:rFonts w:ascii="Arial" w:eastAsia="Arial" w:hAnsi="Arial" w:cs="Arial"/>
@@ -7530,7 +7235,7 @@
   </w:style>
   <w:style w:type="character" w:customStyle="1" w:styleId="berschrift3Zchn">
     <w:name w:val="Überschrift 3 Zchn"/>
-    <w:basedOn w:val="DefaultParagraphFont"/>
+    <w:basedOn w:val="Absatz-Standardschriftart"/>
     <w:uiPriority w:val="9"/>
     <w:rPr>
       <w:rFonts w:ascii="Arial" w:eastAsia="Arial" w:hAnsi="Arial" w:cs="Arial"/>
@@ -7540,7 +7245,7 @@
   </w:style>
   <w:style w:type="character" w:customStyle="1" w:styleId="berschrift4Zchn">
     <w:name w:val="Überschrift 4 Zchn"/>
-    <w:basedOn w:val="DefaultParagraphFont"/>
+    <w:basedOn w:val="Absatz-Standardschriftart"/>
     <w:uiPriority w:val="9"/>
     <w:rPr>
       <w:rFonts w:ascii="Arial" w:eastAsia="Arial" w:hAnsi="Arial" w:cs="Arial"/>
@@ -7552,7 +7257,7 @@
   </w:style>
   <w:style w:type="character" w:customStyle="1" w:styleId="berschrift5Zchn">
     <w:name w:val="Überschrift 5 Zchn"/>
-    <w:basedOn w:val="DefaultParagraphFont"/>
+    <w:basedOn w:val="Absatz-Standardschriftart"/>
     <w:uiPriority w:val="9"/>
     <w:rPr>
       <w:rFonts w:ascii="Arial" w:eastAsia="Arial" w:hAnsi="Arial" w:cs="Arial"/>
@@ -7564,7 +7269,7 @@
   </w:style>
   <w:style w:type="character" w:customStyle="1" w:styleId="berschrift6Zchn">
     <w:name w:val="Überschrift 6 Zchn"/>
-    <w:basedOn w:val="DefaultParagraphFont"/>
+    <w:basedOn w:val="Absatz-Standardschriftart"/>
     <w:uiPriority w:val="9"/>
     <w:rPr>
       <w:rFonts w:ascii="Arial" w:eastAsia="Arial" w:hAnsi="Arial" w:cs="Arial"/>
@@ -7574,10 +7279,10 @@
       <w:szCs w:val="22"/>
     </w:rPr>
   </w:style>
-  <w:style w:type="character" w:customStyle="1" w:styleId="Heading7Char">
-    <w:name w:val="Heading 7 Char"/>
-    <w:basedOn w:val="DefaultParagraphFont"/>
-    <w:link w:val="Heading7"/>
+  <w:style w:type="character" w:customStyle="1" w:styleId="berschrift7Zchn">
+    <w:name w:val="Überschrift 7 Zchn"/>
+    <w:basedOn w:val="Absatz-Standardschriftart"/>
+    <w:link w:val="berschrift7"/>
     <w:uiPriority w:val="9"/>
     <w:rPr>
       <w:rFonts w:ascii="Arial" w:eastAsia="Arial" w:hAnsi="Arial" w:cs="Arial"/>
@@ -7589,10 +7294,10 @@
       <w:szCs w:val="22"/>
     </w:rPr>
   </w:style>
-  <w:style w:type="character" w:customStyle="1" w:styleId="Heading8Char">
-    <w:name w:val="Heading 8 Char"/>
-    <w:basedOn w:val="DefaultParagraphFont"/>
-    <w:link w:val="Heading8"/>
+  <w:style w:type="character" w:customStyle="1" w:styleId="berschrift8Zchn">
+    <w:name w:val="Überschrift 8 Zchn"/>
+    <w:basedOn w:val="Absatz-Standardschriftart"/>
+    <w:link w:val="berschrift8"/>
     <w:uiPriority w:val="9"/>
     <w:rPr>
       <w:rFonts w:ascii="Arial" w:eastAsia="Arial" w:hAnsi="Arial" w:cs="Arial"/>
@@ -7602,10 +7307,10 @@
       <w:szCs w:val="22"/>
     </w:rPr>
   </w:style>
-  <w:style w:type="character" w:customStyle="1" w:styleId="Heading9Char">
-    <w:name w:val="Heading 9 Char"/>
-    <w:basedOn w:val="DefaultParagraphFont"/>
-    <w:link w:val="Heading9"/>
+  <w:style w:type="character" w:customStyle="1" w:styleId="berschrift9Zchn">
+    <w:name w:val="Überschrift 9 Zchn"/>
+    <w:basedOn w:val="Absatz-Standardschriftart"/>
+    <w:link w:val="berschrift9"/>
     <w:uiPriority w:val="9"/>
     <w:rPr>
       <w:rFonts w:ascii="Arial" w:eastAsia="Arial" w:hAnsi="Arial" w:cs="Arial"/>
@@ -7617,7 +7322,7 @@
   </w:style>
   <w:style w:type="character" w:customStyle="1" w:styleId="TitelZchn">
     <w:name w:val="Titel Zchn"/>
-    <w:basedOn w:val="DefaultParagraphFont"/>
+    <w:basedOn w:val="Absatz-Standardschriftart"/>
     <w:uiPriority w:val="10"/>
     <w:rPr>
       <w:sz w:val="48"/>
@@ -7626,16 +7331,16 @@
   </w:style>
   <w:style w:type="character" w:customStyle="1" w:styleId="UntertitelZchn">
     <w:name w:val="Untertitel Zchn"/>
-    <w:basedOn w:val="DefaultParagraphFont"/>
+    <w:basedOn w:val="Absatz-Standardschriftart"/>
     <w:uiPriority w:val="11"/>
     <w:rPr>
       <w:sz w:val="24"/>
       <w:szCs w:val="24"/>
     </w:rPr>
   </w:style>
-  <w:style w:type="paragraph" w:styleId="Quote">
+  <w:style w:type="paragraph" w:styleId="Zitat">
     <w:name w:val="Quote"/>
-    <w:link w:val="QuoteChar"/>
+    <w:link w:val="ZitatZchn"/>
     <w:uiPriority w:val="29"/>
     <w:qFormat/>
     <w:pPr>
@@ -7645,17 +7350,17 @@
       <w:i/>
     </w:rPr>
   </w:style>
-  <w:style w:type="character" w:customStyle="1" w:styleId="QuoteChar">
-    <w:name w:val="Quote Char"/>
-    <w:link w:val="Quote"/>
+  <w:style w:type="character" w:customStyle="1" w:styleId="ZitatZchn">
+    <w:name w:val="Zitat Zchn"/>
+    <w:link w:val="Zitat"/>
     <w:uiPriority w:val="29"/>
     <w:rPr>
       <w:i/>
     </w:rPr>
   </w:style>
-  <w:style w:type="paragraph" w:styleId="IntenseQuote">
+  <w:style w:type="paragraph" w:styleId="IntensivesZitat">
     <w:name w:val="Intense Quote"/>
-    <w:link w:val="IntenseQuoteChar"/>
+    <w:link w:val="IntensivesZitatZchn"/>
     <w:uiPriority w:val="30"/>
     <w:qFormat/>
     <w:pPr>
@@ -7672,9 +7377,9 @@
       <w:i/>
     </w:rPr>
   </w:style>
-  <w:style w:type="character" w:customStyle="1" w:styleId="IntenseQuoteChar">
-    <w:name w:val="Intense Quote Char"/>
-    <w:link w:val="IntenseQuote"/>
+  <w:style w:type="character" w:customStyle="1" w:styleId="IntensivesZitatZchn">
+    <w:name w:val="Intensives Zitat Zchn"/>
+    <w:link w:val="IntensivesZitat"/>
     <w:uiPriority w:val="30"/>
     <w:rPr>
       <w:i/>
@@ -7682,15 +7387,15 @@
   </w:style>
   <w:style w:type="character" w:customStyle="1" w:styleId="HeaderChar">
     <w:name w:val="Header Char"/>
-    <w:basedOn w:val="DefaultParagraphFont"/>
+    <w:basedOn w:val="Absatz-Standardschriftart"/>
     <w:uiPriority w:val="99"/>
   </w:style>
   <w:style w:type="character" w:customStyle="1" w:styleId="FooterChar">
     <w:name w:val="Footer Char"/>
-    <w:basedOn w:val="DefaultParagraphFont"/>
+    <w:basedOn w:val="Absatz-Standardschriftart"/>
     <w:uiPriority w:val="99"/>
   </w:style>
-  <w:style w:type="paragraph" w:styleId="Caption">
+  <w:style w:type="paragraph" w:styleId="Beschriftung">
     <w:name w:val="caption"/>
     <w:uiPriority w:val="35"/>
     <w:unhideWhenUsed/>
@@ -7710,9 +7415,9 @@
     <w:name w:val="Caption Char"/>
     <w:uiPriority w:val="99"/>
   </w:style>
-  <w:style w:type="table" w:styleId="PlainTable1">
+  <w:style w:type="table" w:styleId="EinfacheTabelle1">
     <w:name w:val="Plain Table 1"/>
-    <w:basedOn w:val="TableNormal"/>
+    <w:basedOn w:val="NormaleTabelle"/>
     <w:uiPriority w:val="59"/>
     <w:pPr>
       <w:spacing w:after="0" w:line="240" w:lineRule="auto"/>
@@ -7772,9 +7477,9 @@
       </w:tcPr>
     </w:tblStylePr>
   </w:style>
-  <w:style w:type="table" w:styleId="PlainTable2">
+  <w:style w:type="table" w:styleId="EinfacheTabelle2">
     <w:name w:val="Plain Table 2"/>
-    <w:basedOn w:val="TableNormal"/>
+    <w:basedOn w:val="NormaleTabelle"/>
     <w:uiPriority w:val="59"/>
     <w:pPr>
       <w:spacing w:after="0" w:line="240" w:lineRule="auto"/>
@@ -7854,9 +7559,9 @@
       </w:tcPr>
     </w:tblStylePr>
   </w:style>
-  <w:style w:type="table" w:styleId="PlainTable3">
+  <w:style w:type="table" w:styleId="EinfacheTabelle3">
     <w:name w:val="Plain Table 3"/>
-    <w:basedOn w:val="TableNormal"/>
+    <w:basedOn w:val="NormaleTabelle"/>
     <w:uiPriority w:val="99"/>
     <w:pPr>
       <w:spacing w:after="0" w:line="240" w:lineRule="auto"/>
@@ -7934,9 +7639,9 @@
       </w:tcPr>
     </w:tblStylePr>
   </w:style>
-  <w:style w:type="table" w:styleId="PlainTable4">
+  <w:style w:type="table" w:styleId="EinfacheTabelle4">
     <w:name w:val="Plain Table 4"/>
-    <w:basedOn w:val="TableNormal"/>
+    <w:basedOn w:val="NormaleTabelle"/>
     <w:uiPriority w:val="99"/>
     <w:pPr>
       <w:spacing w:after="0" w:line="240" w:lineRule="auto"/>
@@ -7992,9 +7697,9 @@
       </w:tcPr>
     </w:tblStylePr>
   </w:style>
-  <w:style w:type="table" w:styleId="PlainTable5">
+  <w:style w:type="table" w:styleId="EinfacheTabelle5">
     <w:name w:val="Plain Table 5"/>
-    <w:basedOn w:val="TableNormal"/>
+    <w:basedOn w:val="NormaleTabelle"/>
     <w:uiPriority w:val="99"/>
     <w:pPr>
       <w:spacing w:after="0" w:line="240" w:lineRule="auto"/>
@@ -8085,9 +7790,9 @@
       </w:tcPr>
     </w:tblStylePr>
   </w:style>
-  <w:style w:type="table" w:styleId="GridTable1Light">
+  <w:style w:type="table" w:styleId="Gitternetztabelle1hell">
     <w:name w:val="Grid Table 1 Light"/>
-    <w:basedOn w:val="TableNormal"/>
+    <w:basedOn w:val="NormaleTabelle"/>
     <w:uiPriority w:val="99"/>
     <w:pPr>
       <w:spacing w:after="0" w:line="240" w:lineRule="auto"/>
@@ -8151,9 +7856,9 @@
       </w:tcPr>
     </w:tblStylePr>
   </w:style>
-  <w:style w:type="table" w:styleId="GridTable2">
+  <w:style w:type="table" w:styleId="Gitternetztabelle2">
     <w:name w:val="Grid Table 2"/>
-    <w:basedOn w:val="TableNormal"/>
+    <w:basedOn w:val="NormaleTabelle"/>
     <w:uiPriority w:val="99"/>
     <w:pPr>
       <w:spacing w:after="0" w:line="240" w:lineRule="auto"/>
@@ -8234,9 +7939,9 @@
       </w:tcPr>
     </w:tblStylePr>
   </w:style>
-  <w:style w:type="table" w:styleId="GridTable3">
+  <w:style w:type="table" w:styleId="Gitternetztabelle3">
     <w:name w:val="Grid Table 3"/>
-    <w:basedOn w:val="TableNormal"/>
+    <w:basedOn w:val="NormaleTabelle"/>
     <w:uiPriority w:val="99"/>
     <w:pPr>
       <w:spacing w:after="0" w:line="240" w:lineRule="auto"/>
@@ -8340,9 +8045,9 @@
       </w:tcPr>
     </w:tblStylePr>
   </w:style>
-  <w:style w:type="table" w:styleId="GridTable4">
+  <w:style w:type="table" w:styleId="Gitternetztabelle4">
     <w:name w:val="Grid Table 4"/>
-    <w:basedOn w:val="TableNormal"/>
+    <w:basedOn w:val="NormaleTabelle"/>
     <w:uiPriority w:val="59"/>
     <w:pPr>
       <w:spacing w:after="0" w:line="240" w:lineRule="auto"/>
@@ -8424,9 +8129,9 @@
       </w:tcPr>
     </w:tblStylePr>
   </w:style>
-  <w:style w:type="table" w:styleId="GridTable5Dark">
+  <w:style w:type="table" w:styleId="Gitternetztabelle5dunkel">
     <w:name w:val="Grid Table 5 Dark"/>
-    <w:basedOn w:val="TableNormal"/>
+    <w:basedOn w:val="NormaleTabelle"/>
     <w:uiPriority w:val="99"/>
     <w:pPr>
       <w:spacing w:after="0" w:line="240" w:lineRule="auto"/>
@@ -8508,9 +8213,9 @@
       </w:tcPr>
     </w:tblStylePr>
   </w:style>
-  <w:style w:type="table" w:styleId="GridTable6Colorful">
+  <w:style w:type="table" w:styleId="Gitternetztabelle6farbig">
     <w:name w:val="Grid Table 6 Colorful"/>
-    <w:basedOn w:val="TableNormal"/>
+    <w:basedOn w:val="NormaleTabelle"/>
     <w:uiPriority w:val="99"/>
     <w:pPr>
       <w:spacing w:after="0" w:line="240" w:lineRule="auto"/>
@@ -8582,9 +8287,9 @@
       </w:rPr>
     </w:tblStylePr>
   </w:style>
-  <w:style w:type="table" w:styleId="GridTable7Colorful">
+  <w:style w:type="table" w:styleId="Gitternetztabelle7farbig">
     <w:name w:val="Grid Table 7 Colorful"/>
-    <w:basedOn w:val="TableNormal"/>
+    <w:basedOn w:val="NormaleTabelle"/>
     <w:uiPriority w:val="99"/>
     <w:pPr>
       <w:spacing w:after="0" w:line="240" w:lineRule="auto"/>
@@ -8699,9 +8404,9 @@
       </w:rPr>
     </w:tblStylePr>
   </w:style>
-  <w:style w:type="table" w:styleId="ListTable1Light">
+  <w:style w:type="table" w:styleId="Listentabelle1hell">
     <w:name w:val="List Table 1 Light"/>
-    <w:basedOn w:val="TableNormal"/>
+    <w:basedOn w:val="NormaleTabelle"/>
     <w:uiPriority w:val="99"/>
     <w:pPr>
       <w:spacing w:after="0" w:line="240" w:lineRule="auto"/>
@@ -8765,9 +8470,9 @@
       </w:tcPr>
     </w:tblStylePr>
   </w:style>
-  <w:style w:type="table" w:styleId="ListTable2">
+  <w:style w:type="table" w:styleId="Listentabelle2">
     <w:name w:val="List Table 2"/>
-    <w:basedOn w:val="TableNormal"/>
+    <w:basedOn w:val="NormaleTabelle"/>
     <w:uiPriority w:val="99"/>
     <w:pPr>
       <w:spacing w:after="0" w:line="240" w:lineRule="auto"/>
@@ -8854,9 +8559,9 @@
       </w:tcPr>
     </w:tblStylePr>
   </w:style>
-  <w:style w:type="table" w:styleId="ListTable3">
+  <w:style w:type="table" w:styleId="Listentabelle3">
     <w:name w:val="List Table 3"/>
-    <w:basedOn w:val="TableNormal"/>
+    <w:basedOn w:val="NormaleTabelle"/>
     <w:uiPriority w:val="99"/>
     <w:pPr>
       <w:spacing w:after="0" w:line="240" w:lineRule="auto"/>
@@ -8930,9 +8635,9 @@
       </w:tcPr>
     </w:tblStylePr>
   </w:style>
-  <w:style w:type="table" w:styleId="ListTable4">
+  <w:style w:type="table" w:styleId="Listentabelle4">
     <w:name w:val="List Table 4"/>
-    <w:basedOn w:val="TableNormal"/>
+    <w:basedOn w:val="NormaleTabelle"/>
     <w:uiPriority w:val="99"/>
     <w:pPr>
       <w:spacing w:after="0" w:line="240" w:lineRule="auto"/>
@@ -9001,9 +8706,9 @@
       </w:tcPr>
     </w:tblStylePr>
   </w:style>
-  <w:style w:type="table" w:styleId="ListTable5Dark">
+  <w:style w:type="table" w:styleId="Listentabelle5dunkel">
     <w:name w:val="List Table 5 Dark"/>
-    <w:basedOn w:val="TableNormal"/>
+    <w:basedOn w:val="NormaleTabelle"/>
     <w:uiPriority w:val="99"/>
     <w:pPr>
       <w:spacing w:after="0" w:line="240" w:lineRule="auto"/>
@@ -9107,9 +8812,9 @@
       </w:tcPr>
     </w:tblStylePr>
   </w:style>
-  <w:style w:type="table" w:styleId="ListTable6Colorful">
+  <w:style w:type="table" w:styleId="Listentabelle6farbig">
     <w:name w:val="List Table 6 Colorful"/>
-    <w:basedOn w:val="TableNormal"/>
+    <w:basedOn w:val="NormaleTabelle"/>
     <w:uiPriority w:val="99"/>
     <w:pPr>
       <w:spacing w:after="0" w:line="240" w:lineRule="auto"/>
@@ -9183,9 +8888,9 @@
       </w:rPr>
     </w:tblStylePr>
   </w:style>
-  <w:style w:type="table" w:styleId="ListTable7Colorful">
+  <w:style w:type="table" w:styleId="Listentabelle7farbig">
     <w:name w:val="List Table 7 Colorful"/>
-    <w:basedOn w:val="TableNormal"/>
+    <w:basedOn w:val="NormaleTabelle"/>
     <w:uiPriority w:val="99"/>
     <w:pPr>
       <w:spacing w:after="0" w:line="240" w:lineRule="auto"/>
@@ -9299,7 +9004,7 @@
   </w:style>
   <w:style w:type="table" w:customStyle="1" w:styleId="Lined-Accent">
     <w:name w:val="Lined - Accent"/>
-    <w:basedOn w:val="TableNormal"/>
+    <w:basedOn w:val="NormaleTabelle"/>
     <w:uiPriority w:val="99"/>
     <w:pPr>
       <w:spacing w:after="0" w:line="240" w:lineRule="auto"/>
@@ -9396,7 +9101,7 @@
   </w:style>
   <w:style w:type="table" w:customStyle="1" w:styleId="Lined-Accent1">
     <w:name w:val="Lined - Accent 1"/>
-    <w:basedOn w:val="TableNormal"/>
+    <w:basedOn w:val="NormaleTabelle"/>
     <w:uiPriority w:val="99"/>
     <w:pPr>
       <w:spacing w:after="0" w:line="240" w:lineRule="auto"/>
@@ -9493,7 +9198,7 @@
   </w:style>
   <w:style w:type="table" w:customStyle="1" w:styleId="Lined-Accent2">
     <w:name w:val="Lined - Accent 2"/>
-    <w:basedOn w:val="TableNormal"/>
+    <w:basedOn w:val="NormaleTabelle"/>
     <w:uiPriority w:val="99"/>
     <w:pPr>
       <w:spacing w:after="0" w:line="240" w:lineRule="auto"/>
@@ -9590,7 +9295,7 @@
   </w:style>
   <w:style w:type="table" w:customStyle="1" w:styleId="Lined-Accent3">
     <w:name w:val="Lined - Accent 3"/>
-    <w:basedOn w:val="TableNormal"/>
+    <w:basedOn w:val="NormaleTabelle"/>
     <w:uiPriority w:val="99"/>
     <w:pPr>
       <w:spacing w:after="0" w:line="240" w:lineRule="auto"/>
@@ -9687,7 +9392,7 @@
   </w:style>
   <w:style w:type="table" w:customStyle="1" w:styleId="Lined-Accent4">
     <w:name w:val="Lined - Accent 4"/>
-    <w:basedOn w:val="TableNormal"/>
+    <w:basedOn w:val="NormaleTabelle"/>
     <w:uiPriority w:val="99"/>
     <w:pPr>
       <w:spacing w:after="0" w:line="240" w:lineRule="auto"/>
@@ -9784,7 +9489,7 @@
   </w:style>
   <w:style w:type="table" w:customStyle="1" w:styleId="Lined-Accent5">
     <w:name w:val="Lined - Accent 5"/>
-    <w:basedOn w:val="TableNormal"/>
+    <w:basedOn w:val="NormaleTabelle"/>
     <w:uiPriority w:val="99"/>
     <w:pPr>
       <w:spacing w:after="0" w:line="240" w:lineRule="auto"/>
@@ -9881,7 +9586,7 @@
   </w:style>
   <w:style w:type="table" w:customStyle="1" w:styleId="Lined-Accent6">
     <w:name w:val="Lined - Accent 6"/>
-    <w:basedOn w:val="TableNormal"/>
+    <w:basedOn w:val="NormaleTabelle"/>
     <w:uiPriority w:val="99"/>
     <w:pPr>
       <w:spacing w:after="0" w:line="240" w:lineRule="auto"/>
@@ -9978,7 +9683,7 @@
   </w:style>
   <w:style w:type="table" w:customStyle="1" w:styleId="BorderedLined-Accent">
     <w:name w:val="Bordered &amp; Lined - Accent"/>
-    <w:basedOn w:val="TableNormal"/>
+    <w:basedOn w:val="NormaleTabelle"/>
     <w:uiPriority w:val="99"/>
     <w:pPr>
       <w:spacing w:after="0" w:line="240" w:lineRule="auto"/>
@@ -10083,7 +9788,7 @@
   </w:style>
   <w:style w:type="table" w:customStyle="1" w:styleId="BorderedLined-Accent1">
     <w:name w:val="Bordered &amp; Lined - Accent 1"/>
-    <w:basedOn w:val="TableNormal"/>
+    <w:basedOn w:val="NormaleTabelle"/>
     <w:uiPriority w:val="99"/>
     <w:pPr>
       <w:spacing w:after="0" w:line="240" w:lineRule="auto"/>
@@ -10188,7 +9893,7 @@
   </w:style>
   <w:style w:type="table" w:customStyle="1" w:styleId="BorderedLined-Accent2">
     <w:name w:val="Bordered &amp; Lined - Accent 2"/>
-    <w:basedOn w:val="TableNormal"/>
+    <w:basedOn w:val="NormaleTabelle"/>
     <w:uiPriority w:val="99"/>
     <w:pPr>
       <w:spacing w:after="0" w:line="240" w:lineRule="auto"/>
@@ -10293,7 +9998,7 @@
   </w:style>
   <w:style w:type="table" w:customStyle="1" w:styleId="BorderedLined-Accent3">
     <w:name w:val="Bordered &amp; Lined - Accent 3"/>
-    <w:basedOn w:val="TableNormal"/>
+    <w:basedOn w:val="NormaleTabelle"/>
     <w:uiPriority w:val="99"/>
     <w:pPr>
       <w:spacing w:after="0" w:line="240" w:lineRule="auto"/>
@@ -10398,7 +10103,7 @@
   </w:style>
   <w:style w:type="table" w:customStyle="1" w:styleId="BorderedLined-Accent4">
     <w:name w:val="Bordered &amp; Lined - Accent 4"/>
-    <w:basedOn w:val="TableNormal"/>
+    <w:basedOn w:val="NormaleTabelle"/>
     <w:uiPriority w:val="99"/>
     <w:pPr>
       <w:spacing w:after="0" w:line="240" w:lineRule="auto"/>
@@ -10503,7 +10208,7 @@
   </w:style>
   <w:style w:type="table" w:customStyle="1" w:styleId="BorderedLined-Accent5">
     <w:name w:val="Bordered &amp; Lined - Accent 5"/>
-    <w:basedOn w:val="TableNormal"/>
+    <w:basedOn w:val="NormaleTabelle"/>
     <w:uiPriority w:val="99"/>
     <w:pPr>
       <w:spacing w:after="0" w:line="240" w:lineRule="auto"/>
@@ -10608,7 +10313,7 @@
   </w:style>
   <w:style w:type="table" w:customStyle="1" w:styleId="BorderedLined-Accent6">
     <w:name w:val="Bordered &amp; Lined - Accent 6"/>
-    <w:basedOn w:val="TableNormal"/>
+    <w:basedOn w:val="NormaleTabelle"/>
     <w:uiPriority w:val="99"/>
     <w:pPr>
       <w:spacing w:after="0" w:line="240" w:lineRule="auto"/>
@@ -10713,7 +10418,7 @@
   </w:style>
   <w:style w:type="table" w:customStyle="1" w:styleId="Bordered">
     <w:name w:val="Bordered"/>
-    <w:basedOn w:val="TableNormal"/>
+    <w:basedOn w:val="NormaleTabelle"/>
     <w:uiPriority w:val="99"/>
     <w:pPr>
       <w:spacing w:after="0" w:line="240" w:lineRule="auto"/>
@@ -10795,7 +10500,7 @@
   </w:style>
   <w:style w:type="table" w:customStyle="1" w:styleId="Bordered-Accent1">
     <w:name w:val="Bordered - Accent 1"/>
-    <w:basedOn w:val="TableNormal"/>
+    <w:basedOn w:val="NormaleTabelle"/>
     <w:uiPriority w:val="99"/>
     <w:pPr>
       <w:spacing w:after="0" w:line="240" w:lineRule="auto"/>
@@ -10877,7 +10582,7 @@
   </w:style>
   <w:style w:type="table" w:customStyle="1" w:styleId="Bordered-Accent2">
     <w:name w:val="Bordered - Accent 2"/>
-    <w:basedOn w:val="TableNormal"/>
+    <w:basedOn w:val="NormaleTabelle"/>
     <w:uiPriority w:val="99"/>
     <w:pPr>
       <w:spacing w:after="0" w:line="240" w:lineRule="auto"/>
@@ -10959,7 +10664,7 @@
   </w:style>
   <w:style w:type="table" w:customStyle="1" w:styleId="Bordered-Accent3">
     <w:name w:val="Bordered - Accent 3"/>
-    <w:basedOn w:val="TableNormal"/>
+    <w:basedOn w:val="NormaleTabelle"/>
     <w:uiPriority w:val="99"/>
     <w:pPr>
       <w:spacing w:after="0" w:line="240" w:lineRule="auto"/>
@@ -11041,7 +10746,7 @@
   </w:style>
   <w:style w:type="table" w:customStyle="1" w:styleId="Bordered-Accent4">
     <w:name w:val="Bordered - Accent 4"/>
-    <w:basedOn w:val="TableNormal"/>
+    <w:basedOn w:val="NormaleTabelle"/>
     <w:uiPriority w:val="99"/>
     <w:pPr>
       <w:spacing w:after="0" w:line="240" w:lineRule="auto"/>
@@ -11123,7 +10828,7 @@
   </w:style>
   <w:style w:type="table" w:customStyle="1" w:styleId="Bordered-Accent5">
     <w:name w:val="Bordered - Accent 5"/>
-    <w:basedOn w:val="TableNormal"/>
+    <w:basedOn w:val="NormaleTabelle"/>
     <w:uiPriority w:val="99"/>
     <w:pPr>
       <w:spacing w:after="0" w:line="240" w:lineRule="auto"/>
@@ -11205,7 +10910,7 @@
   </w:style>
   <w:style w:type="table" w:customStyle="1" w:styleId="Bordered-Accent6">
     <w:name w:val="Bordered - Accent 6"/>
-    <w:basedOn w:val="TableNormal"/>
+    <w:basedOn w:val="NormaleTabelle"/>
     <w:uiPriority w:val="99"/>
     <w:pPr>
       <w:spacing w:after="0" w:line="240" w:lineRule="auto"/>
@@ -11285,9 +10990,9 @@
       </w:tcPr>
     </w:tblStylePr>
   </w:style>
-  <w:style w:type="paragraph" w:styleId="FootnoteText">
+  <w:style w:type="paragraph" w:styleId="Funotentext">
     <w:name w:val="footnote text"/>
-    <w:link w:val="FootnoteTextChar"/>
+    <w:link w:val="FunotentextZchn"/>
     <w:uiPriority w:val="99"/>
     <w:semiHidden/>
     <w:unhideWhenUsed/>
@@ -11298,26 +11003,26 @@
       <w:sz w:val="18"/>
     </w:rPr>
   </w:style>
-  <w:style w:type="character" w:customStyle="1" w:styleId="FootnoteTextChar">
-    <w:name w:val="Footnote Text Char"/>
-    <w:link w:val="FootnoteText"/>
+  <w:style w:type="character" w:customStyle="1" w:styleId="FunotentextZchn">
+    <w:name w:val="Fußnotentext Zchn"/>
+    <w:link w:val="Funotentext"/>
     <w:uiPriority w:val="99"/>
     <w:rPr>
       <w:sz w:val="18"/>
     </w:rPr>
   </w:style>
-  <w:style w:type="character" w:styleId="FootnoteReference">
+  <w:style w:type="character" w:styleId="Funotenzeichen">
     <w:name w:val="footnote reference"/>
-    <w:basedOn w:val="DefaultParagraphFont"/>
+    <w:basedOn w:val="Absatz-Standardschriftart"/>
     <w:uiPriority w:val="99"/>
     <w:unhideWhenUsed/>
     <w:rPr>
       <w:vertAlign w:val="superscript"/>
     </w:rPr>
   </w:style>
-  <w:style w:type="paragraph" w:styleId="EndnoteText">
+  <w:style w:type="paragraph" w:styleId="Endnotentext">
     <w:name w:val="endnote text"/>
-    <w:link w:val="EndnoteTextChar"/>
+    <w:link w:val="EndnotentextZchn"/>
     <w:uiPriority w:val="99"/>
     <w:semiHidden/>
     <w:unhideWhenUsed/>
@@ -11328,17 +11033,17 @@
       <w:sz w:val="20"/>
     </w:rPr>
   </w:style>
-  <w:style w:type="character" w:customStyle="1" w:styleId="EndnoteTextChar">
-    <w:name w:val="Endnote Text Char"/>
-    <w:link w:val="EndnoteText"/>
+  <w:style w:type="character" w:customStyle="1" w:styleId="EndnotentextZchn">
+    <w:name w:val="Endnotentext Zchn"/>
+    <w:link w:val="Endnotentext"/>
     <w:uiPriority w:val="99"/>
     <w:rPr>
       <w:sz w:val="20"/>
     </w:rPr>
   </w:style>
-  <w:style w:type="character" w:styleId="EndnoteReference">
+  <w:style w:type="character" w:styleId="Endnotenzeichen">
     <w:name w:val="endnote reference"/>
-    <w:basedOn w:val="DefaultParagraphFont"/>
+    <w:basedOn w:val="Absatz-Standardschriftart"/>
     <w:uiPriority w:val="99"/>
     <w:semiHidden/>
     <w:unhideWhenUsed/>
@@ -11346,7 +11051,7 @@
       <w:vertAlign w:val="superscript"/>
     </w:rPr>
   </w:style>
-  <w:style w:type="paragraph" w:styleId="TOC2">
+  <w:style w:type="paragraph" w:styleId="Verzeichnis2">
     <w:name w:val="toc 2"/>
     <w:uiPriority w:val="39"/>
     <w:unhideWhenUsed/>
@@ -11355,7 +11060,7 @@
       <w:ind w:left="283"/>
     </w:pPr>
   </w:style>
-  <w:style w:type="paragraph" w:styleId="TOC3">
+  <w:style w:type="paragraph" w:styleId="Verzeichnis3">
     <w:name w:val="toc 3"/>
     <w:uiPriority w:val="39"/>
     <w:unhideWhenUsed/>
@@ -11364,7 +11069,7 @@
       <w:ind w:left="567"/>
     </w:pPr>
   </w:style>
-  <w:style w:type="paragraph" w:styleId="TOC4">
+  <w:style w:type="paragraph" w:styleId="Verzeichnis4">
     <w:name w:val="toc 4"/>
     <w:uiPriority w:val="39"/>
     <w:unhideWhenUsed/>
@@ -11373,7 +11078,7 @@
       <w:ind w:left="850"/>
     </w:pPr>
   </w:style>
-  <w:style w:type="paragraph" w:styleId="TOC5">
+  <w:style w:type="paragraph" w:styleId="Verzeichnis5">
     <w:name w:val="toc 5"/>
     <w:uiPriority w:val="39"/>
     <w:unhideWhenUsed/>
@@ -11382,7 +11087,7 @@
       <w:ind w:left="1134"/>
     </w:pPr>
   </w:style>
-  <w:style w:type="paragraph" w:styleId="TOC6">
+  <w:style w:type="paragraph" w:styleId="Verzeichnis6">
     <w:name w:val="toc 6"/>
     <w:uiPriority w:val="39"/>
     <w:unhideWhenUsed/>
@@ -11391,7 +11096,7 @@
       <w:ind w:left="1417"/>
     </w:pPr>
   </w:style>
-  <w:style w:type="paragraph" w:styleId="TOC7">
+  <w:style w:type="paragraph" w:styleId="Verzeichnis7">
     <w:name w:val="toc 7"/>
     <w:uiPriority w:val="39"/>
     <w:unhideWhenUsed/>
@@ -11400,7 +11105,7 @@
       <w:ind w:left="1701"/>
     </w:pPr>
   </w:style>
-  <w:style w:type="paragraph" w:styleId="TOC8">
+  <w:style w:type="paragraph" w:styleId="Verzeichnis8">
     <w:name w:val="toc 8"/>
     <w:uiPriority w:val="39"/>
     <w:unhideWhenUsed/>
@@ -11409,7 +11114,7 @@
       <w:ind w:left="1984"/>
     </w:pPr>
   </w:style>
-  <w:style w:type="paragraph" w:styleId="TOC9">
+  <w:style w:type="paragraph" w:styleId="Verzeichnis9">
     <w:name w:val="toc 9"/>
     <w:uiPriority w:val="39"/>
     <w:unhideWhenUsed/>
@@ -11418,13 +11123,13 @@
       <w:ind w:left="2268"/>
     </w:pPr>
   </w:style>
-  <w:style w:type="paragraph" w:styleId="TOCHeading">
+  <w:style w:type="paragraph" w:styleId="Inhaltsverzeichnisberschrift">
     <w:name w:val="TOC Heading"/>
     <w:uiPriority w:val="39"/>
     <w:unhideWhenUsed/>
     <w:qFormat/>
   </w:style>
-  <w:style w:type="paragraph" w:styleId="TableofFigures">
+  <w:style w:type="paragraph" w:styleId="Abbildungsverzeichnis">
     <w:name w:val="table of figures"/>
     <w:uiPriority w:val="99"/>
     <w:unhideWhenUsed/>
@@ -11432,9 +11137,9 @@
       <w:spacing w:after="0"/>
     </w:pPr>
   </w:style>
-  <w:style w:type="paragraph" w:styleId="Header">
+  <w:style w:type="paragraph" w:styleId="Kopfzeile">
     <w:name w:val="header"/>
-    <w:link w:val="HeaderChar1"/>
+    <w:link w:val="KopfzeileZchn"/>
     <w:uiPriority w:val="99"/>
     <w:unhideWhenUsed/>
     <w:pPr>
@@ -11445,15 +11150,15 @@
       <w:spacing w:after="0" w:line="240" w:lineRule="auto"/>
     </w:pPr>
   </w:style>
-  <w:style w:type="character" w:customStyle="1" w:styleId="HeaderChar1">
-    <w:name w:val="Header Char1"/>
-    <w:basedOn w:val="DefaultParagraphFont"/>
-    <w:link w:val="Header"/>
+  <w:style w:type="character" w:customStyle="1" w:styleId="KopfzeileZchn">
+    <w:name w:val="Kopfzeile Zchn"/>
+    <w:basedOn w:val="Absatz-Standardschriftart"/>
+    <w:link w:val="Kopfzeile"/>
     <w:uiPriority w:val="99"/>
   </w:style>
-  <w:style w:type="paragraph" w:styleId="Footer">
+  <w:style w:type="paragraph" w:styleId="Fuzeile">
     <w:name w:val="footer"/>
-    <w:link w:val="FooterChar1"/>
+    <w:link w:val="FuzeileZchn"/>
     <w:uiPriority w:val="99"/>
     <w:unhideWhenUsed/>
     <w:pPr>
@@ -11464,15 +11169,15 @@
       <w:spacing w:after="0" w:line="240" w:lineRule="auto"/>
     </w:pPr>
   </w:style>
-  <w:style w:type="character" w:customStyle="1" w:styleId="FooterChar1">
-    <w:name w:val="Footer Char1"/>
-    <w:basedOn w:val="DefaultParagraphFont"/>
-    <w:link w:val="Footer"/>
+  <w:style w:type="character" w:customStyle="1" w:styleId="FuzeileZchn">
+    <w:name w:val="Fußzeile Zchn"/>
+    <w:basedOn w:val="Absatz-Standardschriftart"/>
+    <w:link w:val="Fuzeile"/>
     <w:uiPriority w:val="99"/>
   </w:style>
-  <w:style w:type="paragraph" w:styleId="BalloonText">
+  <w:style w:type="paragraph" w:styleId="Sprechblasentext">
     <w:name w:val="Balloon Text"/>
-    <w:link w:val="BalloonTextChar"/>
+    <w:link w:val="SprechblasentextZchn"/>
     <w:uiPriority w:val="99"/>
     <w:semiHidden/>
     <w:unhideWhenUsed/>
@@ -11485,10 +11190,10 @@
       <w:szCs w:val="16"/>
     </w:rPr>
   </w:style>
-  <w:style w:type="character" w:customStyle="1" w:styleId="BalloonTextChar">
-    <w:name w:val="Balloon Text Char"/>
-    <w:basedOn w:val="DefaultParagraphFont"/>
-    <w:link w:val="BalloonText"/>
+  <w:style w:type="character" w:customStyle="1" w:styleId="SprechblasentextZchn">
+    <w:name w:val="Sprechblasentext Zchn"/>
+    <w:basedOn w:val="Absatz-Standardschriftart"/>
+    <w:link w:val="Sprechblasentext"/>
     <w:uiPriority w:val="99"/>
     <w:semiHidden/>
     <w:rPr>
@@ -11497,7 +11202,7 @@
       <w:szCs w:val="16"/>
     </w:rPr>
   </w:style>
-  <w:style w:type="paragraph" w:styleId="NoSpacing">
+  <w:style w:type="paragraph" w:styleId="KeinLeerraum">
     <w:name w:val="No Spacing"/>
     <w:uiPriority w:val="1"/>
     <w:pPr>
@@ -11506,7 +11211,7 @@
   </w:style>
   <w:style w:type="character" w:customStyle="1" w:styleId="berschrift1Zchn">
     <w:name w:val="Überschrift 1 Zchn"/>
-    <w:basedOn w:val="DefaultParagraphFont"/>
+    <w:basedOn w:val="Absatz-Standardschriftart"/>
     <w:uiPriority w:val="9"/>
     <w:rPr>
       <w:rFonts w:eastAsiaTheme="majorEastAsia" w:cstheme="majorBidi"/>
@@ -11518,7 +11223,7 @@
   </w:style>
   <w:style w:type="character" w:customStyle="1" w:styleId="berschrift2Zchn">
     <w:name w:val="Überschrift 2 Zchn"/>
-    <w:basedOn w:val="DefaultParagraphFont"/>
+    <w:basedOn w:val="Absatz-Standardschriftart"/>
     <w:uiPriority w:val="9"/>
     <w:rsid w:val="001443B1"/>
     <w:rPr>
@@ -11531,7 +11236,7 @@
   </w:style>
   <w:style w:type="character" w:styleId="Hyperlink">
     <w:name w:val="Hyperlink"/>
-    <w:basedOn w:val="DefaultParagraphFont"/>
+    <w:basedOn w:val="Absatz-Standardschriftart"/>
     <w:uiPriority w:val="99"/>
     <w:unhideWhenUsed/>
     <w:rPr>
@@ -11539,7 +11244,7 @@
       <w:u w:val="single"/>
     </w:rPr>
   </w:style>
-  <w:style w:type="paragraph" w:styleId="TOC1">
+  <w:style w:type="paragraph" w:styleId="Verzeichnis1">
     <w:name w:val="toc 1"/>
     <w:uiPriority w:val="39"/>
     <w:unhideWhenUsed/>
@@ -11550,9 +11255,9 @@
       <w:color w:val="000000" w:themeColor="text1"/>
     </w:rPr>
   </w:style>
-  <w:style w:type="table" w:styleId="TableGrid">
+  <w:style w:type="table" w:styleId="Tabellenraster">
     <w:name w:val="Table Grid"/>
-    <w:basedOn w:val="TableNormal"/>
+    <w:basedOn w:val="NormaleTabelle"/>
     <w:uiPriority w:val="59"/>
     <w:pPr>
       <w:spacing w:after="0" w:line="240" w:lineRule="auto"/>
@@ -11574,7 +11279,7 @@
       </w:tblBorders>
     </w:tblPr>
   </w:style>
-  <w:style w:type="paragraph" w:styleId="ListParagraph">
+  <w:style w:type="paragraph" w:styleId="Listenabsatz">
     <w:name w:val="List Paragraph"/>
     <w:uiPriority w:val="34"/>
     <w:qFormat/>
@@ -11583,7 +11288,7 @@
       <w:contextualSpacing/>
     </w:pPr>
   </w:style>
-  <w:style w:type="character" w:styleId="Strong">
+  <w:style w:type="character" w:styleId="Fett">
     <w:name w:val="Strong"/>
     <w:uiPriority w:val="22"/>
     <w:qFormat/>
@@ -11592,9 +11297,9 @@
       <w:bCs/>
     </w:rPr>
   </w:style>
-  <w:style w:type="character" w:styleId="CommentReference">
+  <w:style w:type="character" w:styleId="Kommentarzeichen">
     <w:name w:val="annotation reference"/>
-    <w:basedOn w:val="DefaultParagraphFont"/>
+    <w:basedOn w:val="Absatz-Standardschriftart"/>
     <w:uiPriority w:val="99"/>
     <w:semiHidden/>
     <w:unhideWhenUsed/>
@@ -11604,9 +11309,9 @@
       <w:szCs w:val="16"/>
     </w:rPr>
   </w:style>
-  <w:style w:type="paragraph" w:styleId="CommentText">
+  <w:style w:type="paragraph" w:styleId="Kommentartext">
     <w:name w:val="annotation text"/>
-    <w:link w:val="CommentTextChar"/>
+    <w:link w:val="KommentartextZchn"/>
     <w:uiPriority w:val="99"/>
     <w:unhideWhenUsed/>
     <w:rsid w:val="00765247"/>
@@ -11618,10 +11323,10 @@
       <w:szCs w:val="20"/>
     </w:rPr>
   </w:style>
-  <w:style w:type="character" w:customStyle="1" w:styleId="CommentTextChar">
-    <w:name w:val="Comment Text Char"/>
-    <w:basedOn w:val="DefaultParagraphFont"/>
-    <w:link w:val="CommentText"/>
+  <w:style w:type="character" w:customStyle="1" w:styleId="KommentartextZchn">
+    <w:name w:val="Kommentartext Zchn"/>
+    <w:basedOn w:val="Absatz-Standardschriftart"/>
+    <w:link w:val="Kommentartext"/>
     <w:uiPriority w:val="99"/>
     <w:rsid w:val="00765247"/>
     <w:rPr>
@@ -11629,11 +11334,11 @@
       <w:szCs w:val="20"/>
     </w:rPr>
   </w:style>
-  <w:style w:type="paragraph" w:styleId="CommentSubject">
+  <w:style w:type="paragraph" w:styleId="Kommentarthema">
     <w:name w:val="annotation subject"/>
-    <w:basedOn w:val="CommentText"/>
-    <w:next w:val="CommentText"/>
-    <w:link w:val="CommentSubjectChar"/>
+    <w:basedOn w:val="Kommentartext"/>
+    <w:next w:val="Kommentartext"/>
+    <w:link w:val="KommentarthemaZchn"/>
     <w:uiPriority w:val="99"/>
     <w:semiHidden/>
     <w:unhideWhenUsed/>
@@ -11643,10 +11348,10 @@
       <w:bCs/>
     </w:rPr>
   </w:style>
-  <w:style w:type="character" w:customStyle="1" w:styleId="CommentSubjectChar">
-    <w:name w:val="Comment Subject Char"/>
-    <w:basedOn w:val="CommentTextChar"/>
-    <w:link w:val="CommentSubject"/>
+  <w:style w:type="character" w:customStyle="1" w:styleId="KommentarthemaZchn">
+    <w:name w:val="Kommentarthema Zchn"/>
+    <w:basedOn w:val="KommentartextZchn"/>
+    <w:link w:val="Kommentarthema"/>
     <w:uiPriority w:val="99"/>
     <w:semiHidden/>
     <w:rsid w:val="00765247"/>
@@ -11657,9 +11362,9 @@
       <w:szCs w:val="20"/>
     </w:rPr>
   </w:style>
-  <w:style w:type="character" w:styleId="PlaceholderText">
+  <w:style w:type="character" w:styleId="Platzhaltertext">
     <w:name w:val="Placeholder Text"/>
-    <w:basedOn w:val="DefaultParagraphFont"/>
+    <w:basedOn w:val="Absatz-Standardschriftart"/>
     <w:uiPriority w:val="99"/>
     <w:semiHidden/>
     <w:rsid w:val="00A4185B"/>
@@ -11667,7 +11372,7 @@
       <w:color w:val="808080"/>
     </w:rPr>
   </w:style>
-  <w:style w:type="paragraph" w:styleId="NormalWeb">
+  <w:style w:type="paragraph" w:styleId="StandardWeb">
     <w:name w:val="Normal (Web)"/>
     <w:uiPriority w:val="99"/>
     <w:semiHidden/>
@@ -11681,7 +11386,7 @@
       <w:rFonts w:ascii="Times New Roman" w:eastAsia="Times New Roman" w:hAnsi="Times New Roman" w:cs="Times New Roman"/>
     </w:rPr>
   </w:style>
-  <w:style w:type="paragraph" w:styleId="Bibliography">
+  <w:style w:type="paragraph" w:styleId="Literaturverzeichnis">
     <w:name w:val="Bibliography"/>
     <w:uiPriority w:val="37"/>
     <w:unhideWhenUsed/>
@@ -11690,9 +11395,9 @@
       <w:spacing w:after="240" w:line="240" w:lineRule="auto"/>
     </w:pPr>
   </w:style>
-  <w:style w:type="character" w:styleId="FollowedHyperlink">
+  <w:style w:type="character" w:styleId="BesuchterLink">
     <w:name w:val="FollowedHyperlink"/>
-    <w:basedOn w:val="DefaultParagraphFont"/>
+    <w:basedOn w:val="Absatz-Standardschriftart"/>
     <w:uiPriority w:val="99"/>
     <w:semiHidden/>
     <w:unhideWhenUsed/>
@@ -11704,7 +11409,7 @@
   </w:style>
   <w:style w:type="table" w:customStyle="1" w:styleId="TableGridLight1">
     <w:name w:val="Table Grid Light1"/>
-    <w:basedOn w:val="TableNormal"/>
+    <w:basedOn w:val="NormaleTabelle"/>
     <w:uiPriority w:val="59"/>
     <w:rsid w:val="00984C3E"/>
     <w:pPr>
@@ -11723,7 +11428,7 @@
   </w:style>
   <w:style w:type="table" w:customStyle="1" w:styleId="GridTable1Light-Accent11">
     <w:name w:val="Grid Table 1 Light - Accent 11"/>
-    <w:basedOn w:val="TableNormal"/>
+    <w:basedOn w:val="NormaleTabelle"/>
     <w:uiPriority w:val="99"/>
     <w:rsid w:val="00984C3E"/>
     <w:pPr>
@@ -11790,7 +11495,7 @@
   </w:style>
   <w:style w:type="table" w:customStyle="1" w:styleId="GridTable1Light-Accent21">
     <w:name w:val="Grid Table 1 Light - Accent 21"/>
-    <w:basedOn w:val="TableNormal"/>
+    <w:basedOn w:val="NormaleTabelle"/>
     <w:uiPriority w:val="99"/>
     <w:rsid w:val="00984C3E"/>
     <w:pPr>
@@ -11857,7 +11562,7 @@
   </w:style>
   <w:style w:type="table" w:customStyle="1" w:styleId="GridTable1Light-Accent31">
     <w:name w:val="Grid Table 1 Light - Accent 31"/>
-    <w:basedOn w:val="TableNormal"/>
+    <w:basedOn w:val="NormaleTabelle"/>
     <w:uiPriority w:val="99"/>
     <w:rsid w:val="00984C3E"/>
     <w:pPr>
@@ -11924,7 +11629,7 @@
   </w:style>
   <w:style w:type="table" w:customStyle="1" w:styleId="GridTable1Light-Accent41">
     <w:name w:val="Grid Table 1 Light - Accent 41"/>
-    <w:basedOn w:val="TableNormal"/>
+    <w:basedOn w:val="NormaleTabelle"/>
     <w:uiPriority w:val="99"/>
     <w:rsid w:val="00984C3E"/>
     <w:pPr>
@@ -11991,7 +11696,7 @@
   </w:style>
   <w:style w:type="table" w:customStyle="1" w:styleId="GridTable1Light-Accent51">
     <w:name w:val="Grid Table 1 Light - Accent 51"/>
-    <w:basedOn w:val="TableNormal"/>
+    <w:basedOn w:val="NormaleTabelle"/>
     <w:uiPriority w:val="99"/>
     <w:rsid w:val="00984C3E"/>
     <w:pPr>
@@ -12058,7 +11763,7 @@
   </w:style>
   <w:style w:type="table" w:customStyle="1" w:styleId="GridTable1Light-Accent61">
     <w:name w:val="Grid Table 1 Light - Accent 61"/>
-    <w:basedOn w:val="TableNormal"/>
+    <w:basedOn w:val="NormaleTabelle"/>
     <w:uiPriority w:val="99"/>
     <w:rsid w:val="00984C3E"/>
     <w:pPr>
@@ -12125,7 +11830,7 @@
   </w:style>
   <w:style w:type="table" w:customStyle="1" w:styleId="GridTable2-Accent11">
     <w:name w:val="Grid Table 2 - Accent 11"/>
-    <w:basedOn w:val="TableNormal"/>
+    <w:basedOn w:val="NormaleTabelle"/>
     <w:uiPriority w:val="99"/>
     <w:rsid w:val="00984C3E"/>
     <w:pPr>
@@ -12209,7 +11914,7 @@
   </w:style>
   <w:style w:type="table" w:customStyle="1" w:styleId="GridTable2-Accent21">
     <w:name w:val="Grid Table 2 - Accent 21"/>
-    <w:basedOn w:val="TableNormal"/>
+    <w:basedOn w:val="NormaleTabelle"/>
     <w:uiPriority w:val="99"/>
     <w:rsid w:val="00984C3E"/>
     <w:pPr>
@@ -12293,7 +11998,7 @@
   </w:style>
   <w:style w:type="table" w:customStyle="1" w:styleId="GridTable2-Accent31">
     <w:name w:val="Grid Table 2 - Accent 31"/>
-    <w:basedOn w:val="TableNormal"/>
+    <w:basedOn w:val="NormaleTabelle"/>
     <w:uiPriority w:val="99"/>
     <w:rsid w:val="00984C3E"/>
     <w:pPr>
@@ -12377,7 +12082,7 @@
   </w:style>
   <w:style w:type="table" w:customStyle="1" w:styleId="GridTable2-Accent41">
     <w:name w:val="Grid Table 2 - Accent 41"/>
-    <w:basedOn w:val="TableNormal"/>
+    <w:basedOn w:val="NormaleTabelle"/>
     <w:uiPriority w:val="99"/>
     <w:rsid w:val="00984C3E"/>
     <w:pPr>
@@ -12461,7 +12166,7 @@
   </w:style>
   <w:style w:type="table" w:customStyle="1" w:styleId="GridTable2-Accent51">
     <w:name w:val="Grid Table 2 - Accent 51"/>
-    <w:basedOn w:val="TableNormal"/>
+    <w:basedOn w:val="NormaleTabelle"/>
     <w:uiPriority w:val="99"/>
     <w:rsid w:val="00984C3E"/>
     <w:pPr>
@@ -12545,7 +12250,7 @@
   </w:style>
   <w:style w:type="table" w:customStyle="1" w:styleId="GridTable2-Accent61">
     <w:name w:val="Grid Table 2 - Accent 61"/>
-    <w:basedOn w:val="TableNormal"/>
+    <w:basedOn w:val="NormaleTabelle"/>
     <w:uiPriority w:val="99"/>
     <w:rsid w:val="00984C3E"/>
     <w:pPr>
@@ -12629,7 +12334,7 @@
   </w:style>
   <w:style w:type="table" w:customStyle="1" w:styleId="GridTable3-Accent11">
     <w:name w:val="Grid Table 3 - Accent 11"/>
-    <w:basedOn w:val="TableNormal"/>
+    <w:basedOn w:val="NormaleTabelle"/>
     <w:uiPriority w:val="99"/>
     <w:rsid w:val="00984C3E"/>
     <w:pPr>
@@ -12736,7 +12441,7 @@
   </w:style>
   <w:style w:type="table" w:customStyle="1" w:styleId="GridTable3-Accent21">
     <w:name w:val="Grid Table 3 - Accent 21"/>
-    <w:basedOn w:val="TableNormal"/>
+    <w:basedOn w:val="NormaleTabelle"/>
     <w:uiPriority w:val="99"/>
     <w:rsid w:val="00984C3E"/>
     <w:pPr>
@@ -12843,7 +12548,7 @@
   </w:style>
   <w:style w:type="table" w:customStyle="1" w:styleId="GridTable3-Accent31">
     <w:name w:val="Grid Table 3 - Accent 31"/>
-    <w:basedOn w:val="TableNormal"/>
+    <w:basedOn w:val="NormaleTabelle"/>
     <w:uiPriority w:val="99"/>
     <w:rsid w:val="00984C3E"/>
     <w:pPr>
@@ -12950,7 +12655,7 @@
   </w:style>
   <w:style w:type="table" w:customStyle="1" w:styleId="GridTable3-Accent41">
     <w:name w:val="Grid Table 3 - Accent 41"/>
-    <w:basedOn w:val="TableNormal"/>
+    <w:basedOn w:val="NormaleTabelle"/>
     <w:uiPriority w:val="99"/>
     <w:rsid w:val="00984C3E"/>
     <w:pPr>
@@ -13057,7 +12762,7 @@
   </w:style>
   <w:style w:type="table" w:customStyle="1" w:styleId="GridTable3-Accent51">
     <w:name w:val="Grid Table 3 - Accent 51"/>
-    <w:basedOn w:val="TableNormal"/>
+    <w:basedOn w:val="NormaleTabelle"/>
     <w:uiPriority w:val="99"/>
     <w:rsid w:val="00984C3E"/>
     <w:pPr>
@@ -13164,7 +12869,7 @@
   </w:style>
   <w:style w:type="table" w:customStyle="1" w:styleId="GridTable3-Accent61">
     <w:name w:val="Grid Table 3 - Accent 61"/>
-    <w:basedOn w:val="TableNormal"/>
+    <w:basedOn w:val="NormaleTabelle"/>
     <w:uiPriority w:val="99"/>
     <w:rsid w:val="00984C3E"/>
     <w:pPr>
@@ -13271,7 +12976,7 @@
   </w:style>
   <w:style w:type="table" w:customStyle="1" w:styleId="GridTable4-Accent11">
     <w:name w:val="Grid Table 4 - Accent 11"/>
-    <w:basedOn w:val="TableNormal"/>
+    <w:basedOn w:val="NormaleTabelle"/>
     <w:uiPriority w:val="59"/>
     <w:rsid w:val="00984C3E"/>
     <w:pPr>
@@ -13356,7 +13061,7 @@
   </w:style>
   <w:style w:type="table" w:customStyle="1" w:styleId="GridTable4-Accent21">
     <w:name w:val="Grid Table 4 - Accent 21"/>
-    <w:basedOn w:val="TableNormal"/>
+    <w:basedOn w:val="NormaleTabelle"/>
     <w:uiPriority w:val="59"/>
     <w:rsid w:val="00984C3E"/>
     <w:pPr>
@@ -13441,7 +13146,7 @@
   </w:style>
   <w:style w:type="table" w:customStyle="1" w:styleId="GridTable4-Accent31">
     <w:name w:val="Grid Table 4 - Accent 31"/>
-    <w:basedOn w:val="TableNormal"/>
+    <w:basedOn w:val="NormaleTabelle"/>
     <w:uiPriority w:val="59"/>
     <w:rsid w:val="00984C3E"/>
     <w:pPr>
@@ -13526,7 +13231,7 @@
   </w:style>
   <w:style w:type="table" w:customStyle="1" w:styleId="GridTable4-Accent41">
     <w:name w:val="Grid Table 4 - Accent 41"/>
-    <w:basedOn w:val="TableNormal"/>
+    <w:basedOn w:val="NormaleTabelle"/>
     <w:uiPriority w:val="59"/>
     <w:rsid w:val="00984C3E"/>
     <w:pPr>
@@ -13611,7 +13316,7 @@
   </w:style>
   <w:style w:type="table" w:customStyle="1" w:styleId="GridTable4-Accent51">
     <w:name w:val="Grid Table 4 - Accent 51"/>
-    <w:basedOn w:val="TableNormal"/>
+    <w:basedOn w:val="NormaleTabelle"/>
     <w:uiPriority w:val="59"/>
     <w:rsid w:val="00984C3E"/>
     <w:pPr>
@@ -13696,7 +13401,7 @@
   </w:style>
   <w:style w:type="table" w:customStyle="1" w:styleId="GridTable4-Accent61">
     <w:name w:val="Grid Table 4 - Accent 61"/>
-    <w:basedOn w:val="TableNormal"/>
+    <w:basedOn w:val="NormaleTabelle"/>
     <w:uiPriority w:val="59"/>
     <w:rsid w:val="00984C3E"/>
     <w:pPr>
@@ -13781,7 +13486,7 @@
   </w:style>
   <w:style w:type="table" w:customStyle="1" w:styleId="GridTable5Dark-Accent11">
     <w:name w:val="Grid Table 5 Dark - Accent 11"/>
-    <w:basedOn w:val="TableNormal"/>
+    <w:basedOn w:val="NormaleTabelle"/>
     <w:uiPriority w:val="99"/>
     <w:rsid w:val="00984C3E"/>
     <w:pPr>
@@ -13866,7 +13571,7 @@
   </w:style>
   <w:style w:type="table" w:customStyle="1" w:styleId="GridTable5Dark-Accent21">
     <w:name w:val="Grid Table 5 Dark - Accent 21"/>
-    <w:basedOn w:val="TableNormal"/>
+    <w:basedOn w:val="NormaleTabelle"/>
     <w:uiPriority w:val="99"/>
     <w:rsid w:val="00984C3E"/>
     <w:pPr>
@@ -13951,7 +13656,7 @@
   </w:style>
   <w:style w:type="table" w:customStyle="1" w:styleId="GridTable5Dark-Accent31">
     <w:name w:val="Grid Table 5 Dark - Accent 31"/>
-    <w:basedOn w:val="TableNormal"/>
+    <w:basedOn w:val="NormaleTabelle"/>
     <w:uiPriority w:val="99"/>
     <w:rsid w:val="00984C3E"/>
     <w:pPr>
@@ -14036,7 +13741,7 @@
   </w:style>
   <w:style w:type="table" w:customStyle="1" w:styleId="GridTable5Dark-Accent41">
     <w:name w:val="Grid Table 5 Dark - Accent 41"/>
-    <w:basedOn w:val="TableNormal"/>
+    <w:basedOn w:val="NormaleTabelle"/>
     <w:uiPriority w:val="99"/>
     <w:rsid w:val="00984C3E"/>
     <w:pPr>
@@ -14121,7 +13826,7 @@
   </w:style>
   <w:style w:type="table" w:customStyle="1" w:styleId="GridTable5Dark-Accent51">
     <w:name w:val="Grid Table 5 Dark - Accent 51"/>
-    <w:basedOn w:val="TableNormal"/>
+    <w:basedOn w:val="NormaleTabelle"/>
     <w:uiPriority w:val="99"/>
     <w:rsid w:val="00984C3E"/>
     <w:pPr>
@@ -14206,7 +13911,7 @@
   </w:style>
   <w:style w:type="table" w:customStyle="1" w:styleId="GridTable5Dark-Accent61">
     <w:name w:val="Grid Table 5 Dark - Accent 61"/>
-    <w:basedOn w:val="TableNormal"/>
+    <w:basedOn w:val="NormaleTabelle"/>
     <w:uiPriority w:val="99"/>
     <w:rsid w:val="00984C3E"/>
     <w:pPr>
@@ -14291,7 +13996,7 @@
   </w:style>
   <w:style w:type="table" w:customStyle="1" w:styleId="GridTable6Colorful-Accent11">
     <w:name w:val="Grid Table 6 Colorful - Accent 11"/>
-    <w:basedOn w:val="TableNormal"/>
+    <w:basedOn w:val="NormaleTabelle"/>
     <w:uiPriority w:val="99"/>
     <w:rsid w:val="00984C3E"/>
     <w:pPr>
@@ -14366,7 +14071,7 @@
   </w:style>
   <w:style w:type="table" w:customStyle="1" w:styleId="GridTable6Colorful-Accent21">
     <w:name w:val="Grid Table 6 Colorful - Accent 21"/>
-    <w:basedOn w:val="TableNormal"/>
+    <w:basedOn w:val="NormaleTabelle"/>
     <w:uiPriority w:val="99"/>
     <w:rsid w:val="00984C3E"/>
     <w:pPr>
@@ -14441,7 +14146,7 @@
   </w:style>
   <w:style w:type="table" w:customStyle="1" w:styleId="GridTable6Colorful-Accent31">
     <w:name w:val="Grid Table 6 Colorful - Accent 31"/>
-    <w:basedOn w:val="TableNormal"/>
+    <w:basedOn w:val="NormaleTabelle"/>
     <w:uiPriority w:val="99"/>
     <w:rsid w:val="00984C3E"/>
     <w:pPr>
@@ -14516,7 +14221,7 @@
   </w:style>
   <w:style w:type="table" w:customStyle="1" w:styleId="GridTable6Colorful-Accent41">
     <w:name w:val="Grid Table 6 Colorful - Accent 41"/>
-    <w:basedOn w:val="TableNormal"/>
+    <w:basedOn w:val="NormaleTabelle"/>
     <w:uiPriority w:val="99"/>
     <w:rsid w:val="00984C3E"/>
     <w:pPr>
@@ -14591,7 +14296,7 @@
   </w:style>
   <w:style w:type="table" w:customStyle="1" w:styleId="GridTable6Colorful-Accent51">
     <w:name w:val="Grid Table 6 Colorful - Accent 51"/>
-    <w:basedOn w:val="TableNormal"/>
+    <w:basedOn w:val="NormaleTabelle"/>
     <w:uiPriority w:val="99"/>
     <w:rsid w:val="00984C3E"/>
     <w:pPr>
@@ -14666,7 +14371,7 @@
   </w:style>
   <w:style w:type="table" w:customStyle="1" w:styleId="GridTable6Colorful-Accent61">
     <w:name w:val="Grid Table 6 Colorful - Accent 61"/>
-    <w:basedOn w:val="TableNormal"/>
+    <w:basedOn w:val="NormaleTabelle"/>
     <w:uiPriority w:val="99"/>
     <w:rsid w:val="00984C3E"/>
     <w:pPr>
@@ -14741,7 +14446,7 @@
   </w:style>
   <w:style w:type="table" w:customStyle="1" w:styleId="GridTable7Colorful-Accent11">
     <w:name w:val="Grid Table 7 Colorful - Accent 11"/>
-    <w:basedOn w:val="TableNormal"/>
+    <w:basedOn w:val="NormaleTabelle"/>
     <w:uiPriority w:val="99"/>
     <w:rsid w:val="00984C3E"/>
     <w:pPr>
@@ -14859,7 +14564,7 @@
   </w:style>
   <w:style w:type="table" w:customStyle="1" w:styleId="GridTable7Colorful-Accent21">
     <w:name w:val="Grid Table 7 Colorful - Accent 21"/>
-    <w:basedOn w:val="TableNormal"/>
+    <w:basedOn w:val="NormaleTabelle"/>
     <w:uiPriority w:val="99"/>
     <w:rsid w:val="00984C3E"/>
     <w:pPr>
@@ -14977,7 +14682,7 @@
   </w:style>
   <w:style w:type="table" w:customStyle="1" w:styleId="GridTable7Colorful-Accent31">
     <w:name w:val="Grid Table 7 Colorful - Accent 31"/>
-    <w:basedOn w:val="TableNormal"/>
+    <w:basedOn w:val="NormaleTabelle"/>
     <w:uiPriority w:val="99"/>
     <w:rsid w:val="00984C3E"/>
     <w:pPr>
@@ -15095,7 +14800,7 @@
   </w:style>
   <w:style w:type="table" w:customStyle="1" w:styleId="GridTable7Colorful-Accent41">
     <w:name w:val="Grid Table 7 Colorful - Accent 41"/>
-    <w:basedOn w:val="TableNormal"/>
+    <w:basedOn w:val="NormaleTabelle"/>
     <w:uiPriority w:val="99"/>
     <w:rsid w:val="00984C3E"/>
     <w:pPr>
@@ -15213,7 +14918,7 @@
   </w:style>
   <w:style w:type="table" w:customStyle="1" w:styleId="GridTable7Colorful-Accent51">
     <w:name w:val="Grid Table 7 Colorful - Accent 51"/>
-    <w:basedOn w:val="TableNormal"/>
+    <w:basedOn w:val="NormaleTabelle"/>
     <w:uiPriority w:val="99"/>
     <w:rsid w:val="00984C3E"/>
     <w:pPr>
@@ -15331,7 +15036,7 @@
   </w:style>
   <w:style w:type="table" w:customStyle="1" w:styleId="GridTable7Colorful-Accent61">
     <w:name w:val="Grid Table 7 Colorful - Accent 61"/>
-    <w:basedOn w:val="TableNormal"/>
+    <w:basedOn w:val="NormaleTabelle"/>
     <w:uiPriority w:val="99"/>
     <w:rsid w:val="00984C3E"/>
     <w:pPr>
@@ -15449,7 +15154,7 @@
   </w:style>
   <w:style w:type="table" w:customStyle="1" w:styleId="ListTable1Light-Accent11">
     <w:name w:val="List Table 1 Light - Accent 11"/>
-    <w:basedOn w:val="TableNormal"/>
+    <w:basedOn w:val="NormaleTabelle"/>
     <w:uiPriority w:val="99"/>
     <w:rsid w:val="00984C3E"/>
     <w:pPr>
@@ -15516,7 +15221,7 @@
   </w:style>
   <w:style w:type="table" w:customStyle="1" w:styleId="ListTable1Light-Accent21">
     <w:name w:val="List Table 1 Light - Accent 21"/>
-    <w:basedOn w:val="TableNormal"/>
+    <w:basedOn w:val="NormaleTabelle"/>
     <w:uiPriority w:val="99"/>
     <w:rsid w:val="00984C3E"/>
     <w:pPr>
@@ -15583,7 +15288,7 @@
   </w:style>
   <w:style w:type="table" w:customStyle="1" w:styleId="ListTable1Light-Accent31">
     <w:name w:val="List Table 1 Light - Accent 31"/>
-    <w:basedOn w:val="TableNormal"/>
+    <w:basedOn w:val="NormaleTabelle"/>
     <w:uiPriority w:val="99"/>
     <w:rsid w:val="00984C3E"/>
     <w:pPr>
@@ -15650,7 +15355,7 @@
   </w:style>
   <w:style w:type="table" w:customStyle="1" w:styleId="ListTable1Light-Accent41">
     <w:name w:val="List Table 1 Light - Accent 41"/>
-    <w:basedOn w:val="TableNormal"/>
+    <w:basedOn w:val="NormaleTabelle"/>
     <w:uiPriority w:val="99"/>
     <w:rsid w:val="00984C3E"/>
     <w:pPr>
@@ -15717,7 +15422,7 @@
   </w:style>
   <w:style w:type="table" w:customStyle="1" w:styleId="ListTable1Light-Accent51">
     <w:name w:val="List Table 1 Light - Accent 51"/>
-    <w:basedOn w:val="TableNormal"/>
+    <w:basedOn w:val="NormaleTabelle"/>
     <w:uiPriority w:val="99"/>
     <w:rsid w:val="00984C3E"/>
     <w:pPr>
@@ -15784,7 +15489,7 @@
   </w:style>
   <w:style w:type="table" w:customStyle="1" w:styleId="ListTable1Light-Accent61">
     <w:name w:val="List Table 1 Light - Accent 61"/>
-    <w:basedOn w:val="TableNormal"/>
+    <w:basedOn w:val="NormaleTabelle"/>
     <w:uiPriority w:val="99"/>
     <w:rsid w:val="00984C3E"/>
     <w:pPr>
@@ -15851,7 +15556,7 @@
   </w:style>
   <w:style w:type="table" w:customStyle="1" w:styleId="ListTable2-Accent11">
     <w:name w:val="List Table 2 - Accent 11"/>
-    <w:basedOn w:val="TableNormal"/>
+    <w:basedOn w:val="NormaleTabelle"/>
     <w:uiPriority w:val="99"/>
     <w:rsid w:val="00984C3E"/>
     <w:pPr>
@@ -15941,7 +15646,7 @@
   </w:style>
   <w:style w:type="table" w:customStyle="1" w:styleId="ListTable2-Accent21">
     <w:name w:val="List Table 2 - Accent 21"/>
-    <w:basedOn w:val="TableNormal"/>
+    <w:basedOn w:val="NormaleTabelle"/>
     <w:uiPriority w:val="99"/>
     <w:rsid w:val="00984C3E"/>
     <w:pPr>
@@ -16031,7 +15736,7 @@
   </w:style>
   <w:style w:type="table" w:customStyle="1" w:styleId="ListTable2-Accent31">
     <w:name w:val="List Table 2 - Accent 31"/>
-    <w:basedOn w:val="TableNormal"/>
+    <w:basedOn w:val="NormaleTabelle"/>
     <w:uiPriority w:val="99"/>
     <w:rsid w:val="00984C3E"/>
     <w:pPr>
@@ -16121,7 +15826,7 @@
   </w:style>
   <w:style w:type="table" w:customStyle="1" w:styleId="ListTable2-Accent41">
     <w:name w:val="List Table 2 - Accent 41"/>
-    <w:basedOn w:val="TableNormal"/>
+    <w:basedOn w:val="NormaleTabelle"/>
     <w:uiPriority w:val="99"/>
     <w:rsid w:val="00984C3E"/>
     <w:pPr>
@@ -16211,7 +15916,7 @@
   </w:style>
   <w:style w:type="table" w:customStyle="1" w:styleId="ListTable2-Accent51">
     <w:name w:val="List Table 2 - Accent 51"/>
-    <w:basedOn w:val="TableNormal"/>
+    <w:basedOn w:val="NormaleTabelle"/>
     <w:uiPriority w:val="99"/>
     <w:rsid w:val="00984C3E"/>
     <w:pPr>
@@ -16301,7 +16006,7 @@
   </w:style>
   <w:style w:type="table" w:customStyle="1" w:styleId="ListTable2-Accent61">
     <w:name w:val="List Table 2 - Accent 61"/>
-    <w:basedOn w:val="TableNormal"/>
+    <w:basedOn w:val="NormaleTabelle"/>
     <w:uiPriority w:val="99"/>
     <w:rsid w:val="00984C3E"/>
     <w:pPr>
@@ -16391,7 +16096,7 @@
   </w:style>
   <w:style w:type="table" w:customStyle="1" w:styleId="ListTable3-Accent11">
     <w:name w:val="List Table 3 - Accent 11"/>
-    <w:basedOn w:val="TableNormal"/>
+    <w:basedOn w:val="NormaleTabelle"/>
     <w:uiPriority w:val="99"/>
     <w:rsid w:val="00984C3E"/>
     <w:pPr>
@@ -16468,7 +16173,7 @@
   </w:style>
   <w:style w:type="table" w:customStyle="1" w:styleId="ListTable3-Accent21">
     <w:name w:val="List Table 3 - Accent 21"/>
-    <w:basedOn w:val="TableNormal"/>
+    <w:basedOn w:val="NormaleTabelle"/>
     <w:uiPriority w:val="99"/>
     <w:rsid w:val="00984C3E"/>
     <w:pPr>
@@ -16545,7 +16250,7 @@
   </w:style>
   <w:style w:type="table" w:customStyle="1" w:styleId="ListTable3-Accent31">
     <w:name w:val="List Table 3 - Accent 31"/>
-    <w:basedOn w:val="TableNormal"/>
+    <w:basedOn w:val="NormaleTabelle"/>
     <w:uiPriority w:val="99"/>
     <w:rsid w:val="00984C3E"/>
     <w:pPr>
@@ -16622,7 +16327,7 @@
   </w:style>
   <w:style w:type="table" w:customStyle="1" w:styleId="ListTable3-Accent41">
     <w:name w:val="List Table 3 - Accent 41"/>
-    <w:basedOn w:val="TableNormal"/>
+    <w:basedOn w:val="NormaleTabelle"/>
     <w:uiPriority w:val="99"/>
     <w:rsid w:val="00984C3E"/>
     <w:pPr>
@@ -16699,7 +16404,7 @@
   </w:style>
   <w:style w:type="table" w:customStyle="1" w:styleId="ListTable3-Accent51">
     <w:name w:val="List Table 3 - Accent 51"/>
-    <w:basedOn w:val="TableNormal"/>
+    <w:basedOn w:val="NormaleTabelle"/>
     <w:uiPriority w:val="99"/>
     <w:rsid w:val="00984C3E"/>
     <w:pPr>
@@ -16776,7 +16481,7 @@
   </w:style>
   <w:style w:type="table" w:customStyle="1" w:styleId="ListTable3-Accent61">
     <w:name w:val="List Table 3 - Accent 61"/>
-    <w:basedOn w:val="TableNormal"/>
+    <w:basedOn w:val="NormaleTabelle"/>
     <w:uiPriority w:val="99"/>
     <w:rsid w:val="00984C3E"/>
     <w:pPr>
@@ -16853,7 +16558,7 @@
   </w:style>
   <w:style w:type="table" w:customStyle="1" w:styleId="ListTable4-Accent11">
     <w:name w:val="List Table 4 - Accent 11"/>
-    <w:basedOn w:val="TableNormal"/>
+    <w:basedOn w:val="NormaleTabelle"/>
     <w:uiPriority w:val="99"/>
     <w:rsid w:val="00984C3E"/>
     <w:pPr>
@@ -16925,7 +16630,7 @@
   </w:style>
   <w:style w:type="table" w:customStyle="1" w:styleId="ListTable4-Accent21">
     <w:name w:val="List Table 4 - Accent 21"/>
-    <w:basedOn w:val="TableNormal"/>
+    <w:basedOn w:val="NormaleTabelle"/>
     <w:uiPriority w:val="99"/>
     <w:rsid w:val="00984C3E"/>
     <w:pPr>
@@ -16997,7 +16702,7 @@
   </w:style>
   <w:style w:type="table" w:customStyle="1" w:styleId="ListTable4-Accent31">
     <w:name w:val="List Table 4 - Accent 31"/>
-    <w:basedOn w:val="TableNormal"/>
+    <w:basedOn w:val="NormaleTabelle"/>
     <w:uiPriority w:val="99"/>
     <w:rsid w:val="00984C3E"/>
     <w:pPr>
@@ -17069,7 +16774,7 @@
   </w:style>
   <w:style w:type="table" w:customStyle="1" w:styleId="ListTable4-Accent41">
     <w:name w:val="List Table 4 - Accent 41"/>
-    <w:basedOn w:val="TableNormal"/>
+    <w:basedOn w:val="NormaleTabelle"/>
     <w:uiPriority w:val="99"/>
     <w:rsid w:val="00984C3E"/>
     <w:pPr>
@@ -17141,7 +16846,7 @@
   </w:style>
   <w:style w:type="table" w:customStyle="1" w:styleId="ListTable4-Accent51">
     <w:name w:val="List Table 4 - Accent 51"/>
-    <w:basedOn w:val="TableNormal"/>
+    <w:basedOn w:val="NormaleTabelle"/>
     <w:uiPriority w:val="99"/>
     <w:rsid w:val="00984C3E"/>
     <w:pPr>
@@ -17213,7 +16918,7 @@
   </w:style>
   <w:style w:type="table" w:customStyle="1" w:styleId="ListTable4-Accent61">
     <w:name w:val="List Table 4 - Accent 61"/>
-    <w:basedOn w:val="TableNormal"/>
+    <w:basedOn w:val="NormaleTabelle"/>
     <w:uiPriority w:val="99"/>
     <w:rsid w:val="00984C3E"/>
     <w:pPr>
@@ -17285,7 +16990,7 @@
   </w:style>
   <w:style w:type="table" w:customStyle="1" w:styleId="ListTable5Dark-Accent11">
     <w:name w:val="List Table 5 Dark - Accent 11"/>
-    <w:basedOn w:val="TableNormal"/>
+    <w:basedOn w:val="NormaleTabelle"/>
     <w:uiPriority w:val="99"/>
     <w:rsid w:val="00984C3E"/>
     <w:pPr>
@@ -17392,7 +17097,7 @@
   </w:style>
   <w:style w:type="table" w:customStyle="1" w:styleId="ListTable5Dark-Accent21">
     <w:name w:val="List Table 5 Dark - Accent 21"/>
-    <w:basedOn w:val="TableNormal"/>
+    <w:basedOn w:val="NormaleTabelle"/>
     <w:uiPriority w:val="99"/>
     <w:rsid w:val="00984C3E"/>
     <w:pPr>
@@ -17499,7 +17204,7 @@
   </w:style>
   <w:style w:type="table" w:customStyle="1" w:styleId="ListTable5Dark-Accent31">
     <w:name w:val="List Table 5 Dark - Accent 31"/>
-    <w:basedOn w:val="TableNormal"/>
+    <w:basedOn w:val="NormaleTabelle"/>
     <w:uiPriority w:val="99"/>
     <w:rsid w:val="00984C3E"/>
     <w:pPr>
@@ -17606,7 +17311,7 @@
   </w:style>
   <w:style w:type="table" w:customStyle="1" w:styleId="ListTable5Dark-Accent41">
     <w:name w:val="List Table 5 Dark - Accent 41"/>
-    <w:basedOn w:val="TableNormal"/>
+    <w:basedOn w:val="NormaleTabelle"/>
     <w:uiPriority w:val="99"/>
     <w:rsid w:val="00984C3E"/>
     <w:pPr>
@@ -17713,7 +17418,7 @@
   </w:style>
   <w:style w:type="table" w:customStyle="1" w:styleId="ListTable5Dark-Accent51">
     <w:name w:val="List Table 5 Dark - Accent 51"/>
-    <w:basedOn w:val="TableNormal"/>
+    <w:basedOn w:val="NormaleTabelle"/>
     <w:uiPriority w:val="99"/>
     <w:rsid w:val="00984C3E"/>
     <w:pPr>
@@ -17820,7 +17525,7 @@
   </w:style>
   <w:style w:type="table" w:customStyle="1" w:styleId="ListTable5Dark-Accent61">
     <w:name w:val="List Table 5 Dark - Accent 61"/>
-    <w:basedOn w:val="TableNormal"/>
+    <w:basedOn w:val="NormaleTabelle"/>
     <w:uiPriority w:val="99"/>
     <w:rsid w:val="00984C3E"/>
     <w:pPr>
@@ -17927,7 +17632,7 @@
   </w:style>
   <w:style w:type="table" w:customStyle="1" w:styleId="ListTable6Colorful-Accent11">
     <w:name w:val="List Table 6 Colorful - Accent 11"/>
-    <w:basedOn w:val="TableNormal"/>
+    <w:basedOn w:val="NormaleTabelle"/>
     <w:uiPriority w:val="99"/>
     <w:rsid w:val="00984C3E"/>
     <w:pPr>
@@ -18004,7 +17709,7 @@
   </w:style>
   <w:style w:type="table" w:customStyle="1" w:styleId="ListTable6Colorful-Accent21">
     <w:name w:val="List Table 6 Colorful - Accent 21"/>
-    <w:basedOn w:val="TableNormal"/>
+    <w:basedOn w:val="NormaleTabelle"/>
     <w:uiPriority w:val="99"/>
     <w:rsid w:val="00984C3E"/>
     <w:pPr>
@@ -18081,7 +17786,7 @@
   </w:style>
   <w:style w:type="table" w:customStyle="1" w:styleId="ListTable6Colorful-Accent31">
     <w:name w:val="List Table 6 Colorful - Accent 31"/>
-    <w:basedOn w:val="TableNormal"/>
+    <w:basedOn w:val="NormaleTabelle"/>
     <w:uiPriority w:val="99"/>
     <w:rsid w:val="00984C3E"/>
     <w:pPr>
@@ -18158,7 +17863,7 @@
   </w:style>
   <w:style w:type="table" w:customStyle="1" w:styleId="ListTable6Colorful-Accent41">
     <w:name w:val="List Table 6 Colorful - Accent 41"/>
-    <w:basedOn w:val="TableNormal"/>
+    <w:basedOn w:val="NormaleTabelle"/>
     <w:uiPriority w:val="99"/>
     <w:rsid w:val="00984C3E"/>
     <w:pPr>
@@ -18235,7 +17940,7 @@
   </w:style>
   <w:style w:type="table" w:customStyle="1" w:styleId="ListTable6Colorful-Accent51">
     <w:name w:val="List Table 6 Colorful - Accent 51"/>
-    <w:basedOn w:val="TableNormal"/>
+    <w:basedOn w:val="NormaleTabelle"/>
     <w:uiPriority w:val="99"/>
     <w:rsid w:val="00984C3E"/>
     <w:pPr>
@@ -18312,7 +18017,7 @@
   </w:style>
   <w:style w:type="table" w:customStyle="1" w:styleId="ListTable6Colorful-Accent61">
     <w:name w:val="List Table 6 Colorful - Accent 61"/>
-    <w:basedOn w:val="TableNormal"/>
+    <w:basedOn w:val="NormaleTabelle"/>
     <w:uiPriority w:val="99"/>
     <w:rsid w:val="00984C3E"/>
     <w:pPr>
@@ -18389,7 +18094,7 @@
   </w:style>
   <w:style w:type="table" w:customStyle="1" w:styleId="ListTable7Colorful-Accent11">
     <w:name w:val="List Table 7 Colorful - Accent 11"/>
-    <w:basedOn w:val="TableNormal"/>
+    <w:basedOn w:val="NormaleTabelle"/>
     <w:uiPriority w:val="99"/>
     <w:rsid w:val="00984C3E"/>
     <w:pPr>
@@ -18504,7 +18209,7 @@
   </w:style>
   <w:style w:type="table" w:customStyle="1" w:styleId="ListTable7Colorful-Accent21">
     <w:name w:val="List Table 7 Colorful - Accent 21"/>
-    <w:basedOn w:val="TableNormal"/>
+    <w:basedOn w:val="NormaleTabelle"/>
     <w:uiPriority w:val="99"/>
     <w:rsid w:val="00984C3E"/>
     <w:pPr>
@@ -18619,7 +18324,7 @@
   </w:style>
   <w:style w:type="table" w:customStyle="1" w:styleId="ListTable7Colorful-Accent31">
     <w:name w:val="List Table 7 Colorful - Accent 31"/>
-    <w:basedOn w:val="TableNormal"/>
+    <w:basedOn w:val="NormaleTabelle"/>
     <w:uiPriority w:val="99"/>
     <w:rsid w:val="00984C3E"/>
     <w:pPr>
@@ -18734,7 +18439,7 @@
   </w:style>
   <w:style w:type="table" w:customStyle="1" w:styleId="ListTable7Colorful-Accent41">
     <w:name w:val="List Table 7 Colorful - Accent 41"/>
-    <w:basedOn w:val="TableNormal"/>
+    <w:basedOn w:val="NormaleTabelle"/>
     <w:uiPriority w:val="99"/>
     <w:rsid w:val="00984C3E"/>
     <w:pPr>
@@ -18849,7 +18554,7 @@
   </w:style>
   <w:style w:type="table" w:customStyle="1" w:styleId="ListTable7Colorful-Accent51">
     <w:name w:val="List Table 7 Colorful - Accent 51"/>
-    <w:basedOn w:val="TableNormal"/>
+    <w:basedOn w:val="NormaleTabelle"/>
     <w:uiPriority w:val="99"/>
     <w:rsid w:val="00984C3E"/>
     <w:pPr>
@@ -18964,7 +18669,7 @@
   </w:style>
   <w:style w:type="table" w:customStyle="1" w:styleId="ListTable7Colorful-Accent61">
     <w:name w:val="List Table 7 Colorful - Accent 61"/>
-    <w:basedOn w:val="TableNormal"/>
+    <w:basedOn w:val="NormaleTabelle"/>
     <w:uiPriority w:val="99"/>
     <w:rsid w:val="00984C3E"/>
     <w:pPr>
@@ -19090,7 +18795,7 @@
   </w:style>
   <w:style w:type="character" w:customStyle="1" w:styleId="cf01">
     <w:name w:val="cf01"/>
-    <w:basedOn w:val="DefaultParagraphFont"/>
+    <w:basedOn w:val="Absatz-Standardschriftart"/>
     <w:rsid w:val="007B04EE"/>
     <w:rPr>
       <w:rFonts w:ascii="Segoe UI" w:hAnsi="Segoe UI" w:cs="Segoe UI" w:hint="default"/>
@@ -19098,20 +18803,20 @@
       <w:szCs w:val="18"/>
     </w:rPr>
   </w:style>
-  <w:style w:type="paragraph" w:styleId="Subtitle">
+  <w:style w:type="paragraph" w:styleId="Untertitel">
     <w:name w:val="Subtitle"/>
-    <w:basedOn w:val="Normal"/>
-    <w:next w:val="Normal"/>
+    <w:basedOn w:val="Standard"/>
+    <w:next w:val="Standard"/>
     <w:uiPriority w:val="11"/>
     <w:qFormat/>
     <w:pPr>
       <w:spacing w:before="200"/>
     </w:pPr>
   </w:style>
-  <w:style w:type="paragraph" w:styleId="BodyText">
+  <w:style w:type="paragraph" w:styleId="Textkrper">
     <w:name w:val="Body Text"/>
-    <w:basedOn w:val="Normal"/>
-    <w:link w:val="BodyTextChar"/>
+    <w:basedOn w:val="Standard"/>
+    <w:link w:val="TextkrperZchn"/>
     <w:qFormat/>
     <w:rsid w:val="0012436B"/>
     <w:pPr>
@@ -19123,10 +18828,10 @@
       <w:lang w:val="en-US" w:eastAsia="zh-CN"/>
     </w:rPr>
   </w:style>
-  <w:style w:type="character" w:customStyle="1" w:styleId="BodyTextChar">
-    <w:name w:val="Body Text Char"/>
-    <w:basedOn w:val="DefaultParagraphFont"/>
-    <w:link w:val="BodyText"/>
+  <w:style w:type="character" w:customStyle="1" w:styleId="TextkrperZchn">
+    <w:name w:val="Textkörper Zchn"/>
+    <w:basedOn w:val="Absatz-Standardschriftart"/>
+    <w:link w:val="Textkrper"/>
     <w:rsid w:val="0012436B"/>
     <w:rPr>
       <w:rFonts w:asciiTheme="minorHAnsi" w:eastAsiaTheme="minorEastAsia" w:hAnsiTheme="minorHAnsi" w:cstheme="minorBidi"/>
@@ -19135,14 +18840,14 @@
   </w:style>
   <w:style w:type="paragraph" w:customStyle="1" w:styleId="FirstParagraph">
     <w:name w:val="First Paragraph"/>
-    <w:basedOn w:val="BodyText"/>
-    <w:next w:val="BodyText"/>
+    <w:basedOn w:val="Textkrper"/>
+    <w:next w:val="Textkrper"/>
     <w:qFormat/>
     <w:rsid w:val="0012436B"/>
   </w:style>
   <w:style w:type="paragraph" w:customStyle="1" w:styleId="Compact">
     <w:name w:val="Compact"/>
-    <w:basedOn w:val="BodyText"/>
+    <w:basedOn w:val="Textkrper"/>
     <w:qFormat/>
     <w:rsid w:val="0012436B"/>
     <w:pPr>
@@ -19186,7 +18891,7 @@
   </w:style>
   <w:style w:type="character" w:customStyle="1" w:styleId="VerbatimChar">
     <w:name w:val="Verbatim Char"/>
-    <w:basedOn w:val="DefaultParagraphFont"/>
+    <w:basedOn w:val="Absatz-Standardschriftart"/>
     <w:link w:val="SourceCode"/>
     <w:rsid w:val="0012436B"/>
     <w:rPr>
@@ -19196,7 +18901,7 @@
   </w:style>
   <w:style w:type="paragraph" w:customStyle="1" w:styleId="SourceCode">
     <w:name w:val="Source Code"/>
-    <w:basedOn w:val="Normal"/>
+    <w:basedOn w:val="Standard"/>
     <w:link w:val="VerbatimChar"/>
     <w:rsid w:val="0012436B"/>
     <w:pPr>
@@ -19428,6 +19133,10 @@
 </go:gDocsCustomXmlDataStorage>
 </file>
 
+<file path=customXml/item2.xml><?xml version="1.0" encoding="utf-8"?>
+<b:Sources xmlns:b="http://schemas.openxmlformats.org/officeDocument/2006/bibliography" xmlns="http://schemas.openxmlformats.org/officeDocument/2006/bibliography" SelectedStyle="\APASixthEditionOfficeOnline.xsl" StyleName="APA" Version="6"/>
+</file>
+
 <file path=customXml/itemProps1.xml><?xml version="1.0" encoding="utf-8"?>
 <ds:datastoreItem xmlns:ds="http://schemas.openxmlformats.org/officeDocument/2006/customXml" ds:itemID="{11111111-1234-1234-1234-123412341234}">
   <ds:schemaRefs>
@@ -19435,4 +19144,12 @@
     <ds:schemaRef ds:uri="http://schemas.openxmlformats.org/officeDocument/2006/relationships"/>
   </ds:schemaRefs>
 </ds:datastoreItem>
+</file>
+
+<file path=customXml/itemProps2.xml><?xml version="1.0" encoding="utf-8"?>
+<ds:datastoreItem xmlns:ds="http://schemas.openxmlformats.org/officeDocument/2006/customXml" ds:itemID="{07159F60-2AE0-440E-BF63-3A172B73330C}">
+  <ds:schemaRefs>
+    <ds:schemaRef ds:uri="http://schemas.openxmlformats.org/officeDocument/2006/bibliography"/>
+  </ds:schemaRefs>
+</ds:datastoreItem>
 </file>
--- a/03_UNIVERSITY/03_AGF2/05_GLOBAL_HEALTH/Braxmeier.Andreas_AGF_WiSe25_26_Global_Health_Ausarbeitung_Widerstand_in_CHS.docx
+++ b/03_UNIVERSITY/03_AGF2/05_GLOBAL_HEALTH/Braxmeier.Andreas_AGF_WiSe25_26_Global_Health_Ausarbeitung_Widerstand_in_CHS.docx
@@ -242,7 +242,25 @@
           <w:sz w:val="36"/>
           <w:szCs w:val="36"/>
         </w:rPr>
-        <w:t>Eine Analyse des „Lack of Fit“ zwischen Systemlogik und Lebenswelt am Beispiel der Moskitonetz-Intervention in Uganda</w:t>
+        <w:t xml:space="preserve">Eine Analyse des „Lack </w:t>
+      </w:r>
+      <w:proofErr w:type="spellStart"/>
+      <w:r>
+        <w:rPr>
+          <w:rFonts w:ascii="Arial" w:eastAsia="Arial" w:hAnsi="Arial" w:cs="Arial"/>
+          <w:sz w:val="36"/>
+          <w:szCs w:val="36"/>
+        </w:rPr>
+        <w:t>of</w:t>
+      </w:r>
+      <w:proofErr w:type="spellEnd"/>
+      <w:r>
+        <w:rPr>
+          <w:rFonts w:ascii="Arial" w:eastAsia="Arial" w:hAnsi="Arial" w:cs="Arial"/>
+          <w:sz w:val="36"/>
+          <w:szCs w:val="36"/>
+        </w:rPr>
+        <w:t xml:space="preserve"> Fit“ zwischen Systemlogik und Lebenswelt am Beispiel der Moskitonetz-Intervention in Uganda</w:t>
       </w:r>
     </w:p>
     <w:p>
@@ -433,7 +451,7 @@
           <w:r>
             <w:fldChar w:fldCharType="separate"/>
           </w:r>
-          <w:hyperlink w:anchor="_Toc221111851" w:history="1">
+          <w:hyperlink w:anchor="_Toc221120187" w:history="1">
             <w:r>
               <w:rPr>
                 <w:rStyle w:val="Hyperlink"/>
@@ -460,7 +478,7 @@
                 <w:noProof/>
                 <w:webHidden/>
               </w:rPr>
-              <w:instrText xml:space="preserve"> PAGEREF _Toc221111851 \h </w:instrText>
+              <w:instrText xml:space="preserve"> PAGEREF _Toc221120187 \h </w:instrText>
             </w:r>
             <w:r>
               <w:rPr>
@@ -505,7 +523,7 @@
               <w14:ligatures w14:val="standardContextual"/>
             </w:rPr>
           </w:pPr>
-          <w:hyperlink w:anchor="_Toc221111852" w:history="1">
+          <w:hyperlink w:anchor="_Toc221120188" w:history="1">
             <w:r>
               <w:rPr>
                 <w:rStyle w:val="Hyperlink"/>
@@ -532,7 +550,7 @@
                 <w:noProof/>
                 <w:webHidden/>
               </w:rPr>
-              <w:instrText xml:space="preserve"> PAGEREF _Toc221111852 \h </w:instrText>
+              <w:instrText xml:space="preserve"> PAGEREF _Toc221120188 \h </w:instrText>
             </w:r>
             <w:r>
               <w:rPr>
@@ -577,11 +595,10 @@
               <w14:ligatures w14:val="standardContextual"/>
             </w:rPr>
           </w:pPr>
-          <w:hyperlink w:anchor="_Toc221111853" w:history="1">
+          <w:hyperlink w:anchor="_Toc221120189" w:history="1">
             <w:r>
               <w:rPr>
                 <w:rStyle w:val="Hyperlink"/>
-                <w:rFonts w:ascii="Arial" w:hAnsi="Arial" w:cs="Arial"/>
                 <w:noProof/>
               </w:rPr>
               <w:t>1.2 Forschungsfrage und Zielsetzung der Arbeit</w:t>
@@ -605,7 +622,7 @@
                 <w:noProof/>
                 <w:webHidden/>
               </w:rPr>
-              <w:instrText xml:space="preserve"> PAGEREF _Toc221111853 \h </w:instrText>
+              <w:instrText xml:space="preserve"> PAGEREF _Toc221120189 \h </w:instrText>
             </w:r>
             <w:r>
               <w:rPr>
@@ -650,7 +667,7 @@
               <w14:ligatures w14:val="standardContextual"/>
             </w:rPr>
           </w:pPr>
-          <w:hyperlink w:anchor="_Toc221111854" w:history="1">
+          <w:hyperlink w:anchor="_Toc221120190" w:history="1">
             <w:r>
               <w:rPr>
                 <w:rStyle w:val="Hyperlink"/>
@@ -677,7 +694,7 @@
                 <w:noProof/>
                 <w:webHidden/>
               </w:rPr>
-              <w:instrText xml:space="preserve"> PAGEREF _Toc221111854 \h </w:instrText>
+              <w:instrText xml:space="preserve"> PAGEREF _Toc221120190 \h </w:instrText>
             </w:r>
             <w:r>
               <w:rPr>
@@ -723,7 +740,7 @@
               <w14:ligatures w14:val="standardContextual"/>
             </w:rPr>
           </w:pPr>
-          <w:hyperlink w:anchor="_Toc221111855" w:history="1">
+          <w:hyperlink w:anchor="_Toc221120191" w:history="1">
             <w:r>
               <w:rPr>
                 <w:rStyle w:val="Hyperlink"/>
@@ -750,7 +767,7 @@
                 <w:noProof/>
                 <w:webHidden/>
               </w:rPr>
-              <w:instrText xml:space="preserve"> PAGEREF _Toc221111855 \h </w:instrText>
+              <w:instrText xml:space="preserve"> PAGEREF _Toc221120191 \h </w:instrText>
             </w:r>
             <w:r>
               <w:rPr>
@@ -795,7 +812,7 @@
               <w14:ligatures w14:val="standardContextual"/>
             </w:rPr>
           </w:pPr>
-          <w:hyperlink w:anchor="_Toc221111856" w:history="1">
+          <w:hyperlink w:anchor="_Toc221120192" w:history="1">
             <w:r>
               <w:rPr>
                 <w:rStyle w:val="Hyperlink"/>
@@ -822,7 +839,7 @@
                 <w:noProof/>
                 <w:webHidden/>
               </w:rPr>
-              <w:instrText xml:space="preserve"> PAGEREF _Toc221111856 \h </w:instrText>
+              <w:instrText xml:space="preserve"> PAGEREF _Toc221120192 \h </w:instrText>
             </w:r>
             <w:r>
               <w:rPr>
@@ -867,7 +884,7 @@
               <w14:ligatures w14:val="standardContextual"/>
             </w:rPr>
           </w:pPr>
-          <w:hyperlink w:anchor="_Toc221111857" w:history="1">
+          <w:hyperlink w:anchor="_Toc221120193" w:history="1">
             <w:r>
               <w:rPr>
                 <w:rStyle w:val="Hyperlink"/>
@@ -894,7 +911,7 @@
                 <w:noProof/>
                 <w:webHidden/>
               </w:rPr>
-              <w:instrText xml:space="preserve"> PAGEREF _Toc221111857 \h </w:instrText>
+              <w:instrText xml:space="preserve"> PAGEREF _Toc221120193 \h </w:instrText>
             </w:r>
             <w:r>
               <w:rPr>
@@ -939,7 +956,7 @@
               <w14:ligatures w14:val="standardContextual"/>
             </w:rPr>
           </w:pPr>
-          <w:hyperlink w:anchor="_Toc221111858" w:history="1">
+          <w:hyperlink w:anchor="_Toc221120194" w:history="1">
             <w:r>
               <w:rPr>
                 <w:rStyle w:val="Hyperlink"/>
@@ -966,7 +983,7 @@
                 <w:noProof/>
                 <w:webHidden/>
               </w:rPr>
-              <w:instrText xml:space="preserve"> PAGEREF _Toc221111858 \h </w:instrText>
+              <w:instrText xml:space="preserve"> PAGEREF _Toc221120194 \h </w:instrText>
             </w:r>
             <w:r>
               <w:rPr>
@@ -1012,11 +1029,12 @@
               <w14:ligatures w14:val="standardContextual"/>
             </w:rPr>
           </w:pPr>
-          <w:hyperlink w:anchor="_Toc221111859" w:history="1">
+          <w:hyperlink w:anchor="_Toc221120195" w:history="1">
             <w:r>
               <w:rPr>
                 <w:rStyle w:val="Hyperlink"/>
                 <w:noProof/>
+                <w:lang w:val="en-US"/>
               </w:rPr>
               <w:t>3. Machtasymmetrien in CHS</w:t>
             </w:r>
@@ -1039,7 +1057,7 @@
                 <w:noProof/>
                 <w:webHidden/>
               </w:rPr>
-              <w:instrText xml:space="preserve"> PAGEREF _Toc221111859 \h </w:instrText>
+              <w:instrText xml:space="preserve"> PAGEREF _Toc221120195 \h </w:instrText>
             </w:r>
             <w:r>
               <w:rPr>
@@ -1084,11 +1102,12 @@
               <w14:ligatures w14:val="standardContextual"/>
             </w:rPr>
           </w:pPr>
-          <w:hyperlink w:anchor="_Toc221111860" w:history="1">
+          <w:hyperlink w:anchor="_Toc221120196" w:history="1">
             <w:r>
               <w:rPr>
                 <w:rStyle w:val="Hyperlink"/>
                 <w:noProof/>
+                <w:lang w:val="en-US"/>
               </w:rPr>
               <w:t>3.1 Agents of Care vs. Agents of the State</w:t>
             </w:r>
@@ -1111,7 +1130,7 @@
                 <w:noProof/>
                 <w:webHidden/>
               </w:rPr>
-              <w:instrText xml:space="preserve"> PAGEREF _Toc221111860 \h </w:instrText>
+              <w:instrText xml:space="preserve"> PAGEREF _Toc221120196 \h </w:instrText>
             </w:r>
             <w:r>
               <w:rPr>
@@ -1156,7 +1175,7 @@
               <w14:ligatures w14:val="standardContextual"/>
             </w:rPr>
           </w:pPr>
-          <w:hyperlink w:anchor="_Toc221111861" w:history="1">
+          <w:hyperlink w:anchor="_Toc221120197" w:history="1">
             <w:r>
               <w:rPr>
                 <w:rStyle w:val="Hyperlink"/>
@@ -1183,7 +1202,7 @@
                 <w:noProof/>
                 <w:webHidden/>
               </w:rPr>
-              <w:instrText xml:space="preserve"> PAGEREF _Toc221111861 \h </w:instrText>
+              <w:instrText xml:space="preserve"> PAGEREF _Toc221120197 \h </w:instrText>
             </w:r>
             <w:r>
               <w:rPr>
@@ -1228,7 +1247,7 @@
               <w14:ligatures w14:val="standardContextual"/>
             </w:rPr>
           </w:pPr>
-          <w:hyperlink w:anchor="_Toc221111862" w:history="1">
+          <w:hyperlink w:anchor="_Toc221120198" w:history="1">
             <w:r>
               <w:rPr>
                 <w:rStyle w:val="Hyperlink"/>
@@ -1255,7 +1274,7 @@
                 <w:noProof/>
                 <w:webHidden/>
               </w:rPr>
-              <w:instrText xml:space="preserve"> PAGEREF _Toc221111862 \h </w:instrText>
+              <w:instrText xml:space="preserve"> PAGEREF _Toc221120198 \h </w:instrText>
             </w:r>
             <w:r>
               <w:rPr>
@@ -1301,7 +1320,7 @@
               <w14:ligatures w14:val="standardContextual"/>
             </w:rPr>
           </w:pPr>
-          <w:hyperlink w:anchor="_Toc221111863" w:history="1">
+          <w:hyperlink w:anchor="_Toc221120199" w:history="1">
             <w:r>
               <w:rPr>
                 <w:rStyle w:val="Hyperlink"/>
@@ -1328,7 +1347,7 @@
                 <w:noProof/>
                 <w:webHidden/>
               </w:rPr>
-              <w:instrText xml:space="preserve"> PAGEREF _Toc221111863 \h </w:instrText>
+              <w:instrText xml:space="preserve"> PAGEREF _Toc221120199 \h </w:instrText>
             </w:r>
             <w:r>
               <w:rPr>
@@ -1373,7 +1392,7 @@
               <w14:ligatures w14:val="standardContextual"/>
             </w:rPr>
           </w:pPr>
-          <w:hyperlink w:anchor="_Toc221111864" w:history="1">
+          <w:hyperlink w:anchor="_Toc221120200" w:history="1">
             <w:r>
               <w:rPr>
                 <w:rStyle w:val="Hyperlink"/>
@@ -1400,7 +1419,7 @@
                 <w:noProof/>
                 <w:webHidden/>
               </w:rPr>
-              <w:instrText xml:space="preserve"> PAGEREF _Toc221111864 \h </w:instrText>
+              <w:instrText xml:space="preserve"> PAGEREF _Toc221120200 \h </w:instrText>
             </w:r>
             <w:r>
               <w:rPr>
@@ -1445,7 +1464,7 @@
               <w14:ligatures w14:val="standardContextual"/>
             </w:rPr>
           </w:pPr>
-          <w:hyperlink w:anchor="_Toc221111865" w:history="1">
+          <w:hyperlink w:anchor="_Toc221120201" w:history="1">
             <w:r>
               <w:rPr>
                 <w:rStyle w:val="Hyperlink"/>
@@ -1472,7 +1491,7 @@
                 <w:noProof/>
                 <w:webHidden/>
               </w:rPr>
-              <w:instrText xml:space="preserve"> PAGEREF _Toc221111865 \h </w:instrText>
+              <w:instrText xml:space="preserve"> PAGEREF _Toc221120201 \h </w:instrText>
             </w:r>
             <w:r>
               <w:rPr>
@@ -1517,11 +1536,10 @@
               <w14:ligatures w14:val="standardContextual"/>
             </w:rPr>
           </w:pPr>
-          <w:hyperlink w:anchor="_Toc221111866" w:history="1">
+          <w:hyperlink w:anchor="_Toc221120202" w:history="1">
             <w:r>
               <w:rPr>
                 <w:rStyle w:val="Hyperlink"/>
-                <w:rFonts w:ascii="Arial" w:hAnsi="Arial" w:cs="Arial"/>
                 <w:noProof/>
               </w:rPr>
               <w:t>4.3 Statistische Evidenz (Mahmoodi et al. 2023)</w:t>
@@ -1545,7 +1563,7 @@
                 <w:noProof/>
                 <w:webHidden/>
               </w:rPr>
-              <w:instrText xml:space="preserve"> PAGEREF _Toc221111866 \h </w:instrText>
+              <w:instrText xml:space="preserve"> PAGEREF _Toc221120202 \h </w:instrText>
             </w:r>
             <w:r>
               <w:rPr>
@@ -1591,7 +1609,7 @@
               <w14:ligatures w14:val="standardContextual"/>
             </w:rPr>
           </w:pPr>
-          <w:hyperlink w:anchor="_Toc221111867" w:history="1">
+          <w:hyperlink w:anchor="_Toc221120203" w:history="1">
             <w:r>
               <w:rPr>
                 <w:rStyle w:val="Hyperlink"/>
@@ -1618,7 +1636,7 @@
                 <w:noProof/>
                 <w:webHidden/>
               </w:rPr>
-              <w:instrText xml:space="preserve"> PAGEREF _Toc221111867 \h </w:instrText>
+              <w:instrText xml:space="preserve"> PAGEREF _Toc221120203 \h </w:instrText>
             </w:r>
             <w:r>
               <w:rPr>
@@ -1663,7 +1681,7 @@
               <w14:ligatures w14:val="standardContextual"/>
             </w:rPr>
           </w:pPr>
-          <w:hyperlink w:anchor="_Toc221111868" w:history="1">
+          <w:hyperlink w:anchor="_Toc221120204" w:history="1">
             <w:r>
               <w:rPr>
                 <w:rStyle w:val="Hyperlink"/>
@@ -1690,7 +1708,7 @@
                 <w:noProof/>
                 <w:webHidden/>
               </w:rPr>
-              <w:instrText xml:space="preserve"> PAGEREF _Toc221111868 \h </w:instrText>
+              <w:instrText xml:space="preserve"> PAGEREF _Toc221120204 \h </w:instrText>
             </w:r>
             <w:r>
               <w:rPr>
@@ -1735,11 +1753,10 @@
               <w14:ligatures w14:val="standardContextual"/>
             </w:rPr>
           </w:pPr>
-          <w:hyperlink w:anchor="_Toc221111869" w:history="1">
+          <w:hyperlink w:anchor="_Toc221120205" w:history="1">
             <w:r>
               <w:rPr>
                 <w:rStyle w:val="Hyperlink"/>
-                <w:rFonts w:ascii="Arial" w:hAnsi="Arial" w:cs="Arial"/>
                 <w:noProof/>
               </w:rPr>
               <w:t>5.2 Der „Lack of Fit“: Taktische Repolitisierung von Ressourcen</w:t>
@@ -1763,7 +1780,7 @@
                 <w:noProof/>
                 <w:webHidden/>
               </w:rPr>
-              <w:instrText xml:space="preserve"> PAGEREF _Toc221111869 \h </w:instrText>
+              <w:instrText xml:space="preserve"> PAGEREF _Toc221120205 \h </w:instrText>
             </w:r>
             <w:r>
               <w:rPr>
@@ -1809,7 +1826,7 @@
               <w14:ligatures w14:val="standardContextual"/>
             </w:rPr>
           </w:pPr>
-          <w:hyperlink w:anchor="_Toc221111870" w:history="1">
+          <w:hyperlink w:anchor="_Toc221120206" w:history="1">
             <w:r>
               <w:rPr>
                 <w:rStyle w:val="Hyperlink"/>
@@ -1836,7 +1853,7 @@
                 <w:noProof/>
                 <w:webHidden/>
               </w:rPr>
-              <w:instrText xml:space="preserve"> PAGEREF _Toc221111870 \h </w:instrText>
+              <w:instrText xml:space="preserve"> PAGEREF _Toc221120206 \h </w:instrText>
             </w:r>
             <w:r>
               <w:rPr>
@@ -1881,7 +1898,7 @@
               <w14:ligatures w14:val="standardContextual"/>
             </w:rPr>
           </w:pPr>
-          <w:hyperlink w:anchor="_Toc221111871" w:history="1">
+          <w:hyperlink w:anchor="_Toc221120207" w:history="1">
             <w:r>
               <w:rPr>
                 <w:rStyle w:val="Hyperlink"/>
@@ -1908,7 +1925,7 @@
                 <w:noProof/>
                 <w:webHidden/>
               </w:rPr>
-              <w:instrText xml:space="preserve"> PAGEREF _Toc221111871 \h </w:instrText>
+              <w:instrText xml:space="preserve"> PAGEREF _Toc221120207 \h </w:instrText>
             </w:r>
             <w:r>
               <w:rPr>
@@ -1953,7 +1970,7 @@
               <w14:ligatures w14:val="standardContextual"/>
             </w:rPr>
           </w:pPr>
-          <w:hyperlink w:anchor="_Toc221111872" w:history="1">
+          <w:hyperlink w:anchor="_Toc221120208" w:history="1">
             <w:r>
               <w:rPr>
                 <w:rStyle w:val="Hyperlink"/>
@@ -1980,7 +1997,7 @@
                 <w:noProof/>
                 <w:webHidden/>
               </w:rPr>
-              <w:instrText xml:space="preserve"> PAGEREF _Toc221111872 \h </w:instrText>
+              <w:instrText xml:space="preserve"> PAGEREF _Toc221120208 \h </w:instrText>
             </w:r>
             <w:r>
               <w:rPr>
@@ -2026,7 +2043,7 @@
               <w14:ligatures w14:val="standardContextual"/>
             </w:rPr>
           </w:pPr>
-          <w:hyperlink w:anchor="_Toc221111873" w:history="1">
+          <w:hyperlink w:anchor="_Toc221120209" w:history="1">
             <w:r>
               <w:rPr>
                 <w:rStyle w:val="Hyperlink"/>
@@ -2053,7 +2070,7 @@
                 <w:noProof/>
                 <w:webHidden/>
               </w:rPr>
-              <w:instrText xml:space="preserve"> PAGEREF _Toc221111873 \h </w:instrText>
+              <w:instrText xml:space="preserve"> PAGEREF _Toc221120209 \h </w:instrText>
             </w:r>
             <w:r>
               <w:rPr>
@@ -2099,7 +2116,7 @@
               <w14:ligatures w14:val="standardContextual"/>
             </w:rPr>
           </w:pPr>
-          <w:hyperlink w:anchor="_Toc221111874" w:history="1">
+          <w:hyperlink w:anchor="_Toc221120210" w:history="1">
             <w:r>
               <w:rPr>
                 <w:rStyle w:val="Hyperlink"/>
@@ -2126,7 +2143,7 @@
                 <w:noProof/>
                 <w:webHidden/>
               </w:rPr>
-              <w:instrText xml:space="preserve"> PAGEREF _Toc221111874 \h </w:instrText>
+              <w:instrText xml:space="preserve"> PAGEREF _Toc221120210 \h </w:instrText>
             </w:r>
             <w:r>
               <w:rPr>
@@ -2171,7 +2188,7 @@
               <w14:ligatures w14:val="standardContextual"/>
             </w:rPr>
           </w:pPr>
-          <w:hyperlink w:anchor="_Toc221111875" w:history="1">
+          <w:hyperlink w:anchor="_Toc221120211" w:history="1">
             <w:r>
               <w:rPr>
                 <w:rStyle w:val="Hyperlink"/>
@@ -2198,7 +2215,7 @@
                 <w:noProof/>
                 <w:webHidden/>
               </w:rPr>
-              <w:instrText xml:space="preserve"> PAGEREF _Toc221111875 \h </w:instrText>
+              <w:instrText xml:space="preserve"> PAGEREF _Toc221120211 \h </w:instrText>
             </w:r>
             <w:r>
               <w:rPr>
@@ -2243,7 +2260,7 @@
               <w14:ligatures w14:val="standardContextual"/>
             </w:rPr>
           </w:pPr>
-          <w:hyperlink w:anchor="_Toc221111876" w:history="1">
+          <w:hyperlink w:anchor="_Toc221120212" w:history="1">
             <w:r>
               <w:rPr>
                 <w:rStyle w:val="Hyperlink"/>
@@ -2270,7 +2287,7 @@
                 <w:noProof/>
                 <w:webHidden/>
               </w:rPr>
-              <w:instrText xml:space="preserve"> PAGEREF _Toc221111876 \h </w:instrText>
+              <w:instrText xml:space="preserve"> PAGEREF _Toc221120212 \h </w:instrText>
             </w:r>
             <w:r>
               <w:rPr>
@@ -2316,7 +2333,7 @@
               <w14:ligatures w14:val="standardContextual"/>
             </w:rPr>
           </w:pPr>
-          <w:hyperlink w:anchor="_Toc221111877" w:history="1">
+          <w:hyperlink w:anchor="_Toc221120213" w:history="1">
             <w:r>
               <w:rPr>
                 <w:rStyle w:val="Hyperlink"/>
@@ -2343,7 +2360,7 @@
                 <w:noProof/>
                 <w:webHidden/>
               </w:rPr>
-              <w:instrText xml:space="preserve"> PAGEREF _Toc221111877 \h </w:instrText>
+              <w:instrText xml:space="preserve"> PAGEREF _Toc221120213 \h </w:instrText>
             </w:r>
             <w:r>
               <w:rPr>
@@ -2405,7 +2422,7 @@
       <w:pPr>
         <w:pStyle w:val="berschrift1"/>
       </w:pPr>
-      <w:bookmarkStart w:id="1" w:name="_Toc221111851"/>
+      <w:bookmarkStart w:id="1" w:name="_Toc221120187"/>
       <w:r>
         <w:lastRenderedPageBreak/>
         <w:t xml:space="preserve">1. </w:t>
@@ -2421,7 +2438,7 @@
         <w:spacing w:line="480" w:lineRule="auto"/>
       </w:pPr>
       <w:bookmarkStart w:id="2" w:name="X318c07f075fb1c24cd28df8f396b664d1c04bfa"/>
-      <w:bookmarkStart w:id="3" w:name="_Toc221111852"/>
+      <w:bookmarkStart w:id="3" w:name="_Toc221120188"/>
       <w:r>
         <w:t>1.1 Problemstellung und Relevanz im Global Health Diskurs</w:t>
       </w:r>
@@ -2442,47 +2459,31 @@
           <w:rFonts w:ascii="Arial" w:hAnsi="Arial" w:cs="Arial"/>
           <w:lang w:val="de-DE"/>
         </w:rPr>
-        <w:t>Die globale Gesundheitsarchitektur des 21. Jahrhunderts offenbart eine fundamentale Diskrepanz, welche die Effektivität internationaler Interventionen zunehmend infrage stellt. Während die biomedizinische Forschung hocheffektive Lösungen wie Vakzine oder präventive Technologien (z.B. ITNs) bereitstellt, versanden diese Programme oft auf der „letzten Meile“ der Implementierung. Dieses „Implementation Gap“ wird im klassischen Public-Health-Diskurs häufig einseitig als Problem der Zielpopulation gerahmt. Unter dem Label der „Non-Compliance“ wird Gemeinschaften unterstellt, sie seien unzureichend informiert oder handelten aufgrund kultureller Voreingenommenheit irrational.</w:t>
-      </w:r>
-    </w:p>
-    <w:p>
-      <w:pPr>
-        <w:pStyle w:val="Textkrper"/>
-        <w:spacing w:line="480" w:lineRule="auto"/>
-        <w:jc w:val="both"/>
+        <w:t>Die</w:t>
+      </w:r>
+      <w:r>
         <w:rPr>
           <w:rFonts w:ascii="Arial" w:hAnsi="Arial" w:cs="Arial"/>
           <w:lang w:val="de-DE"/>
         </w:rPr>
-      </w:pPr>
+        <w:t xml:space="preserve"> </w:t>
+      </w:r>
       <w:r>
         <w:rPr>
           <w:rFonts w:ascii="Arial" w:hAnsi="Arial" w:cs="Arial"/>
           <w:lang w:val="de-DE"/>
         </w:rPr>
-        <w:t>Diese paternalistische Sichtweise entlastet zwar die Programmentwickler, verkennt jedoch die strukturellen Machtasymmetrien und sozioökonomischen Realitäten, in denen Widerstand entsteht. Werden Gesundheitsprogramme lediglich als logistische Operationen begriffen, bleiben die soziopolitischen Ursachen von Ablehnung unsichtbar. Angesichts massiver Investitionen in globale Gesundheitsfonds ist das Verständnis dieser Widerstandsphänomene eine Voraussetzung für die ethische Legitimation von Community Health Systems (CHS).</w:t>
+        <w:t>globale Gesundheitsarchitektur des 21. Jahrhunderts steht vor einem Paradoxon: Während die biomedizinische Forschung hocheffiziente Technologien wie Vakzine oder insektizid-imprägnierte Netze (ITNs) bereitstellt, scheitern diese Interventionen signifikant oft auf der „letzten Meile“. Dieses „Implementation Gap“ wird im dominanten Diskurs häufig als Defizit der Zielpopulation gerahmt. Unter dem Label der „Non-Compliance“ wird Gemeinschaften Irrationalität oder mangelnde Aufklärung attestiert – eine paternalistische Perspektive, die strukturelle Machtasymmetrien verschleiert. Wenn Gesundheitsprogramme lediglich als logistische Operationen begriffen werden, bleiben die soziopolitischen Ursachen von Ablehnung unsichtbar. Angesichts der massiven Investitionen globaler Gesundheitsfonds ist die Analyse dieser Widerstandsphänomene keine akademische Fingerübung, sondern eine ethische und ökonomische Notwendigkeit für die Legitimation von Community Health Systems (CHS).</w:t>
       </w:r>
     </w:p>
     <w:p>
       <w:pPr>
         <w:pStyle w:val="berschrift2"/>
-        <w:spacing w:line="480" w:lineRule="auto"/>
-        <w:jc w:val="both"/>
-        <w:rPr>
-          <w:rFonts w:ascii="Arial" w:hAnsi="Arial" w:cs="Arial"/>
-          <w:sz w:val="24"/>
-          <w:szCs w:val="24"/>
-        </w:rPr>
       </w:pPr>
       <w:bookmarkStart w:id="4" w:name="X7e20ed232028829b4d2349899891127431a23e5"/>
-      <w:bookmarkStart w:id="5" w:name="_Toc221111853"/>
+      <w:bookmarkStart w:id="5" w:name="_Toc221120189"/>
       <w:bookmarkEnd w:id="2"/>
       <w:r>
-        <w:rPr>
-          <w:rFonts w:ascii="Arial" w:hAnsi="Arial" w:cs="Arial"/>
-          <w:sz w:val="24"/>
-          <w:szCs w:val="24"/>
-        </w:rPr>
         <w:t>1.2 Forschungsfrage und Zielsetzung der Arbeit</w:t>
       </w:r>
       <w:bookmarkEnd w:id="5"/>
@@ -2491,7 +2492,6 @@
       <w:pPr>
         <w:pStyle w:val="FirstParagraph"/>
         <w:spacing w:line="480" w:lineRule="auto"/>
-        <w:jc w:val="both"/>
         <w:rPr>
           <w:rFonts w:ascii="Arial" w:hAnsi="Arial" w:cs="Arial"/>
           <w:lang w:val="de-DE"/>
@@ -2502,22 +2502,29 @@
           <w:rFonts w:ascii="Arial" w:hAnsi="Arial" w:cs="Arial"/>
           <w:lang w:val="de-DE"/>
         </w:rPr>
-        <w:t xml:space="preserve">Die vorliegende Arbeit bricht mit der defizitorientierten Perspektive und postuliert, dass Widerstand gegen gesundheitliche Maßnahmen ein hochrationales Feedback-Signal darstellt. Dieses weist auf einen „Lack of Fit“ zwischen der </w:t>
-      </w:r>
+        <w:t xml:space="preserve">Diese Arbeit bricht mit der defizitorientierten Lesart und postuliert Widerstand als rationales Feedback-Signal. Er verweist auf einen fundamentalen „Lack </w:t>
+      </w:r>
+      <w:proofErr w:type="spellStart"/>
       <w:r>
         <w:rPr>
           <w:rFonts w:ascii="Arial" w:hAnsi="Arial" w:cs="Arial"/>
           <w:lang w:val="de-DE"/>
         </w:rPr>
-        <w:lastRenderedPageBreak/>
-        <w:t>technokratischen Systemlogik der Geber und der Lebensweltlogik der Empfänger hin. Im Zentrum steht die Forschungsfrage:</w:t>
+        <w:t>of</w:t>
+      </w:r>
+      <w:proofErr w:type="spellEnd"/>
+      <w:r>
+        <w:rPr>
+          <w:rFonts w:ascii="Arial" w:hAnsi="Arial" w:cs="Arial"/>
+          <w:lang w:val="de-DE"/>
+        </w:rPr>
+        <w:t xml:space="preserve"> Fit“ zwischen der technokratischen Systemlogik internationaler Geber und der ökonomischen Lebensweltlogik der Empfänger.</w:t>
       </w:r>
     </w:p>
     <w:p>
       <w:pPr>
-        <w:pStyle w:val="Textkrper"/>
+        <w:pStyle w:val="FirstParagraph"/>
         <w:spacing w:line="480" w:lineRule="auto"/>
-        <w:jc w:val="both"/>
         <w:rPr>
           <w:rFonts w:ascii="Arial" w:hAnsi="Arial" w:cs="Arial"/>
           <w:lang w:val="de-DE"/>
@@ -2526,16 +2533,52 @@
       <w:r>
         <w:rPr>
           <w:rFonts w:ascii="Arial" w:hAnsi="Arial" w:cs="Arial"/>
-          <w:b/>
-          <w:bCs/>
           <w:lang w:val="de-DE"/>
         </w:rPr>
-        <w:t>Inwiefern lässt sich der Widerstand gegen ITN-Distributionen in Uganda durch die Theorie der Biomacht nach Michel Foucault dekonstruieren, und welche diagnostischen Signale liefert dieser für eine Neugestaltung partizipativer Systeme?</w:t>
+        <w:t>Leitend ist die Forschungsfrage:</w:t>
       </w:r>
     </w:p>
     <w:p>
       <w:pPr>
-        <w:pStyle w:val="Textkrper"/>
+        <w:pStyle w:val="FirstParagraph"/>
+        <w:spacing w:line="480" w:lineRule="auto"/>
+        <w:rPr>
+          <w:rFonts w:ascii="Arial" w:hAnsi="Arial" w:cs="Arial"/>
+          <w:b/>
+          <w:lang w:val="de-DE"/>
+        </w:rPr>
+      </w:pPr>
+      <w:r>
+        <w:rPr>
+          <w:rFonts w:ascii="Arial" w:hAnsi="Arial" w:cs="Arial"/>
+          <w:b/>
+          <w:lang w:val="de-DE"/>
+        </w:rPr>
+        <w:lastRenderedPageBreak/>
+        <w:t xml:space="preserve">Inwiefern lässt sich der Widerstand gegen ITN-Distributionen in Uganda mittels Foucaults Theorie der </w:t>
+      </w:r>
+      <w:proofErr w:type="spellStart"/>
+      <w:r>
+        <w:rPr>
+          <w:rFonts w:ascii="Arial" w:hAnsi="Arial" w:cs="Arial"/>
+          <w:b/>
+          <w:lang w:val="de-DE"/>
+        </w:rPr>
+        <w:t>Biomacht</w:t>
+      </w:r>
+      <w:proofErr w:type="spellEnd"/>
+      <w:r>
+        <w:rPr>
+          <w:rFonts w:ascii="Arial" w:hAnsi="Arial" w:cs="Arial"/>
+          <w:b/>
+          <w:lang w:val="de-DE"/>
+        </w:rPr>
+        <w:t xml:space="preserve"> als rationale Handlung dekonstruieren, und welche diagnostischen Signale liefert dieser für die Neugestaltung partizipativer Systeme?</w:t>
+      </w:r>
+    </w:p>
+    <w:p>
+      <w:pPr>
+        <w:pStyle w:val="FirstParagraph"/>
         <w:spacing w:line="480" w:lineRule="auto"/>
         <w:jc w:val="both"/>
         <w:rPr>
@@ -2548,7 +2591,30 @@
           <w:rFonts w:ascii="Arial" w:hAnsi="Arial" w:cs="Arial"/>
           <w:lang w:val="de-DE"/>
         </w:rPr>
-        <w:t>Ziel ist es, Widerstand zu entpathologisieren und aufzuzeigen, dass etwa die Zweckentfremdung von Moskitonetzten Ausdruck einer kalkulierten Agency unter prekären Bedingungen ist. Partizipation wird dabei nicht als Akzeptanzbeschaffung, sondern als epistemische Notwendigkeit verstanden.</w:t>
+        <w:t xml:space="preserve">Ziel ist die </w:t>
+      </w:r>
+      <w:proofErr w:type="spellStart"/>
+      <w:r>
+        <w:rPr>
+          <w:rFonts w:ascii="Arial" w:hAnsi="Arial" w:cs="Arial"/>
+          <w:lang w:val="de-DE"/>
+        </w:rPr>
+        <w:t>Entpathologisierung</w:t>
+      </w:r>
+      <w:proofErr w:type="spellEnd"/>
+      <w:r>
+        <w:rPr>
+          <w:rFonts w:ascii="Arial" w:hAnsi="Arial" w:cs="Arial"/>
+          <w:lang w:val="de-DE"/>
+        </w:rPr>
+        <w:t xml:space="preserve"> von Widerstand: Die Zweckentfremdung von Moskitonetzen wird hier nicht als Fehler, sondern als Ausdruck kalkulierter Agency unter prekären Bedingungen lesbar gemacht. Partizipation wandelt sich damit vom Buzzword zur epistemischen Voraussetzung für Interventionen</w:t>
+      </w:r>
+      <w:r>
+        <w:rPr>
+          <w:rFonts w:ascii="Arial" w:hAnsi="Arial" w:cs="Arial"/>
+          <w:lang w:val="de-DE"/>
+        </w:rPr>
+        <w:t>.</w:t>
       </w:r>
     </w:p>
     <w:p>
@@ -2556,7 +2622,7 @@
         <w:pStyle w:val="berschrift2"/>
       </w:pPr>
       <w:bookmarkStart w:id="6" w:name="methodisches-vorgehen"/>
-      <w:bookmarkStart w:id="7" w:name="_Toc221111854"/>
+      <w:bookmarkStart w:id="7" w:name="_Toc221120190"/>
       <w:bookmarkEnd w:id="4"/>
       <w:r>
         <w:t>1.3 Methodisches Vorgehen</w:t>
@@ -2567,7 +2633,6 @@
       <w:pPr>
         <w:pStyle w:val="FirstParagraph"/>
         <w:spacing w:line="480" w:lineRule="auto"/>
-        <w:jc w:val="both"/>
         <w:rPr>
           <w:rFonts w:ascii="Arial" w:hAnsi="Arial" w:cs="Arial"/>
           <w:lang w:val="de-DE"/>
@@ -2578,23 +2643,150 @@
           <w:rFonts w:ascii="Arial" w:hAnsi="Arial" w:cs="Arial"/>
           <w:lang w:val="de-DE"/>
         </w:rPr>
-        <w:t>Die Beantwortung erfolgt mittels einer qualitativen Literaturanalyse. Hierbei werden soziologische Grundlagentexte (Foucault, Habermas, Perron) mit aktueller empirischer Evidenz der Global Health Forschung trianguliert. Das Vorgehen verbindet theoretische Machtkritik mit der Analyse quantitativer Barrierenmodelle und deren Validierung an der Fallstudie Uganda.</w:t>
+        <w:t xml:space="preserve">Die </w:t>
+      </w:r>
+      <w:r>
+        <w:rPr>
+          <w:rFonts w:ascii="Arial" w:hAnsi="Arial" w:cs="Arial"/>
+          <w:lang w:val="de-DE"/>
+        </w:rPr>
+        <w:t>Untersuchung folgt dem Ansatz einer systematischen qualitativen Literaturanalyse. Der Forschungsprozess trianguliert soziologische Basistheorien (Foucaults Machtanalytik, Habermas’ System/Lebenswelt, Goffmans Institutionentheorie) mit aktueller empirischer Evidenz der Global Health Forschung (2015–2025).</w:t>
       </w:r>
     </w:p>
     <w:p>
       <w:pPr>
+        <w:pStyle w:val="FirstParagraph"/>
         <w:spacing w:line="480" w:lineRule="auto"/>
         <w:rPr>
           <w:rFonts w:ascii="Arial" w:hAnsi="Arial" w:cs="Arial"/>
+          <w:lang w:val="de-DE"/>
         </w:rPr>
       </w:pPr>
       <w:r>
         <w:rPr>
           <w:rFonts w:ascii="Arial" w:hAnsi="Arial" w:cs="Arial"/>
-        </w:rPr>
-        <w:pict w14:anchorId="32435532">
-          <v:rect id="_x0000_i1025" style="width:0;height:1.5pt" o:hralign="center" o:hrstd="t" o:hr="t"/>
-        </w:pict>
+          <w:lang w:val="de-DE"/>
+        </w:rPr>
+        <w:t>Die Selektion der Quellen erfolgte nach drei Kriterien:</w:t>
+      </w:r>
+    </w:p>
+    <w:p>
+      <w:pPr>
+        <w:pStyle w:val="FirstParagraph"/>
+        <w:numPr>
+          <w:ilvl w:val="0"/>
+          <w:numId w:val="4"/>
+        </w:numPr>
+        <w:spacing w:line="480" w:lineRule="auto"/>
+        <w:rPr>
+          <w:rFonts w:ascii="Arial" w:hAnsi="Arial" w:cs="Arial"/>
+          <w:lang w:val="de-DE"/>
+        </w:rPr>
+      </w:pPr>
+      <w:r>
+        <w:rPr>
+          <w:rFonts w:ascii="Arial" w:hAnsi="Arial" w:cs="Arial"/>
+          <w:lang w:val="de-DE"/>
+        </w:rPr>
+        <w:t>T</w:t>
+      </w:r>
+      <w:r>
+        <w:rPr>
+          <w:rFonts w:ascii="Arial" w:hAnsi="Arial" w:cs="Arial"/>
+          <w:lang w:val="de-DE"/>
+        </w:rPr>
+        <w:t>heoretische Passung: Eignung zur Analyse von Machtasymmetrien in Gesundheitsinterventionen.</w:t>
+      </w:r>
+    </w:p>
+    <w:p>
+      <w:pPr>
+        <w:pStyle w:val="FirstParagraph"/>
+        <w:numPr>
+          <w:ilvl w:val="0"/>
+          <w:numId w:val="4"/>
+        </w:numPr>
+        <w:spacing w:line="480" w:lineRule="auto"/>
+        <w:rPr>
+          <w:rFonts w:ascii="Arial" w:hAnsi="Arial" w:cs="Arial"/>
+          <w:lang w:val="de-DE"/>
+        </w:rPr>
+      </w:pPr>
+      <w:r>
+        <w:rPr>
+          <w:rFonts w:ascii="Arial" w:hAnsi="Arial" w:cs="Arial"/>
+          <w:lang w:val="de-DE"/>
+        </w:rPr>
+        <w:t>Empirische Relevanz: Fokus auf Subsahara-Afrika und Vektorkontrollprogramme (ITN).</w:t>
+      </w:r>
+    </w:p>
+    <w:p>
+      <w:pPr>
+        <w:pStyle w:val="FirstParagraph"/>
+        <w:numPr>
+          <w:ilvl w:val="0"/>
+          <w:numId w:val="4"/>
+        </w:numPr>
+        <w:spacing w:line="480" w:lineRule="auto"/>
+        <w:rPr>
+          <w:rFonts w:ascii="Arial" w:hAnsi="Arial" w:cs="Arial"/>
+          <w:lang w:val="de-DE"/>
+        </w:rPr>
+      </w:pPr>
+      <w:r>
+        <w:rPr>
+          <w:rFonts w:ascii="Arial" w:hAnsi="Arial" w:cs="Arial"/>
+          <w:lang w:val="de-DE"/>
+        </w:rPr>
+        <w:t xml:space="preserve">Diagnostische Validität: Studien, die quantitative </w:t>
+      </w:r>
+      <w:proofErr w:type="spellStart"/>
+      <w:r>
+        <w:rPr>
+          <w:rFonts w:ascii="Arial" w:hAnsi="Arial" w:cs="Arial"/>
+          <w:lang w:val="de-DE"/>
+        </w:rPr>
+        <w:t>Barrierenmodelle</w:t>
+      </w:r>
+      <w:proofErr w:type="spellEnd"/>
+      <w:r>
+        <w:rPr>
+          <w:rFonts w:ascii="Arial" w:hAnsi="Arial" w:cs="Arial"/>
+          <w:lang w:val="de-DE"/>
+        </w:rPr>
+        <w:t xml:space="preserve"> mit qualitativen Erklärungsansätzen verknüpfen.</w:t>
+      </w:r>
+    </w:p>
+    <w:p>
+      <w:pPr>
+        <w:pStyle w:val="FirstParagraph"/>
+        <w:spacing w:line="480" w:lineRule="auto"/>
+        <w:jc w:val="both"/>
+        <w:rPr>
+          <w:rFonts w:ascii="Arial" w:hAnsi="Arial" w:cs="Arial"/>
+          <w:lang w:val="de-DE"/>
+        </w:rPr>
+      </w:pPr>
+      <w:r>
+        <w:rPr>
+          <w:rFonts w:ascii="Arial" w:hAnsi="Arial" w:cs="Arial"/>
+          <w:lang w:val="de-DE"/>
+        </w:rPr>
+        <w:lastRenderedPageBreak/>
+        <w:t>Das Vorgehen verbindet dabei deduktive Theoriearbeit mit einer induktiven Validierung am Fallbeispiel Uganda, um abstrakte Machtkritik in konkrete Handlungsempfehlungen zu übersetzen</w:t>
+      </w:r>
+      <w:r>
+        <w:rPr>
+          <w:rFonts w:ascii="Arial" w:hAnsi="Arial" w:cs="Arial"/>
+          <w:lang w:val="de-DE"/>
+        </w:rPr>
+        <w:t>.</w:t>
+      </w:r>
+      <w:r>
+        <w:rPr>
+          <w:rFonts w:ascii="Arial" w:hAnsi="Arial" w:cs="Arial"/>
+          <w:lang w:val="de-DE"/>
+        </w:rPr>
+        <w:br w:type="page"/>
       </w:r>
     </w:p>
     <w:p>
@@ -2602,10 +2794,11 @@
         <w:pStyle w:val="berschrift1"/>
       </w:pPr>
       <w:bookmarkStart w:id="8" w:name="theoretischer-rahmen"/>
-      <w:bookmarkStart w:id="9" w:name="_Toc221111855"/>
+      <w:bookmarkStart w:id="9" w:name="_Toc221120191"/>
       <w:bookmarkEnd w:id="0"/>
       <w:bookmarkEnd w:id="6"/>
       <w:r>
+        <w:lastRenderedPageBreak/>
         <w:t>2. Theoretischer Rahmen</w:t>
       </w:r>
       <w:bookmarkEnd w:id="9"/>
@@ -2615,7 +2808,7 @@
         <w:pStyle w:val="berschrift2"/>
       </w:pPr>
       <w:bookmarkStart w:id="10" w:name="Xfbf96715365a2758d9c897d09bdcb396309ca18"/>
-      <w:bookmarkStart w:id="11" w:name="_Toc221111856"/>
+      <w:bookmarkStart w:id="11" w:name="_Toc221120192"/>
       <w:r>
         <w:t>2.1 Community Health Systems (CHS) im Global Health Kontext</w:t>
       </w:r>
@@ -2636,15 +2829,21 @@
           <w:rFonts w:ascii="Arial" w:hAnsi="Arial" w:cs="Arial"/>
           <w:lang w:val="de-DE"/>
         </w:rPr>
-        <w:t xml:space="preserve">CHS fungieren als hybride Strukturen an der Schnittstelle zwischen formellen Systemen und lokaler Bevölkerung. Zentrale Akteure sind die Community Health Workers (CHWs). Während die offizielle Rhetorik auf „Empowerment“ setzt, zeigt die Praxis oft eine instrumentelle Logik: Die Gemeinschaft wird zum Objekt einer </w:t>
+        <w:t xml:space="preserve">CHS operieren als hybride Schnittstellen zwischen formalen Gesundheitssystemen und lokalen Gemeinschaften. Während politische Rhetorik das „Empowerment“ betont, folgt die Praxis oft einer instrumentellen Logik: Community Health Workers (CHWs) werden als kostengünstige Verlängerung des staatlichen Arms eingesetzt, um globale Indikatoren (z.B. Malaria-Inzidenz) zu optimieren (Kane et al. 2016). Dieses funktionale Ungleichgewicht bildet den strukturellen Nährboden für </w:t>
       </w:r>
       <w:r>
         <w:rPr>
           <w:rFonts w:ascii="Arial" w:hAnsi="Arial" w:cs="Arial"/>
           <w:lang w:val="de-DE"/>
         </w:rPr>
-        <w:lastRenderedPageBreak/>
-        <w:t>Intervention degradiert, deren Erfolg an globalen Zielen wie Impfquoten gemessen wird (Kane et al. 2016). Dieses strukturelle Ungleichgewicht bildet den Nährboden für Widerstand.</w:t>
+        <w:t>Konflikte</w:t>
+      </w:r>
+      <w:r>
+        <w:rPr>
+          <w:rFonts w:ascii="Arial" w:hAnsi="Arial" w:cs="Arial"/>
+          <w:lang w:val="de-DE"/>
+        </w:rPr>
+        <w:t>.</w:t>
       </w:r>
     </w:p>
     <w:p>
@@ -2652,7 +2851,7 @@
         <w:pStyle w:val="berschrift2"/>
       </w:pPr>
       <w:bookmarkStart w:id="12" w:name="Xbca904e7d562fd3ac162bf6194d606793e35247"/>
-      <w:bookmarkStart w:id="13" w:name="_Toc221111857"/>
+      <w:bookmarkStart w:id="13" w:name="_Toc221120193"/>
       <w:bookmarkEnd w:id="10"/>
       <w:r>
         <w:t>2.2 Biopolitik und Machttechnologien nach Foucault</w:t>
@@ -2673,13 +2872,71 @@
           <w:rFonts w:ascii="Arial" w:hAnsi="Arial" w:cs="Arial"/>
           <w:lang w:val="de-DE"/>
         </w:rPr>
-        <w:t xml:space="preserve">Nach Michel Foucault ist Gesundheit ein Feld der „Biomacht“ (Bio-power), die Leben verwaltet und optimiert. </w:t>
-      </w:r>
+        <w:t>Nach Michel Foucault ist Gesundheit ein Feld der „</w:t>
+      </w:r>
+      <w:proofErr w:type="spellStart"/>
       <w:r>
         <w:rPr>
           <w:rFonts w:ascii="Arial" w:hAnsi="Arial" w:cs="Arial"/>
-        </w:rPr>
-        <w:t>Perron et al. (2005) differenzieren zwei Achsen:</w:t>
+          <w:lang w:val="de-DE"/>
+        </w:rPr>
+        <w:t>Biomacht</w:t>
+      </w:r>
+      <w:proofErr w:type="spellEnd"/>
+      <w:r>
+        <w:rPr>
+          <w:rFonts w:ascii="Arial" w:hAnsi="Arial" w:cs="Arial"/>
+          <w:lang w:val="de-DE"/>
+        </w:rPr>
+        <w:t xml:space="preserve">“ (Bio-power), die Leben verwaltet und optimiert. </w:t>
+      </w:r>
+      <w:r>
+        <w:rPr>
+          <w:rFonts w:ascii="Arial" w:hAnsi="Arial" w:cs="Arial"/>
+        </w:rPr>
+        <w:t xml:space="preserve">Perron et al. (2005) </w:t>
+      </w:r>
+      <w:proofErr w:type="spellStart"/>
+      <w:r>
+        <w:rPr>
+          <w:rFonts w:ascii="Arial" w:hAnsi="Arial" w:cs="Arial"/>
+        </w:rPr>
+        <w:t>differenzieren</w:t>
+      </w:r>
+      <w:proofErr w:type="spellEnd"/>
+      <w:r>
+        <w:rPr>
+          <w:rFonts w:ascii="Arial" w:hAnsi="Arial" w:cs="Arial"/>
+        </w:rPr>
+        <w:t xml:space="preserve"> </w:t>
+      </w:r>
+      <w:proofErr w:type="spellStart"/>
+      <w:r>
+        <w:rPr>
+          <w:rFonts w:ascii="Arial" w:hAnsi="Arial" w:cs="Arial"/>
+        </w:rPr>
+        <w:t>zwei</w:t>
+      </w:r>
+      <w:proofErr w:type="spellEnd"/>
+      <w:r>
+        <w:rPr>
+          <w:rFonts w:ascii="Arial" w:hAnsi="Arial" w:cs="Arial"/>
+        </w:rPr>
+        <w:t xml:space="preserve"> </w:t>
+      </w:r>
+      <w:proofErr w:type="spellStart"/>
+      <w:r>
+        <w:rPr>
+          <w:rFonts w:ascii="Arial" w:hAnsi="Arial" w:cs="Arial"/>
+        </w:rPr>
+        <w:t>Achsen</w:t>
+      </w:r>
+      <w:proofErr w:type="spellEnd"/>
+      <w:r>
+        <w:rPr>
+          <w:rFonts w:ascii="Arial" w:hAnsi="Arial" w:cs="Arial"/>
+        </w:rPr>
+        <w:t>:</w:t>
       </w:r>
     </w:p>
     <w:p>
@@ -2696,6 +2953,7 @@
           <w:lang w:val="de-DE"/>
         </w:rPr>
       </w:pPr>
+      <w:proofErr w:type="spellStart"/>
       <w:r>
         <w:rPr>
           <w:rFonts w:ascii="Arial" w:hAnsi="Arial" w:cs="Arial"/>
@@ -2703,14 +2961,56 @@
           <w:bCs/>
           <w:lang w:val="de-DE"/>
         </w:rPr>
-        <w:t>Anatomo-Politik:</w:t>
+        <w:t>Anatomo</w:t>
+      </w:r>
+      <w:proofErr w:type="spellEnd"/>
+      <w:r>
+        <w:rPr>
+          <w:rFonts w:ascii="Arial" w:hAnsi="Arial" w:cs="Arial"/>
+          <w:b/>
+          <w:bCs/>
+          <w:lang w:val="de-DE"/>
+        </w:rPr>
+        <w:t>-Politik:</w:t>
       </w:r>
       <w:r>
         <w:rPr>
           <w:rFonts w:ascii="Arial" w:hAnsi="Arial" w:cs="Arial"/>
           <w:lang w:val="de-DE"/>
         </w:rPr>
-        <w:t xml:space="preserve"> Die Disziplinierung des individuellen Körpers (docile bodies) durch Überwachung und Normierung.</w:t>
+        <w:t xml:space="preserve"> Die Disziplinierung des individuellen Körpers (</w:t>
+      </w:r>
+      <w:proofErr w:type="spellStart"/>
+      <w:r>
+        <w:rPr>
+          <w:rFonts w:ascii="Arial" w:hAnsi="Arial" w:cs="Arial"/>
+          <w:lang w:val="de-DE"/>
+        </w:rPr>
+        <w:t>docile</w:t>
+      </w:r>
+      <w:proofErr w:type="spellEnd"/>
+      <w:r>
+        <w:rPr>
+          <w:rFonts w:ascii="Arial" w:hAnsi="Arial" w:cs="Arial"/>
+          <w:lang w:val="de-DE"/>
+        </w:rPr>
+        <w:t xml:space="preserve"> </w:t>
+      </w:r>
+      <w:proofErr w:type="spellStart"/>
+      <w:r>
+        <w:rPr>
+          <w:rFonts w:ascii="Arial" w:hAnsi="Arial" w:cs="Arial"/>
+          <w:lang w:val="de-DE"/>
+        </w:rPr>
+        <w:t>bodies</w:t>
+      </w:r>
+      <w:proofErr w:type="spellEnd"/>
+      <w:r>
+        <w:rPr>
+          <w:rFonts w:ascii="Arial" w:hAnsi="Arial" w:cs="Arial"/>
+          <w:lang w:val="de-DE"/>
+        </w:rPr>
+        <w:t>) durch Überwachung und Normierung.</w:t>
       </w:r>
     </w:p>
     <w:p>
@@ -2757,7 +3057,7 @@
         <w:pStyle w:val="berschrift2"/>
       </w:pPr>
       <w:bookmarkStart w:id="14" w:name="X6bde636ece0f40fadf8e542c9dbe7878d082b1f"/>
-      <w:bookmarkStart w:id="15" w:name="_Toc221111858"/>
+      <w:bookmarkStart w:id="15" w:name="_Toc221120194"/>
       <w:bookmarkEnd w:id="12"/>
       <w:r>
         <w:t>2.3 Das Konzept der Lebensweltlogik und Reaktanz</w:t>
@@ -2766,9 +3066,8 @@
     </w:p>
     <w:p>
       <w:pPr>
-        <w:pStyle w:val="FirstParagraph"/>
+        <w:pStyle w:val="Textkrper"/>
         <w:spacing w:line="480" w:lineRule="auto"/>
-        <w:jc w:val="both"/>
         <w:rPr>
           <w:rFonts w:ascii="Arial" w:hAnsi="Arial" w:cs="Arial"/>
           <w:lang w:val="de-DE"/>
@@ -2779,40 +3078,18 @@
           <w:rFonts w:ascii="Arial" w:hAnsi="Arial" w:cs="Arial"/>
           <w:lang w:val="de-DE"/>
         </w:rPr>
-        <w:t xml:space="preserve">Ergänzend bietet Jürgen Habermas’ Unterscheidung zwischen „System“ und „Lebenswelt“ einen Analyseramen. Das </w:t>
-      </w:r>
-      <w:r>
-        <w:rPr>
-          <w:rFonts w:ascii="Arial" w:hAnsi="Arial" w:cs="Arial"/>
-          <w:b/>
-          <w:bCs/>
-          <w:lang w:val="de-DE"/>
-        </w:rPr>
-        <w:t>System</w:t>
-      </w:r>
-      <w:r>
+        <w:t>Habermas’ Dichotomie von „System“ und „Lebenswelt“ schärft den Blick für die Kollision zweier Rationalitäten. Das *System* (Geber, Staat) agiert zweckrational nach Effizienz und Protokollen. Die *Lebenswelt* (Dorf, Familie) operiert nach der Logik sozialer Beziehungen und akuter Existenzsicherung.</w:t>
+      </w:r>
+    </w:p>
+    <w:p>
+      <w:pPr>
+        <w:pStyle w:val="Textkrper"/>
+        <w:spacing w:line="480" w:lineRule="auto"/>
         <w:rPr>
           <w:rFonts w:ascii="Arial" w:hAnsi="Arial" w:cs="Arial"/>
           <w:lang w:val="de-DE"/>
         </w:rPr>
-        <w:t xml:space="preserve"> operiert zweckrational nach Effizienz und Protokollen. Die </w:t>
-      </w:r>
-      <w:r>
-        <w:rPr>
-          <w:rFonts w:ascii="Arial" w:hAnsi="Arial" w:cs="Arial"/>
-          <w:b/>
-          <w:bCs/>
-          <w:lang w:val="de-DE"/>
-        </w:rPr>
-        <w:t>Lebenswelt</w:t>
-      </w:r>
-      <w:r>
-        <w:rPr>
-          <w:rFonts w:ascii="Arial" w:hAnsi="Arial" w:cs="Arial"/>
-          <w:lang w:val="de-DE"/>
-        </w:rPr>
-        <w:t xml:space="preserve"> ist der Ort des intuitiven Erfahrungswissens und sozialer Netzwerke.</w:t>
-      </w:r>
+      </w:pPr>
     </w:p>
     <w:p>
       <w:pPr>
@@ -2827,49 +3104,81 @@
       <w:r>
         <w:rPr>
           <w:rFonts w:ascii="Arial" w:hAnsi="Arial" w:cs="Arial"/>
-          <w:b/>
-          <w:bCs/>
           <w:lang w:val="de-DE"/>
         </w:rPr>
-        <w:t>Tabelle 1: Gegenüberstellung der Logiken (nach Habermas)</w:t>
+        <w:t xml:space="preserve">**Tabelle 1: Divergierende Rationalitäten (adaptiert nach </w:t>
+      </w:r>
+      <w:proofErr w:type="gramStart"/>
+      <w:r>
+        <w:rPr>
+          <w:rFonts w:ascii="Arial" w:hAnsi="Arial" w:cs="Arial"/>
+          <w:lang w:val="de-DE"/>
+        </w:rPr>
+        <w:t>Habermas)*</w:t>
+      </w:r>
+      <w:proofErr w:type="gramEnd"/>
+      <w:r>
+        <w:rPr>
+          <w:rFonts w:ascii="Arial" w:hAnsi="Arial" w:cs="Arial"/>
+          <w:lang w:val="de-DE"/>
+        </w:rPr>
+        <w:t>*</w:t>
       </w:r>
     </w:p>
     <w:tbl>
       <w:tblPr>
-        <w:tblStyle w:val="Table"/>
         <w:tblW w:w="0" w:type="auto"/>
-        <w:tblLook w:val="0020" w:firstRow="1" w:lastRow="0" w:firstColumn="0" w:lastColumn="0" w:noHBand="0" w:noVBand="0"/>
+        <w:tblCellSpacing w:w="15" w:type="dxa"/>
+        <w:tblBorders>
+          <w:top w:val="single" w:sz="4" w:space="0" w:color="auto"/>
+          <w:left w:val="single" w:sz="4" w:space="0" w:color="auto"/>
+          <w:bottom w:val="single" w:sz="4" w:space="0" w:color="auto"/>
+          <w:right w:val="single" w:sz="4" w:space="0" w:color="auto"/>
+          <w:insideH w:val="single" w:sz="4" w:space="0" w:color="auto"/>
+          <w:insideV w:val="single" w:sz="4" w:space="0" w:color="auto"/>
+        </w:tblBorders>
+        <w:tblCellMar>
+          <w:top w:w="15" w:type="dxa"/>
+          <w:left w:w="15" w:type="dxa"/>
+          <w:bottom w:w="15" w:type="dxa"/>
+          <w:right w:w="15" w:type="dxa"/>
+        </w:tblCellMar>
+        <w:tblLook w:val="04A0" w:firstRow="1" w:lastRow="0" w:firstColumn="1" w:lastColumn="0" w:noHBand="0" w:noVBand="1"/>
       </w:tblPr>
       <w:tblGrid>
-        <w:gridCol w:w="1896"/>
-        <w:gridCol w:w="3250"/>
-        <w:gridCol w:w="3358"/>
+        <w:gridCol w:w="1476"/>
+        <w:gridCol w:w="2020"/>
+        <w:gridCol w:w="1448"/>
+        <w:gridCol w:w="1741"/>
+        <w:gridCol w:w="1809"/>
       </w:tblGrid>
       <w:tr>
         <w:trPr>
-          <w:cnfStyle w:val="100000000000" w:firstRow="1" w:lastRow="0" w:firstColumn="0" w:lastColumn="0" w:oddVBand="0" w:evenVBand="0" w:oddHBand="0" w:evenHBand="0" w:firstRowFirstColumn="0" w:firstRowLastColumn="0" w:lastRowFirstColumn="0" w:lastRowLastColumn="0"/>
           <w:tblHeader/>
+          <w:tblCellSpacing w:w="15" w:type="dxa"/>
         </w:trPr>
         <w:tc>
           <w:tcPr>
             <w:tcW w:w="0" w:type="auto"/>
+            <w:vAlign w:val="center"/>
+            <w:hideMark/>
           </w:tcPr>
           <w:p>
             <w:pPr>
-              <w:pStyle w:val="Compact"/>
+              <w:pStyle w:val="Textkrper"/>
               <w:spacing w:line="480" w:lineRule="auto"/>
               <w:jc w:val="both"/>
               <w:rPr>
                 <w:rFonts w:ascii="Arial" w:hAnsi="Arial" w:cs="Arial"/>
-                <w:sz w:val="24"/>
-                <w:szCs w:val="24"/>
+                <w:lang w:val="de-DE"/>
               </w:rPr>
             </w:pPr>
             <w:r>
               <w:rPr>
                 <w:rFonts w:ascii="Arial" w:hAnsi="Arial" w:cs="Arial"/>
-                <w:sz w:val="24"/>
-                <w:szCs w:val="24"/>
+                <w:b/>
+                <w:bCs/>
+                <w:lang w:val="de-DE"/>
               </w:rPr>
               <w:t>Kategorie</w:t>
             </w:r>
@@ -2878,68 +3187,44 @@
         <w:tc>
           <w:tcPr>
             <w:tcW w:w="0" w:type="auto"/>
+            <w:vAlign w:val="center"/>
+            <w:hideMark/>
           </w:tcPr>
           <w:p>
             <w:pPr>
-              <w:pStyle w:val="Compact"/>
+              <w:pStyle w:val="Textkrper"/>
               <w:spacing w:line="480" w:lineRule="auto"/>
               <w:jc w:val="both"/>
               <w:rPr>
                 <w:rFonts w:ascii="Arial" w:hAnsi="Arial" w:cs="Arial"/>
-                <w:sz w:val="24"/>
-                <w:szCs w:val="24"/>
+                <w:lang w:val="de-DE"/>
               </w:rPr>
             </w:pPr>
             <w:r>
               <w:rPr>
                 <w:rFonts w:ascii="Arial" w:hAnsi="Arial" w:cs="Arial"/>
-                <w:sz w:val="24"/>
-                <w:szCs w:val="24"/>
-              </w:rPr>
-              <w:t>System-Logik (Top-Down)</w:t>
+                <w:b/>
+                <w:bCs/>
+                <w:lang w:val="de-DE"/>
+              </w:rPr>
+              <w:t>Primäres Ziel</w:t>
             </w:r>
           </w:p>
         </w:tc>
         <w:tc>
           <w:tcPr>
             <w:tcW w:w="0" w:type="auto"/>
+            <w:vAlign w:val="center"/>
+            <w:hideMark/>
           </w:tcPr>
           <w:p>
             <w:pPr>
-              <w:pStyle w:val="Compact"/>
+              <w:pStyle w:val="Textkrper"/>
               <w:spacing w:line="480" w:lineRule="auto"/>
               <w:jc w:val="both"/>
               <w:rPr>
                 <w:rFonts w:ascii="Arial" w:hAnsi="Arial" w:cs="Arial"/>
-                <w:sz w:val="24"/>
-                <w:szCs w:val="24"/>
-              </w:rPr>
-            </w:pPr>
-            <w:r>
-              <w:rPr>
-                <w:rFonts w:ascii="Arial" w:hAnsi="Arial" w:cs="Arial"/>
-                <w:sz w:val="24"/>
-                <w:szCs w:val="24"/>
-              </w:rPr>
-              <w:t>Lebenswelt-Logik (Bottom-Up)</w:t>
-            </w:r>
-          </w:p>
-        </w:tc>
-      </w:tr>
-      <w:tr>
-        <w:tc>
-          <w:tcPr>
-            <w:tcW w:w="0" w:type="auto"/>
-          </w:tcPr>
-          <w:p>
-            <w:pPr>
-              <w:pStyle w:val="Compact"/>
-              <w:spacing w:line="480" w:lineRule="auto"/>
-              <w:jc w:val="both"/>
-              <w:rPr>
-                <w:rFonts w:ascii="Arial" w:hAnsi="Arial" w:cs="Arial"/>
-                <w:sz w:val="24"/>
-                <w:szCs w:val="24"/>
+                <w:lang w:val="de-DE"/>
               </w:rPr>
             </w:pPr>
             <w:r>
@@ -2947,78 +3232,85 @@
                 <w:rFonts w:ascii="Arial" w:hAnsi="Arial" w:cs="Arial"/>
                 <w:b/>
                 <w:bCs/>
-                <w:sz w:val="24"/>
-                <w:szCs w:val="24"/>
-              </w:rPr>
-              <w:t>Primäres Ziel</w:t>
+                <w:lang w:val="de-DE"/>
+              </w:rPr>
+              <w:t>Zeithorizont</w:t>
             </w:r>
           </w:p>
         </w:tc>
         <w:tc>
           <w:tcPr>
             <w:tcW w:w="0" w:type="auto"/>
+            <w:vAlign w:val="center"/>
+            <w:hideMark/>
           </w:tcPr>
           <w:p>
             <w:pPr>
-              <w:pStyle w:val="Compact"/>
+              <w:pStyle w:val="Textkrper"/>
               <w:spacing w:line="480" w:lineRule="auto"/>
               <w:jc w:val="both"/>
               <w:rPr>
                 <w:rFonts w:ascii="Arial" w:hAnsi="Arial" w:cs="Arial"/>
-                <w:sz w:val="24"/>
-                <w:szCs w:val="24"/>
+                <w:lang w:val="de-DE"/>
               </w:rPr>
             </w:pPr>
             <w:r>
               <w:rPr>
                 <w:rFonts w:ascii="Arial" w:hAnsi="Arial" w:cs="Arial"/>
-                <w:sz w:val="24"/>
-                <w:szCs w:val="24"/>
-              </w:rPr>
-              <w:t>Statistische Risikominimierung</w:t>
+                <w:b/>
+                <w:bCs/>
+                <w:lang w:val="de-DE"/>
+              </w:rPr>
+              <w:t>Wissenstyp</w:t>
             </w:r>
           </w:p>
         </w:tc>
         <w:tc>
           <w:tcPr>
             <w:tcW w:w="0" w:type="auto"/>
+            <w:vAlign w:val="center"/>
+            <w:hideMark/>
           </w:tcPr>
           <w:p>
             <w:pPr>
-              <w:pStyle w:val="Compact"/>
+              <w:pStyle w:val="Textkrper"/>
               <w:spacing w:line="480" w:lineRule="auto"/>
               <w:jc w:val="both"/>
               <w:rPr>
                 <w:rFonts w:ascii="Arial" w:hAnsi="Arial" w:cs="Arial"/>
-                <w:sz w:val="24"/>
-                <w:szCs w:val="24"/>
+                <w:lang w:val="de-DE"/>
               </w:rPr>
             </w:pPr>
             <w:r>
               <w:rPr>
                 <w:rFonts w:ascii="Arial" w:hAnsi="Arial" w:cs="Arial"/>
-                <w:sz w:val="24"/>
-                <w:szCs w:val="24"/>
-              </w:rPr>
-              <w:t>Akute Existenzsicherung</w:t>
+                <w:b/>
+                <w:bCs/>
+                <w:lang w:val="de-DE"/>
+              </w:rPr>
+              <w:t>Wahrnehmung</w:t>
             </w:r>
           </w:p>
         </w:tc>
       </w:tr>
       <w:tr>
+        <w:trPr>
+          <w:tblCellSpacing w:w="15" w:type="dxa"/>
+        </w:trPr>
         <w:tc>
           <w:tcPr>
             <w:tcW w:w="0" w:type="auto"/>
+            <w:vAlign w:val="center"/>
+            <w:hideMark/>
           </w:tcPr>
           <w:p>
             <w:pPr>
-              <w:pStyle w:val="Compact"/>
+              <w:pStyle w:val="Textkrper"/>
               <w:spacing w:line="480" w:lineRule="auto"/>
               <w:jc w:val="both"/>
               <w:rPr>
                 <w:rFonts w:ascii="Arial" w:hAnsi="Arial" w:cs="Arial"/>
-                <w:sz w:val="24"/>
-                <w:szCs w:val="24"/>
+                <w:lang w:val="de-DE"/>
               </w:rPr>
             </w:pPr>
             <w:r>
@@ -3026,113 +3318,82 @@
                 <w:rFonts w:ascii="Arial" w:hAnsi="Arial" w:cs="Arial"/>
                 <w:b/>
                 <w:bCs/>
-                <w:sz w:val="24"/>
-                <w:szCs w:val="24"/>
-              </w:rPr>
-              <w:lastRenderedPageBreak/>
-              <w:t>Zeithorizont</w:t>
+                <w:lang w:val="de-DE"/>
+              </w:rPr>
+              <w:t>System-Logik (Top-Down)</w:t>
             </w:r>
           </w:p>
         </w:tc>
         <w:tc>
           <w:tcPr>
             <w:tcW w:w="0" w:type="auto"/>
+            <w:vAlign w:val="center"/>
+            <w:hideMark/>
           </w:tcPr>
           <w:p>
             <w:pPr>
-              <w:pStyle w:val="Compact"/>
+              <w:pStyle w:val="Textkrper"/>
               <w:spacing w:line="480" w:lineRule="auto"/>
               <w:jc w:val="both"/>
               <w:rPr>
                 <w:rFonts w:ascii="Arial" w:hAnsi="Arial" w:cs="Arial"/>
-                <w:sz w:val="24"/>
-                <w:szCs w:val="24"/>
+                <w:lang w:val="de-DE"/>
               </w:rPr>
             </w:pPr>
             <w:r>
               <w:rPr>
                 <w:rFonts w:ascii="Arial" w:hAnsi="Arial" w:cs="Arial"/>
-                <w:sz w:val="24"/>
-                <w:szCs w:val="24"/>
-              </w:rPr>
-              <w:t>Zukunft (Prävention)</w:t>
+                <w:lang w:val="de-DE"/>
+              </w:rPr>
+              <w:t>Statistische Risikoreduktion (Malaria)</w:t>
             </w:r>
           </w:p>
         </w:tc>
         <w:tc>
           <w:tcPr>
             <w:tcW w:w="0" w:type="auto"/>
+            <w:vAlign w:val="center"/>
+            <w:hideMark/>
           </w:tcPr>
           <w:p>
             <w:pPr>
-              <w:pStyle w:val="Compact"/>
+              <w:pStyle w:val="Textkrper"/>
               <w:spacing w:line="480" w:lineRule="auto"/>
               <w:jc w:val="both"/>
               <w:rPr>
                 <w:rFonts w:ascii="Arial" w:hAnsi="Arial" w:cs="Arial"/>
-                <w:sz w:val="24"/>
-                <w:szCs w:val="24"/>
+                <w:lang w:val="de-DE"/>
               </w:rPr>
             </w:pPr>
             <w:r>
               <w:rPr>
                 <w:rFonts w:ascii="Arial" w:hAnsi="Arial" w:cs="Arial"/>
-                <w:sz w:val="24"/>
-                <w:szCs w:val="24"/>
-              </w:rPr>
-              <w:t>Gegenwart (Überleben heute)</w:t>
-            </w:r>
-          </w:p>
-        </w:tc>
-      </w:tr>
-      <w:tr>
-        <w:tc>
-          <w:tcPr>
-            <w:tcW w:w="0" w:type="auto"/>
-          </w:tcPr>
-          <w:p>
-            <w:pPr>
-              <w:pStyle w:val="Compact"/>
-              <w:spacing w:line="480" w:lineRule="auto"/>
-              <w:jc w:val="both"/>
-              <w:rPr>
-                <w:rFonts w:ascii="Arial" w:hAnsi="Arial" w:cs="Arial"/>
-                <w:sz w:val="24"/>
-                <w:szCs w:val="24"/>
-              </w:rPr>
-            </w:pPr>
-            <w:r>
-              <w:rPr>
-                <w:rFonts w:ascii="Arial" w:hAnsi="Arial" w:cs="Arial"/>
-                <w:b/>
-                <w:bCs/>
-                <w:sz w:val="24"/>
-                <w:szCs w:val="24"/>
-              </w:rPr>
-              <w:t>Wissenstyp</w:t>
+                <w:lang w:val="de-DE"/>
+              </w:rPr>
+              <w:t>Zukunft (Prävention)</w:t>
             </w:r>
           </w:p>
         </w:tc>
         <w:tc>
           <w:tcPr>
             <w:tcW w:w="0" w:type="auto"/>
+            <w:vAlign w:val="center"/>
+            <w:hideMark/>
           </w:tcPr>
           <w:p>
             <w:pPr>
-              <w:pStyle w:val="Compact"/>
+              <w:pStyle w:val="Textkrper"/>
               <w:spacing w:line="480" w:lineRule="auto"/>
               <w:jc w:val="both"/>
               <w:rPr>
                 <w:rFonts w:ascii="Arial" w:hAnsi="Arial" w:cs="Arial"/>
-                <w:sz w:val="24"/>
-                <w:szCs w:val="24"/>
+                <w:lang w:val="de-DE"/>
               </w:rPr>
             </w:pPr>
             <w:r>
               <w:rPr>
                 <w:rFonts w:ascii="Arial" w:hAnsi="Arial" w:cs="Arial"/>
-                <w:sz w:val="24"/>
-                <w:szCs w:val="24"/>
+                <w:lang w:val="de-DE"/>
               </w:rPr>
               <w:t>Biomedizinisch, quantitativ</w:t>
             </w:r>
@@ -3141,43 +3402,47 @@
         <w:tc>
           <w:tcPr>
             <w:tcW w:w="0" w:type="auto"/>
+            <w:vAlign w:val="center"/>
+            <w:hideMark/>
           </w:tcPr>
           <w:p>
             <w:pPr>
-              <w:pStyle w:val="Compact"/>
+              <w:pStyle w:val="Textkrper"/>
               <w:spacing w:line="480" w:lineRule="auto"/>
               <w:jc w:val="both"/>
               <w:rPr>
                 <w:rFonts w:ascii="Arial" w:hAnsi="Arial" w:cs="Arial"/>
-                <w:sz w:val="24"/>
-                <w:szCs w:val="24"/>
+                <w:lang w:val="de-DE"/>
               </w:rPr>
             </w:pPr>
             <w:r>
               <w:rPr>
                 <w:rFonts w:ascii="Arial" w:hAnsi="Arial" w:cs="Arial"/>
-                <w:sz w:val="24"/>
-                <w:szCs w:val="24"/>
-              </w:rPr>
-              <w:t>Pragmatisch, erfahrungsbasiert</w:t>
+                <w:lang w:val="de-DE"/>
+              </w:rPr>
+              <w:t>Mensch als Datenträger/Fall</w:t>
             </w:r>
           </w:p>
         </w:tc>
       </w:tr>
       <w:tr>
+        <w:trPr>
+          <w:tblCellSpacing w:w="15" w:type="dxa"/>
+        </w:trPr>
         <w:tc>
           <w:tcPr>
             <w:tcW w:w="0" w:type="auto"/>
+            <w:vAlign w:val="center"/>
+            <w:hideMark/>
           </w:tcPr>
           <w:p>
             <w:pPr>
-              <w:pStyle w:val="Compact"/>
+              <w:pStyle w:val="Textkrper"/>
               <w:spacing w:line="480" w:lineRule="auto"/>
               <w:jc w:val="both"/>
               <w:rPr>
                 <w:rFonts w:ascii="Arial" w:hAnsi="Arial" w:cs="Arial"/>
-                <w:sz w:val="24"/>
-                <w:szCs w:val="24"/>
+                <w:lang w:val="de-DE"/>
               </w:rPr>
             </w:pPr>
             <w:r>
@@ -3185,58 +3450,107 @@
                 <w:rFonts w:ascii="Arial" w:hAnsi="Arial" w:cs="Arial"/>
                 <w:b/>
                 <w:bCs/>
-                <w:sz w:val="24"/>
-                <w:szCs w:val="24"/>
-              </w:rPr>
-              <w:t>Wahrnehmung</w:t>
+                <w:lang w:val="de-DE"/>
+              </w:rPr>
+              <w:t>Lebenswelt-Logik (Bottom-Up)</w:t>
             </w:r>
           </w:p>
         </w:tc>
         <w:tc>
           <w:tcPr>
             <w:tcW w:w="0" w:type="auto"/>
+            <w:vAlign w:val="center"/>
+            <w:hideMark/>
           </w:tcPr>
           <w:p>
             <w:pPr>
-              <w:pStyle w:val="Compact"/>
+              <w:pStyle w:val="Textkrper"/>
               <w:spacing w:line="480" w:lineRule="auto"/>
               <w:jc w:val="both"/>
               <w:rPr>
                 <w:rFonts w:ascii="Arial" w:hAnsi="Arial" w:cs="Arial"/>
-                <w:sz w:val="24"/>
-                <w:szCs w:val="24"/>
+                <w:lang w:val="de-DE"/>
               </w:rPr>
             </w:pPr>
             <w:r>
               <w:rPr>
                 <w:rFonts w:ascii="Arial" w:hAnsi="Arial" w:cs="Arial"/>
-                <w:sz w:val="24"/>
-                <w:szCs w:val="24"/>
-              </w:rPr>
-              <w:t>Mensch als Datenträger</w:t>
+                <w:lang w:val="de-DE"/>
+              </w:rPr>
+              <w:t>Akute Existenzsicherung (Hunger)</w:t>
             </w:r>
           </w:p>
         </w:tc>
         <w:tc>
           <w:tcPr>
             <w:tcW w:w="0" w:type="auto"/>
+            <w:vAlign w:val="center"/>
+            <w:hideMark/>
           </w:tcPr>
           <w:p>
             <w:pPr>
-              <w:pStyle w:val="Compact"/>
+              <w:pStyle w:val="Textkrper"/>
               <w:spacing w:line="480" w:lineRule="auto"/>
               <w:jc w:val="both"/>
               <w:rPr>
                 <w:rFonts w:ascii="Arial" w:hAnsi="Arial" w:cs="Arial"/>
-                <w:sz w:val="24"/>
-                <w:szCs w:val="24"/>
+                <w:lang w:val="de-DE"/>
               </w:rPr>
             </w:pPr>
             <w:r>
               <w:rPr>
                 <w:rFonts w:ascii="Arial" w:hAnsi="Arial" w:cs="Arial"/>
-                <w:sz w:val="24"/>
-                <w:szCs w:val="24"/>
+                <w:lang w:val="de-DE"/>
+              </w:rPr>
+              <w:t>Gegenwart (Überleben heute)</w:t>
+            </w:r>
+          </w:p>
+        </w:tc>
+        <w:tc>
+          <w:tcPr>
+            <w:tcW w:w="0" w:type="auto"/>
+            <w:vAlign w:val="center"/>
+            <w:hideMark/>
+          </w:tcPr>
+          <w:p>
+            <w:pPr>
+              <w:pStyle w:val="Textkrper"/>
+              <w:spacing w:line="480" w:lineRule="auto"/>
+              <w:jc w:val="both"/>
+              <w:rPr>
+                <w:rFonts w:ascii="Arial" w:hAnsi="Arial" w:cs="Arial"/>
+                <w:lang w:val="de-DE"/>
+              </w:rPr>
+            </w:pPr>
+            <w:r>
+              <w:rPr>
+                <w:rFonts w:ascii="Arial" w:hAnsi="Arial" w:cs="Arial"/>
+                <w:lang w:val="de-DE"/>
+              </w:rPr>
+              <w:t>Pragmatisch, kontextuell</w:t>
+            </w:r>
+          </w:p>
+        </w:tc>
+        <w:tc>
+          <w:tcPr>
+            <w:tcW w:w="0" w:type="auto"/>
+            <w:vAlign w:val="center"/>
+            <w:hideMark/>
+          </w:tcPr>
+          <w:p>
+            <w:pPr>
+              <w:pStyle w:val="Textkrper"/>
+              <w:spacing w:line="480" w:lineRule="auto"/>
+              <w:jc w:val="both"/>
+              <w:rPr>
+                <w:rFonts w:ascii="Arial" w:hAnsi="Arial" w:cs="Arial"/>
+                <w:lang w:val="de-DE"/>
+              </w:rPr>
+            </w:pPr>
+            <w:r>
+              <w:rPr>
+                <w:rFonts w:ascii="Arial" w:hAnsi="Arial" w:cs="Arial"/>
+                <w:lang w:val="de-DE"/>
               </w:rPr>
               <w:t>Mensch als handelndes Subjekt</w:t>
             </w:r>
@@ -3259,61 +3573,71 @@
           <w:rFonts w:ascii="Arial" w:hAnsi="Arial" w:cs="Arial"/>
           <w:lang w:val="de-DE"/>
         </w:rPr>
-        <w:t xml:space="preserve">Ein „Lack of Fit“ entsteht, wenn Systemimperative die Lebenswelt kolonialisieren (Habermas). Psychologisch reagiert die Bevölkerung mit </w:t>
-      </w:r>
-      <w:r>
-        <w:rPr>
-          <w:rFonts w:ascii="Arial" w:hAnsi="Arial" w:cs="Arial"/>
-          <w:b/>
-          <w:bCs/>
-          <w:lang w:val="de-DE"/>
-        </w:rPr>
-        <w:t>Reaktanz</w:t>
-      </w:r>
+        <w:t xml:space="preserve">Ein „Lack </w:t>
+      </w:r>
+      <w:proofErr w:type="spellStart"/>
       <w:r>
         <w:rPr>
           <w:rFonts w:ascii="Arial" w:hAnsi="Arial" w:cs="Arial"/>
           <w:lang w:val="de-DE"/>
         </w:rPr>
-        <w:t>: Die bedrohte Handlungsautonomie wird durch Widerstand verteidigt, was das Scheitern der Systemlogik signalisiert, lokale Komplexitäten zu integrieren.</w:t>
-      </w:r>
-    </w:p>
-    <w:p>
-      <w:pPr>
-        <w:spacing w:line="480" w:lineRule="auto"/>
+        <w:t>of</w:t>
+      </w:r>
+      <w:proofErr w:type="spellEnd"/>
+      <w:r>
         <w:rPr>
           <w:rFonts w:ascii="Arial" w:hAnsi="Arial" w:cs="Arial"/>
-        </w:rPr>
-      </w:pPr>
-      <w:r>
-        <w:rPr>
-          <w:rFonts w:ascii="Arial" w:hAnsi="Arial" w:cs="Arial"/>
-        </w:rPr>
-        <w:pict w14:anchorId="5C282B97">
-          <v:rect id="_x0000_i1026" style="width:0;height:1.5pt" o:hralign="center" o:hrstd="t" o:hr="t"/>
-        </w:pict>
+          <w:lang w:val="de-DE"/>
+        </w:rPr>
+        <w:t xml:space="preserve"> Fit“ entsteht, wenn Systemimperative die Lebenswelt kolonialisieren. Psychologische Reaktanz ist die Folge: Die Verteidigung der Handlungsautonomie gegen eine Intervention, die lokale Komplexität (z.B. Nahrungsknappheit) ignoriert.</w:t>
       </w:r>
     </w:p>
     <w:p>
       <w:pPr>
         <w:pStyle w:val="berschrift1"/>
+        <w:rPr>
+          <w:lang w:val="en-US"/>
+        </w:rPr>
       </w:pPr>
       <w:bookmarkStart w:id="16" w:name="machtasymmetrien-in-chs"/>
-      <w:bookmarkStart w:id="17" w:name="_Toc221111859"/>
+      <w:bookmarkStart w:id="17" w:name="_Toc221120195"/>
       <w:bookmarkEnd w:id="8"/>
       <w:bookmarkEnd w:id="14"/>
       <w:r>
-        <w:t>3. Machtasymmetrien in CHS</w:t>
+        <w:rPr>
+          <w:lang w:val="en-US"/>
+        </w:rPr>
+        <w:t xml:space="preserve">3. </w:t>
+      </w:r>
+      <w:proofErr w:type="spellStart"/>
+      <w:r>
+        <w:rPr>
+          <w:lang w:val="en-US"/>
+        </w:rPr>
+        <w:t>Machtasymmetrien</w:t>
+      </w:r>
+      <w:proofErr w:type="spellEnd"/>
+      <w:r>
+        <w:rPr>
+          <w:lang w:val="en-US"/>
+        </w:rPr>
+        <w:t xml:space="preserve"> in CHS</w:t>
       </w:r>
       <w:bookmarkEnd w:id="17"/>
     </w:p>
     <w:p>
       <w:pPr>
         <w:pStyle w:val="berschrift2"/>
+        <w:rPr>
+          <w:lang w:val="en-US"/>
+        </w:rPr>
       </w:pPr>
       <w:bookmarkStart w:id="18" w:name="agents-of-care-vs.-agents-of-the-state"/>
-      <w:bookmarkStart w:id="19" w:name="_Toc221111860"/>
-      <w:r>
+      <w:bookmarkStart w:id="19" w:name="_Toc221120196"/>
+      <w:r>
+        <w:rPr>
+          <w:lang w:val="en-US"/>
+        </w:rPr>
         <w:t>3.1 Agents of Care vs. Agents of the State</w:t>
       </w:r>
       <w:bookmarkEnd w:id="19"/>
@@ -3333,39 +3657,70 @@
           <w:rFonts w:ascii="Arial" w:hAnsi="Arial" w:cs="Arial"/>
           <w:lang w:val="de-DE"/>
         </w:rPr>
-        <w:t xml:space="preserve">In der Global-Health-Rhetorik werden CHWs als „Health Heroes“ gefeiert. Aus der Perspektive von Perron et al. (2005) offenbart sich jedoch eine Rollenambivalenz: Der intendierte </w:t>
-      </w:r>
-      <w:r>
-        <w:rPr>
-          <w:rFonts w:ascii="Arial" w:hAnsi="Arial" w:cs="Arial"/>
-          <w:b/>
-          <w:bCs/>
-          <w:lang w:val="de-DE"/>
-        </w:rPr>
-        <w:t>Agent of Care</w:t>
+        <w:t xml:space="preserve">In </w:t>
       </w:r>
       <w:r>
         <w:rPr>
           <w:rFonts w:ascii="Arial" w:hAnsi="Arial" w:cs="Arial"/>
           <w:lang w:val="de-DE"/>
         </w:rPr>
-        <w:t xml:space="preserve"> transformiert sich für die Bevölkerung oft in einen </w:t>
-      </w:r>
-      <w:r>
-        <w:rPr>
-          <w:rFonts w:ascii="Arial" w:hAnsi="Arial" w:cs="Arial"/>
-          <w:b/>
-          <w:bCs/>
-          <w:lang w:val="de-DE"/>
-        </w:rPr>
-        <w:t>Agent of the State</w:t>
-      </w:r>
+        <w:t xml:space="preserve">Das Selbstbild des CHW als „Health Hero“ kollidiert oft mit der Wahrnehmung der Bevölkerung. Perron et al. (2005) identifizieren eine kritische Rollenambivalenz: Der intendierte *Agent </w:t>
+      </w:r>
+      <w:proofErr w:type="spellStart"/>
       <w:r>
         <w:rPr>
           <w:rFonts w:ascii="Arial" w:hAnsi="Arial" w:cs="Arial"/>
           <w:lang w:val="de-DE"/>
         </w:rPr>
-        <w:t>. Wo der Staat ansonsten durch Abwesenheit glänzt, wird der CHW zum Symbol staatlicher Übergriffigkeit und Disziplinierung.</w:t>
+        <w:t>of</w:t>
+      </w:r>
+      <w:proofErr w:type="spellEnd"/>
+      <w:r>
+        <w:rPr>
+          <w:rFonts w:ascii="Arial" w:hAnsi="Arial" w:cs="Arial"/>
+          <w:lang w:val="de-DE"/>
+        </w:rPr>
+        <w:t xml:space="preserve"> Care* transformiert sich in den Augen der Community zum *Agent </w:t>
+      </w:r>
+      <w:proofErr w:type="spellStart"/>
+      <w:r>
+        <w:rPr>
+          <w:rFonts w:ascii="Arial" w:hAnsi="Arial" w:cs="Arial"/>
+          <w:lang w:val="de-DE"/>
+        </w:rPr>
+        <w:t>of</w:t>
+      </w:r>
+      <w:proofErr w:type="spellEnd"/>
+      <w:r>
+        <w:rPr>
+          <w:rFonts w:ascii="Arial" w:hAnsi="Arial" w:cs="Arial"/>
+          <w:lang w:val="de-DE"/>
+        </w:rPr>
+        <w:t xml:space="preserve"> </w:t>
+      </w:r>
+      <w:proofErr w:type="spellStart"/>
+      <w:r>
+        <w:rPr>
+          <w:rFonts w:ascii="Arial" w:hAnsi="Arial" w:cs="Arial"/>
+          <w:lang w:val="de-DE"/>
+        </w:rPr>
+        <w:t>the</w:t>
+      </w:r>
+      <w:proofErr w:type="spellEnd"/>
+      <w:r>
+        <w:rPr>
+          <w:rFonts w:ascii="Arial" w:hAnsi="Arial" w:cs="Arial"/>
+          <w:lang w:val="de-DE"/>
+        </w:rPr>
+        <w:t xml:space="preserve"> State*. In Regionen, wo der Staat </w:t>
+      </w:r>
+      <w:r>
+        <w:rPr>
+          <w:rFonts w:ascii="Arial" w:hAnsi="Arial" w:cs="Arial"/>
+          <w:lang w:val="de-DE"/>
+        </w:rPr>
+        <w:lastRenderedPageBreak/>
+        <w:t>primär durch Vernachlässigung oder Repression präsent ist, wird der CHW – ausgestattet mit Uniform und Tablet – zum Symbol staatlicher Übergriffigkeit. Er bringt nicht nur Medikamente, sondern auch die „Blicke des Staates“ in die Privatsphäre.</w:t>
       </w:r>
     </w:p>
     <w:p>
@@ -3392,6 +3747,14 @@
       <w:tblPr>
         <w:tblStyle w:val="Table"/>
         <w:tblW w:w="0" w:type="auto"/>
+        <w:tblBorders>
+          <w:top w:val="double" w:sz="4" w:space="0" w:color="auto"/>
+          <w:left w:val="double" w:sz="4" w:space="0" w:color="auto"/>
+          <w:bottom w:val="double" w:sz="4" w:space="0" w:color="auto"/>
+          <w:right w:val="double" w:sz="4" w:space="0" w:color="auto"/>
+          <w:insideH w:val="double" w:sz="4" w:space="0" w:color="auto"/>
+          <w:insideV w:val="double" w:sz="4" w:space="0" w:color="auto"/>
+        </w:tblBorders>
         <w:tblLook w:val="0020" w:firstRow="1" w:lastRow="0" w:firstColumn="0" w:lastColumn="0" w:noHBand="0" w:noVBand="0"/>
       </w:tblPr>
       <w:tblGrid>
@@ -3407,42 +3770,56 @@
         <w:tc>
           <w:tcPr>
             <w:tcW w:w="0" w:type="auto"/>
+            <w:tcBorders>
+              <w:bottom w:val="none" w:sz="0" w:space="0" w:color="auto"/>
+            </w:tcBorders>
           </w:tcPr>
           <w:p>
             <w:pPr>
-              <w:pStyle w:val="Compact"/>
+              <w:pStyle w:val="Textkrper"/>
               <w:spacing w:line="480" w:lineRule="auto"/>
               <w:jc w:val="both"/>
               <w:rPr>
                 <w:rFonts w:ascii="Arial" w:hAnsi="Arial" w:cs="Arial"/>
+                <w:b/>
+                <w:bCs/>
                 <w:sz w:val="24"/>
                 <w:szCs w:val="24"/>
+                <w:lang w:val="de-DE"/>
               </w:rPr>
             </w:pPr>
+            <w:proofErr w:type="spellStart"/>
             <w:r>
               <w:rPr>
                 <w:rFonts w:ascii="Arial" w:hAnsi="Arial" w:cs="Arial"/>
+                <w:b/>
+                <w:bCs/>
                 <w:sz w:val="24"/>
                 <w:szCs w:val="24"/>
-              </w:rPr>
-              <w:lastRenderedPageBreak/>
+                <w:lang w:val="de-DE"/>
+              </w:rPr>
               <w:t>Merkmal</w:t>
             </w:r>
+            <w:proofErr w:type="spellEnd"/>
           </w:p>
         </w:tc>
         <w:tc>
           <w:tcPr>
             <w:tcW w:w="0" w:type="auto"/>
+            <w:tcBorders>
+              <w:bottom w:val="none" w:sz="0" w:space="0" w:color="auto"/>
+            </w:tcBorders>
           </w:tcPr>
           <w:p>
             <w:pPr>
-              <w:pStyle w:val="Compact"/>
+              <w:pStyle w:val="Textkrper"/>
               <w:spacing w:line="480" w:lineRule="auto"/>
               <w:jc w:val="both"/>
               <w:rPr>
                 <w:rFonts w:ascii="Arial" w:hAnsi="Arial" w:cs="Arial"/>
                 <w:sz w:val="24"/>
                 <w:szCs w:val="24"/>
+                <w:lang w:val="de-DE"/>
               </w:rPr>
             </w:pPr>
             <w:r>
@@ -3450,24 +3827,49 @@
                 <w:rFonts w:ascii="Arial" w:hAnsi="Arial" w:cs="Arial"/>
                 <w:sz w:val="24"/>
                 <w:szCs w:val="24"/>
-              </w:rPr>
-              <w:t>Agent of Care (Selbstbild)</w:t>
+                <w:lang w:val="de-DE"/>
+              </w:rPr>
+              <w:t>Agent of Care (</w:t>
+            </w:r>
+            <w:proofErr w:type="spellStart"/>
+            <w:r>
+              <w:rPr>
+                <w:rFonts w:ascii="Arial" w:hAnsi="Arial" w:cs="Arial"/>
+                <w:sz w:val="24"/>
+                <w:szCs w:val="24"/>
+                <w:lang w:val="de-DE"/>
+              </w:rPr>
+              <w:t>Selbstbild</w:t>
+            </w:r>
+            <w:proofErr w:type="spellEnd"/>
+            <w:r>
+              <w:rPr>
+                <w:rFonts w:ascii="Arial" w:hAnsi="Arial" w:cs="Arial"/>
+                <w:sz w:val="24"/>
+                <w:szCs w:val="24"/>
+                <w:lang w:val="de-DE"/>
+              </w:rPr>
+              <w:t>)</w:t>
             </w:r>
           </w:p>
         </w:tc>
         <w:tc>
           <w:tcPr>
             <w:tcW w:w="0" w:type="auto"/>
+            <w:tcBorders>
+              <w:bottom w:val="none" w:sz="0" w:space="0" w:color="auto"/>
+            </w:tcBorders>
           </w:tcPr>
           <w:p>
             <w:pPr>
-              <w:pStyle w:val="Compact"/>
+              <w:pStyle w:val="Textkrper"/>
               <w:spacing w:line="480" w:lineRule="auto"/>
               <w:jc w:val="both"/>
               <w:rPr>
                 <w:rFonts w:ascii="Arial" w:hAnsi="Arial" w:cs="Arial"/>
                 <w:sz w:val="24"/>
                 <w:szCs w:val="24"/>
+                <w:lang w:val="de-DE"/>
               </w:rPr>
             </w:pPr>
             <w:r>
@@ -3475,8 +3877,29 @@
                 <w:rFonts w:ascii="Arial" w:hAnsi="Arial" w:cs="Arial"/>
                 <w:sz w:val="24"/>
                 <w:szCs w:val="24"/>
-              </w:rPr>
-              <w:t>Agent of the State (Fremdbild)</w:t>
+                <w:lang w:val="de-DE"/>
+              </w:rPr>
+              <w:t>Agent of the State (</w:t>
+            </w:r>
+            <w:proofErr w:type="spellStart"/>
+            <w:r>
+              <w:rPr>
+                <w:rFonts w:ascii="Arial" w:hAnsi="Arial" w:cs="Arial"/>
+                <w:sz w:val="24"/>
+                <w:szCs w:val="24"/>
+                <w:lang w:val="de-DE"/>
+              </w:rPr>
+              <w:t>Fremdbild</w:t>
+            </w:r>
+            <w:proofErr w:type="spellEnd"/>
+            <w:r>
+              <w:rPr>
+                <w:rFonts w:ascii="Arial" w:hAnsi="Arial" w:cs="Arial"/>
+                <w:sz w:val="24"/>
+                <w:szCs w:val="24"/>
+                <w:lang w:val="de-DE"/>
+              </w:rPr>
+              <w:t>)</w:t>
             </w:r>
           </w:p>
         </w:tc>
@@ -3488,25 +3911,31 @@
           </w:tcPr>
           <w:p>
             <w:pPr>
-              <w:pStyle w:val="Compact"/>
+              <w:pStyle w:val="Textkrper"/>
               <w:spacing w:line="480" w:lineRule="auto"/>
               <w:jc w:val="both"/>
-              <w:rPr>
-                <w:rFonts w:ascii="Arial" w:hAnsi="Arial" w:cs="Arial"/>
-                <w:sz w:val="24"/>
-                <w:szCs w:val="24"/>
-              </w:rPr>
-            </w:pPr>
-            <w:r>
               <w:rPr>
                 <w:rFonts w:ascii="Arial" w:hAnsi="Arial" w:cs="Arial"/>
                 <w:b/>
                 <w:bCs/>
                 <w:sz w:val="24"/>
                 <w:szCs w:val="24"/>
+                <w:lang w:val="de-DE"/>
+              </w:rPr>
+            </w:pPr>
+            <w:proofErr w:type="spellStart"/>
+            <w:r>
+              <w:rPr>
+                <w:rFonts w:ascii="Arial" w:hAnsi="Arial" w:cs="Arial"/>
+                <w:b/>
+                <w:bCs/>
+                <w:sz w:val="24"/>
+                <w:szCs w:val="24"/>
+                <w:lang w:val="de-DE"/>
               </w:rPr>
               <w:t>Funktion</w:t>
             </w:r>
+            <w:proofErr w:type="spellEnd"/>
           </w:p>
         </w:tc>
         <w:tc>
@@ -3515,23 +3944,47 @@
           </w:tcPr>
           <w:p>
             <w:pPr>
-              <w:pStyle w:val="Compact"/>
+              <w:pStyle w:val="Textkrper"/>
               <w:spacing w:line="480" w:lineRule="auto"/>
               <w:jc w:val="both"/>
               <w:rPr>
                 <w:rFonts w:ascii="Arial" w:hAnsi="Arial" w:cs="Arial"/>
                 <w:sz w:val="24"/>
                 <w:szCs w:val="24"/>
+                <w:lang w:val="de-DE"/>
               </w:rPr>
             </w:pPr>
+            <w:proofErr w:type="spellStart"/>
             <w:r>
               <w:rPr>
                 <w:rFonts w:ascii="Arial" w:hAnsi="Arial" w:cs="Arial"/>
                 <w:sz w:val="24"/>
                 <w:szCs w:val="24"/>
-              </w:rPr>
-              <w:t>Unterstützung, Heilung</w:t>
-            </w:r>
+                <w:lang w:val="de-DE"/>
+              </w:rPr>
+              <w:t>Unterstützung</w:t>
+            </w:r>
+            <w:proofErr w:type="spellEnd"/>
+            <w:r>
+              <w:rPr>
+                <w:rFonts w:ascii="Arial" w:hAnsi="Arial" w:cs="Arial"/>
+                <w:sz w:val="24"/>
+                <w:szCs w:val="24"/>
+                <w:lang w:val="de-DE"/>
+              </w:rPr>
+              <w:t xml:space="preserve">, </w:t>
+            </w:r>
+            <w:proofErr w:type="spellStart"/>
+            <w:r>
+              <w:rPr>
+                <w:rFonts w:ascii="Arial" w:hAnsi="Arial" w:cs="Arial"/>
+                <w:sz w:val="24"/>
+                <w:szCs w:val="24"/>
+                <w:lang w:val="de-DE"/>
+              </w:rPr>
+              <w:t>Heilung</w:t>
+            </w:r>
+            <w:proofErr w:type="spellEnd"/>
           </w:p>
         </w:tc>
         <w:tc>
@@ -3540,23 +3993,47 @@
           </w:tcPr>
           <w:p>
             <w:pPr>
-              <w:pStyle w:val="Compact"/>
+              <w:pStyle w:val="Textkrper"/>
               <w:spacing w:line="480" w:lineRule="auto"/>
               <w:jc w:val="both"/>
               <w:rPr>
                 <w:rFonts w:ascii="Arial" w:hAnsi="Arial" w:cs="Arial"/>
                 <w:sz w:val="24"/>
                 <w:szCs w:val="24"/>
+                <w:lang w:val="de-DE"/>
               </w:rPr>
             </w:pPr>
+            <w:proofErr w:type="spellStart"/>
             <w:r>
               <w:rPr>
                 <w:rFonts w:ascii="Arial" w:hAnsi="Arial" w:cs="Arial"/>
                 <w:sz w:val="24"/>
                 <w:szCs w:val="24"/>
-              </w:rPr>
-              <w:t>Überwachung, Disziplinierung</w:t>
-            </w:r>
+                <w:lang w:val="de-DE"/>
+              </w:rPr>
+              <w:t>Überwachung</w:t>
+            </w:r>
+            <w:proofErr w:type="spellEnd"/>
+            <w:r>
+              <w:rPr>
+                <w:rFonts w:ascii="Arial" w:hAnsi="Arial" w:cs="Arial"/>
+                <w:sz w:val="24"/>
+                <w:szCs w:val="24"/>
+                <w:lang w:val="de-DE"/>
+              </w:rPr>
+              <w:t xml:space="preserve">, </w:t>
+            </w:r>
+            <w:proofErr w:type="spellStart"/>
+            <w:r>
+              <w:rPr>
+                <w:rFonts w:ascii="Arial" w:hAnsi="Arial" w:cs="Arial"/>
+                <w:sz w:val="24"/>
+                <w:szCs w:val="24"/>
+                <w:lang w:val="de-DE"/>
+              </w:rPr>
+              <w:t>Disziplinierung</w:t>
+            </w:r>
+            <w:proofErr w:type="spellEnd"/>
           </w:p>
         </w:tc>
       </w:tr>
@@ -3567,25 +4044,31 @@
           </w:tcPr>
           <w:p>
             <w:pPr>
-              <w:pStyle w:val="Compact"/>
+              <w:pStyle w:val="Textkrper"/>
               <w:spacing w:line="480" w:lineRule="auto"/>
               <w:jc w:val="both"/>
-              <w:rPr>
-                <w:rFonts w:ascii="Arial" w:hAnsi="Arial" w:cs="Arial"/>
-                <w:sz w:val="24"/>
-                <w:szCs w:val="24"/>
-              </w:rPr>
-            </w:pPr>
-            <w:r>
               <w:rPr>
                 <w:rFonts w:ascii="Arial" w:hAnsi="Arial" w:cs="Arial"/>
                 <w:b/>
                 <w:bCs/>
                 <w:sz w:val="24"/>
                 <w:szCs w:val="24"/>
+                <w:lang w:val="de-DE"/>
+              </w:rPr>
+            </w:pPr>
+            <w:proofErr w:type="spellStart"/>
+            <w:r>
+              <w:rPr>
+                <w:rFonts w:ascii="Arial" w:hAnsi="Arial" w:cs="Arial"/>
+                <w:b/>
+                <w:bCs/>
+                <w:sz w:val="24"/>
+                <w:szCs w:val="24"/>
+                <w:lang w:val="de-DE"/>
               </w:rPr>
               <w:t>Werkzeug</w:t>
             </w:r>
+            <w:proofErr w:type="spellEnd"/>
           </w:p>
         </w:tc>
         <w:tc>
@@ -3594,23 +4077,47 @@
           </w:tcPr>
           <w:p>
             <w:pPr>
-              <w:pStyle w:val="Compact"/>
+              <w:pStyle w:val="Textkrper"/>
               <w:spacing w:line="480" w:lineRule="auto"/>
               <w:jc w:val="both"/>
               <w:rPr>
                 <w:rFonts w:ascii="Arial" w:hAnsi="Arial" w:cs="Arial"/>
                 <w:sz w:val="24"/>
                 <w:szCs w:val="24"/>
+                <w:lang w:val="de-DE"/>
               </w:rPr>
             </w:pPr>
+            <w:proofErr w:type="spellStart"/>
             <w:r>
               <w:rPr>
                 <w:rFonts w:ascii="Arial" w:hAnsi="Arial" w:cs="Arial"/>
                 <w:sz w:val="24"/>
                 <w:szCs w:val="24"/>
-              </w:rPr>
-              <w:t>Beratung, Behandlung</w:t>
-            </w:r>
+                <w:lang w:val="de-DE"/>
+              </w:rPr>
+              <w:t>Beratung</w:t>
+            </w:r>
+            <w:proofErr w:type="spellEnd"/>
+            <w:r>
+              <w:rPr>
+                <w:rFonts w:ascii="Arial" w:hAnsi="Arial" w:cs="Arial"/>
+                <w:sz w:val="24"/>
+                <w:szCs w:val="24"/>
+                <w:lang w:val="de-DE"/>
+              </w:rPr>
+              <w:t xml:space="preserve">, </w:t>
+            </w:r>
+            <w:proofErr w:type="spellStart"/>
+            <w:r>
+              <w:rPr>
+                <w:rFonts w:ascii="Arial" w:hAnsi="Arial" w:cs="Arial"/>
+                <w:sz w:val="24"/>
+                <w:szCs w:val="24"/>
+                <w:lang w:val="de-DE"/>
+              </w:rPr>
+              <w:t>Behandlung</w:t>
+            </w:r>
+            <w:proofErr w:type="spellEnd"/>
           </w:p>
         </w:tc>
         <w:tc>
@@ -3619,13 +4126,14 @@
           </w:tcPr>
           <w:p>
             <w:pPr>
-              <w:pStyle w:val="Compact"/>
+              <w:pStyle w:val="Textkrper"/>
               <w:spacing w:line="480" w:lineRule="auto"/>
               <w:jc w:val="both"/>
               <w:rPr>
                 <w:rFonts w:ascii="Arial" w:hAnsi="Arial" w:cs="Arial"/>
                 <w:sz w:val="24"/>
                 <w:szCs w:val="24"/>
+                <w:lang w:val="de-DE"/>
               </w:rPr>
             </w:pPr>
             <w:r>
@@ -3633,9 +4141,21 @@
                 <w:rFonts w:ascii="Arial" w:hAnsi="Arial" w:cs="Arial"/>
                 <w:sz w:val="24"/>
                 <w:szCs w:val="24"/>
-              </w:rPr>
-              <w:t>Tablets, Uniform, Datenerfassung</w:t>
-            </w:r>
+                <w:lang w:val="de-DE"/>
+              </w:rPr>
+              <w:t xml:space="preserve">Tablets, Uniform, </w:t>
+            </w:r>
+            <w:proofErr w:type="spellStart"/>
+            <w:r>
+              <w:rPr>
+                <w:rFonts w:ascii="Arial" w:hAnsi="Arial" w:cs="Arial"/>
+                <w:sz w:val="24"/>
+                <w:szCs w:val="24"/>
+                <w:lang w:val="de-DE"/>
+              </w:rPr>
+              <w:t>Datenerfassung</w:t>
+            </w:r>
+            <w:proofErr w:type="spellEnd"/>
           </w:p>
         </w:tc>
       </w:tr>
@@ -3646,25 +4166,31 @@
           </w:tcPr>
           <w:p>
             <w:pPr>
-              <w:pStyle w:val="Compact"/>
+              <w:pStyle w:val="Textkrper"/>
               <w:spacing w:line="480" w:lineRule="auto"/>
               <w:jc w:val="both"/>
-              <w:rPr>
-                <w:rFonts w:ascii="Arial" w:hAnsi="Arial" w:cs="Arial"/>
-                <w:sz w:val="24"/>
-                <w:szCs w:val="24"/>
-              </w:rPr>
-            </w:pPr>
-            <w:r>
               <w:rPr>
                 <w:rFonts w:ascii="Arial" w:hAnsi="Arial" w:cs="Arial"/>
                 <w:b/>
                 <w:bCs/>
                 <w:sz w:val="24"/>
                 <w:szCs w:val="24"/>
+                <w:lang w:val="de-DE"/>
+              </w:rPr>
+            </w:pPr>
+            <w:proofErr w:type="spellStart"/>
+            <w:r>
+              <w:rPr>
+                <w:rFonts w:ascii="Arial" w:hAnsi="Arial" w:cs="Arial"/>
+                <w:b/>
+                <w:bCs/>
+                <w:sz w:val="24"/>
+                <w:szCs w:val="24"/>
+                <w:lang w:val="de-DE"/>
               </w:rPr>
               <w:t>Machtform</w:t>
             </w:r>
+            <w:proofErr w:type="spellEnd"/>
           </w:p>
         </w:tc>
         <w:tc>
@@ -3673,13 +4199,14 @@
           </w:tcPr>
           <w:p>
             <w:pPr>
-              <w:pStyle w:val="Compact"/>
+              <w:pStyle w:val="Textkrper"/>
               <w:spacing w:line="480" w:lineRule="auto"/>
               <w:jc w:val="both"/>
               <w:rPr>
                 <w:rFonts w:ascii="Arial" w:hAnsi="Arial" w:cs="Arial"/>
                 <w:sz w:val="24"/>
                 <w:szCs w:val="24"/>
+                <w:lang w:val="de-DE"/>
               </w:rPr>
             </w:pPr>
             <w:r>
@@ -3687,8 +4214,29 @@
                 <w:rFonts w:ascii="Arial" w:hAnsi="Arial" w:cs="Arial"/>
                 <w:sz w:val="24"/>
                 <w:szCs w:val="24"/>
-              </w:rPr>
-              <w:t>Pastorale Macht (Fürsorge)</w:t>
+                <w:lang w:val="de-DE"/>
+              </w:rPr>
+              <w:t>Pastorale Macht (</w:t>
+            </w:r>
+            <w:proofErr w:type="spellStart"/>
+            <w:r>
+              <w:rPr>
+                <w:rFonts w:ascii="Arial" w:hAnsi="Arial" w:cs="Arial"/>
+                <w:sz w:val="24"/>
+                <w:szCs w:val="24"/>
+                <w:lang w:val="de-DE"/>
+              </w:rPr>
+              <w:t>Fürsorge</w:t>
+            </w:r>
+            <w:proofErr w:type="spellEnd"/>
+            <w:r>
+              <w:rPr>
+                <w:rFonts w:ascii="Arial" w:hAnsi="Arial" w:cs="Arial"/>
+                <w:sz w:val="24"/>
+                <w:szCs w:val="24"/>
+                <w:lang w:val="de-DE"/>
+              </w:rPr>
+              <w:t>)</w:t>
             </w:r>
           </w:p>
         </w:tc>
@@ -3698,22 +4246,55 @@
           </w:tcPr>
           <w:p>
             <w:pPr>
-              <w:pStyle w:val="Compact"/>
+              <w:pStyle w:val="Textkrper"/>
               <w:spacing w:line="480" w:lineRule="auto"/>
               <w:jc w:val="both"/>
               <w:rPr>
                 <w:rFonts w:ascii="Arial" w:hAnsi="Arial" w:cs="Arial"/>
                 <w:sz w:val="24"/>
                 <w:szCs w:val="24"/>
+                <w:lang w:val="de-DE"/>
               </w:rPr>
             </w:pPr>
+            <w:proofErr w:type="spellStart"/>
             <w:r>
               <w:rPr>
                 <w:rFonts w:ascii="Arial" w:hAnsi="Arial" w:cs="Arial"/>
                 <w:sz w:val="24"/>
                 <w:szCs w:val="24"/>
-              </w:rPr>
-              <w:t>Biomacht (Normalisierung)</w:t>
+                <w:lang w:val="de-DE"/>
+              </w:rPr>
+              <w:t>Biomacht</w:t>
+            </w:r>
+            <w:proofErr w:type="spellEnd"/>
+            <w:r>
+              <w:rPr>
+                <w:rFonts w:ascii="Arial" w:hAnsi="Arial" w:cs="Arial"/>
+                <w:sz w:val="24"/>
+                <w:szCs w:val="24"/>
+                <w:lang w:val="de-DE"/>
+              </w:rPr>
+              <w:t xml:space="preserve"> (</w:t>
+            </w:r>
+            <w:proofErr w:type="spellStart"/>
+            <w:r>
+              <w:rPr>
+                <w:rFonts w:ascii="Arial" w:hAnsi="Arial" w:cs="Arial"/>
+                <w:sz w:val="24"/>
+                <w:szCs w:val="24"/>
+                <w:lang w:val="de-DE"/>
+              </w:rPr>
+              <w:t>Normalisierung</w:t>
+            </w:r>
+            <w:proofErr w:type="spellEnd"/>
+            <w:r>
+              <w:rPr>
+                <w:rFonts w:ascii="Arial" w:hAnsi="Arial" w:cs="Arial"/>
+                <w:sz w:val="24"/>
+                <w:szCs w:val="24"/>
+                <w:lang w:val="de-DE"/>
+              </w:rPr>
+              <w:t>)</w:t>
             </w:r>
           </w:p>
         </w:tc>
@@ -3724,7 +4305,7 @@
         <w:pStyle w:val="berschrift2"/>
       </w:pPr>
       <w:bookmarkStart w:id="20" w:name="epistemische-ungerechtigkeit"/>
-      <w:bookmarkStart w:id="21" w:name="_Toc221111861"/>
+      <w:bookmarkStart w:id="21" w:name="_Toc221120197"/>
       <w:bookmarkEnd w:id="18"/>
       <w:r>
         <w:t>3.2 Epistemische Ungerechtigkeit</w:t>
@@ -3746,7 +4327,30 @@
           <w:rFonts w:ascii="Arial" w:hAnsi="Arial" w:cs="Arial"/>
           <w:lang w:val="de-DE"/>
         </w:rPr>
-        <w:t>Ein subtiler Machtfaktor ist die Abwertung lokalen Wissens gegenüber der biomedizinischen Epistemologie. Dieser „Epistemizid“ marginalisiert erfahrungsbasierte Deutungsmuster als „unwissenschaftlich“. Widerstand fungiert hier als Abwehrmechanismus, um die kulturelle Identität und Deutungshoheit über das eigene Leben zu wahren.</w:t>
+        <w:t xml:space="preserve">Ein </w:t>
+      </w:r>
+      <w:r>
+        <w:rPr>
+          <w:rFonts w:ascii="Arial" w:hAnsi="Arial" w:cs="Arial"/>
+          <w:lang w:val="de-DE"/>
+        </w:rPr>
+        <w:t>subtiler, aber wirkmächtiger Faktor ist die Hierarchisierung von Wissen. Lokales Erfahrungswissen wird systematisch als „unwissenschaftlich“ abgewertet („</w:t>
+      </w:r>
+      <w:proofErr w:type="spellStart"/>
+      <w:r>
+        <w:rPr>
+          <w:rFonts w:ascii="Arial" w:hAnsi="Arial" w:cs="Arial"/>
+          <w:lang w:val="de-DE"/>
+        </w:rPr>
+        <w:t>Epistemizid</w:t>
+      </w:r>
+      <w:proofErr w:type="spellEnd"/>
+      <w:r>
+        <w:rPr>
+          <w:rFonts w:ascii="Arial" w:hAnsi="Arial" w:cs="Arial"/>
+          <w:lang w:val="de-DE"/>
+        </w:rPr>
+        <w:t>“). Wenn biomedizinische Protokolle traditionelle Praktiken ohne Dialog ersetzen, fungiert Widerstand als Schutzmechanismus kultureller Identität und Deutungshoheit.</w:t>
       </w:r>
     </w:p>
     <w:p>
@@ -3754,7 +4358,7 @@
         <w:pStyle w:val="berschrift2"/>
       </w:pPr>
       <w:bookmarkStart w:id="22" w:name="digitale-überwachung-und-mortifikation"/>
-      <w:bookmarkStart w:id="23" w:name="_Toc221111862"/>
+      <w:bookmarkStart w:id="23" w:name="_Toc221120198"/>
       <w:bookmarkEnd w:id="20"/>
       <w:r>
         <w:t>3.3 Digitale Überwachung und Mortifikation</w:t>
@@ -3776,43 +4380,33 @@
           <w:rFonts w:ascii="Arial" w:hAnsi="Arial" w:cs="Arial"/>
           <w:lang w:val="de-DE"/>
         </w:rPr>
-        <w:t xml:space="preserve">Die technologische Aufrüstung der CHS durch mHealth-Lösungen verschärft diese Asymmetrie. Wenn der CHW den privaten Wohnraum betritt und Lebensdaten in ein Tablet einspeist, findet eine Form der </w:t>
-      </w:r>
-      <w:r>
-        <w:rPr>
-          <w:rFonts w:ascii="Arial" w:hAnsi="Arial" w:cs="Arial"/>
-          <w:b/>
-          <w:bCs/>
-          <w:lang w:val="de-DE"/>
-        </w:rPr>
-        <w:t>Daten-Mortifikation</w:t>
+        <w:t xml:space="preserve">Die </w:t>
       </w:r>
       <w:r>
         <w:rPr>
           <w:rFonts w:ascii="Arial" w:hAnsi="Arial" w:cs="Arial"/>
           <w:lang w:val="de-DE"/>
         </w:rPr>
-        <w:t xml:space="preserve"> (in Anlehnung an Goffman) statt. Das Individuum wird seiner biografischen Einzigartigkeit beraubt und in standardisierte Datenpunkte transformiert. Die digitale Erfassung fungiert als disziplinierende Technologie, die den Haushalt in eine quasi-totale Institution verwandelt: Der Bewohner wird zum Objekt der Überwachung, dessen Agency hinter der statistischen Norm verschwindet.</w:t>
-      </w:r>
-    </w:p>
-    <w:p>
-      <w:pPr>
-        <w:spacing w:line="480" w:lineRule="auto"/>
+        <w:t xml:space="preserve">Digitalisierung von CHS (mHealth) verschärft diese Asymmetrie. Das Erfassen sensibler Haushaltsdaten auf Tablets bewirkt eine Form der *Mortifikation* (in Anlehnung an Goffman): Das Individuum wird seiner biografischen Einzigartigkeit beraubt und in einen standardisierten Datensatz </w:t>
+      </w:r>
+      <w:r>
         <w:rPr>
           <w:rFonts w:ascii="Arial" w:hAnsi="Arial" w:cs="Arial"/>
-        </w:rPr>
-      </w:pPr>
+          <w:lang w:val="de-DE"/>
+        </w:rPr>
+        <w:lastRenderedPageBreak/>
+        <w:t>transformiert. Zwar wird der private Haushalt nicht zur „totalen Institution“ im strengen Sinne, doch nähern sich die Mechanismen funktional an: Der Wohnraum wird transparenter, das Verhalten überwachbar, und die Bewohner werden zu Objekten einer externen Verwaltung, deren Regeln sie nicht mitbestimmt haben.</w:t>
+      </w:r>
     </w:p>
     <w:p>
       <w:pPr>
         <w:pStyle w:val="berschrift1"/>
       </w:pPr>
       <w:bookmarkStart w:id="24" w:name="X335da26512fc1efc7b917fb4108ebda6b92ad26"/>
-      <w:bookmarkStart w:id="25" w:name="_Toc221111863"/>
+      <w:bookmarkStart w:id="25" w:name="_Toc221120199"/>
       <w:bookmarkEnd w:id="16"/>
       <w:bookmarkEnd w:id="22"/>
       <w:r>
-        <w:lastRenderedPageBreak/>
         <w:t>4. Widerstand als diagnostisches Feedback-Instrument</w:t>
       </w:r>
       <w:bookmarkEnd w:id="25"/>
@@ -3822,7 +4416,7 @@
         <w:pStyle w:val="berschrift2"/>
       </w:pPr>
       <w:bookmarkStart w:id="26" w:name="dekonstruktion-der-non-compliance"/>
-      <w:bookmarkStart w:id="27" w:name="_Toc221111864"/>
+      <w:bookmarkStart w:id="27" w:name="_Toc221120200"/>
       <w:r>
         <w:t>4.1 Dekonstruktion der „Non-Compliance“</w:t>
       </w:r>
@@ -3843,23 +4437,14 @@
           <w:rFonts w:ascii="Arial" w:hAnsi="Arial" w:cs="Arial"/>
           <w:lang w:val="de-DE"/>
         </w:rPr>
-        <w:t xml:space="preserve">Der Begriff der „Non-Compliance“ ist eine analytische Sackgasse. Er pathologisiert Verhalten und entlastet Programmentwickler von Selbstkritik. Widerstand sollte stattdessen als Ausdruck von </w:t>
-      </w:r>
-      <w:r>
-        <w:rPr>
-          <w:rFonts w:ascii="Arial" w:hAnsi="Arial" w:cs="Arial"/>
-          <w:b/>
-          <w:bCs/>
-          <w:lang w:val="de-DE"/>
-        </w:rPr>
-        <w:t>Agency</w:t>
+        <w:t xml:space="preserve">Der </w:t>
       </w:r>
       <w:r>
         <w:rPr>
           <w:rFonts w:ascii="Arial" w:hAnsi="Arial" w:cs="Arial"/>
           <w:lang w:val="de-DE"/>
         </w:rPr>
-        <w:t xml:space="preserve"> begriffen werden – die Fähigkeit, innerhalb prekärer Strukturen Entscheidungen zu treffen, die der eigenen Lebensweltlogik dienen.</w:t>
+        <w:t>Begriff „Non-Compliance“ ist analytisch wertlos, da er ein relationales Problem einseitig dem schwächeren Akteur anlastet. Widerstand muss stattdessen als *Agency* begriffen werden – als Fähigkeit, innerhalb prekärer Strukturen rationale Entscheidungen zu treffen, die der eigenen Lebensweltlogik (oft schlicht dem Überleben) dienen.</w:t>
       </w:r>
     </w:p>
     <w:p>
@@ -3867,10 +4452,18 @@
         <w:pStyle w:val="berschrift2"/>
       </w:pPr>
       <w:bookmarkStart w:id="28" w:name="X6608f103b7269b53c277fb2462532ecada7a292"/>
-      <w:bookmarkStart w:id="29" w:name="_Toc221111865"/>
+      <w:bookmarkStart w:id="29" w:name="_Toc221120201"/>
       <w:bookmarkEnd w:id="26"/>
       <w:r>
-        <w:t>4.2 Widerstand als Indikator für den „Lack of Fit“</w:t>
+        <w:t xml:space="preserve">4.2 Widerstand als Indikator für den „Lack </w:t>
+      </w:r>
+      <w:proofErr w:type="spellStart"/>
+      <w:r>
+        <w:t>of</w:t>
+      </w:r>
+      <w:proofErr w:type="spellEnd"/>
+      <w:r>
+        <w:t xml:space="preserve"> Fit“</w:t>
       </w:r>
       <w:bookmarkEnd w:id="29"/>
     </w:p>
@@ -3884,12 +4477,28 @@
           <w:lang w:val="de-DE"/>
         </w:rPr>
       </w:pPr>
+      <w:proofErr w:type="spellStart"/>
       <w:r>
         <w:rPr>
           <w:rFonts w:ascii="Arial" w:hAnsi="Arial" w:cs="Arial"/>
           <w:lang w:val="de-DE"/>
         </w:rPr>
-        <w:t>Entpathologisiert transformiert sich Widerstand in ein präzises Datensignal für einen „Lack of Fit“. Er zeigt an, wo die Systemlogik die Verbindung zur Realität verloren hat (ökonomisch, soziokulturell oder machtpolitisch).</w:t>
+        <w:t>Entpathologisiert</w:t>
+      </w:r>
+      <w:proofErr w:type="spellEnd"/>
+      <w:r>
+        <w:rPr>
+          <w:rFonts w:ascii="Arial" w:hAnsi="Arial" w:cs="Arial"/>
+          <w:lang w:val="de-DE"/>
+        </w:rPr>
+        <w:t xml:space="preserve"> </w:t>
+      </w:r>
+      <w:r>
+        <w:rPr>
+          <w:rFonts w:ascii="Arial" w:hAnsi="Arial" w:cs="Arial"/>
+          <w:lang w:val="de-DE"/>
+        </w:rPr>
+        <w:t>man Widerstand, wird er zu einer wertvollen Datenquelle. Er zeigt präzise an, wo die Intervention die Realität der Zielgruppe verfehlt.</w:t>
       </w:r>
     </w:p>
     <w:p>
@@ -3899,6 +4508,8 @@
         <w:jc w:val="both"/>
         <w:rPr>
           <w:rFonts w:ascii="Arial" w:hAnsi="Arial" w:cs="Arial"/>
+          <w:b/>
+          <w:bCs/>
           <w:lang w:val="de-DE"/>
         </w:rPr>
       </w:pPr>
@@ -3914,112 +4525,41 @@
     </w:p>
     <w:p>
       <w:pPr>
-        <w:pStyle w:val="SourceCode"/>
+        <w:pStyle w:val="Textkrper"/>
         <w:spacing w:line="480" w:lineRule="auto"/>
         <w:jc w:val="both"/>
         <w:rPr>
           <w:rFonts w:ascii="Arial" w:hAnsi="Arial" w:cs="Arial"/>
-          <w:sz w:val="24"/>
+          <w:lang w:val="de-DE"/>
         </w:rPr>
       </w:pPr>
-      <w:r>
+    </w:p>
+    <w:p>
+      <w:pPr>
         <w:rPr>
           <w:rStyle w:val="VerbatimChar"/>
           <w:rFonts w:ascii="Arial" w:hAnsi="Arial" w:cs="Arial"/>
           <w:sz w:val="24"/>
         </w:rPr>
-        <w:t xml:space="preserve">       </w:t>
-      </w:r>
+      </w:pPr>
       <w:r>
         <w:rPr>
           <w:rStyle w:val="VerbatimChar"/>
           <w:rFonts w:ascii="Arial" w:hAnsi="Arial" w:cs="Arial"/>
           <w:sz w:val="24"/>
-          <w:lang w:val="en-US"/>
-        </w:rPr>
-        <w:t xml:space="preserve">[ 1. INTERVENTION ] -&gt; [ 2. </w:t>
-      </w:r>
-      <w:r>
-        <w:rPr>
-          <w:rStyle w:val="VerbatimChar"/>
-          <w:rFonts w:ascii="Arial" w:hAnsi="Arial" w:cs="Arial"/>
-          <w:sz w:val="24"/>
-          <w:lang w:val="en-US"/>
-        </w:rPr>
-        <w:t>LACK OF FIT ] -&gt; [ 3. WIDERSTAND ]</w:t>
-      </w:r>
-      <w:r>
-        <w:rPr>
-          <w:rFonts w:ascii="Arial" w:hAnsi="Arial" w:cs="Arial"/>
-          <w:sz w:val="24"/>
-          <w:lang w:val="en-US"/>
-        </w:rPr>
-        <w:br/>
-      </w:r>
-      <w:r>
-        <w:rPr>
-          <w:rStyle w:val="VerbatimChar"/>
-          <w:rFonts w:ascii="Arial" w:hAnsi="Arial" w:cs="Arial"/>
-          <w:sz w:val="24"/>
-          <w:lang w:val="en-US"/>
-        </w:rPr>
-        <w:t xml:space="preserve">                                                        |</w:t>
-      </w:r>
-      <w:r>
-        <w:rPr>
-          <w:rFonts w:ascii="Arial" w:hAnsi="Arial" w:cs="Arial"/>
-          <w:sz w:val="24"/>
-          <w:lang w:val="en-US"/>
-        </w:rPr>
-        <w:br/>
-      </w:r>
-      <w:r>
-        <w:rPr>
-          <w:rStyle w:val="VerbatimChar"/>
-          <w:rFonts w:ascii="Arial" w:hAnsi="Arial" w:cs="Arial"/>
-          <w:sz w:val="24"/>
-          <w:lang w:val="en-US"/>
-        </w:rPr>
-        <w:t xml:space="preserve">       [ 5. </w:t>
-      </w:r>
-      <w:r>
-        <w:rPr>
-          <w:rStyle w:val="VerbatimChar"/>
-          <w:rFonts w:ascii="Arial" w:hAnsi="Arial" w:cs="Arial"/>
-          <w:sz w:val="24"/>
-          <w:lang w:val="de-DE"/>
-        </w:rPr>
-        <w:t xml:space="preserve">ADAPTATION ]   &lt;- [ 4. </w:t>
-      </w:r>
-      <w:r>
-        <w:rPr>
-          <w:rStyle w:val="VerbatimChar"/>
-          <w:rFonts w:ascii="Arial" w:hAnsi="Arial" w:cs="Arial"/>
-          <w:sz w:val="24"/>
-        </w:rPr>
-        <w:t xml:space="preserve">SIGNAL-ANALYSE ] &lt;--- </w:t>
+        </w:rPr>
+        <w:br w:type="page"/>
       </w:r>
     </w:p>
     <w:p>
       <w:pPr>
         <w:pStyle w:val="berschrift2"/>
-        <w:spacing w:line="480" w:lineRule="auto"/>
-        <w:jc w:val="both"/>
-        <w:rPr>
-          <w:rFonts w:ascii="Arial" w:hAnsi="Arial" w:cs="Arial"/>
-          <w:sz w:val="24"/>
-          <w:szCs w:val="24"/>
-        </w:rPr>
       </w:pPr>
       <w:bookmarkStart w:id="30" w:name="X3b11497e54e33a94de7d4cc890bc16cce621925"/>
-      <w:bookmarkStart w:id="31" w:name="_Toc221111866"/>
+      <w:bookmarkStart w:id="31" w:name="_Toc221120202"/>
       <w:bookmarkEnd w:id="28"/>
       <w:r>
-        <w:rPr>
-          <w:rFonts w:ascii="Arial" w:hAnsi="Arial" w:cs="Arial"/>
-          <w:sz w:val="24"/>
-          <w:szCs w:val="24"/>
-        </w:rPr>
+        <w:lastRenderedPageBreak/>
         <w:t>4.3 Statistische Evidenz (Mahmoodi et al. 2023)</w:t>
       </w:r>
       <w:bookmarkEnd w:id="31"/>
@@ -4031,470 +4571,10 @@
         <w:jc w:val="both"/>
         <w:rPr>
           <w:rFonts w:ascii="Arial" w:hAnsi="Arial" w:cs="Arial"/>
-        </w:rPr>
-      </w:pPr>
-      <w:r>
-        <w:rPr>
-          <w:rFonts w:ascii="Arial" w:hAnsi="Arial" w:cs="Arial"/>
-          <w:lang w:val="de-DE"/>
-        </w:rPr>
-        <w:t xml:space="preserve">Mahmoodi et al. belegen, dass Widerstand primär strukturell bedingt ist. </w:t>
-      </w:r>
-      <w:r>
-        <w:rPr>
-          <w:rFonts w:ascii="Arial" w:hAnsi="Arial" w:cs="Arial"/>
-        </w:rPr>
-        <w:t>Ihr Faktorenmodell erklärt 57% der Gesamtvarianz:</w:t>
-      </w:r>
-    </w:p>
-    <w:tbl>
-      <w:tblPr>
-        <w:tblStyle w:val="Table"/>
-        <w:tblW w:w="0" w:type="auto"/>
-        <w:tblLook w:val="0020" w:firstRow="1" w:lastRow="0" w:firstColumn="0" w:lastColumn="0" w:noHBand="0" w:noVBand="0"/>
-      </w:tblPr>
-      <w:tblGrid>
-        <w:gridCol w:w="790"/>
-        <w:gridCol w:w="2675"/>
-        <w:gridCol w:w="1549"/>
-        <w:gridCol w:w="3490"/>
-      </w:tblGrid>
-      <w:tr>
-        <w:trPr>
-          <w:cnfStyle w:val="100000000000" w:firstRow="1" w:lastRow="0" w:firstColumn="0" w:lastColumn="0" w:oddVBand="0" w:evenVBand="0" w:oddHBand="0" w:evenHBand="0" w:firstRowFirstColumn="0" w:firstRowLastColumn="0" w:lastRowFirstColumn="0" w:lastRowLastColumn="0"/>
-          <w:tblHeader/>
-        </w:trPr>
-        <w:tc>
-          <w:tcPr>
-            <w:tcW w:w="0" w:type="auto"/>
-          </w:tcPr>
-          <w:p>
-            <w:pPr>
-              <w:pStyle w:val="Compact"/>
-              <w:spacing w:line="480" w:lineRule="auto"/>
-              <w:jc w:val="both"/>
-              <w:rPr>
-                <w:rFonts w:ascii="Arial" w:hAnsi="Arial" w:cs="Arial"/>
-                <w:sz w:val="24"/>
-                <w:szCs w:val="24"/>
-              </w:rPr>
-            </w:pPr>
-            <w:r>
-              <w:rPr>
-                <w:rFonts w:ascii="Arial" w:hAnsi="Arial" w:cs="Arial"/>
-                <w:sz w:val="24"/>
-                <w:szCs w:val="24"/>
-              </w:rPr>
-              <w:t>Rang</w:t>
-            </w:r>
-          </w:p>
-        </w:tc>
-        <w:tc>
-          <w:tcPr>
-            <w:tcW w:w="0" w:type="auto"/>
-          </w:tcPr>
-          <w:p>
-            <w:pPr>
-              <w:pStyle w:val="Compact"/>
-              <w:spacing w:line="480" w:lineRule="auto"/>
-              <w:jc w:val="both"/>
-              <w:rPr>
-                <w:rFonts w:ascii="Arial" w:hAnsi="Arial" w:cs="Arial"/>
-                <w:sz w:val="24"/>
-                <w:szCs w:val="24"/>
-              </w:rPr>
-            </w:pPr>
-            <w:r>
-              <w:rPr>
-                <w:rFonts w:ascii="Arial" w:hAnsi="Arial" w:cs="Arial"/>
-                <w:sz w:val="24"/>
-                <w:szCs w:val="24"/>
-              </w:rPr>
-              <w:t>Faktor</w:t>
-            </w:r>
-          </w:p>
-        </w:tc>
-        <w:tc>
-          <w:tcPr>
-            <w:tcW w:w="0" w:type="auto"/>
-          </w:tcPr>
-          <w:p>
-            <w:pPr>
-              <w:pStyle w:val="Compact"/>
-              <w:spacing w:line="480" w:lineRule="auto"/>
-              <w:jc w:val="both"/>
-              <w:rPr>
-                <w:rFonts w:ascii="Arial" w:hAnsi="Arial" w:cs="Arial"/>
-                <w:sz w:val="24"/>
-                <w:szCs w:val="24"/>
-              </w:rPr>
-            </w:pPr>
-            <w:r>
-              <w:rPr>
-                <w:rFonts w:ascii="Arial" w:hAnsi="Arial" w:cs="Arial"/>
-                <w:sz w:val="24"/>
-                <w:szCs w:val="24"/>
-              </w:rPr>
-              <w:t>Erklärte Varianz</w:t>
-            </w:r>
-          </w:p>
-        </w:tc>
-        <w:tc>
-          <w:tcPr>
-            <w:tcW w:w="0" w:type="auto"/>
-          </w:tcPr>
-          <w:p>
-            <w:pPr>
-              <w:pStyle w:val="Compact"/>
-              <w:spacing w:line="480" w:lineRule="auto"/>
-              <w:jc w:val="both"/>
-              <w:rPr>
-                <w:rFonts w:ascii="Arial" w:hAnsi="Arial" w:cs="Arial"/>
-                <w:sz w:val="24"/>
-                <w:szCs w:val="24"/>
-              </w:rPr>
-            </w:pPr>
-            <w:r>
-              <w:rPr>
-                <w:rFonts w:ascii="Arial" w:hAnsi="Arial" w:cs="Arial"/>
-                <w:sz w:val="24"/>
-                <w:szCs w:val="24"/>
-              </w:rPr>
-              <w:t>Kern-Aussage</w:t>
-            </w:r>
-          </w:p>
-        </w:tc>
-      </w:tr>
-      <w:tr>
-        <w:tc>
-          <w:tcPr>
-            <w:tcW w:w="0" w:type="auto"/>
-          </w:tcPr>
-          <w:p>
-            <w:pPr>
-              <w:pStyle w:val="Compact"/>
-              <w:spacing w:line="480" w:lineRule="auto"/>
-              <w:jc w:val="both"/>
-              <w:rPr>
-                <w:rFonts w:ascii="Arial" w:hAnsi="Arial" w:cs="Arial"/>
-                <w:sz w:val="24"/>
-                <w:szCs w:val="24"/>
-              </w:rPr>
-            </w:pPr>
-            <w:r>
-              <w:rPr>
-                <w:rFonts w:ascii="Arial" w:hAnsi="Arial" w:cs="Arial"/>
-                <w:b/>
-                <w:bCs/>
-                <w:sz w:val="24"/>
-                <w:szCs w:val="24"/>
-              </w:rPr>
-              <w:t>1</w:t>
-            </w:r>
-          </w:p>
-        </w:tc>
-        <w:tc>
-          <w:tcPr>
-            <w:tcW w:w="0" w:type="auto"/>
-          </w:tcPr>
-          <w:p>
-            <w:pPr>
-              <w:pStyle w:val="Compact"/>
-              <w:spacing w:line="480" w:lineRule="auto"/>
-              <w:jc w:val="both"/>
-              <w:rPr>
-                <w:rFonts w:ascii="Arial" w:hAnsi="Arial" w:cs="Arial"/>
-                <w:sz w:val="24"/>
-                <w:szCs w:val="24"/>
-              </w:rPr>
-            </w:pPr>
-            <w:r>
-              <w:rPr>
-                <w:rFonts w:ascii="Arial" w:hAnsi="Arial" w:cs="Arial"/>
-                <w:b/>
-                <w:bCs/>
-                <w:sz w:val="24"/>
-                <w:szCs w:val="24"/>
-              </w:rPr>
-              <w:t>Institutionelles Misstrauen</w:t>
-            </w:r>
-          </w:p>
-        </w:tc>
-        <w:tc>
-          <w:tcPr>
-            <w:tcW w:w="0" w:type="auto"/>
-          </w:tcPr>
-          <w:p>
-            <w:pPr>
-              <w:pStyle w:val="Compact"/>
-              <w:spacing w:line="480" w:lineRule="auto"/>
-              <w:jc w:val="both"/>
-              <w:rPr>
-                <w:rFonts w:ascii="Arial" w:hAnsi="Arial" w:cs="Arial"/>
-                <w:sz w:val="24"/>
-                <w:szCs w:val="24"/>
-              </w:rPr>
-            </w:pPr>
-            <w:r>
-              <w:rPr>
-                <w:rFonts w:ascii="Arial" w:hAnsi="Arial" w:cs="Arial"/>
-                <w:b/>
-                <w:bCs/>
-                <w:sz w:val="24"/>
-                <w:szCs w:val="24"/>
-              </w:rPr>
-              <w:t>28%</w:t>
-            </w:r>
-          </w:p>
-        </w:tc>
-        <w:tc>
-          <w:tcPr>
-            <w:tcW w:w="0" w:type="auto"/>
-          </w:tcPr>
-          <w:p>
-            <w:pPr>
-              <w:pStyle w:val="Compact"/>
-              <w:spacing w:line="480" w:lineRule="auto"/>
-              <w:jc w:val="both"/>
-              <w:rPr>
-                <w:rFonts w:ascii="Arial" w:hAnsi="Arial" w:cs="Arial"/>
-                <w:sz w:val="24"/>
-                <w:szCs w:val="24"/>
-                <w:lang w:val="de-DE"/>
-              </w:rPr>
-            </w:pPr>
-            <w:r>
-              <w:rPr>
-                <w:rFonts w:ascii="Arial" w:hAnsi="Arial" w:cs="Arial"/>
-                <w:sz w:val="24"/>
-                <w:szCs w:val="24"/>
-                <w:lang w:val="de-DE"/>
-              </w:rPr>
-              <w:t>Staatliches Handeln ist das Hauptproblem.</w:t>
-            </w:r>
-          </w:p>
-        </w:tc>
-      </w:tr>
-      <w:tr>
-        <w:tc>
-          <w:tcPr>
-            <w:tcW w:w="0" w:type="auto"/>
-          </w:tcPr>
-          <w:p>
-            <w:pPr>
-              <w:pStyle w:val="Compact"/>
-              <w:spacing w:line="480" w:lineRule="auto"/>
-              <w:jc w:val="both"/>
-              <w:rPr>
-                <w:rFonts w:ascii="Arial" w:hAnsi="Arial" w:cs="Arial"/>
-                <w:sz w:val="24"/>
-                <w:szCs w:val="24"/>
-              </w:rPr>
-            </w:pPr>
-            <w:r>
-              <w:rPr>
-                <w:rFonts w:ascii="Arial" w:hAnsi="Arial" w:cs="Arial"/>
-                <w:b/>
-                <w:bCs/>
-                <w:sz w:val="24"/>
-                <w:szCs w:val="24"/>
-              </w:rPr>
-              <w:lastRenderedPageBreak/>
-              <w:t>2</w:t>
-            </w:r>
-          </w:p>
-        </w:tc>
-        <w:tc>
-          <w:tcPr>
-            <w:tcW w:w="0" w:type="auto"/>
-          </w:tcPr>
-          <w:p>
-            <w:pPr>
-              <w:pStyle w:val="Compact"/>
-              <w:spacing w:line="480" w:lineRule="auto"/>
-              <w:jc w:val="both"/>
-              <w:rPr>
-                <w:rFonts w:ascii="Arial" w:hAnsi="Arial" w:cs="Arial"/>
-                <w:sz w:val="24"/>
-                <w:szCs w:val="24"/>
-              </w:rPr>
-            </w:pPr>
-            <w:r>
-              <w:rPr>
-                <w:rFonts w:ascii="Arial" w:hAnsi="Arial" w:cs="Arial"/>
-                <w:sz w:val="24"/>
-                <w:szCs w:val="24"/>
-              </w:rPr>
-              <w:t>Programm-Design / Anreize</w:t>
-            </w:r>
-          </w:p>
-        </w:tc>
-        <w:tc>
-          <w:tcPr>
-            <w:tcW w:w="0" w:type="auto"/>
-          </w:tcPr>
-          <w:p>
-            <w:pPr>
-              <w:pStyle w:val="Compact"/>
-              <w:spacing w:line="480" w:lineRule="auto"/>
-              <w:jc w:val="both"/>
-              <w:rPr>
-                <w:rFonts w:ascii="Arial" w:hAnsi="Arial" w:cs="Arial"/>
-                <w:sz w:val="24"/>
-                <w:szCs w:val="24"/>
-              </w:rPr>
-            </w:pPr>
-            <w:r>
-              <w:rPr>
-                <w:rFonts w:ascii="Arial" w:hAnsi="Arial" w:cs="Arial"/>
-                <w:sz w:val="24"/>
-                <w:szCs w:val="24"/>
-              </w:rPr>
-              <w:t>8%</w:t>
-            </w:r>
-          </w:p>
-        </w:tc>
-        <w:tc>
-          <w:tcPr>
-            <w:tcW w:w="0" w:type="auto"/>
-          </w:tcPr>
-          <w:p>
-            <w:pPr>
-              <w:pStyle w:val="Compact"/>
-              <w:spacing w:line="480" w:lineRule="auto"/>
-              <w:jc w:val="both"/>
-              <w:rPr>
-                <w:rFonts w:ascii="Arial" w:hAnsi="Arial" w:cs="Arial"/>
-                <w:sz w:val="24"/>
-                <w:szCs w:val="24"/>
-              </w:rPr>
-            </w:pPr>
-            <w:r>
-              <w:rPr>
-                <w:rFonts w:ascii="Arial" w:hAnsi="Arial" w:cs="Arial"/>
-                <w:sz w:val="24"/>
-                <w:szCs w:val="24"/>
-              </w:rPr>
-              <w:t>Mangelnder ökonomischer Nutzen.</w:t>
-            </w:r>
-          </w:p>
-        </w:tc>
-      </w:tr>
-      <w:tr>
-        <w:tc>
-          <w:tcPr>
-            <w:tcW w:w="0" w:type="auto"/>
-          </w:tcPr>
-          <w:p>
-            <w:pPr>
-              <w:pStyle w:val="Compact"/>
-              <w:spacing w:line="480" w:lineRule="auto"/>
-              <w:jc w:val="both"/>
-              <w:rPr>
-                <w:rFonts w:ascii="Arial" w:hAnsi="Arial" w:cs="Arial"/>
-                <w:sz w:val="24"/>
-                <w:szCs w:val="24"/>
-              </w:rPr>
-            </w:pPr>
-            <w:r>
-              <w:rPr>
-                <w:rFonts w:ascii="Arial" w:hAnsi="Arial" w:cs="Arial"/>
-                <w:b/>
-                <w:bCs/>
-                <w:sz w:val="24"/>
-                <w:szCs w:val="24"/>
-              </w:rPr>
-              <w:t>3</w:t>
-            </w:r>
-          </w:p>
-        </w:tc>
-        <w:tc>
-          <w:tcPr>
-            <w:tcW w:w="0" w:type="auto"/>
-          </w:tcPr>
-          <w:p>
-            <w:pPr>
-              <w:pStyle w:val="Compact"/>
-              <w:spacing w:line="480" w:lineRule="auto"/>
-              <w:jc w:val="both"/>
-              <w:rPr>
-                <w:rFonts w:ascii="Arial" w:hAnsi="Arial" w:cs="Arial"/>
-                <w:sz w:val="24"/>
-                <w:szCs w:val="24"/>
-              </w:rPr>
-            </w:pPr>
-            <w:r>
-              <w:rPr>
-                <w:rFonts w:ascii="Arial" w:hAnsi="Arial" w:cs="Arial"/>
-                <w:sz w:val="24"/>
-                <w:szCs w:val="24"/>
-              </w:rPr>
-              <w:t>Management-Skills</w:t>
-            </w:r>
-          </w:p>
-        </w:tc>
-        <w:tc>
-          <w:tcPr>
-            <w:tcW w:w="0" w:type="auto"/>
-          </w:tcPr>
-          <w:p>
-            <w:pPr>
-              <w:pStyle w:val="Compact"/>
-              <w:spacing w:line="480" w:lineRule="auto"/>
-              <w:jc w:val="both"/>
-              <w:rPr>
-                <w:rFonts w:ascii="Arial" w:hAnsi="Arial" w:cs="Arial"/>
-                <w:sz w:val="24"/>
-                <w:szCs w:val="24"/>
-              </w:rPr>
-            </w:pPr>
-            <w:r>
-              <w:rPr>
-                <w:rFonts w:ascii="Arial" w:hAnsi="Arial" w:cs="Arial"/>
-                <w:sz w:val="24"/>
-                <w:szCs w:val="24"/>
-              </w:rPr>
-              <w:t>8%</w:t>
-            </w:r>
-          </w:p>
-        </w:tc>
-        <w:tc>
-          <w:tcPr>
-            <w:tcW w:w="0" w:type="auto"/>
-          </w:tcPr>
-          <w:p>
-            <w:pPr>
-              <w:pStyle w:val="Compact"/>
-              <w:spacing w:line="480" w:lineRule="auto"/>
-              <w:jc w:val="both"/>
-              <w:rPr>
-                <w:rFonts w:ascii="Arial" w:hAnsi="Arial" w:cs="Arial"/>
-                <w:sz w:val="24"/>
-                <w:szCs w:val="24"/>
-              </w:rPr>
-            </w:pPr>
-            <w:r>
-              <w:rPr>
-                <w:rFonts w:ascii="Arial" w:hAnsi="Arial" w:cs="Arial"/>
-                <w:sz w:val="24"/>
-                <w:szCs w:val="24"/>
-              </w:rPr>
-              <w:t>Fehlende Koordination.</w:t>
-            </w:r>
-          </w:p>
-        </w:tc>
-      </w:tr>
-    </w:tbl>
-    <w:p>
-      <w:pPr>
-        <w:pStyle w:val="Textkrper"/>
-        <w:spacing w:line="480" w:lineRule="auto"/>
-        <w:jc w:val="both"/>
-        <w:rPr>
-          <w:rFonts w:ascii="Arial" w:hAnsi="Arial" w:cs="Arial"/>
           <w:b/>
           <w:bCs/>
           <w:color w:val="000000"/>
+          <w:lang w:val="de-DE"/>
         </w:rPr>
       </w:pPr>
       <w:r>
@@ -4502,7 +4582,7 @@
           <w:rFonts w:ascii="Arial" w:hAnsi="Arial" w:cs="Arial"/>
           <w:lang w:val="de-DE"/>
         </w:rPr>
-        <w:t>Dass 28% der Barrieren auf Misstrauen basieren, zeigt: Widerstand ist eine rationale politische Reaktion auf ein unzuverlässiges System.</w:t>
+        <w:t>Mahmoodi et al. (2023) liefern die quantitative Untermauerung für diese These. Ihr Modell erklärt 57% der Barrieren-Varianz, wobei „Institutionelles Misstrauen“ mit 28% den stärksten Einzelfaktor bildet. Dies belegt: Widerstand ist selten ein Wissensproblem, sondern eine politische Reaktion auf ein als unzuverlässig oder übergriffig wahrgenommenes System.</w:t>
       </w:r>
       <w:bookmarkStart w:id="32" w:name="fallstudie-itn-distribution-in-uganda"/>
       <w:bookmarkEnd w:id="24"/>
@@ -4510,6 +4590,7 @@
       <w:r>
         <w:rPr>
           <w:rFonts w:ascii="Arial" w:hAnsi="Arial" w:cs="Arial"/>
+          <w:lang w:val="de-DE"/>
         </w:rPr>
         <w:br w:type="page"/>
       </w:r>
@@ -4518,7 +4599,7 @@
       <w:pPr>
         <w:pStyle w:val="berschrift1"/>
       </w:pPr>
-      <w:bookmarkStart w:id="33" w:name="_Toc221111867"/>
+      <w:bookmarkStart w:id="33" w:name="_Toc221120203"/>
       <w:r>
         <w:lastRenderedPageBreak/>
         <w:t>5. Fallstudie: ITN-Distribution in Uganda</w:t>
@@ -4530,7 +4611,7 @@
         <w:pStyle w:val="berschrift2"/>
       </w:pPr>
       <w:bookmarkStart w:id="34" w:name="die-ökonomische-realität-am-victoriasee"/>
-      <w:bookmarkStart w:id="35" w:name="_Toc221111868"/>
+      <w:bookmarkStart w:id="35" w:name="_Toc221120204"/>
       <w:r>
         <w:t>5.1 Die ökonomische Realität am Victoriasee</w:t>
       </w:r>
@@ -4551,8 +4632,32 @@
           <w:rFonts w:ascii="Arial" w:hAnsi="Arial" w:cs="Arial"/>
           <w:lang w:val="de-DE"/>
         </w:rPr>
-        <w:t xml:space="preserve">Am Victoriasee kollidiert die </w:t>
-      </w:r>
+        <w:t xml:space="preserve">Die ITN-Kampagnen in den Fischergemeinden am Victoriasee illustrieren den Zusammenprall von </w:t>
+      </w:r>
+      <w:proofErr w:type="spellStart"/>
+      <w:r>
+        <w:rPr>
+          <w:rFonts w:ascii="Arial" w:hAnsi="Arial" w:cs="Arial"/>
+          <w:lang w:val="de-DE"/>
+        </w:rPr>
+        <w:t>Anatomo</w:t>
+      </w:r>
+      <w:proofErr w:type="spellEnd"/>
+      <w:r>
+        <w:rPr>
+          <w:rFonts w:ascii="Arial" w:hAnsi="Arial" w:cs="Arial"/>
+          <w:lang w:val="de-DE"/>
+        </w:rPr>
+        <w:t>-Politik und Überlebensökonomie drastisch. Für die Geber ist das Netz ein medizinisches Gerät zum Schutz eines schlafenden Körpers. Für den Fischer ist es ein hochwertiges Produktionsmittel in einem Kontext extremer Ressourcenknappheit.</w:t>
+      </w:r>
+    </w:p>
+    <w:p>
+      <w:pPr>
+        <w:pStyle w:val="Textkrper"/>
+        <w:rPr>
+          <w:lang w:val="de-DE"/>
+        </w:rPr>
+      </w:pPr>
       <w:r>
         <w:rPr>
           <w:rFonts w:ascii="Arial" w:hAnsi="Arial" w:cs="Arial"/>
@@ -4560,88 +4665,55 @@
           <w:bCs/>
           <w:lang w:val="de-DE"/>
         </w:rPr>
-        <w:t>anatomo-politische Zielsetzung</w:t>
-      </w:r>
-      <w:r>
-        <w:rPr>
-          <w:rFonts w:ascii="Arial" w:hAnsi="Arial" w:cs="Arial"/>
-          <w:lang w:val="de-DE"/>
-        </w:rPr>
-        <w:t xml:space="preserve"> der Geber (der disziplinierte, unter dem Netz schlafende Körper) frontal mit der </w:t>
-      </w:r>
-      <w:r>
-        <w:rPr>
-          <w:rFonts w:ascii="Arial" w:hAnsi="Arial" w:cs="Arial"/>
-          <w:b/>
-          <w:bCs/>
-          <w:lang w:val="de-DE"/>
-        </w:rPr>
-        <w:t>lebensweltlichen Überlebensrationalität</w:t>
-      </w:r>
-      <w:r>
-        <w:rPr>
-          <w:rFonts w:ascii="Arial" w:hAnsi="Arial" w:cs="Arial"/>
-          <w:lang w:val="de-DE"/>
-        </w:rPr>
-        <w:t>.</w:t>
-      </w:r>
-    </w:p>
-    <w:p>
-      <w:pPr>
-        <w:pStyle w:val="Textkrper"/>
-        <w:spacing w:line="480" w:lineRule="auto"/>
-        <w:jc w:val="both"/>
-        <w:rPr>
-          <w:rFonts w:ascii="Arial" w:hAnsi="Arial" w:cs="Arial"/>
-          <w:lang w:val="de-DE"/>
-        </w:rPr>
-      </w:pPr>
-      <w:r>
-        <w:rPr>
-          <w:rFonts w:ascii="Arial" w:hAnsi="Arial" w:cs="Arial"/>
-          <w:b/>
-          <w:bCs/>
-          <w:lang w:val="de-DE"/>
-        </w:rPr>
         <w:t>Tabelle 3: Kosten-Nutzen-Analyse des Fischers (Uganda)</w:t>
       </w:r>
     </w:p>
     <w:tbl>
       <w:tblPr>
-        <w:tblStyle w:val="Table"/>
         <w:tblW w:w="0" w:type="auto"/>
-        <w:tblLook w:val="0020" w:firstRow="1" w:lastRow="0" w:firstColumn="0" w:lastColumn="0" w:noHBand="0" w:noVBand="0"/>
+        <w:tblCellSpacing w:w="15" w:type="dxa"/>
+        <w:tblCellMar>
+          <w:top w:w="15" w:type="dxa"/>
+          <w:left w:w="15" w:type="dxa"/>
+          <w:bottom w:w="15" w:type="dxa"/>
+          <w:right w:w="15" w:type="dxa"/>
+        </w:tblCellMar>
+        <w:tblLook w:val="04A0" w:firstRow="1" w:lastRow="0" w:firstColumn="1" w:lastColumn="0" w:noHBand="0" w:noVBand="1"/>
       </w:tblPr>
       <w:tblGrid>
-        <w:gridCol w:w="1496"/>
-        <w:gridCol w:w="3111"/>
-        <w:gridCol w:w="3564"/>
+        <w:gridCol w:w="1635"/>
+        <w:gridCol w:w="3316"/>
+        <w:gridCol w:w="3537"/>
       </w:tblGrid>
       <w:tr>
         <w:trPr>
-          <w:cnfStyle w:val="100000000000" w:firstRow="1" w:lastRow="0" w:firstColumn="0" w:lastColumn="0" w:oddVBand="0" w:evenVBand="0" w:oddHBand="0" w:evenHBand="0" w:firstRowFirstColumn="0" w:firstRowLastColumn="0" w:lastRowFirstColumn="0" w:lastRowLastColumn="0"/>
           <w:tblHeader/>
+          <w:tblCellSpacing w:w="15" w:type="dxa"/>
         </w:trPr>
         <w:tc>
           <w:tcPr>
             <w:tcW w:w="0" w:type="auto"/>
+            <w:tcBorders>
+              <w:top w:val="single" w:sz="6" w:space="0" w:color="auto"/>
+              <w:left w:val="single" w:sz="6" w:space="0" w:color="auto"/>
+              <w:bottom w:val="single" w:sz="6" w:space="0" w:color="auto"/>
+              <w:right w:val="single" w:sz="6" w:space="0" w:color="auto"/>
+            </w:tcBorders>
+            <w:vAlign w:val="center"/>
+            <w:hideMark/>
           </w:tcPr>
           <w:p>
             <w:pPr>
-              <w:pStyle w:val="Compact"/>
-              <w:spacing w:line="480" w:lineRule="auto"/>
-              <w:jc w:val="both"/>
-              <w:rPr>
-                <w:rFonts w:ascii="Arial" w:hAnsi="Arial" w:cs="Arial"/>
-                <w:sz w:val="24"/>
-                <w:szCs w:val="24"/>
+              <w:pStyle w:val="Textkrper"/>
+              <w:rPr>
+                <w:lang w:val="de-DE"/>
               </w:rPr>
             </w:pPr>
             <w:r>
               <w:rPr>
-                <w:rFonts w:ascii="Arial" w:hAnsi="Arial" w:cs="Arial"/>
-                <w:sz w:val="24"/>
-                <w:szCs w:val="24"/>
+                <w:b/>
+                <w:bCs/>
+                <w:lang w:val="de-DE"/>
               </w:rPr>
               <w:t>Faktor</w:t>
             </w:r>
@@ -4650,48 +4722,56 @@
         <w:tc>
           <w:tcPr>
             <w:tcW w:w="0" w:type="auto"/>
+            <w:tcBorders>
+              <w:top w:val="single" w:sz="6" w:space="0" w:color="auto"/>
+              <w:left w:val="single" w:sz="6" w:space="0" w:color="auto"/>
+              <w:bottom w:val="single" w:sz="6" w:space="0" w:color="auto"/>
+              <w:right w:val="single" w:sz="6" w:space="0" w:color="auto"/>
+            </w:tcBorders>
+            <w:vAlign w:val="center"/>
+            <w:hideMark/>
           </w:tcPr>
           <w:p>
             <w:pPr>
-              <w:pStyle w:val="Compact"/>
-              <w:spacing w:line="480" w:lineRule="auto"/>
-              <w:jc w:val="both"/>
-              <w:rPr>
-                <w:rFonts w:ascii="Arial" w:hAnsi="Arial" w:cs="Arial"/>
-                <w:sz w:val="24"/>
-                <w:szCs w:val="24"/>
+              <w:pStyle w:val="Textkrper"/>
+              <w:rPr>
+                <w:lang w:val="de-DE"/>
               </w:rPr>
             </w:pPr>
             <w:r>
               <w:rPr>
-                <w:rFonts w:ascii="Arial" w:hAnsi="Arial" w:cs="Arial"/>
-                <w:sz w:val="24"/>
-                <w:szCs w:val="24"/>
-              </w:rPr>
-              <w:t>Perspektive Global Health</w:t>
+                <w:b/>
+                <w:bCs/>
+                <w:lang w:val="de-DE"/>
+              </w:rPr>
+              <w:t>Perspektive Global Health (Geber)</w:t>
             </w:r>
           </w:p>
         </w:tc>
         <w:tc>
           <w:tcPr>
             <w:tcW w:w="0" w:type="auto"/>
+            <w:tcBorders>
+              <w:top w:val="single" w:sz="6" w:space="0" w:color="auto"/>
+              <w:left w:val="single" w:sz="6" w:space="0" w:color="auto"/>
+              <w:bottom w:val="single" w:sz="6" w:space="0" w:color="auto"/>
+              <w:right w:val="single" w:sz="6" w:space="0" w:color="auto"/>
+            </w:tcBorders>
+            <w:vAlign w:val="center"/>
+            <w:hideMark/>
           </w:tcPr>
           <w:p>
             <w:pPr>
-              <w:pStyle w:val="Compact"/>
-              <w:spacing w:line="480" w:lineRule="auto"/>
-              <w:jc w:val="both"/>
-              <w:rPr>
-                <w:rFonts w:ascii="Arial" w:hAnsi="Arial" w:cs="Arial"/>
-                <w:sz w:val="24"/>
-                <w:szCs w:val="24"/>
+              <w:pStyle w:val="Textkrper"/>
+              <w:rPr>
+                <w:lang w:val="de-DE"/>
               </w:rPr>
             </w:pPr>
             <w:r>
               <w:rPr>
-                <w:rFonts w:ascii="Arial" w:hAnsi="Arial" w:cs="Arial"/>
-                <w:sz w:val="24"/>
-                <w:szCs w:val="24"/>
+                <w:b/>
+                <w:bCs/>
+                <w:lang w:val="de-DE"/>
               </w:rPr>
               <w:t>Perspektive Fischer (Uganda)</w:t>
             </w:r>
@@ -4699,28 +4779,33 @@
         </w:tc>
       </w:tr>
       <w:tr>
+        <w:trPr>
+          <w:tblCellSpacing w:w="15" w:type="dxa"/>
+        </w:trPr>
         <w:tc>
           <w:tcPr>
             <w:tcW w:w="0" w:type="auto"/>
+            <w:tcBorders>
+              <w:top w:val="single" w:sz="6" w:space="0" w:color="auto"/>
+              <w:left w:val="single" w:sz="6" w:space="0" w:color="auto"/>
+              <w:bottom w:val="single" w:sz="6" w:space="0" w:color="auto"/>
+              <w:right w:val="single" w:sz="6" w:space="0" w:color="auto"/>
+            </w:tcBorders>
+            <w:vAlign w:val="center"/>
+            <w:hideMark/>
           </w:tcPr>
           <w:p>
             <w:pPr>
-              <w:pStyle w:val="Compact"/>
-              <w:spacing w:line="480" w:lineRule="auto"/>
-              <w:jc w:val="both"/>
-              <w:rPr>
-                <w:rFonts w:ascii="Arial" w:hAnsi="Arial" w:cs="Arial"/>
-                <w:sz w:val="24"/>
-                <w:szCs w:val="24"/>
+              <w:pStyle w:val="Textkrper"/>
+              <w:rPr>
+                <w:lang w:val="de-DE"/>
               </w:rPr>
             </w:pPr>
             <w:r>
               <w:rPr>
-                <w:rFonts w:ascii="Arial" w:hAnsi="Arial" w:cs="Arial"/>
                 <w:b/>
                 <w:bCs/>
-                <w:sz w:val="24"/>
-                <w:szCs w:val="24"/>
+                <w:lang w:val="de-DE"/>
               </w:rPr>
               <w:t>Ressource</w:t>
             </w:r>
@@ -4729,23 +4814,25 @@
         <w:tc>
           <w:tcPr>
             <w:tcW w:w="0" w:type="auto"/>
+            <w:tcBorders>
+              <w:top w:val="single" w:sz="6" w:space="0" w:color="auto"/>
+              <w:left w:val="single" w:sz="6" w:space="0" w:color="auto"/>
+              <w:bottom w:val="single" w:sz="6" w:space="0" w:color="auto"/>
+              <w:right w:val="single" w:sz="6" w:space="0" w:color="auto"/>
+            </w:tcBorders>
+            <w:vAlign w:val="center"/>
+            <w:hideMark/>
           </w:tcPr>
           <w:p>
             <w:pPr>
-              <w:pStyle w:val="Compact"/>
-              <w:spacing w:line="480" w:lineRule="auto"/>
-              <w:jc w:val="both"/>
-              <w:rPr>
-                <w:rFonts w:ascii="Arial" w:hAnsi="Arial" w:cs="Arial"/>
-                <w:sz w:val="24"/>
-                <w:szCs w:val="24"/>
+              <w:pStyle w:val="Textkrper"/>
+              <w:rPr>
+                <w:lang w:val="de-DE"/>
               </w:rPr>
             </w:pPr>
             <w:r>
               <w:rPr>
-                <w:rFonts w:ascii="Arial" w:hAnsi="Arial" w:cs="Arial"/>
-                <w:sz w:val="24"/>
-                <w:szCs w:val="24"/>
+                <w:lang w:val="de-DE"/>
               </w:rPr>
               <w:t>Moskitonetz (Prävention)</w:t>
             </w:r>
@@ -4754,23 +4841,25 @@
         <w:tc>
           <w:tcPr>
             <w:tcW w:w="0" w:type="auto"/>
+            <w:tcBorders>
+              <w:top w:val="single" w:sz="6" w:space="0" w:color="auto"/>
+              <w:left w:val="single" w:sz="6" w:space="0" w:color="auto"/>
+              <w:bottom w:val="single" w:sz="6" w:space="0" w:color="auto"/>
+              <w:right w:val="single" w:sz="6" w:space="0" w:color="auto"/>
+            </w:tcBorders>
+            <w:vAlign w:val="center"/>
+            <w:hideMark/>
           </w:tcPr>
           <w:p>
             <w:pPr>
-              <w:pStyle w:val="Compact"/>
-              <w:spacing w:line="480" w:lineRule="auto"/>
-              <w:jc w:val="both"/>
-              <w:rPr>
-                <w:rFonts w:ascii="Arial" w:hAnsi="Arial" w:cs="Arial"/>
-                <w:sz w:val="24"/>
-                <w:szCs w:val="24"/>
+              <w:pStyle w:val="Textkrper"/>
+              <w:rPr>
+                <w:lang w:val="de-DE"/>
               </w:rPr>
             </w:pPr>
             <w:r>
               <w:rPr>
-                <w:rFonts w:ascii="Arial" w:hAnsi="Arial" w:cs="Arial"/>
-                <w:sz w:val="24"/>
-                <w:szCs w:val="24"/>
+                <w:lang w:val="de-DE"/>
               </w:rPr>
               <w:t>Moskitonetz (Produktionsmittel)</w:t>
             </w:r>
@@ -4778,28 +4867,33 @@
         </w:tc>
       </w:tr>
       <w:tr>
+        <w:trPr>
+          <w:tblCellSpacing w:w="15" w:type="dxa"/>
+        </w:trPr>
         <w:tc>
           <w:tcPr>
             <w:tcW w:w="0" w:type="auto"/>
+            <w:tcBorders>
+              <w:top w:val="single" w:sz="6" w:space="0" w:color="auto"/>
+              <w:left w:val="single" w:sz="6" w:space="0" w:color="auto"/>
+              <w:bottom w:val="single" w:sz="6" w:space="0" w:color="auto"/>
+              <w:right w:val="single" w:sz="6" w:space="0" w:color="auto"/>
+            </w:tcBorders>
+            <w:vAlign w:val="center"/>
+            <w:hideMark/>
           </w:tcPr>
           <w:p>
             <w:pPr>
-              <w:pStyle w:val="Compact"/>
-              <w:spacing w:line="480" w:lineRule="auto"/>
-              <w:jc w:val="both"/>
-              <w:rPr>
-                <w:rFonts w:ascii="Arial" w:hAnsi="Arial" w:cs="Arial"/>
-                <w:sz w:val="24"/>
-                <w:szCs w:val="24"/>
+              <w:pStyle w:val="Textkrper"/>
+              <w:rPr>
+                <w:lang w:val="de-DE"/>
               </w:rPr>
             </w:pPr>
             <w:r>
               <w:rPr>
-                <w:rFonts w:ascii="Arial" w:hAnsi="Arial" w:cs="Arial"/>
                 <w:b/>
                 <w:bCs/>
-                <w:sz w:val="24"/>
-                <w:szCs w:val="24"/>
+                <w:lang w:val="de-DE"/>
               </w:rPr>
               <w:t>Bedrohung</w:t>
             </w:r>
@@ -4808,23 +4902,25 @@
         <w:tc>
           <w:tcPr>
             <w:tcW w:w="0" w:type="auto"/>
+            <w:tcBorders>
+              <w:top w:val="single" w:sz="6" w:space="0" w:color="auto"/>
+              <w:left w:val="single" w:sz="6" w:space="0" w:color="auto"/>
+              <w:bottom w:val="single" w:sz="6" w:space="0" w:color="auto"/>
+              <w:right w:val="single" w:sz="6" w:space="0" w:color="auto"/>
+            </w:tcBorders>
+            <w:vAlign w:val="center"/>
+            <w:hideMark/>
           </w:tcPr>
           <w:p>
             <w:pPr>
-              <w:pStyle w:val="Compact"/>
-              <w:spacing w:line="480" w:lineRule="auto"/>
-              <w:jc w:val="both"/>
-              <w:rPr>
-                <w:rFonts w:ascii="Arial" w:hAnsi="Arial" w:cs="Arial"/>
-                <w:sz w:val="24"/>
-                <w:szCs w:val="24"/>
+              <w:pStyle w:val="Textkrper"/>
+              <w:rPr>
+                <w:lang w:val="de-DE"/>
               </w:rPr>
             </w:pPr>
             <w:r>
               <w:rPr>
-                <w:rFonts w:ascii="Arial" w:hAnsi="Arial" w:cs="Arial"/>
-                <w:sz w:val="24"/>
-                <w:szCs w:val="24"/>
+                <w:lang w:val="de-DE"/>
               </w:rPr>
               <w:t>Malaria (abstrakt/zukünftig)</w:t>
             </w:r>
@@ -4833,104 +4929,123 @@
         <w:tc>
           <w:tcPr>
             <w:tcW w:w="0" w:type="auto"/>
+            <w:tcBorders>
+              <w:top w:val="single" w:sz="6" w:space="0" w:color="auto"/>
+              <w:left w:val="single" w:sz="6" w:space="0" w:color="auto"/>
+              <w:bottom w:val="single" w:sz="6" w:space="0" w:color="auto"/>
+              <w:right w:val="single" w:sz="6" w:space="0" w:color="auto"/>
+            </w:tcBorders>
+            <w:vAlign w:val="center"/>
+            <w:hideMark/>
           </w:tcPr>
           <w:p>
             <w:pPr>
-              <w:pStyle w:val="Compact"/>
-              <w:spacing w:line="480" w:lineRule="auto"/>
-              <w:jc w:val="both"/>
-              <w:rPr>
-                <w:rFonts w:ascii="Arial" w:hAnsi="Arial" w:cs="Arial"/>
-                <w:sz w:val="24"/>
-                <w:szCs w:val="24"/>
+              <w:pStyle w:val="Textkrper"/>
+              <w:rPr>
+                <w:lang w:val="de-DE"/>
               </w:rPr>
             </w:pPr>
             <w:r>
               <w:rPr>
-                <w:rFonts w:ascii="Arial" w:hAnsi="Arial" w:cs="Arial"/>
-                <w:sz w:val="24"/>
-                <w:szCs w:val="24"/>
-              </w:rPr>
-              <w:t>Hunger (konkret/unmittelbar)</w:t>
+                <w:b/>
+                <w:bCs/>
+                <w:lang w:val="de-DE"/>
+              </w:rPr>
+              <w:t>Hunger</w:t>
+            </w:r>
+            <w:r>
+              <w:rPr>
+                <w:lang w:val="de-DE"/>
+              </w:rPr>
+              <w:t xml:space="preserve"> (konkret/unmittelbar)</w:t>
             </w:r>
           </w:p>
         </w:tc>
       </w:tr>
       <w:tr>
+        <w:trPr>
+          <w:tblCellSpacing w:w="15" w:type="dxa"/>
+        </w:trPr>
         <w:tc>
           <w:tcPr>
             <w:tcW w:w="0" w:type="auto"/>
+            <w:tcBorders>
+              <w:top w:val="single" w:sz="6" w:space="0" w:color="auto"/>
+              <w:left w:val="single" w:sz="6" w:space="0" w:color="auto"/>
+              <w:bottom w:val="single" w:sz="6" w:space="0" w:color="auto"/>
+              <w:right w:val="single" w:sz="6" w:space="0" w:color="auto"/>
+            </w:tcBorders>
+            <w:vAlign w:val="center"/>
+            <w:hideMark/>
           </w:tcPr>
           <w:p>
             <w:pPr>
-              <w:pStyle w:val="Compact"/>
-              <w:spacing w:line="480" w:lineRule="auto"/>
-              <w:jc w:val="both"/>
-              <w:rPr>
-                <w:rFonts w:ascii="Arial" w:hAnsi="Arial" w:cs="Arial"/>
-                <w:sz w:val="24"/>
-                <w:szCs w:val="24"/>
+              <w:pStyle w:val="Textkrper"/>
+              <w:rPr>
+                <w:lang w:val="de-DE"/>
               </w:rPr>
             </w:pPr>
             <w:r>
               <w:rPr>
-                <w:rFonts w:ascii="Arial" w:hAnsi="Arial" w:cs="Arial"/>
                 <w:b/>
                 <w:bCs/>
-                <w:sz w:val="24"/>
-                <w:szCs w:val="24"/>
-              </w:rPr>
-              <w:t>Bewertung</w:t>
+                <w:lang w:val="de-DE"/>
+              </w:rPr>
+              <w:t>Handlungslogik</w:t>
             </w:r>
           </w:p>
         </w:tc>
         <w:tc>
           <w:tcPr>
             <w:tcW w:w="0" w:type="auto"/>
+            <w:tcBorders>
+              <w:top w:val="single" w:sz="6" w:space="0" w:color="auto"/>
+              <w:left w:val="single" w:sz="6" w:space="0" w:color="auto"/>
+              <w:bottom w:val="single" w:sz="6" w:space="0" w:color="auto"/>
+              <w:right w:val="single" w:sz="6" w:space="0" w:color="auto"/>
+            </w:tcBorders>
+            <w:vAlign w:val="center"/>
+            <w:hideMark/>
           </w:tcPr>
           <w:p>
             <w:pPr>
-              <w:pStyle w:val="Compact"/>
-              <w:spacing w:line="480" w:lineRule="auto"/>
-              <w:jc w:val="both"/>
-              <w:rPr>
-                <w:rFonts w:ascii="Arial" w:hAnsi="Arial" w:cs="Arial"/>
-                <w:sz w:val="24"/>
-                <w:szCs w:val="24"/>
+              <w:pStyle w:val="Textkrper"/>
+              <w:rPr>
+                <w:lang w:val="de-DE"/>
               </w:rPr>
             </w:pPr>
             <w:r>
               <w:rPr>
-                <w:rFonts w:ascii="Arial" w:hAnsi="Arial" w:cs="Arial"/>
-                <w:sz w:val="24"/>
-                <w:szCs w:val="24"/>
-              </w:rPr>
-              <w:t>Irrationales Verhalten</w:t>
+                <w:lang w:val="de-DE"/>
+              </w:rPr>
+              <w:t>Biomedizinische Rationalität</w:t>
             </w:r>
           </w:p>
         </w:tc>
         <w:tc>
           <w:tcPr>
             <w:tcW w:w="0" w:type="auto"/>
+            <w:tcBorders>
+              <w:top w:val="single" w:sz="6" w:space="0" w:color="auto"/>
+              <w:left w:val="single" w:sz="6" w:space="0" w:color="auto"/>
+              <w:bottom w:val="single" w:sz="6" w:space="0" w:color="auto"/>
+              <w:right w:val="single" w:sz="6" w:space="0" w:color="auto"/>
+            </w:tcBorders>
+            <w:vAlign w:val="center"/>
+            <w:hideMark/>
           </w:tcPr>
           <w:p>
             <w:pPr>
-              <w:pStyle w:val="Compact"/>
-              <w:spacing w:line="480" w:lineRule="auto"/>
-              <w:jc w:val="both"/>
-              <w:rPr>
-                <w:rFonts w:ascii="Arial" w:hAnsi="Arial" w:cs="Arial"/>
-                <w:sz w:val="24"/>
-                <w:szCs w:val="24"/>
+              <w:pStyle w:val="Textkrper"/>
+              <w:rPr>
+                <w:lang w:val="de-DE"/>
               </w:rPr>
             </w:pPr>
             <w:r>
               <w:rPr>
-                <w:rFonts w:ascii="Arial" w:hAnsi="Arial" w:cs="Arial"/>
-                <w:sz w:val="24"/>
-                <w:szCs w:val="24"/>
-              </w:rPr>
-              <w:t>Rationale Überlebensstrategie</w:t>
+                <w:lang w:val="de-DE"/>
+              </w:rPr>
+              <w:t>Ökonomische Überlebensrationalität</w:t>
             </w:r>
           </w:p>
         </w:tc>
@@ -4939,24 +5054,37 @@
     <w:p>
       <w:pPr>
         <w:pStyle w:val="berschrift2"/>
-        <w:spacing w:line="480" w:lineRule="auto"/>
-        <w:jc w:val="both"/>
-        <w:rPr>
-          <w:rFonts w:ascii="Arial" w:hAnsi="Arial" w:cs="Arial"/>
+        <w:rPr>
           <w:sz w:val="24"/>
           <w:szCs w:val="24"/>
         </w:rPr>
       </w:pPr>
       <w:bookmarkStart w:id="36" w:name="X3fd6d9e6d645c54f437d83b5eca9b75a2f58ee1"/>
-      <w:bookmarkStart w:id="37" w:name="_Toc221111869"/>
+      <w:bookmarkStart w:id="37" w:name="_Toc221120205"/>
       <w:bookmarkEnd w:id="34"/>
-      <w:r>
-        <w:rPr>
-          <w:rFonts w:ascii="Arial" w:hAnsi="Arial" w:cs="Arial"/>
-          <w:sz w:val="24"/>
-          <w:szCs w:val="24"/>
-        </w:rPr>
-        <w:t>5.2 Der „Lack of Fit“: Taktische Repolitisierung von Ressourcen</w:t>
+    </w:p>
+    <w:p>
+      <w:pPr>
+        <w:pStyle w:val="berschrift2"/>
+      </w:pPr>
+      <w:r>
+        <w:t xml:space="preserve">5.2 Der „Lack </w:t>
+      </w:r>
+      <w:proofErr w:type="spellStart"/>
+      <w:r>
+        <w:t>of</w:t>
+      </w:r>
+      <w:proofErr w:type="spellEnd"/>
+      <w:r>
+        <w:t xml:space="preserve"> Fit“: Taktische </w:t>
+      </w:r>
+      <w:proofErr w:type="spellStart"/>
+      <w:r>
+        <w:t>Repolitisierung</w:t>
+      </w:r>
+      <w:proofErr w:type="spellEnd"/>
+      <w:r>
+        <w:t xml:space="preserve"> von Ressourcen</w:t>
       </w:r>
       <w:bookmarkEnd w:id="37"/>
     </w:p>
@@ -4964,6 +5092,49 @@
       <w:pPr>
         <w:pStyle w:val="FirstParagraph"/>
         <w:spacing w:line="480" w:lineRule="auto"/>
+        <w:rPr>
+          <w:rFonts w:ascii="Arial" w:hAnsi="Arial" w:cs="Arial"/>
+          <w:lang w:val="de-DE"/>
+        </w:rPr>
+      </w:pPr>
+      <w:r>
+        <w:rPr>
+          <w:rFonts w:ascii="Arial" w:hAnsi="Arial" w:cs="Arial"/>
+          <w:lang w:val="de-DE"/>
+        </w:rPr>
+        <w:t xml:space="preserve">Die </w:t>
+      </w:r>
+      <w:bookmarkStart w:id="38" w:name="diskussion-und-handlungsempfehlungen"/>
+      <w:bookmarkEnd w:id="32"/>
+      <w:bookmarkEnd w:id="36"/>
+      <w:r>
+        <w:rPr>
+          <w:rFonts w:ascii="Arial" w:hAnsi="Arial" w:cs="Arial"/>
+          <w:lang w:val="de-DE"/>
+        </w:rPr>
+        <w:t xml:space="preserve">Verwendung der Netze zum Fischfang ist kein „Missbrauch“, sondern eine *taktische </w:t>
+      </w:r>
+      <w:proofErr w:type="spellStart"/>
+      <w:r>
+        <w:rPr>
+          <w:rFonts w:ascii="Arial" w:hAnsi="Arial" w:cs="Arial"/>
+          <w:lang w:val="de-DE"/>
+        </w:rPr>
+        <w:t>Repolitisierung</w:t>
+      </w:r>
+      <w:proofErr w:type="spellEnd"/>
+      <w:r>
+        <w:rPr>
+          <w:rFonts w:ascii="Arial" w:hAnsi="Arial" w:cs="Arial"/>
+          <w:lang w:val="de-DE"/>
+        </w:rPr>
+        <w:t>* der Ressource. Der Fischer entzieht das Objekt der biopolitischen Codierung (Gesundheitsschutz) und führt es einer ökonomischen Verwertung zu.</w:t>
+      </w:r>
+    </w:p>
+    <w:p>
+      <w:pPr>
+        <w:pStyle w:val="FirstParagraph"/>
+        <w:spacing w:line="480" w:lineRule="auto"/>
         <w:jc w:val="both"/>
         <w:rPr>
           <w:rFonts w:ascii="Arial" w:hAnsi="Arial" w:cs="Arial"/>
@@ -4978,33 +5149,31 @@
           <w:rFonts w:ascii="Arial" w:hAnsi="Arial" w:cs="Arial"/>
           <w:lang w:val="de-DE"/>
         </w:rPr>
-        <w:t xml:space="preserve">Die Zweckentfremdung des Netzes zum Fischfang ist kein technisches Versagen, sondern eine </w:t>
-      </w:r>
-      <w:r>
-        <w:rPr>
-          <w:rFonts w:ascii="Arial" w:hAnsi="Arial" w:cs="Arial"/>
-          <w:b/>
-          <w:bCs/>
-          <w:lang w:val="de-DE"/>
-        </w:rPr>
-        <w:t>taktische Repolitisierung</w:t>
+        <w:t xml:space="preserve">Die Logik ist zwingend: Ein Malariarisiko ist probabilistisch und liegt in der Zukunft; Hunger ist deterministisch und akut. Wer das Netz zum Fischen nutzt, handelt im Sinne seiner unmittelbaren Selbsterhaltung hochgradig rational. Der </w:t>
       </w:r>
       <w:r>
         <w:rPr>
           <w:rFonts w:ascii="Arial" w:hAnsi="Arial" w:cs="Arial"/>
           <w:lang w:val="de-DE"/>
         </w:rPr>
-        <w:t xml:space="preserve"> der Ressource. Indem der Fischer das Netz umwidmet, entzieht er seinen Körper der biopolitischen Zugriffsgewalt und nutzt das Systeminstrument zur Deckung basaler Bedürfnisse. Der „Lack of Fit“ ist hier die Ignoranz des Systems gegenüber der Tatsache, dass Gesundheit ohne ökonomische Souveränität ein abstraktes Konstrukt bleibt. Widerstand ist das Fieberthermometer einer Politik, die Netze gegen Mücken gibt, wo Netze zum Überleben fehlen.</w:t>
-      </w:r>
-      <w:bookmarkStart w:id="38" w:name="diskussion-und-handlungsempfehlungen"/>
-      <w:bookmarkEnd w:id="32"/>
-      <w:bookmarkEnd w:id="36"/>
+        <w:lastRenderedPageBreak/>
+        <w:t xml:space="preserve">„Lack </w:t>
+      </w:r>
+      <w:proofErr w:type="spellStart"/>
       <w:r>
         <w:rPr>
           <w:rFonts w:ascii="Arial" w:hAnsi="Arial" w:cs="Arial"/>
           <w:lang w:val="de-DE"/>
         </w:rPr>
-        <w:t xml:space="preserve"> </w:t>
+        <w:t>of</w:t>
+      </w:r>
+      <w:proofErr w:type="spellEnd"/>
+      <w:r>
+        <w:rPr>
+          <w:rFonts w:ascii="Arial" w:hAnsi="Arial" w:cs="Arial"/>
+          <w:lang w:val="de-DE"/>
+        </w:rPr>
+        <w:t xml:space="preserve"> Fit“ besteht in der Ignoranz des Gesundheitsprogramms gegenüber der Tatsache, dass ohne ökonomische Sicherheit (Nahrung) kein Gesundheitsbewusstsein existieren kann. Widerstand fungiert hier als Indikator für eine Intervention, die biologisches Leben schützen will, aber die ökonomischen Bedingungen dieses Lebens ignoriert.</w:t>
       </w:r>
       <w:r>
         <w:rPr>
@@ -5018,7 +5187,7 @@
       <w:pPr>
         <w:pStyle w:val="berschrift1"/>
       </w:pPr>
-      <w:bookmarkStart w:id="39" w:name="_Toc221111870"/>
+      <w:bookmarkStart w:id="39" w:name="_Toc221120206"/>
       <w:r>
         <w:lastRenderedPageBreak/>
         <w:t>6. Diskussion und Handlungsempfehlungen</w:t>
@@ -5030,7 +5199,7 @@
         <w:pStyle w:val="berschrift2"/>
       </w:pPr>
       <w:bookmarkStart w:id="40" w:name="Xffec229f5fa28dbe401d6a6315295524220efbc"/>
-      <w:bookmarkStart w:id="41" w:name="_Toc221111871"/>
+      <w:bookmarkStart w:id="41" w:name="_Toc221120207"/>
       <w:r>
         <w:t>6.1 Von der Edukation zur systemischen Adaptation</w:t>
       </w:r>
@@ -5040,7 +5209,6 @@
       <w:pPr>
         <w:pStyle w:val="FirstParagraph"/>
         <w:spacing w:line="480" w:lineRule="auto"/>
-        <w:jc w:val="both"/>
         <w:rPr>
           <w:rFonts w:ascii="Arial" w:hAnsi="Arial" w:cs="Arial"/>
           <w:lang w:val="de-DE"/>
@@ -5051,34 +5219,98 @@
           <w:rFonts w:ascii="Arial" w:hAnsi="Arial" w:cs="Arial"/>
           <w:lang w:val="de-DE"/>
         </w:rPr>
-        <w:t xml:space="preserve">Ausschlaggebend ist hierbei: Wissen löst keine Strukturprobleme. Rein edukative Ansätze zielen oft nur auf Normalisierung ab. Die korrekte Antwort auf Widerstand ist nicht die Umkehr des Patienten, sondern die </w:t>
-      </w:r>
+        <w:t>Die</w:t>
+      </w:r>
+      <w:r>
+        <w:rPr>
+          <w:rFonts w:ascii="Arial" w:hAnsi="Arial" w:cs="Arial"/>
+          <w:lang w:val="de-DE"/>
+        </w:rPr>
+        <w:t xml:space="preserve"> </w:t>
+      </w:r>
+      <w:r>
+        <w:rPr>
+          <w:rFonts w:ascii="Arial" w:hAnsi="Arial" w:cs="Arial"/>
+          <w:lang w:val="de-DE"/>
+        </w:rPr>
+        <w:t>Analyse zeigt: Mehr „Aufklärung“ ist die falsche Antwort auf strukturellen Widerstand. Wenn Netze aus Hunger zum Fischen genutzt werden, muss die Intervention Ernährungssicherheit adressieren, nicht Malaria-Biologie.</w:t>
+      </w:r>
+    </w:p>
+    <w:p>
+      <w:pPr>
+        <w:pStyle w:val="FirstParagraph"/>
+        <w:spacing w:line="480" w:lineRule="auto"/>
+        <w:jc w:val="both"/>
+        <w:rPr>
+          <w:rFonts w:ascii="Arial" w:hAnsi="Arial" w:cs="Arial"/>
+          <w:lang w:val="de-DE"/>
+        </w:rPr>
+      </w:pPr>
       <w:r>
         <w:rPr>
           <w:rFonts w:ascii="Arial" w:hAnsi="Arial" w:cs="Arial"/>
           <w:b/>
-          <w:bCs/>
           <w:lang w:val="de-DE"/>
         </w:rPr>
-        <w:t>systemische Adaptation</w:t>
+        <w:t>Empfehlung</w:t>
+      </w:r>
+      <w:r>
+        <w:rPr>
+          <w:rFonts w:ascii="Arial" w:hAnsi="Arial" w:cs="Arial"/>
+          <w:b/>
+          <w:lang w:val="de-DE"/>
+        </w:rPr>
+        <w:t>:</w:t>
       </w:r>
       <w:r>
         <w:rPr>
           <w:rFonts w:ascii="Arial" w:hAnsi="Arial" w:cs="Arial"/>
           <w:lang w:val="de-DE"/>
         </w:rPr>
-        <w:t xml:space="preserve"> an die Social Determinants of Health.</w:t>
-      </w:r>
+        <w:t xml:space="preserve"> Global Health Initiativen müssen *</w:t>
+      </w:r>
+      <w:proofErr w:type="spellStart"/>
+      <w:r>
+        <w:rPr>
+          <w:rFonts w:ascii="Arial" w:hAnsi="Arial" w:cs="Arial"/>
+          <w:lang w:val="de-DE"/>
+        </w:rPr>
+        <w:t>Livelihood</w:t>
+      </w:r>
+      <w:proofErr w:type="spellEnd"/>
+      <w:r>
+        <w:rPr>
+          <w:rFonts w:ascii="Arial" w:hAnsi="Arial" w:cs="Arial"/>
+          <w:lang w:val="de-DE"/>
+        </w:rPr>
+        <w:t>-Ansätze* integrieren. Die Distribution von ITNs in Fischergemeinden muss mit Programmen zur nachhaltigen Nahrungssicherung oder der Bereitstellung adäquater Fischereiausrüstung gekoppelt werden. Nur wenn die ökonomische Notwendigkeit zur Zweckentfremdung entfällt, kann die gesundheitliche Nutzung greifen.</w:t>
+      </w:r>
+    </w:p>
+    <w:p>
+      <w:pPr>
+        <w:pStyle w:val="Textkrper"/>
+        <w:rPr>
+          <w:lang w:val="de-DE"/>
+        </w:rPr>
+      </w:pPr>
     </w:p>
     <w:p>
       <w:pPr>
         <w:pStyle w:val="berschrift2"/>
       </w:pPr>
       <w:bookmarkStart w:id="42" w:name="X54655af49197cf6088ab60fc3dd22b13c9186fd"/>
-      <w:bookmarkStart w:id="43" w:name="_Toc221111872"/>
+      <w:bookmarkStart w:id="43" w:name="_Toc221120208"/>
       <w:bookmarkEnd w:id="40"/>
       <w:r>
-        <w:t>6.2 Messbarkeit von Co-Creation jenseits quantitativer KPIs</w:t>
+        <w:t>6.2 Messbarkeit von Co-</w:t>
+      </w:r>
+      <w:proofErr w:type="spellStart"/>
+      <w:r>
+        <w:t>Creation</w:t>
+      </w:r>
+      <w:proofErr w:type="spellEnd"/>
+      <w:r>
+        <w:t xml:space="preserve"> jenseits quantitativer KPIs</w:t>
       </w:r>
       <w:bookmarkEnd w:id="43"/>
     </w:p>
@@ -5100,39 +5332,7 @@
           <w:rFonts w:ascii="Arial" w:hAnsi="Arial" w:cs="Arial"/>
           <w:lang w:val="de-DE"/>
         </w:rPr>
-        <w:t xml:space="preserve">Um den Erfolg von Co-Creation zu evaluieren, ohne in die kritisierte Logik von KPIs zurückzufallen, bedarf es einer Umorientierung hin zu </w:t>
-      </w:r>
-      <w:r>
-        <w:rPr>
-          <w:rFonts w:ascii="Arial" w:hAnsi="Arial" w:cs="Arial"/>
-          <w:b/>
-          <w:bCs/>
-          <w:lang w:val="de-DE"/>
-        </w:rPr>
-        <w:t>narrativen Impact-Indikatoren</w:t>
-      </w:r>
-      <w:r>
-        <w:rPr>
-          <w:rFonts w:ascii="Arial" w:hAnsi="Arial" w:cs="Arial"/>
-          <w:lang w:val="de-DE"/>
-        </w:rPr>
-        <w:t xml:space="preserve">. Statt Netze zu zählen, sollte die „Erhöhung der Entscheidungssouveränität“ mittels der </w:t>
-      </w:r>
-      <w:r>
-        <w:rPr>
-          <w:rFonts w:ascii="Arial" w:hAnsi="Arial" w:cs="Arial"/>
-          <w:i/>
-          <w:iCs/>
-          <w:lang w:val="de-DE"/>
-        </w:rPr>
-        <w:t>Most Significant Change (MSC) Method</w:t>
-      </w:r>
-      <w:r>
-        <w:rPr>
-          <w:rFonts w:ascii="Arial" w:hAnsi="Arial" w:cs="Arial"/>
-          <w:lang w:val="de-DE"/>
-        </w:rPr>
-        <w:t xml:space="preserve"> gemessen werden. Dabei werden qualitative Berichte der Community über Machtbalancen ausgewertet. Erfolg definiert sich dann über die Qualität des Dialogs und die Fähigkeit des Systems, auf Lebenswelt-Feedback mit strukturellen Anpassungen zu reagieren.</w:t>
+        <w:t xml:space="preserve">Um </w:t>
       </w:r>
       <w:bookmarkStart w:id="44" w:name="fazit"/>
       <w:bookmarkEnd w:id="38"/>
@@ -5142,7 +5342,39 @@
           <w:rFonts w:ascii="Arial" w:hAnsi="Arial" w:cs="Arial"/>
           <w:lang w:val="de-DE"/>
         </w:rPr>
-        <w:t xml:space="preserve"> </w:t>
+        <w:t>echte Co-</w:t>
+      </w:r>
+      <w:proofErr w:type="spellStart"/>
+      <w:r>
+        <w:rPr>
+          <w:rFonts w:ascii="Arial" w:hAnsi="Arial" w:cs="Arial"/>
+          <w:lang w:val="de-DE"/>
+        </w:rPr>
+        <w:t>Creation</w:t>
+      </w:r>
+      <w:proofErr w:type="spellEnd"/>
+      <w:r>
+        <w:rPr>
+          <w:rFonts w:ascii="Arial" w:hAnsi="Arial" w:cs="Arial"/>
+          <w:lang w:val="de-DE"/>
+        </w:rPr>
+        <w:t xml:space="preserve"> zu evaluieren, genügen quantitative Indikatoren (verteilte Netze) nicht. Es bedarf narrativer Metriken, wie der *Most </w:t>
+      </w:r>
+      <w:proofErr w:type="spellStart"/>
+      <w:r>
+        <w:rPr>
+          <w:rFonts w:ascii="Arial" w:hAnsi="Arial" w:cs="Arial"/>
+          <w:lang w:val="de-DE"/>
+        </w:rPr>
+        <w:t>Significant</w:t>
+      </w:r>
+      <w:proofErr w:type="spellEnd"/>
+      <w:r>
+        <w:rPr>
+          <w:rFonts w:ascii="Arial" w:hAnsi="Arial" w:cs="Arial"/>
+          <w:lang w:val="de-DE"/>
+        </w:rPr>
+        <w:t xml:space="preserve"> Change (MSC)* Methode. Hierbei wird Erfolg nicht an Compliance-Raten gemessen, sondern an der qualitativen Veränderung der Machtbalance und der Entscheidungssouveränität der Community. Ein erfolgreiches CHS ist eines, das Feedback-Schleifen institutionalisiert und Widerstand nicht sanktioniert, sondern als Anlass für strukturelle Anpassungen nutzt.</w:t>
       </w:r>
       <w:r>
         <w:rPr>
@@ -5156,7 +5388,7 @@
       <w:pPr>
         <w:pStyle w:val="berschrift1"/>
       </w:pPr>
-      <w:bookmarkStart w:id="45" w:name="_Toc221111873"/>
+      <w:bookmarkStart w:id="45" w:name="_Toc221120209"/>
       <w:r>
         <w:lastRenderedPageBreak/>
         <w:t>7. Fazit</w:t>
@@ -5167,7 +5399,6 @@
       <w:pPr>
         <w:pStyle w:val="FirstParagraph"/>
         <w:spacing w:line="480" w:lineRule="auto"/>
-        <w:jc w:val="both"/>
         <w:rPr>
           <w:rFonts w:ascii="Arial" w:hAnsi="Arial" w:cs="Arial"/>
           <w:lang w:val="de-DE"/>
@@ -5178,12 +5409,52 @@
           <w:rFonts w:ascii="Arial" w:hAnsi="Arial" w:cs="Arial"/>
           <w:lang w:val="de-DE"/>
         </w:rPr>
-        <w:t>Diese Untersuchung verdeutlicht, dass Widerstand in CHS kein Zeichen von Unwündigkeit, sondern ein valides diagnostisches Feedback-Signal ist. Durch die Theorie der Biomacht (Foucault) wurde die Zweckentfremdung in Uganda als rationale Reaktion auf einen strukturellen „Lack of Fit“ dekonstruiert. Die Daten von Mahmoodi et al. untermauern, dass institutionelles Misstrauen die größte Barriere darstellt.</w:t>
+        <w:t xml:space="preserve">Diese </w:t>
+      </w:r>
+      <w:bookmarkEnd w:id="44"/>
+      <w:r>
+        <w:rPr>
+          <w:rFonts w:ascii="Arial" w:hAnsi="Arial" w:cs="Arial"/>
+          <w:lang w:val="de-DE"/>
+        </w:rPr>
+        <w:t xml:space="preserve">Untersuchung der ITN-Distribution in Uganda verdeutlicht, dass Widerstand gegen CHS keine pathologische Abweichung, sondern ein valides diagnostisches Signal ist. Durch die Brille von Foucaults </w:t>
+      </w:r>
+      <w:proofErr w:type="spellStart"/>
+      <w:r>
+        <w:rPr>
+          <w:rFonts w:ascii="Arial" w:hAnsi="Arial" w:cs="Arial"/>
+          <w:lang w:val="de-DE"/>
+        </w:rPr>
+        <w:t>Biomacht</w:t>
+      </w:r>
+      <w:proofErr w:type="spellEnd"/>
+      <w:r>
+        <w:rPr>
+          <w:rFonts w:ascii="Arial" w:hAnsi="Arial" w:cs="Arial"/>
+          <w:lang w:val="de-DE"/>
+        </w:rPr>
+        <w:t xml:space="preserve"> wird erkennbar, dass die „Zweckentfremdung“ von Netzen eine rationale Überlebensstrategie gegen einen strukturellen „Lack </w:t>
+      </w:r>
+      <w:proofErr w:type="spellStart"/>
+      <w:r>
+        <w:rPr>
+          <w:rFonts w:ascii="Arial" w:hAnsi="Arial" w:cs="Arial"/>
+          <w:lang w:val="de-DE"/>
+        </w:rPr>
+        <w:t>of</w:t>
+      </w:r>
+      <w:proofErr w:type="spellEnd"/>
+      <w:r>
+        <w:rPr>
+          <w:rFonts w:ascii="Arial" w:hAnsi="Arial" w:cs="Arial"/>
+          <w:lang w:val="de-DE"/>
+        </w:rPr>
+        <w:t xml:space="preserve"> Fit“ darstellt. Wenn Gesundheitssysteme die ökonomischen Realitäten der Lebenswelt ignorieren, provoziert die Intervention ihre eigene Ablehnung.</w:t>
       </w:r>
     </w:p>
     <w:p>
       <w:pPr>
-        <w:pStyle w:val="Textkrper"/>
+        <w:pStyle w:val="FirstParagraph"/>
         <w:spacing w:line="480" w:lineRule="auto"/>
         <w:jc w:val="both"/>
         <w:rPr>
@@ -5192,6 +5463,7 @@
           <w:color w:val="000000"/>
           <w:sz w:val="32"/>
           <w:szCs w:val="32"/>
+          <w:lang w:val="de-DE"/>
         </w:rPr>
       </w:pPr>
       <w:r>
@@ -5199,10 +5471,44 @@
           <w:rFonts w:ascii="Arial" w:hAnsi="Arial" w:cs="Arial"/>
           <w:lang w:val="de-DE"/>
         </w:rPr>
-        <w:t>In der Gesamtschau wird deutlich: Widerstand signalisiert die Grenze zwischen Fürsorge und Bevormundung. Eine künftige Global Health Praxis muss den Weg von paternalistischen Top-Down-Modellen hin zu echter Co-Creation gehen. Wer Gesundheit nachhaltig fördern will, darf Widerstand nicht weg-edukieren, sondern muss ihn als Ressource für eine gerechtere Systemgestaltung ernst nehmen. Nur so kann Global Health Leben nicht nur verwalten, sondern in seiner Würde schützen.</w:t>
-      </w:r>
-      <w:bookmarkEnd w:id="44"/>
-      <w:r>
+        <w:t>Zukunftsfähige Global Health Praxis muss sich von der paternalistischen Verwaltung von Körpern verabschieden und echte Co-</w:t>
+      </w:r>
+      <w:proofErr w:type="spellStart"/>
+      <w:r>
+        <w:rPr>
+          <w:rFonts w:ascii="Arial" w:hAnsi="Arial" w:cs="Arial"/>
+          <w:lang w:val="de-DE"/>
+        </w:rPr>
+        <w:t>Creation</w:t>
+      </w:r>
+      <w:proofErr w:type="spellEnd"/>
+      <w:r>
+        <w:rPr>
+          <w:rFonts w:ascii="Arial" w:hAnsi="Arial" w:cs="Arial"/>
+          <w:lang w:val="de-DE"/>
+        </w:rPr>
+        <w:t xml:space="preserve"> wagen. Das bedeutet konkret: Ökonomische Sicherheit muss als integraler Bestandteil von Gesundheitsinterventionen begriffen werden. Wer Widerstand ernst nimmt, statt ihn weg-</w:t>
+      </w:r>
+      <w:proofErr w:type="spellStart"/>
+      <w:r>
+        <w:rPr>
+          <w:rFonts w:ascii="Arial" w:hAnsi="Arial" w:cs="Arial"/>
+          <w:lang w:val="de-DE"/>
+        </w:rPr>
+        <w:t>edukieren</w:t>
+      </w:r>
+      <w:proofErr w:type="spellEnd"/>
+      <w:r>
+        <w:rPr>
+          <w:rFonts w:ascii="Arial" w:hAnsi="Arial" w:cs="Arial"/>
+          <w:lang w:val="de-DE"/>
+        </w:rPr>
+        <w:t xml:space="preserve"> zu wollen, gewinnt den entscheidenden Partner für nachhaltige Gesundheit: die autonome Bevölkerung selbst.</w:t>
+      </w:r>
+      <w:r>
+        <w:rPr>
+          <w:lang w:val="de-DE"/>
+        </w:rPr>
         <w:br w:type="page"/>
       </w:r>
     </w:p>
@@ -5211,7 +5517,7 @@
         <w:pStyle w:val="berschrift1"/>
         <w:spacing w:line="480" w:lineRule="auto"/>
       </w:pPr>
-      <w:bookmarkStart w:id="46" w:name="_Toc221111874"/>
+      <w:bookmarkStart w:id="46" w:name="_Toc221120210"/>
       <w:r>
         <w:lastRenderedPageBreak/>
         <w:t>Literaturverzeichnis</w:t>
@@ -5231,6 +5537,7 @@
       <w:r>
         <w:rPr>
           <w:rFonts w:ascii="Arial" w:hAnsi="Arial" w:cs="Arial"/>
+          <w:lang w:val="de-DE"/>
         </w:rPr>
         <w:t xml:space="preserve">Dreyfus, H. L., &amp; Rabinow, P. (1982). </w:t>
       </w:r>
@@ -5253,7 +5560,23 @@
           <w:rFonts w:ascii="Arial" w:hAnsi="Arial" w:cs="Arial"/>
           <w:lang w:val="de-DE"/>
         </w:rPr>
-        <w:t>Chicago: University of Chicago Press.</w:t>
+        <w:t xml:space="preserve">Chicago: University </w:t>
+      </w:r>
+      <w:proofErr w:type="spellStart"/>
+      <w:r>
+        <w:rPr>
+          <w:rFonts w:ascii="Arial" w:hAnsi="Arial" w:cs="Arial"/>
+          <w:lang w:val="de-DE"/>
+        </w:rPr>
+        <w:t>of</w:t>
+      </w:r>
+      <w:proofErr w:type="spellEnd"/>
+      <w:r>
+        <w:rPr>
+          <w:rFonts w:ascii="Arial" w:hAnsi="Arial" w:cs="Arial"/>
+          <w:lang w:val="de-DE"/>
+        </w:rPr>
+        <w:t xml:space="preserve"> Chicago Press.</w:t>
       </w:r>
     </w:p>
     <w:p>
@@ -5468,7 +5791,7 @@
         <w:pStyle w:val="berschrift2"/>
       </w:pPr>
       <w:bookmarkStart w:id="47" w:name="_Toc212702681"/>
-      <w:bookmarkStart w:id="48" w:name="_Toc221111875"/>
+      <w:bookmarkStart w:id="48" w:name="_Toc221120211"/>
       <w:r>
         <w:lastRenderedPageBreak/>
         <w:t>A</w:t>
@@ -5762,9 +6085,11 @@
             <w:vAlign w:val="center"/>
           </w:tcPr>
           <w:p>
+            <w:proofErr w:type="spellStart"/>
             <w:r>
               <w:t>Zotero</w:t>
             </w:r>
+            <w:proofErr w:type="spellEnd"/>
           </w:p>
         </w:tc>
         <w:tc>
@@ -5934,7 +6259,15 @@
             </w:r>
             <w:r>
               <w:br/>
-              <w:t xml:space="preserve">• Dublettenprüfung </w:t>
+              <w:t xml:space="preserve">• </w:t>
+            </w:r>
+            <w:proofErr w:type="spellStart"/>
+            <w:r>
+              <w:t>Dublettenprüfung</w:t>
+            </w:r>
+            <w:proofErr w:type="spellEnd"/>
+            <w:r>
+              <w:t xml:space="preserve"> </w:t>
             </w:r>
             <w:r>
               <w:br/>
@@ -6035,7 +6368,7 @@
         <w:pStyle w:val="berschrift2"/>
       </w:pPr>
       <w:bookmarkStart w:id="49" w:name="_Toc212702682"/>
-      <w:bookmarkStart w:id="50" w:name="_Toc221111876"/>
+      <w:bookmarkStart w:id="50" w:name="_Toc221120212"/>
       <w:r>
         <w:lastRenderedPageBreak/>
         <w:t>A</w:t>
@@ -6051,7 +6384,13 @@
     </w:p>
     <w:p>
       <w:r>
-        <w:t xml:space="preserve">Hiermit versichere ich an Eides Statt, dass ich die vorliegende Bachelorarbeit selbständig und ohne Benutzung anderer als der angegebenen Hilfsmittel angefertigt habe. Alle Stellen, die wörtlich oder sinngemäß aus fremden Quellen übernommen wurden, sind als solche kenntlich gemacht. </w:t>
+        <w:t xml:space="preserve">Hiermit versichere ich an Eides Statt, dass ich die vorliegende </w:t>
+      </w:r>
+      <w:r>
+        <w:t>Modul-Ausarbeitung</w:t>
+      </w:r>
+      <w:r>
+        <w:t xml:space="preserve"> selbständig und ohne Benutzung anderer als der angegebenen Hilfsmittel angefertigt habe. Alle Stellen, die wörtlich oder sinngemäß aus fremden Quellen übernommen wurden, sind als solche kenntlich gemacht. </w:t>
       </w:r>
     </w:p>
     <w:p>
@@ -6100,50 +6439,31 @@
     <w:p>
       <w:pPr>
         <w:jc w:val="center"/>
+      </w:pPr>
+      <w:r>
         <w:rPr>
           <w:i/>
           <w:iCs/>
           <w:u w:val="single"/>
         </w:rPr>
-      </w:pPr>
+        <w:t>Ende der Arbei</w:t>
+      </w:r>
       <w:r>
         <w:rPr>
           <w:i/>
           <w:iCs/>
           <w:u w:val="single"/>
         </w:rPr>
-        <w:t>Ende der Arbeit</w:t>
+        <w:t>t</w:t>
       </w:r>
     </w:p>
-    <w:p>
-      <w:pPr>
-        <w:sectPr>
-          <w:footerReference w:type="default" r:id="rId10"/>
-          <w:pgSz w:w="11906" w:h="16838"/>
-          <w:pgMar w:top="1417" w:right="1701" w:bottom="1418" w:left="1701" w:header="709" w:footer="709" w:gutter="0"/>
-          <w:pgNumType w:start="1"/>
-          <w:cols w:space="720"/>
-        </w:sectPr>
-      </w:pPr>
-    </w:p>
-    <w:p>
-      <w:pPr>
-        <w:pStyle w:val="berschrift1"/>
-      </w:pPr>
-      <w:bookmarkStart w:id="51" w:name="_Toc221111877"/>
-      <w:r>
-        <w:lastRenderedPageBreak/>
-        <w:t>Anhang</w:t>
-      </w:r>
-      <w:bookmarkEnd w:id="51"/>
-    </w:p>
-    <w:p/>
     <w:sectPr>
-      <w:footerReference w:type="default" r:id="rId11"/>
-      <w:pgSz w:w="16838" w:h="11906" w:orient="landscape"/>
-      <w:pgMar w:top="1701" w:right="1417" w:bottom="1701" w:left="1418" w:header="709" w:footer="709" w:gutter="0"/>
+      <w:footerReference w:type="default" r:id="rId10"/>
+      <w:pgSz w:w="11906" w:h="16838"/>
+      <w:pgMar w:top="1417" w:right="1701" w:bottom="1418" w:left="1701" w:header="709" w:footer="709" w:gutter="0"/>
       <w:pgNumType w:start="1"/>
       <w:cols w:space="720"/>
+      <w:docGrid w:linePitch="326"/>
     </w:sectPr>
   </w:body>
 </w:document>
@@ -6175,30 +6495,6 @@
 </file>
 
 <file path=word/footer1.xml><?xml version="1.0" encoding="utf-8"?>
-<w:ftr xmlns:wpc="http://schemas.microsoft.com/office/word/2010/wordprocessingCanvas" xmlns:cx="http://schemas.microsoft.com/office/drawing/2014/chartex" xmlns:cx1="http://schemas.microsoft.com/office/drawing/2015/9/8/chartex" xmlns:cx2="http://schemas.microsoft.com/office/drawing/2015/10/21/chartex" xmlns:cx3="http://schemas.microsoft.com/office/drawing/2016/5/9/chartex" xmlns:cx4="http://schemas.microsoft.com/office/drawing/2016/5/10/chartex" xmlns:cx5="http://schemas.microsoft.com/office/drawing/2016/5/11/chartex" xmlns:cx6="http://schemas.microsoft.com/office/drawing/2016/5/12/chartex" xmlns:cx7="http://schemas.microsoft.com/office/drawing/2016/5/13/chartex" xmlns:cx8="http://schemas.microsoft.com/office/drawing/2016/5/14/chartex" xmlns:mc="http://schemas.openxmlformats.org/markup-compatibility/2006" xmlns:aink="http://schemas.microsoft.com/office/drawing/2016/ink" xmlns:am3d="http://schemas.microsoft.com/office/drawing/2017/model3d" xmlns:o="urn:schemas-microsoft-com:office:office" xmlns:oel="http://schemas.microsoft.com/office/2019/extlst" xmlns:r="http://schemas.openxmlformats.org/officeDocument/2006/relationships" xmlns:m="http://schemas.openxmlformats.org/officeDocument/2006/math" xmlns:v="urn:schemas-microsoft-com:vml" xmlns:wp14="http://schemas.microsoft.com/office/word/2010/wordprocessingDrawing" xmlns:wp="http://schemas.openxmlformats.org/drawingml/2006/wordprocessingDrawing" xmlns:w10="urn:schemas-microsoft-com:office:word" xmlns:w="http://schemas.openxmlformats.org/wordprocessingml/2006/main" xmlns:w14="http://schemas.microsoft.com/office/word/2010/wordml" xmlns:w15="http://schemas.microsoft.com/office/word/2012/wordml" xmlns:w16cex="http://schemas.microsoft.com/office/word/2018/wordml/cex" xmlns:w16cid="http://schemas.microsoft.com/office/word/2016/wordml/cid" xmlns:w16="http://schemas.microsoft.com/office/word/2018/wordml" xmlns:w16du="http://schemas.microsoft.com/office/word/2023/wordml/word16du" xmlns:w16sdtdh="http://schemas.microsoft.com/office/word/2020/wordml/sdtdatahash" xmlns:w16sdtfl="http://schemas.microsoft.com/office/word/2024/wordml/sdtformatlock" xmlns:w16se="http://schemas.microsoft.com/office/word/2015/wordml/symex" xmlns:wpg="http://schemas.microsoft.com/office/word/2010/wordprocessingGroup" xmlns:wpi="http://schemas.microsoft.com/office/word/2010/wordprocessingInk" xmlns:wne="http://schemas.microsoft.com/office/word/2006/wordml" xmlns:wps="http://schemas.microsoft.com/office/word/2010/wordprocessingShape" mc:Ignorable="w14 w15 w16se w16cid w16 w16cex w16sdtdh w16sdtfl w16du wp14">
-  <w:p>
-    <w:pPr>
-      <w:pBdr>
-        <w:top w:val="nil"/>
-        <w:left w:val="nil"/>
-        <w:bottom w:val="nil"/>
-        <w:right w:val="nil"/>
-        <w:between w:val="nil"/>
-      </w:pBdr>
-      <w:tabs>
-        <w:tab w:val="center" w:pos="4536"/>
-        <w:tab w:val="right" w:pos="9072"/>
-      </w:tabs>
-      <w:spacing w:after="0" w:line="240" w:lineRule="auto"/>
-      <w:rPr>
-        <w:color w:val="000000"/>
-      </w:rPr>
-    </w:pPr>
-  </w:p>
-</w:ftr>
-</file>
-
-<file path=word/footer2.xml><?xml version="1.0" encoding="utf-8"?>
 <w:ftr xmlns:wpc="http://schemas.microsoft.com/office/word/2010/wordprocessingCanvas" xmlns:cx="http://schemas.microsoft.com/office/drawing/2014/chartex" xmlns:cx1="http://schemas.microsoft.com/office/drawing/2015/9/8/chartex" xmlns:cx2="http://schemas.microsoft.com/office/drawing/2015/10/21/chartex" xmlns:cx3="http://schemas.microsoft.com/office/drawing/2016/5/9/chartex" xmlns:cx4="http://schemas.microsoft.com/office/drawing/2016/5/10/chartex" xmlns:cx5="http://schemas.microsoft.com/office/drawing/2016/5/11/chartex" xmlns:cx6="http://schemas.microsoft.com/office/drawing/2016/5/12/chartex" xmlns:cx7="http://schemas.microsoft.com/office/drawing/2016/5/13/chartex" xmlns:cx8="http://schemas.microsoft.com/office/drawing/2016/5/14/chartex" xmlns:mc="http://schemas.openxmlformats.org/markup-compatibility/2006" xmlns:aink="http://schemas.microsoft.com/office/drawing/2016/ink" xmlns:am3d="http://schemas.microsoft.com/office/drawing/2017/model3d" xmlns:o="urn:schemas-microsoft-com:office:office" xmlns:oel="http://schemas.microsoft.com/office/2019/extlst" xmlns:r="http://schemas.openxmlformats.org/officeDocument/2006/relationships" xmlns:m="http://schemas.openxmlformats.org/officeDocument/2006/math" xmlns:v="urn:schemas-microsoft-com:vml" xmlns:wp14="http://schemas.microsoft.com/office/word/2010/wordprocessingDrawing" xmlns:wp="http://schemas.openxmlformats.org/drawingml/2006/wordprocessingDrawing" xmlns:w10="urn:schemas-microsoft-com:office:word" xmlns:w="http://schemas.openxmlformats.org/wordprocessingml/2006/main" xmlns:w14="http://schemas.microsoft.com/office/word/2010/wordml" xmlns:w15="http://schemas.microsoft.com/office/word/2012/wordml" xmlns:w16cex="http://schemas.microsoft.com/office/word/2018/wordml/cex" xmlns:w16cid="http://schemas.microsoft.com/office/word/2016/wordml/cid" xmlns:w16="http://schemas.microsoft.com/office/word/2018/wordml" xmlns:w16du="http://schemas.microsoft.com/office/word/2023/wordml/word16du" xmlns:w16sdtdh="http://schemas.microsoft.com/office/word/2020/wordml/sdtdatahash" xmlns:w16sdtfl="http://schemas.microsoft.com/office/word/2024/wordml/sdtformatlock" xmlns:w16se="http://schemas.microsoft.com/office/word/2015/wordml/symex" xmlns:wpg="http://schemas.microsoft.com/office/word/2010/wordprocessingGroup" xmlns:wpi="http://schemas.microsoft.com/office/word/2010/wordprocessingInk" xmlns:wne="http://schemas.microsoft.com/office/word/2006/wordml" xmlns:wps="http://schemas.microsoft.com/office/word/2010/wordprocessingShape" mc:Ignorable="w14 w15 w16se w16cid w16 w16cex w16sdtdh w16sdtfl w16du wp14">
   <w:p>
     <w:pPr>
@@ -6453,6 +6749,95 @@
     </w:lvl>
   </w:abstractNum>
   <w:abstractNum w:abstractNumId="1" w15:restartNumberingAfterBreak="0">
+    <w:nsid w:val="124B76C0"/>
+    <w:multiLevelType w:val="hybridMultilevel"/>
+    <w:tmpl w:val="1E9C9C40"/>
+    <w:lvl w:ilvl="0" w:tplc="0407000F">
+      <w:start w:val="1"/>
+      <w:numFmt w:val="decimal"/>
+      <w:lvlText w:val="%1."/>
+      <w:lvlJc w:val="left"/>
+      <w:pPr>
+        <w:ind w:left="720" w:hanging="360"/>
+      </w:pPr>
+      <w:rPr>
+        <w:rFonts w:hint="default"/>
+      </w:rPr>
+    </w:lvl>
+    <w:lvl w:ilvl="1" w:tplc="04070019" w:tentative="1">
+      <w:start w:val="1"/>
+      <w:numFmt w:val="lowerLetter"/>
+      <w:lvlText w:val="%2."/>
+      <w:lvlJc w:val="left"/>
+      <w:pPr>
+        <w:ind w:left="1440" w:hanging="360"/>
+      </w:pPr>
+    </w:lvl>
+    <w:lvl w:ilvl="2" w:tplc="0407001B" w:tentative="1">
+      <w:start w:val="1"/>
+      <w:numFmt w:val="lowerRoman"/>
+      <w:lvlText w:val="%3."/>
+      <w:lvlJc w:val="right"/>
+      <w:pPr>
+        <w:ind w:left="2160" w:hanging="180"/>
+      </w:pPr>
+    </w:lvl>
+    <w:lvl w:ilvl="3" w:tplc="0407000F" w:tentative="1">
+      <w:start w:val="1"/>
+      <w:numFmt w:val="decimal"/>
+      <w:lvlText w:val="%4."/>
+      <w:lvlJc w:val="left"/>
+      <w:pPr>
+        <w:ind w:left="2880" w:hanging="360"/>
+      </w:pPr>
+    </w:lvl>
+    <w:lvl w:ilvl="4" w:tplc="04070019" w:tentative="1">
+      <w:start w:val="1"/>
+      <w:numFmt w:val="lowerLetter"/>
+      <w:lvlText w:val="%5."/>
+      <w:lvlJc w:val="left"/>
+      <w:pPr>
+        <w:ind w:left="3600" w:hanging="360"/>
+      </w:pPr>
+    </w:lvl>
+    <w:lvl w:ilvl="5" w:tplc="0407001B" w:tentative="1">
+      <w:start w:val="1"/>
+      <w:numFmt w:val="lowerRoman"/>
+      <w:lvlText w:val="%6."/>
+      <w:lvlJc w:val="right"/>
+      <w:pPr>
+        <w:ind w:left="4320" w:hanging="180"/>
+      </w:pPr>
+    </w:lvl>
+    <w:lvl w:ilvl="6" w:tplc="0407000F" w:tentative="1">
+      <w:start w:val="1"/>
+      <w:numFmt w:val="decimal"/>
+      <w:lvlText w:val="%7."/>
+      <w:lvlJc w:val="left"/>
+      <w:pPr>
+        <w:ind w:left="5040" w:hanging="360"/>
+      </w:pPr>
+    </w:lvl>
+    <w:lvl w:ilvl="7" w:tplc="04070019" w:tentative="1">
+      <w:start w:val="1"/>
+      <w:numFmt w:val="lowerLetter"/>
+      <w:lvlText w:val="%8."/>
+      <w:lvlJc w:val="left"/>
+      <w:pPr>
+        <w:ind w:left="5760" w:hanging="360"/>
+      </w:pPr>
+    </w:lvl>
+    <w:lvl w:ilvl="8" w:tplc="0407001B" w:tentative="1">
+      <w:start w:val="1"/>
+      <w:numFmt w:val="lowerRoman"/>
+      <w:lvlText w:val="%9."/>
+      <w:lvlJc w:val="right"/>
+      <w:pPr>
+        <w:ind w:left="6480" w:hanging="180"/>
+      </w:pPr>
+    </w:lvl>
+  </w:abstractNum>
+  <w:abstractNum w:abstractNumId="2" w15:restartNumberingAfterBreak="0">
     <w:nsid w:val="491E4044"/>
     <w:multiLevelType w:val="multilevel"/>
     <w:tmpl w:val="716CD810"/>
@@ -6538,8 +6923,94 @@
       </w:pPr>
     </w:lvl>
   </w:abstractNum>
+  <w:abstractNum w:abstractNumId="3" w15:restartNumberingAfterBreak="0">
+    <w:nsid w:val="586E389E"/>
+    <w:multiLevelType w:val="hybridMultilevel"/>
+    <w:tmpl w:val="967C81A4"/>
+    <w:lvl w:ilvl="0" w:tplc="0407000F">
+      <w:start w:val="1"/>
+      <w:numFmt w:val="decimal"/>
+      <w:lvlText w:val="%1."/>
+      <w:lvlJc w:val="left"/>
+      <w:pPr>
+        <w:ind w:left="720" w:hanging="360"/>
+      </w:pPr>
+    </w:lvl>
+    <w:lvl w:ilvl="1" w:tplc="04070019" w:tentative="1">
+      <w:start w:val="1"/>
+      <w:numFmt w:val="lowerLetter"/>
+      <w:lvlText w:val="%2."/>
+      <w:lvlJc w:val="left"/>
+      <w:pPr>
+        <w:ind w:left="1440" w:hanging="360"/>
+      </w:pPr>
+    </w:lvl>
+    <w:lvl w:ilvl="2" w:tplc="0407001B" w:tentative="1">
+      <w:start w:val="1"/>
+      <w:numFmt w:val="lowerRoman"/>
+      <w:lvlText w:val="%3."/>
+      <w:lvlJc w:val="right"/>
+      <w:pPr>
+        <w:ind w:left="2160" w:hanging="180"/>
+      </w:pPr>
+    </w:lvl>
+    <w:lvl w:ilvl="3" w:tplc="0407000F" w:tentative="1">
+      <w:start w:val="1"/>
+      <w:numFmt w:val="decimal"/>
+      <w:lvlText w:val="%4."/>
+      <w:lvlJc w:val="left"/>
+      <w:pPr>
+        <w:ind w:left="2880" w:hanging="360"/>
+      </w:pPr>
+    </w:lvl>
+    <w:lvl w:ilvl="4" w:tplc="04070019" w:tentative="1">
+      <w:start w:val="1"/>
+      <w:numFmt w:val="lowerLetter"/>
+      <w:lvlText w:val="%5."/>
+      <w:lvlJc w:val="left"/>
+      <w:pPr>
+        <w:ind w:left="3600" w:hanging="360"/>
+      </w:pPr>
+    </w:lvl>
+    <w:lvl w:ilvl="5" w:tplc="0407001B" w:tentative="1">
+      <w:start w:val="1"/>
+      <w:numFmt w:val="lowerRoman"/>
+      <w:lvlText w:val="%6."/>
+      <w:lvlJc w:val="right"/>
+      <w:pPr>
+        <w:ind w:left="4320" w:hanging="180"/>
+      </w:pPr>
+    </w:lvl>
+    <w:lvl w:ilvl="6" w:tplc="0407000F" w:tentative="1">
+      <w:start w:val="1"/>
+      <w:numFmt w:val="decimal"/>
+      <w:lvlText w:val="%7."/>
+      <w:lvlJc w:val="left"/>
+      <w:pPr>
+        <w:ind w:left="5040" w:hanging="360"/>
+      </w:pPr>
+    </w:lvl>
+    <w:lvl w:ilvl="7" w:tplc="04070019" w:tentative="1">
+      <w:start w:val="1"/>
+      <w:numFmt w:val="lowerLetter"/>
+      <w:lvlText w:val="%8."/>
+      <w:lvlJc w:val="left"/>
+      <w:pPr>
+        <w:ind w:left="5760" w:hanging="360"/>
+      </w:pPr>
+    </w:lvl>
+    <w:lvl w:ilvl="8" w:tplc="0407001B" w:tentative="1">
+      <w:start w:val="1"/>
+      <w:numFmt w:val="lowerRoman"/>
+      <w:lvlText w:val="%9."/>
+      <w:lvlJc w:val="right"/>
+      <w:pPr>
+        <w:ind w:left="6480" w:hanging="180"/>
+      </w:pPr>
+    </w:lvl>
+  </w:abstractNum>
   <w:num w:numId="1" w16cid:durableId="1108544732">
-    <w:abstractNumId w:val="1"/>
+    <w:abstractNumId w:val="2"/>
   </w:num>
   <w:num w:numId="2" w16cid:durableId="1600674842">
     <w:abstractNumId w:val="0"/>
@@ -6570,6 +7041,12 @@
     <w:lvlOverride w:ilvl="8">
       <w:startOverride w:val="1"/>
     </w:lvlOverride>
+  </w:num>
+  <w:num w:numId="3" w16cid:durableId="2091197844">
+    <w:abstractNumId w:val="3"/>
+  </w:num>
+  <w:num w:numId="4" w16cid:durableId="1711570569">
+    <w:abstractNumId w:val="1"/>
   </w:num>
 </w:numbering>
 </file>
@@ -7165,7 +7642,6 @@
   <w:style w:type="character" w:default="1" w:styleId="Absatz-Standardschriftart">
     <w:name w:val="Default Paragraph Font"/>
     <w:uiPriority w:val="1"/>
-    <w:semiHidden/>
     <w:unhideWhenUsed/>
   </w:style>
   <w:style w:type="table" w:default="1" w:styleId="NormaleTabelle">
@@ -19128,28 +19604,28 @@
 </file>
 
 <file path=customXml/item1.xml><?xml version="1.0" encoding="utf-8"?>
+<b:Sources xmlns:b="http://schemas.openxmlformats.org/officeDocument/2006/bibliography" xmlns="http://schemas.openxmlformats.org/officeDocument/2006/bibliography" SelectedStyle="\APASixthEditionOfficeOnline.xsl" StyleName="APA" Version="6"/>
+</file>
+
+<file path=customXml/item2.xml><?xml version="1.0" encoding="utf-8"?>
 <go:gDocsCustomXmlDataStorage xmlns:go="http://customooxmlschemas.google.com/" xmlns:r="http://schemas.openxmlformats.org/officeDocument/2006/relationships" uri="GoogleDocsCustomDataVersion2">
   <go:docsCustomData xmlns:go="http://customooxmlschemas.google.com/" roundtripDataSignature="AMtx7mg5dQNf+GrM5QqtiyvkGamQEiahOA==">CgMxLjAyDmguczluaWhzaHVodnBlMg5oLnByeTh4dzYxY3pwYTIOaC5yOGNzOG84M29mNzQyDWguZjVnZ2xoMG5iMWoyDmgueHZ2bmRraGwydTQ0Mg5oLmI5eXY2bzd2dDQ2dDIOaC51ZjN1MHgxN3AwMGEyDmguZDE0NGt0amFnbjRkMg1oLm9zZHFsdGQ2cDVkMg5oLjJ3cXA1amd0dDlpczIOaC5rYm1wem1jemtta284AHIhMVFoNGN6UGhIYVd2ZHF5UFh1dmhHVGNXMFZUSi0wYTkx</go:docsCustomData>
 </go:gDocsCustomXmlDataStorage>
 </file>
 
-<file path=customXml/item2.xml><?xml version="1.0" encoding="utf-8"?>
-<b:Sources xmlns:b="http://schemas.openxmlformats.org/officeDocument/2006/bibliography" xmlns="http://schemas.openxmlformats.org/officeDocument/2006/bibliography" SelectedStyle="\APASixthEditionOfficeOnline.xsl" StyleName="APA" Version="6"/>
+<file path=customXml/itemProps1.xml><?xml version="1.0" encoding="utf-8"?>
+<ds:datastoreItem xmlns:ds="http://schemas.openxmlformats.org/officeDocument/2006/customXml" ds:itemID="{07159F60-2AE0-440E-BF63-3A172B73330C}">
+  <ds:schemaRefs>
+    <ds:schemaRef ds:uri="http://schemas.openxmlformats.org/officeDocument/2006/bibliography"/>
+  </ds:schemaRefs>
+</ds:datastoreItem>
 </file>
 
-<file path=customXml/itemProps1.xml><?xml version="1.0" encoding="utf-8"?>
+<file path=customXml/itemProps2.xml><?xml version="1.0" encoding="utf-8"?>
 <ds:datastoreItem xmlns:ds="http://schemas.openxmlformats.org/officeDocument/2006/customXml" ds:itemID="{11111111-1234-1234-1234-123412341234}">
   <ds:schemaRefs>
     <ds:schemaRef ds:uri="http://customooxmlschemas.google.com/"/>
     <ds:schemaRef ds:uri="http://schemas.openxmlformats.org/officeDocument/2006/relationships"/>
   </ds:schemaRefs>
 </ds:datastoreItem>
-</file>
-
-<file path=customXml/itemProps2.xml><?xml version="1.0" encoding="utf-8"?>
-<ds:datastoreItem xmlns:ds="http://schemas.openxmlformats.org/officeDocument/2006/customXml" ds:itemID="{07159F60-2AE0-440E-BF63-3A172B73330C}">
-  <ds:schemaRefs>
-    <ds:schemaRef ds:uri="http://schemas.openxmlformats.org/officeDocument/2006/bibliography"/>
-  </ds:schemaRefs>
-</ds:datastoreItem>
 </file>